--- a/E-Dentist_SRS.docx
+++ b/E-Dentist_SRS.docx
@@ -410,6 +410,7 @@
               <w:kern w:val="2"/>
               <w:sz w:val="24"/>
               <w:szCs w:val="24"/>
+              <w:lang w:val="en-GB" w:eastAsia="en-GB"/>
               <w14:ligatures w14:val="standardContextual"/>
             </w:rPr>
           </w:pPr>
@@ -431,7 +432,7 @@
             </w:rPr>
             <w:fldChar w:fldCharType="separate"/>
           </w:r>
-          <w:hyperlink w:anchor="_Toc218343984" w:history="1">
+          <w:hyperlink w:anchor="_Toc218682241" w:history="1">
             <w:r>
               <w:rPr>
                 <w:rStyle w:val="Hyperlink"/>
@@ -459,7 +460,7 @@
                 <w:noProof/>
                 <w:webHidden/>
               </w:rPr>
-              <w:instrText xml:space="preserve"> PAGEREF _Toc218343984 \h </w:instrText>
+              <w:instrText xml:space="preserve"> PAGEREF _Toc218682241 \h </w:instrText>
             </w:r>
             <w:r>
               <w:rPr>
@@ -502,10 +503,11 @@
               <w:kern w:val="2"/>
               <w:sz w:val="24"/>
               <w:szCs w:val="24"/>
+              <w:lang w:val="en-GB" w:eastAsia="en-GB"/>
               <w14:ligatures w14:val="standardContextual"/>
             </w:rPr>
           </w:pPr>
-          <w:hyperlink w:anchor="_Toc218343985" w:history="1">
+          <w:hyperlink w:anchor="_Toc218682242" w:history="1">
             <w:r>
               <w:rPr>
                 <w:rStyle w:val="Hyperlink"/>
@@ -533,7 +535,7 @@
                 <w:noProof/>
                 <w:webHidden/>
               </w:rPr>
-              <w:instrText xml:space="preserve"> PAGEREF _Toc218343985 \h </w:instrText>
+              <w:instrText xml:space="preserve"> PAGEREF _Toc218682242 \h </w:instrText>
             </w:r>
             <w:r>
               <w:rPr>
@@ -576,10 +578,11 @@
               <w:kern w:val="2"/>
               <w:sz w:val="24"/>
               <w:szCs w:val="24"/>
+              <w:lang w:val="en-GB" w:eastAsia="en-GB"/>
               <w14:ligatures w14:val="standardContextual"/>
             </w:rPr>
           </w:pPr>
-          <w:hyperlink w:anchor="_Toc218343986" w:history="1">
+          <w:hyperlink w:anchor="_Toc218682243" w:history="1">
             <w:r>
               <w:rPr>
                 <w:rStyle w:val="Hyperlink"/>
@@ -607,7 +610,7 @@
                 <w:noProof/>
                 <w:webHidden/>
               </w:rPr>
-              <w:instrText xml:space="preserve"> PAGEREF _Toc218343986 \h </w:instrText>
+              <w:instrText xml:space="preserve"> PAGEREF _Toc218682243 \h </w:instrText>
             </w:r>
             <w:r>
               <w:rPr>
@@ -650,10 +653,11 @@
               <w:kern w:val="2"/>
               <w:sz w:val="24"/>
               <w:szCs w:val="24"/>
+              <w:lang w:val="en-GB" w:eastAsia="en-GB"/>
               <w14:ligatures w14:val="standardContextual"/>
             </w:rPr>
           </w:pPr>
-          <w:hyperlink w:anchor="_Toc218343987" w:history="1">
+          <w:hyperlink w:anchor="_Toc218682244" w:history="1">
             <w:r>
               <w:rPr>
                 <w:rStyle w:val="Hyperlink"/>
@@ -681,7 +685,7 @@
                 <w:noProof/>
                 <w:webHidden/>
               </w:rPr>
-              <w:instrText xml:space="preserve"> PAGEREF _Toc218343987 \h </w:instrText>
+              <w:instrText xml:space="preserve"> PAGEREF _Toc218682244 \h </w:instrText>
             </w:r>
             <w:r>
               <w:rPr>
@@ -724,10 +728,11 @@
               <w:kern w:val="2"/>
               <w:sz w:val="24"/>
               <w:szCs w:val="24"/>
+              <w:lang w:val="en-GB" w:eastAsia="en-GB"/>
               <w14:ligatures w14:val="standardContextual"/>
             </w:rPr>
           </w:pPr>
-          <w:hyperlink w:anchor="_Toc218343988" w:history="1">
+          <w:hyperlink w:anchor="_Toc218682245" w:history="1">
             <w:r>
               <w:rPr>
                 <w:rStyle w:val="Hyperlink"/>
@@ -755,7 +760,7 @@
                 <w:noProof/>
                 <w:webHidden/>
               </w:rPr>
-              <w:instrText xml:space="preserve"> PAGEREF _Toc218343988 \h </w:instrText>
+              <w:instrText xml:space="preserve"> PAGEREF _Toc218682245 \h </w:instrText>
             </w:r>
             <w:r>
               <w:rPr>
@@ -798,10 +803,11 @@
               <w:kern w:val="2"/>
               <w:sz w:val="24"/>
               <w:szCs w:val="24"/>
+              <w:lang w:val="en-GB" w:eastAsia="en-GB"/>
               <w14:ligatures w14:val="standardContextual"/>
             </w:rPr>
           </w:pPr>
-          <w:hyperlink w:anchor="_Toc218343989" w:history="1">
+          <w:hyperlink w:anchor="_Toc218682246" w:history="1">
             <w:r>
               <w:rPr>
                 <w:rStyle w:val="Hyperlink"/>
@@ -829,7 +835,7 @@
                 <w:noProof/>
                 <w:webHidden/>
               </w:rPr>
-              <w:instrText xml:space="preserve"> PAGEREF _Toc218343989 \h </w:instrText>
+              <w:instrText xml:space="preserve"> PAGEREF _Toc218682246 \h </w:instrText>
             </w:r>
             <w:r>
               <w:rPr>
@@ -872,10 +878,11 @@
               <w:kern w:val="2"/>
               <w:sz w:val="24"/>
               <w:szCs w:val="24"/>
+              <w:lang w:val="en-GB" w:eastAsia="en-GB"/>
               <w14:ligatures w14:val="standardContextual"/>
             </w:rPr>
           </w:pPr>
-          <w:hyperlink w:anchor="_Toc218343990" w:history="1">
+          <w:hyperlink w:anchor="_Toc218682247" w:history="1">
             <w:r>
               <w:rPr>
                 <w:rStyle w:val="Hyperlink"/>
@@ -903,7 +910,7 @@
                 <w:noProof/>
                 <w:webHidden/>
               </w:rPr>
-              <w:instrText xml:space="preserve"> PAGEREF _Toc218343990 \h </w:instrText>
+              <w:instrText xml:space="preserve"> PAGEREF _Toc218682247 \h </w:instrText>
             </w:r>
             <w:r>
               <w:rPr>
@@ -946,10 +953,11 @@
               <w:kern w:val="2"/>
               <w:sz w:val="24"/>
               <w:szCs w:val="24"/>
+              <w:lang w:val="en-GB" w:eastAsia="en-GB"/>
               <w14:ligatures w14:val="standardContextual"/>
             </w:rPr>
           </w:pPr>
-          <w:hyperlink w:anchor="_Toc218343991" w:history="1">
+          <w:hyperlink w:anchor="_Toc218682248" w:history="1">
             <w:r>
               <w:rPr>
                 <w:rStyle w:val="Hyperlink"/>
@@ -977,7 +985,7 @@
                 <w:noProof/>
                 <w:webHidden/>
               </w:rPr>
-              <w:instrText xml:space="preserve"> PAGEREF _Toc218343991 \h </w:instrText>
+              <w:instrText xml:space="preserve"> PAGEREF _Toc218682248 \h </w:instrText>
             </w:r>
             <w:r>
               <w:rPr>
@@ -1020,10 +1028,11 @@
               <w:kern w:val="2"/>
               <w:sz w:val="24"/>
               <w:szCs w:val="24"/>
+              <w:lang w:val="en-GB" w:eastAsia="en-GB"/>
               <w14:ligatures w14:val="standardContextual"/>
             </w:rPr>
           </w:pPr>
-          <w:hyperlink w:anchor="_Toc218343992" w:history="1">
+          <w:hyperlink w:anchor="_Toc218682249" w:history="1">
             <w:r>
               <w:rPr>
                 <w:rStyle w:val="Hyperlink"/>
@@ -1051,7 +1060,7 @@
                 <w:noProof/>
                 <w:webHidden/>
               </w:rPr>
-              <w:instrText xml:space="preserve"> PAGEREF _Toc218343992 \h </w:instrText>
+              <w:instrText xml:space="preserve"> PAGEREF _Toc218682249 \h </w:instrText>
             </w:r>
             <w:r>
               <w:rPr>
@@ -1094,10 +1103,11 @@
               <w:kern w:val="2"/>
               <w:sz w:val="24"/>
               <w:szCs w:val="24"/>
+              <w:lang w:val="en-GB" w:eastAsia="en-GB"/>
               <w14:ligatures w14:val="standardContextual"/>
             </w:rPr>
           </w:pPr>
-          <w:hyperlink w:anchor="_Toc218343993" w:history="1">
+          <w:hyperlink w:anchor="_Toc218682250" w:history="1">
             <w:r>
               <w:rPr>
                 <w:rStyle w:val="Hyperlink"/>
@@ -1125,7 +1135,7 @@
                 <w:noProof/>
                 <w:webHidden/>
               </w:rPr>
-              <w:instrText xml:space="preserve"> PAGEREF _Toc218343993 \h </w:instrText>
+              <w:instrText xml:space="preserve"> PAGEREF _Toc218682250 \h </w:instrText>
             </w:r>
             <w:r>
               <w:rPr>
@@ -1168,10 +1178,11 @@
               <w:kern w:val="2"/>
               <w:sz w:val="24"/>
               <w:szCs w:val="24"/>
+              <w:lang w:val="en-GB" w:eastAsia="en-GB"/>
               <w14:ligatures w14:val="standardContextual"/>
             </w:rPr>
           </w:pPr>
-          <w:hyperlink w:anchor="_Toc218343994" w:history="1">
+          <w:hyperlink w:anchor="_Toc218682251" w:history="1">
             <w:r>
               <w:rPr>
                 <w:rStyle w:val="Hyperlink"/>
@@ -1199,7 +1210,7 @@
                 <w:noProof/>
                 <w:webHidden/>
               </w:rPr>
-              <w:instrText xml:space="preserve"> PAGEREF _Toc218343994 \h </w:instrText>
+              <w:instrText xml:space="preserve"> PAGEREF _Toc218682251 \h </w:instrText>
             </w:r>
             <w:r>
               <w:rPr>
@@ -1242,10 +1253,11 @@
               <w:kern w:val="2"/>
               <w:sz w:val="24"/>
               <w:szCs w:val="24"/>
+              <w:lang w:val="en-GB" w:eastAsia="en-GB"/>
               <w14:ligatures w14:val="standardContextual"/>
             </w:rPr>
           </w:pPr>
-          <w:hyperlink w:anchor="_Toc218343995" w:history="1">
+          <w:hyperlink w:anchor="_Toc218682252" w:history="1">
             <w:r>
               <w:rPr>
                 <w:rStyle w:val="Hyperlink"/>
@@ -1273,7 +1285,7 @@
                 <w:noProof/>
                 <w:webHidden/>
               </w:rPr>
-              <w:instrText xml:space="preserve"> PAGEREF _Toc218343995 \h </w:instrText>
+              <w:instrText xml:space="preserve"> PAGEREF _Toc218682252 \h </w:instrText>
             </w:r>
             <w:r>
               <w:rPr>
@@ -1316,10 +1328,11 @@
               <w:kern w:val="2"/>
               <w:sz w:val="24"/>
               <w:szCs w:val="24"/>
+              <w:lang w:val="en-GB" w:eastAsia="en-GB"/>
               <w14:ligatures w14:val="standardContextual"/>
             </w:rPr>
           </w:pPr>
-          <w:hyperlink w:anchor="_Toc218343996" w:history="1">
+          <w:hyperlink w:anchor="_Toc218682253" w:history="1">
             <w:r>
               <w:rPr>
                 <w:rStyle w:val="Hyperlink"/>
@@ -1347,7 +1360,7 @@
                 <w:noProof/>
                 <w:webHidden/>
               </w:rPr>
-              <w:instrText xml:space="preserve"> PAGEREF _Toc218343996 \h </w:instrText>
+              <w:instrText xml:space="preserve"> PAGEREF _Toc218682253 \h </w:instrText>
             </w:r>
             <w:r>
               <w:rPr>
@@ -1390,10 +1403,11 @@
               <w:kern w:val="2"/>
               <w:sz w:val="24"/>
               <w:szCs w:val="24"/>
+              <w:lang w:val="en-GB" w:eastAsia="en-GB"/>
               <w14:ligatures w14:val="standardContextual"/>
             </w:rPr>
           </w:pPr>
-          <w:hyperlink w:anchor="_Toc218343997" w:history="1">
+          <w:hyperlink w:anchor="_Toc218682254" w:history="1">
             <w:r>
               <w:rPr>
                 <w:rStyle w:val="Hyperlink"/>
@@ -1421,7 +1435,7 @@
                 <w:noProof/>
                 <w:webHidden/>
               </w:rPr>
-              <w:instrText xml:space="preserve"> PAGEREF _Toc218343997 \h </w:instrText>
+              <w:instrText xml:space="preserve"> PAGEREF _Toc218682254 \h </w:instrText>
             </w:r>
             <w:r>
               <w:rPr>
@@ -1464,10 +1478,11 @@
               <w:kern w:val="2"/>
               <w:sz w:val="24"/>
               <w:szCs w:val="24"/>
+              <w:lang w:val="en-GB" w:eastAsia="en-GB"/>
               <w14:ligatures w14:val="standardContextual"/>
             </w:rPr>
           </w:pPr>
-          <w:hyperlink w:anchor="_Toc218343998" w:history="1">
+          <w:hyperlink w:anchor="_Toc218682255" w:history="1">
             <w:r>
               <w:rPr>
                 <w:rStyle w:val="Hyperlink"/>
@@ -1495,7 +1510,7 @@
                 <w:noProof/>
                 <w:webHidden/>
               </w:rPr>
-              <w:instrText xml:space="preserve"> PAGEREF _Toc218343998 \h </w:instrText>
+              <w:instrText xml:space="preserve"> PAGEREF _Toc218682255 \h </w:instrText>
             </w:r>
             <w:r>
               <w:rPr>
@@ -1538,10 +1553,11 @@
               <w:kern w:val="2"/>
               <w:sz w:val="24"/>
               <w:szCs w:val="24"/>
+              <w:lang w:val="en-GB" w:eastAsia="en-GB"/>
               <w14:ligatures w14:val="standardContextual"/>
             </w:rPr>
           </w:pPr>
-          <w:hyperlink w:anchor="_Toc218343999" w:history="1">
+          <w:hyperlink w:anchor="_Toc218682256" w:history="1">
             <w:r>
               <w:rPr>
                 <w:rStyle w:val="Hyperlink"/>
@@ -1569,7 +1585,7 @@
                 <w:noProof/>
                 <w:webHidden/>
               </w:rPr>
-              <w:instrText xml:space="preserve"> PAGEREF _Toc218343999 \h </w:instrText>
+              <w:instrText xml:space="preserve"> PAGEREF _Toc218682256 \h </w:instrText>
             </w:r>
             <w:r>
               <w:rPr>
@@ -1612,10 +1628,11 @@
               <w:kern w:val="2"/>
               <w:sz w:val="24"/>
               <w:szCs w:val="24"/>
+              <w:lang w:val="en-GB" w:eastAsia="en-GB"/>
               <w14:ligatures w14:val="standardContextual"/>
             </w:rPr>
           </w:pPr>
-          <w:hyperlink w:anchor="_Toc218344000" w:history="1">
+          <w:hyperlink w:anchor="_Toc218682257" w:history="1">
             <w:r>
               <w:rPr>
                 <w:rStyle w:val="Hyperlink"/>
@@ -1643,7 +1660,7 @@
                 <w:noProof/>
                 <w:webHidden/>
               </w:rPr>
-              <w:instrText xml:space="preserve"> PAGEREF _Toc218344000 \h </w:instrText>
+              <w:instrText xml:space="preserve"> PAGEREF _Toc218682257 \h </w:instrText>
             </w:r>
             <w:r>
               <w:rPr>
@@ -1686,10 +1703,11 @@
               <w:kern w:val="2"/>
               <w:sz w:val="24"/>
               <w:szCs w:val="24"/>
+              <w:lang w:val="en-GB" w:eastAsia="en-GB"/>
               <w14:ligatures w14:val="standardContextual"/>
             </w:rPr>
           </w:pPr>
-          <w:hyperlink w:anchor="_Toc218344001" w:history="1">
+          <w:hyperlink w:anchor="_Toc218682258" w:history="1">
             <w:r>
               <w:rPr>
                 <w:rStyle w:val="Hyperlink"/>
@@ -1717,7 +1735,7 @@
                 <w:noProof/>
                 <w:webHidden/>
               </w:rPr>
-              <w:instrText xml:space="preserve"> PAGEREF _Toc218344001 \h </w:instrText>
+              <w:instrText xml:space="preserve"> PAGEREF _Toc218682258 \h </w:instrText>
             </w:r>
             <w:r>
               <w:rPr>
@@ -1760,10 +1778,11 @@
               <w:kern w:val="2"/>
               <w:sz w:val="24"/>
               <w:szCs w:val="24"/>
+              <w:lang w:val="en-GB" w:eastAsia="en-GB"/>
               <w14:ligatures w14:val="standardContextual"/>
             </w:rPr>
           </w:pPr>
-          <w:hyperlink w:anchor="_Toc218344002" w:history="1">
+          <w:hyperlink w:anchor="_Toc218682259" w:history="1">
             <w:r>
               <w:rPr>
                 <w:rStyle w:val="Hyperlink"/>
@@ -1791,7 +1810,7 @@
                 <w:noProof/>
                 <w:webHidden/>
               </w:rPr>
-              <w:instrText xml:space="preserve"> PAGEREF _Toc218344002 \h </w:instrText>
+              <w:instrText xml:space="preserve"> PAGEREF _Toc218682259 \h </w:instrText>
             </w:r>
             <w:r>
               <w:rPr>
@@ -1834,10 +1853,11 @@
               <w:kern w:val="2"/>
               <w:sz w:val="24"/>
               <w:szCs w:val="24"/>
+              <w:lang w:val="en-GB" w:eastAsia="en-GB"/>
               <w14:ligatures w14:val="standardContextual"/>
             </w:rPr>
           </w:pPr>
-          <w:hyperlink w:anchor="_Toc218344003" w:history="1">
+          <w:hyperlink w:anchor="_Toc218682260" w:history="1">
             <w:r>
               <w:rPr>
                 <w:rStyle w:val="Hyperlink"/>
@@ -1865,7 +1885,7 @@
                 <w:noProof/>
                 <w:webHidden/>
               </w:rPr>
-              <w:instrText xml:space="preserve"> PAGEREF _Toc218344003 \h </w:instrText>
+              <w:instrText xml:space="preserve"> PAGEREF _Toc218682260 \h </w:instrText>
             </w:r>
             <w:r>
               <w:rPr>
@@ -1908,10 +1928,11 @@
               <w:kern w:val="2"/>
               <w:sz w:val="24"/>
               <w:szCs w:val="24"/>
+              <w:lang w:val="en-GB" w:eastAsia="en-GB"/>
               <w14:ligatures w14:val="standardContextual"/>
             </w:rPr>
           </w:pPr>
-          <w:hyperlink w:anchor="_Toc218344004" w:history="1">
+          <w:hyperlink w:anchor="_Toc218682261" w:history="1">
             <w:r>
               <w:rPr>
                 <w:rStyle w:val="Hyperlink"/>
@@ -1939,7 +1960,7 @@
                 <w:noProof/>
                 <w:webHidden/>
               </w:rPr>
-              <w:instrText xml:space="preserve"> PAGEREF _Toc218344004 \h </w:instrText>
+              <w:instrText xml:space="preserve"> PAGEREF _Toc218682261 \h </w:instrText>
             </w:r>
             <w:r>
               <w:rPr>
@@ -1982,10 +2003,11 @@
               <w:kern w:val="2"/>
               <w:sz w:val="24"/>
               <w:szCs w:val="24"/>
+              <w:lang w:val="en-GB" w:eastAsia="en-GB"/>
               <w14:ligatures w14:val="standardContextual"/>
             </w:rPr>
           </w:pPr>
-          <w:hyperlink w:anchor="_Toc218344005" w:history="1">
+          <w:hyperlink w:anchor="_Toc218682262" w:history="1">
             <w:r>
               <w:rPr>
                 <w:rStyle w:val="Hyperlink"/>
@@ -2013,7 +2035,7 @@
                 <w:noProof/>
                 <w:webHidden/>
               </w:rPr>
-              <w:instrText xml:space="preserve"> PAGEREF _Toc218344005 \h </w:instrText>
+              <w:instrText xml:space="preserve"> PAGEREF _Toc218682262 \h </w:instrText>
             </w:r>
             <w:r>
               <w:rPr>
@@ -2056,10 +2078,11 @@
               <w:kern w:val="2"/>
               <w:sz w:val="24"/>
               <w:szCs w:val="24"/>
+              <w:lang w:val="en-GB" w:eastAsia="en-GB"/>
               <w14:ligatures w14:val="standardContextual"/>
             </w:rPr>
           </w:pPr>
-          <w:hyperlink w:anchor="_Toc218344006" w:history="1">
+          <w:hyperlink w:anchor="_Toc218682263" w:history="1">
             <w:r>
               <w:rPr>
                 <w:rStyle w:val="Hyperlink"/>
@@ -2087,7 +2110,7 @@
                 <w:noProof/>
                 <w:webHidden/>
               </w:rPr>
-              <w:instrText xml:space="preserve"> PAGEREF _Toc218344006 \h </w:instrText>
+              <w:instrText xml:space="preserve"> PAGEREF _Toc218682263 \h </w:instrText>
             </w:r>
             <w:r>
               <w:rPr>
@@ -2130,10 +2153,11 @@
               <w:kern w:val="2"/>
               <w:sz w:val="24"/>
               <w:szCs w:val="24"/>
+              <w:lang w:val="en-GB" w:eastAsia="en-GB"/>
               <w14:ligatures w14:val="standardContextual"/>
             </w:rPr>
           </w:pPr>
-          <w:hyperlink w:anchor="_Toc218344007" w:history="1">
+          <w:hyperlink w:anchor="_Toc218682264" w:history="1">
             <w:r>
               <w:rPr>
                 <w:rStyle w:val="Hyperlink"/>
@@ -2161,7 +2185,7 @@
                 <w:noProof/>
                 <w:webHidden/>
               </w:rPr>
-              <w:instrText xml:space="preserve"> PAGEREF _Toc218344007 \h </w:instrText>
+              <w:instrText xml:space="preserve"> PAGEREF _Toc218682264 \h </w:instrText>
             </w:r>
             <w:r>
               <w:rPr>
@@ -2204,17 +2228,18 @@
               <w:kern w:val="2"/>
               <w:sz w:val="24"/>
               <w:szCs w:val="24"/>
+              <w:lang w:val="en-GB" w:eastAsia="en-GB"/>
               <w14:ligatures w14:val="standardContextual"/>
             </w:rPr>
           </w:pPr>
-          <w:hyperlink w:anchor="_Toc218344008" w:history="1">
+          <w:hyperlink w:anchor="_Toc218682265" w:history="1">
             <w:r>
               <w:rPr>
                 <w:rStyle w:val="Hyperlink"/>
                 <w:rFonts w:ascii="Times New Roman" w:hAnsi="Times New Roman"/>
                 <w:noProof/>
               </w:rPr>
-              <w:t>6.2 Non-Functional Requirements (Detailed)</w:t>
+              <w:t>7.2 Non-Functional Requirements (Detailed)</w:t>
             </w:r>
             <w:r>
               <w:rPr>
@@ -2235,7 +2260,7 @@
                 <w:noProof/>
                 <w:webHidden/>
               </w:rPr>
-              <w:instrText xml:space="preserve"> PAGEREF _Toc218344008 \h </w:instrText>
+              <w:instrText xml:space="preserve"> PAGEREF _Toc218682265 \h </w:instrText>
             </w:r>
             <w:r>
               <w:rPr>
@@ -2278,10 +2303,11 @@
               <w:kern w:val="2"/>
               <w:sz w:val="24"/>
               <w:szCs w:val="24"/>
+              <w:lang w:val="en-GB" w:eastAsia="en-GB"/>
               <w14:ligatures w14:val="standardContextual"/>
             </w:rPr>
           </w:pPr>
-          <w:hyperlink w:anchor="_Toc218344009" w:history="1">
+          <w:hyperlink w:anchor="_Toc218682266" w:history="1">
             <w:r>
               <w:rPr>
                 <w:rStyle w:val="Hyperlink"/>
@@ -2309,7 +2335,7 @@
                 <w:noProof/>
                 <w:webHidden/>
               </w:rPr>
-              <w:instrText xml:space="preserve"> PAGEREF _Toc218344009 \h </w:instrText>
+              <w:instrText xml:space="preserve"> PAGEREF _Toc218682266 \h </w:instrText>
             </w:r>
             <w:r>
               <w:rPr>
@@ -2352,10 +2378,11 @@
               <w:kern w:val="2"/>
               <w:sz w:val="24"/>
               <w:szCs w:val="24"/>
+              <w:lang w:val="en-GB" w:eastAsia="en-GB"/>
               <w14:ligatures w14:val="standardContextual"/>
             </w:rPr>
           </w:pPr>
-          <w:hyperlink w:anchor="_Toc218344010" w:history="1">
+          <w:hyperlink w:anchor="_Toc218682267" w:history="1">
             <w:r>
               <w:rPr>
                 <w:rStyle w:val="Hyperlink"/>
@@ -2383,7 +2410,7 @@
                 <w:noProof/>
                 <w:webHidden/>
               </w:rPr>
-              <w:instrText xml:space="preserve"> PAGEREF _Toc218344010 \h </w:instrText>
+              <w:instrText xml:space="preserve"> PAGEREF _Toc218682267 \h </w:instrText>
             </w:r>
             <w:r>
               <w:rPr>
@@ -2426,10 +2453,11 @@
               <w:kern w:val="2"/>
               <w:sz w:val="24"/>
               <w:szCs w:val="24"/>
+              <w:lang w:val="en-GB" w:eastAsia="en-GB"/>
               <w14:ligatures w14:val="standardContextual"/>
             </w:rPr>
           </w:pPr>
-          <w:hyperlink w:anchor="_Toc218344011" w:history="1">
+          <w:hyperlink w:anchor="_Toc218682268" w:history="1">
             <w:r>
               <w:rPr>
                 <w:rStyle w:val="Hyperlink"/>
@@ -2457,7 +2485,7 @@
                 <w:noProof/>
                 <w:webHidden/>
               </w:rPr>
-              <w:instrText xml:space="preserve"> PAGEREF _Toc218344011 \h </w:instrText>
+              <w:instrText xml:space="preserve"> PAGEREF _Toc218682268 \h </w:instrText>
             </w:r>
             <w:r>
               <w:rPr>
@@ -2500,10 +2528,11 @@
               <w:kern w:val="2"/>
               <w:sz w:val="24"/>
               <w:szCs w:val="24"/>
+              <w:lang w:val="en-GB" w:eastAsia="en-GB"/>
               <w14:ligatures w14:val="standardContextual"/>
             </w:rPr>
           </w:pPr>
-          <w:hyperlink w:anchor="_Toc218344012" w:history="1">
+          <w:hyperlink w:anchor="_Toc218682269" w:history="1">
             <w:r>
               <w:rPr>
                 <w:rStyle w:val="Hyperlink"/>
@@ -2531,7 +2560,7 @@
                 <w:noProof/>
                 <w:webHidden/>
               </w:rPr>
-              <w:instrText xml:space="preserve"> PAGEREF _Toc218344012 \h </w:instrText>
+              <w:instrText xml:space="preserve"> PAGEREF _Toc218682269 \h </w:instrText>
             </w:r>
             <w:r>
               <w:rPr>
@@ -2574,10 +2603,11 @@
               <w:kern w:val="2"/>
               <w:sz w:val="24"/>
               <w:szCs w:val="24"/>
+              <w:lang w:val="en-GB" w:eastAsia="en-GB"/>
               <w14:ligatures w14:val="standardContextual"/>
             </w:rPr>
           </w:pPr>
-          <w:hyperlink w:anchor="_Toc218344013" w:history="1">
+          <w:hyperlink w:anchor="_Toc218682270" w:history="1">
             <w:r>
               <w:rPr>
                 <w:rStyle w:val="Hyperlink"/>
@@ -2605,7 +2635,7 @@
                 <w:noProof/>
                 <w:webHidden/>
               </w:rPr>
-              <w:instrText xml:space="preserve"> PAGEREF _Toc218344013 \h </w:instrText>
+              <w:instrText xml:space="preserve"> PAGEREF _Toc218682270 \h </w:instrText>
             </w:r>
             <w:r>
               <w:rPr>
@@ -2648,10 +2678,11 @@
               <w:kern w:val="2"/>
               <w:sz w:val="24"/>
               <w:szCs w:val="24"/>
+              <w:lang w:val="en-GB" w:eastAsia="en-GB"/>
               <w14:ligatures w14:val="standardContextual"/>
             </w:rPr>
           </w:pPr>
-          <w:hyperlink w:anchor="_Toc218344014" w:history="1">
+          <w:hyperlink w:anchor="_Toc218682271" w:history="1">
             <w:r>
               <w:rPr>
                 <w:rStyle w:val="Hyperlink"/>
@@ -2679,7 +2710,7 @@
                 <w:noProof/>
                 <w:webHidden/>
               </w:rPr>
-              <w:instrText xml:space="preserve"> PAGEREF _Toc218344014 \h </w:instrText>
+              <w:instrText xml:space="preserve"> PAGEREF _Toc218682271 \h </w:instrText>
             </w:r>
             <w:r>
               <w:rPr>
@@ -2722,10 +2753,11 @@
               <w:kern w:val="2"/>
               <w:sz w:val="24"/>
               <w:szCs w:val="24"/>
+              <w:lang w:val="en-GB" w:eastAsia="en-GB"/>
               <w14:ligatures w14:val="standardContextual"/>
             </w:rPr>
           </w:pPr>
-          <w:hyperlink w:anchor="_Toc218344015" w:history="1">
+          <w:hyperlink w:anchor="_Toc218682272" w:history="1">
             <w:r>
               <w:rPr>
                 <w:rStyle w:val="Hyperlink"/>
@@ -2753,7 +2785,7 @@
                 <w:noProof/>
                 <w:webHidden/>
               </w:rPr>
-              <w:instrText xml:space="preserve"> PAGEREF _Toc218344015 \h </w:instrText>
+              <w:instrText xml:space="preserve"> PAGEREF _Toc218682272 \h </w:instrText>
             </w:r>
             <w:r>
               <w:rPr>
@@ -2796,10 +2828,11 @@
               <w:kern w:val="2"/>
               <w:sz w:val="24"/>
               <w:szCs w:val="24"/>
+              <w:lang w:val="en-GB" w:eastAsia="en-GB"/>
               <w14:ligatures w14:val="standardContextual"/>
             </w:rPr>
           </w:pPr>
-          <w:hyperlink w:anchor="_Toc218344016" w:history="1">
+          <w:hyperlink w:anchor="_Toc218682273" w:history="1">
             <w:r>
               <w:rPr>
                 <w:rStyle w:val="Hyperlink"/>
@@ -2827,7 +2860,7 @@
                 <w:noProof/>
                 <w:webHidden/>
               </w:rPr>
-              <w:instrText xml:space="preserve"> PAGEREF _Toc218344016 \h </w:instrText>
+              <w:instrText xml:space="preserve"> PAGEREF _Toc218682273 \h </w:instrText>
             </w:r>
             <w:r>
               <w:rPr>
@@ -2870,10 +2903,11 @@
               <w:kern w:val="2"/>
               <w:sz w:val="24"/>
               <w:szCs w:val="24"/>
+              <w:lang w:val="en-GB" w:eastAsia="en-GB"/>
               <w14:ligatures w14:val="standardContextual"/>
             </w:rPr>
           </w:pPr>
-          <w:hyperlink w:anchor="_Toc218344017" w:history="1">
+          <w:hyperlink w:anchor="_Toc218682274" w:history="1">
             <w:r>
               <w:rPr>
                 <w:rStyle w:val="Hyperlink"/>
@@ -2901,7 +2935,7 @@
                 <w:noProof/>
                 <w:webHidden/>
               </w:rPr>
-              <w:instrText xml:space="preserve"> PAGEREF _Toc218344017 \h </w:instrText>
+              <w:instrText xml:space="preserve"> PAGEREF _Toc218682274 \h </w:instrText>
             </w:r>
             <w:r>
               <w:rPr>
@@ -2944,10 +2978,11 @@
               <w:kern w:val="2"/>
               <w:sz w:val="24"/>
               <w:szCs w:val="24"/>
+              <w:lang w:val="en-GB" w:eastAsia="en-GB"/>
               <w14:ligatures w14:val="standardContextual"/>
             </w:rPr>
           </w:pPr>
-          <w:hyperlink w:anchor="_Toc218344018" w:history="1">
+          <w:hyperlink w:anchor="_Toc218682275" w:history="1">
             <w:r>
               <w:rPr>
                 <w:rStyle w:val="Hyperlink"/>
@@ -2975,7 +3010,7 @@
                 <w:noProof/>
                 <w:webHidden/>
               </w:rPr>
-              <w:instrText xml:space="preserve"> PAGEREF _Toc218344018 \h </w:instrText>
+              <w:instrText xml:space="preserve"> PAGEREF _Toc218682275 \h </w:instrText>
             </w:r>
             <w:r>
               <w:rPr>
@@ -3018,10 +3053,11 @@
               <w:kern w:val="2"/>
               <w:sz w:val="24"/>
               <w:szCs w:val="24"/>
+              <w:lang w:val="en-GB" w:eastAsia="en-GB"/>
               <w14:ligatures w14:val="standardContextual"/>
             </w:rPr>
           </w:pPr>
-          <w:hyperlink w:anchor="_Toc218344019" w:history="1">
+          <w:hyperlink w:anchor="_Toc218682276" w:history="1">
             <w:r>
               <w:rPr>
                 <w:rStyle w:val="Hyperlink"/>
@@ -3049,7 +3085,7 @@
                 <w:noProof/>
                 <w:webHidden/>
               </w:rPr>
-              <w:instrText xml:space="preserve"> PAGEREF _Toc218344019 \h </w:instrText>
+              <w:instrText xml:space="preserve"> PAGEREF _Toc218682276 \h </w:instrText>
             </w:r>
             <w:r>
               <w:rPr>
@@ -3092,10 +3128,11 @@
               <w:kern w:val="2"/>
               <w:sz w:val="24"/>
               <w:szCs w:val="24"/>
+              <w:lang w:val="en-GB" w:eastAsia="en-GB"/>
               <w14:ligatures w14:val="standardContextual"/>
             </w:rPr>
           </w:pPr>
-          <w:hyperlink w:anchor="_Toc218344020" w:history="1">
+          <w:hyperlink w:anchor="_Toc218682277" w:history="1">
             <w:r>
               <w:rPr>
                 <w:rStyle w:val="Hyperlink"/>
@@ -3123,7 +3160,7 @@
                 <w:noProof/>
                 <w:webHidden/>
               </w:rPr>
-              <w:instrText xml:space="preserve"> PAGEREF _Toc218344020 \h </w:instrText>
+              <w:instrText xml:space="preserve"> PAGEREF _Toc218682277 \h </w:instrText>
             </w:r>
             <w:r>
               <w:rPr>
@@ -3166,10 +3203,11 @@
               <w:kern w:val="2"/>
               <w:sz w:val="24"/>
               <w:szCs w:val="24"/>
+              <w:lang w:val="en-GB" w:eastAsia="en-GB"/>
               <w14:ligatures w14:val="standardContextual"/>
             </w:rPr>
           </w:pPr>
-          <w:hyperlink w:anchor="_Toc218344021" w:history="1">
+          <w:hyperlink w:anchor="_Toc218682278" w:history="1">
             <w:r>
               <w:rPr>
                 <w:rStyle w:val="Hyperlink"/>
@@ -3197,7 +3235,7 @@
                 <w:noProof/>
                 <w:webHidden/>
               </w:rPr>
-              <w:instrText xml:space="preserve"> PAGEREF _Toc218344021 \h </w:instrText>
+              <w:instrText xml:space="preserve"> PAGEREF _Toc218682278 \h </w:instrText>
             </w:r>
             <w:r>
               <w:rPr>
@@ -3240,10 +3278,11 @@
               <w:kern w:val="2"/>
               <w:sz w:val="24"/>
               <w:szCs w:val="24"/>
+              <w:lang w:val="en-GB" w:eastAsia="en-GB"/>
               <w14:ligatures w14:val="standardContextual"/>
             </w:rPr>
           </w:pPr>
-          <w:hyperlink w:anchor="_Toc218344022" w:history="1">
+          <w:hyperlink w:anchor="_Toc218682279" w:history="1">
             <w:r>
               <w:rPr>
                 <w:rStyle w:val="Hyperlink"/>
@@ -3271,7 +3310,7 @@
                 <w:noProof/>
                 <w:webHidden/>
               </w:rPr>
-              <w:instrText xml:space="preserve"> PAGEREF _Toc218344022 \h </w:instrText>
+              <w:instrText xml:space="preserve"> PAGEREF _Toc218682279 \h </w:instrText>
             </w:r>
             <w:r>
               <w:rPr>
@@ -3314,10 +3353,11 @@
               <w:kern w:val="2"/>
               <w:sz w:val="24"/>
               <w:szCs w:val="24"/>
+              <w:lang w:val="en-GB" w:eastAsia="en-GB"/>
               <w14:ligatures w14:val="standardContextual"/>
             </w:rPr>
           </w:pPr>
-          <w:hyperlink w:anchor="_Toc218344023" w:history="1">
+          <w:hyperlink w:anchor="_Toc218682280" w:history="1">
             <w:r>
               <w:rPr>
                 <w:rStyle w:val="Hyperlink"/>
@@ -3345,7 +3385,7 @@
                 <w:noProof/>
                 <w:webHidden/>
               </w:rPr>
-              <w:instrText xml:space="preserve"> PAGEREF _Toc218344023 \h </w:instrText>
+              <w:instrText xml:space="preserve"> PAGEREF _Toc218682280 \h </w:instrText>
             </w:r>
             <w:r>
               <w:rPr>
@@ -3388,10 +3428,11 @@
               <w:kern w:val="2"/>
               <w:sz w:val="24"/>
               <w:szCs w:val="24"/>
+              <w:lang w:val="en-GB" w:eastAsia="en-GB"/>
               <w14:ligatures w14:val="standardContextual"/>
             </w:rPr>
           </w:pPr>
-          <w:hyperlink w:anchor="_Toc218344024" w:history="1">
+          <w:hyperlink w:anchor="_Toc218682281" w:history="1">
             <w:r>
               <w:rPr>
                 <w:rStyle w:val="Hyperlink"/>
@@ -3419,7 +3460,7 @@
                 <w:noProof/>
                 <w:webHidden/>
               </w:rPr>
-              <w:instrText xml:space="preserve"> PAGEREF _Toc218344024 \h </w:instrText>
+              <w:instrText xml:space="preserve"> PAGEREF _Toc218682281 \h </w:instrText>
             </w:r>
             <w:r>
               <w:rPr>
@@ -3462,10 +3503,11 @@
               <w:kern w:val="2"/>
               <w:sz w:val="24"/>
               <w:szCs w:val="24"/>
+              <w:lang w:val="en-GB" w:eastAsia="en-GB"/>
               <w14:ligatures w14:val="standardContextual"/>
             </w:rPr>
           </w:pPr>
-          <w:hyperlink w:anchor="_Toc218344025" w:history="1">
+          <w:hyperlink w:anchor="_Toc218682282" w:history="1">
             <w:r>
               <w:rPr>
                 <w:rStyle w:val="Hyperlink"/>
@@ -3493,7 +3535,7 @@
                 <w:noProof/>
                 <w:webHidden/>
               </w:rPr>
-              <w:instrText xml:space="preserve"> PAGEREF _Toc218344025 \h </w:instrText>
+              <w:instrText xml:space="preserve"> PAGEREF _Toc218682282 \h </w:instrText>
             </w:r>
             <w:r>
               <w:rPr>
@@ -3536,10 +3578,11 @@
               <w:kern w:val="2"/>
               <w:sz w:val="24"/>
               <w:szCs w:val="24"/>
+              <w:lang w:val="en-GB" w:eastAsia="en-GB"/>
               <w14:ligatures w14:val="standardContextual"/>
             </w:rPr>
           </w:pPr>
-          <w:hyperlink w:anchor="_Toc218344026" w:history="1">
+          <w:hyperlink w:anchor="_Toc218682283" w:history="1">
             <w:r>
               <w:rPr>
                 <w:rStyle w:val="Hyperlink"/>
@@ -3567,7 +3610,7 @@
                 <w:noProof/>
                 <w:webHidden/>
               </w:rPr>
-              <w:instrText xml:space="preserve"> PAGEREF _Toc218344026 \h </w:instrText>
+              <w:instrText xml:space="preserve"> PAGEREF _Toc218682283 \h </w:instrText>
             </w:r>
             <w:r>
               <w:rPr>
@@ -3610,10 +3653,11 @@
               <w:kern w:val="2"/>
               <w:sz w:val="24"/>
               <w:szCs w:val="24"/>
+              <w:lang w:val="en-GB" w:eastAsia="en-GB"/>
               <w14:ligatures w14:val="standardContextual"/>
             </w:rPr>
           </w:pPr>
-          <w:hyperlink w:anchor="_Toc218344027" w:history="1">
+          <w:hyperlink w:anchor="_Toc218682284" w:history="1">
             <w:r>
               <w:rPr>
                 <w:rStyle w:val="Hyperlink"/>
@@ -3641,7 +3685,7 @@
                 <w:noProof/>
                 <w:webHidden/>
               </w:rPr>
-              <w:instrText xml:space="preserve"> PAGEREF _Toc218344027 \h </w:instrText>
+              <w:instrText xml:space="preserve"> PAGEREF _Toc218682284 \h </w:instrText>
             </w:r>
             <w:r>
               <w:rPr>
@@ -3684,10 +3728,11 @@
               <w:kern w:val="2"/>
               <w:sz w:val="24"/>
               <w:szCs w:val="24"/>
+              <w:lang w:val="en-GB" w:eastAsia="en-GB"/>
               <w14:ligatures w14:val="standardContextual"/>
             </w:rPr>
           </w:pPr>
-          <w:hyperlink w:anchor="_Toc218344028" w:history="1">
+          <w:hyperlink w:anchor="_Toc218682285" w:history="1">
             <w:r>
               <w:rPr>
                 <w:rStyle w:val="Hyperlink"/>
@@ -3715,7 +3760,7 @@
                 <w:noProof/>
                 <w:webHidden/>
               </w:rPr>
-              <w:instrText xml:space="preserve"> PAGEREF _Toc218344028 \h </w:instrText>
+              <w:instrText xml:space="preserve"> PAGEREF _Toc218682285 \h </w:instrText>
             </w:r>
             <w:r>
               <w:rPr>
@@ -3758,10 +3803,11 @@
               <w:kern w:val="2"/>
               <w:sz w:val="24"/>
               <w:szCs w:val="24"/>
+              <w:lang w:val="en-GB" w:eastAsia="en-GB"/>
               <w14:ligatures w14:val="standardContextual"/>
             </w:rPr>
           </w:pPr>
-          <w:hyperlink w:anchor="_Toc218344029" w:history="1">
+          <w:hyperlink w:anchor="_Toc218682286" w:history="1">
             <w:r>
               <w:rPr>
                 <w:rStyle w:val="Hyperlink"/>
@@ -3789,7 +3835,7 @@
                 <w:noProof/>
                 <w:webHidden/>
               </w:rPr>
-              <w:instrText xml:space="preserve"> PAGEREF _Toc218344029 \h </w:instrText>
+              <w:instrText xml:space="preserve"> PAGEREF _Toc218682286 \h </w:instrText>
             </w:r>
             <w:r>
               <w:rPr>
@@ -3832,10 +3878,11 @@
               <w:kern w:val="2"/>
               <w:sz w:val="24"/>
               <w:szCs w:val="24"/>
+              <w:lang w:val="en-GB" w:eastAsia="en-GB"/>
               <w14:ligatures w14:val="standardContextual"/>
             </w:rPr>
           </w:pPr>
-          <w:hyperlink w:anchor="_Toc218344030" w:history="1">
+          <w:hyperlink w:anchor="_Toc218682287" w:history="1">
             <w:r>
               <w:rPr>
                 <w:rStyle w:val="Hyperlink"/>
@@ -3863,7 +3910,7 @@
                 <w:noProof/>
                 <w:webHidden/>
               </w:rPr>
-              <w:instrText xml:space="preserve"> PAGEREF _Toc218344030 \h </w:instrText>
+              <w:instrText xml:space="preserve"> PAGEREF _Toc218682287 \h </w:instrText>
             </w:r>
             <w:r>
               <w:rPr>
@@ -3906,10 +3953,11 @@
               <w:kern w:val="2"/>
               <w:sz w:val="24"/>
               <w:szCs w:val="24"/>
+              <w:lang w:val="en-GB" w:eastAsia="en-GB"/>
               <w14:ligatures w14:val="standardContextual"/>
             </w:rPr>
           </w:pPr>
-          <w:hyperlink w:anchor="_Toc218344031" w:history="1">
+          <w:hyperlink w:anchor="_Toc218682288" w:history="1">
             <w:r>
               <w:rPr>
                 <w:rStyle w:val="Hyperlink"/>
@@ -3937,7 +3985,7 @@
                 <w:noProof/>
                 <w:webHidden/>
               </w:rPr>
-              <w:instrText xml:space="preserve"> PAGEREF _Toc218344031 \h </w:instrText>
+              <w:instrText xml:space="preserve"> PAGEREF _Toc218682288 \h </w:instrText>
             </w:r>
             <w:r>
               <w:rPr>
@@ -3980,10 +4028,11 @@
               <w:kern w:val="2"/>
               <w:sz w:val="24"/>
               <w:szCs w:val="24"/>
+              <w:lang w:val="en-GB" w:eastAsia="en-GB"/>
               <w14:ligatures w14:val="standardContextual"/>
             </w:rPr>
           </w:pPr>
-          <w:hyperlink w:anchor="_Toc218344032" w:history="1">
+          <w:hyperlink w:anchor="_Toc218682289" w:history="1">
             <w:r>
               <w:rPr>
                 <w:rStyle w:val="Hyperlink"/>
@@ -4011,7 +4060,7 @@
                 <w:noProof/>
                 <w:webHidden/>
               </w:rPr>
-              <w:instrText xml:space="preserve"> PAGEREF _Toc218344032 \h </w:instrText>
+              <w:instrText xml:space="preserve"> PAGEREF _Toc218682289 \h </w:instrText>
             </w:r>
             <w:r>
               <w:rPr>
@@ -4054,10 +4103,11 @@
               <w:kern w:val="2"/>
               <w:sz w:val="24"/>
               <w:szCs w:val="24"/>
+              <w:lang w:val="en-GB" w:eastAsia="en-GB"/>
               <w14:ligatures w14:val="standardContextual"/>
             </w:rPr>
           </w:pPr>
-          <w:hyperlink w:anchor="_Toc218344033" w:history="1">
+          <w:hyperlink w:anchor="_Toc218682290" w:history="1">
             <w:r>
               <w:rPr>
                 <w:rStyle w:val="Hyperlink"/>
@@ -4085,7 +4135,7 @@
                 <w:noProof/>
                 <w:webHidden/>
               </w:rPr>
-              <w:instrText xml:space="preserve"> PAGEREF _Toc218344033 \h </w:instrText>
+              <w:instrText xml:space="preserve"> PAGEREF _Toc218682290 \h </w:instrText>
             </w:r>
             <w:r>
               <w:rPr>
@@ -4128,10 +4178,11 @@
               <w:kern w:val="2"/>
               <w:sz w:val="24"/>
               <w:szCs w:val="24"/>
+              <w:lang w:val="en-GB" w:eastAsia="en-GB"/>
               <w14:ligatures w14:val="standardContextual"/>
             </w:rPr>
           </w:pPr>
-          <w:hyperlink w:anchor="_Toc218344034" w:history="1">
+          <w:hyperlink w:anchor="_Toc218682291" w:history="1">
             <w:r>
               <w:rPr>
                 <w:rStyle w:val="Hyperlink"/>
@@ -4159,7 +4210,7 @@
                 <w:noProof/>
                 <w:webHidden/>
               </w:rPr>
-              <w:instrText xml:space="preserve"> PAGEREF _Toc218344034 \h </w:instrText>
+              <w:instrText xml:space="preserve"> PAGEREF _Toc218682291 \h </w:instrText>
             </w:r>
             <w:r>
               <w:rPr>
@@ -4202,10 +4253,11 @@
               <w:kern w:val="2"/>
               <w:sz w:val="24"/>
               <w:szCs w:val="24"/>
+              <w:lang w:val="en-GB" w:eastAsia="en-GB"/>
               <w14:ligatures w14:val="standardContextual"/>
             </w:rPr>
           </w:pPr>
-          <w:hyperlink w:anchor="_Toc218344035" w:history="1">
+          <w:hyperlink w:anchor="_Toc218682292" w:history="1">
             <w:r>
               <w:rPr>
                 <w:rStyle w:val="Hyperlink"/>
@@ -4233,7 +4285,7 @@
                 <w:noProof/>
                 <w:webHidden/>
               </w:rPr>
-              <w:instrText xml:space="preserve"> PAGEREF _Toc218344035 \h </w:instrText>
+              <w:instrText xml:space="preserve"> PAGEREF _Toc218682292 \h </w:instrText>
             </w:r>
             <w:r>
               <w:rPr>
@@ -4276,10 +4328,11 @@
               <w:kern w:val="2"/>
               <w:sz w:val="24"/>
               <w:szCs w:val="24"/>
+              <w:lang w:val="en-GB" w:eastAsia="en-GB"/>
               <w14:ligatures w14:val="standardContextual"/>
             </w:rPr>
           </w:pPr>
-          <w:hyperlink w:anchor="_Toc218344036" w:history="1">
+          <w:hyperlink w:anchor="_Toc218682293" w:history="1">
             <w:r>
               <w:rPr>
                 <w:rStyle w:val="Hyperlink"/>
@@ -4307,7 +4360,7 @@
                 <w:noProof/>
                 <w:webHidden/>
               </w:rPr>
-              <w:instrText xml:space="preserve"> PAGEREF _Toc218344036 \h </w:instrText>
+              <w:instrText xml:space="preserve"> PAGEREF _Toc218682293 \h </w:instrText>
             </w:r>
             <w:r>
               <w:rPr>
@@ -4350,10 +4403,11 @@
               <w:kern w:val="2"/>
               <w:sz w:val="24"/>
               <w:szCs w:val="24"/>
+              <w:lang w:val="en-GB" w:eastAsia="en-GB"/>
               <w14:ligatures w14:val="standardContextual"/>
             </w:rPr>
           </w:pPr>
-          <w:hyperlink w:anchor="_Toc218344037" w:history="1">
+          <w:hyperlink w:anchor="_Toc218682294" w:history="1">
             <w:r>
               <w:rPr>
                 <w:rStyle w:val="Hyperlink"/>
@@ -4381,7 +4435,7 @@
                 <w:noProof/>
                 <w:webHidden/>
               </w:rPr>
-              <w:instrText xml:space="preserve"> PAGEREF _Toc218344037 \h </w:instrText>
+              <w:instrText xml:space="preserve"> PAGEREF _Toc218682294 \h </w:instrText>
             </w:r>
             <w:r>
               <w:rPr>
@@ -4424,10 +4478,11 @@
               <w:kern w:val="2"/>
               <w:sz w:val="24"/>
               <w:szCs w:val="24"/>
+              <w:lang w:val="en-GB" w:eastAsia="en-GB"/>
               <w14:ligatures w14:val="standardContextual"/>
             </w:rPr>
           </w:pPr>
-          <w:hyperlink w:anchor="_Toc218344038" w:history="1">
+          <w:hyperlink w:anchor="_Toc218682295" w:history="1">
             <w:r>
               <w:rPr>
                 <w:rStyle w:val="Hyperlink"/>
@@ -4455,7 +4510,7 @@
                 <w:noProof/>
                 <w:webHidden/>
               </w:rPr>
-              <w:instrText xml:space="preserve"> PAGEREF _Toc218344038 \h </w:instrText>
+              <w:instrText xml:space="preserve"> PAGEREF _Toc218682295 \h </w:instrText>
             </w:r>
             <w:r>
               <w:rPr>
@@ -4601,7 +4656,7 @@
           <w:rFonts w:ascii="Times New Roman" w:hAnsi="Times New Roman" w:cs="Times New Roman"/>
         </w:rPr>
       </w:pPr>
-      <w:bookmarkStart w:id="0" w:name="_Toc218343984"/>
+      <w:bookmarkStart w:id="0" w:name="_Toc218682241"/>
       <w:r>
         <w:rPr>
           <w:rFonts w:ascii="Times New Roman" w:hAnsi="Times New Roman" w:cs="Times New Roman"/>
@@ -4665,7 +4720,7 @@
           <w:rFonts w:ascii="Times New Roman" w:hAnsi="Times New Roman" w:cs="Times New Roman"/>
         </w:rPr>
       </w:pPr>
-      <w:bookmarkStart w:id="1" w:name="_Toc218343985"/>
+      <w:bookmarkStart w:id="1" w:name="_Toc218682242"/>
       <w:r>
         <w:rPr>
           <w:rFonts w:ascii="Times New Roman" w:hAnsi="Times New Roman" w:cs="Times New Roman"/>
@@ -4819,7 +4874,7 @@
           <w:rFonts w:ascii="Times New Roman" w:hAnsi="Times New Roman" w:cs="Times New Roman"/>
         </w:rPr>
       </w:pPr>
-      <w:bookmarkStart w:id="2" w:name="_Toc218343986"/>
+      <w:bookmarkStart w:id="2" w:name="_Toc218682243"/>
       <w:r>
         <w:rPr>
           <w:rFonts w:ascii="Times New Roman" w:hAnsi="Times New Roman" w:cs="Times New Roman"/>
@@ -4954,7 +5009,7 @@
           <w:rFonts w:ascii="Times New Roman" w:hAnsi="Times New Roman" w:cs="Times New Roman"/>
         </w:rPr>
       </w:pPr>
-      <w:bookmarkStart w:id="3" w:name="_Toc218343987"/>
+      <w:bookmarkStart w:id="3" w:name="_Toc218682244"/>
       <w:r>
         <w:rPr>
           <w:rFonts w:ascii="Times New Roman" w:hAnsi="Times New Roman" w:cs="Times New Roman"/>
@@ -5058,7 +5113,7 @@
           <w:rFonts w:ascii="Times New Roman" w:hAnsi="Times New Roman" w:cs="Times New Roman"/>
         </w:rPr>
       </w:pPr>
-      <w:bookmarkStart w:id="4" w:name="_Toc218343988"/>
+      <w:bookmarkStart w:id="4" w:name="_Toc218682245"/>
       <w:r>
         <w:rPr>
           <w:rFonts w:ascii="Times New Roman" w:hAnsi="Times New Roman" w:cs="Times New Roman"/>
@@ -5105,7 +5160,7 @@
           <w:rFonts w:ascii="Times New Roman" w:hAnsi="Times New Roman" w:cs="Times New Roman"/>
         </w:rPr>
       </w:pPr>
-      <w:bookmarkStart w:id="5" w:name="_Toc218343989"/>
+      <w:bookmarkStart w:id="5" w:name="_Toc218682246"/>
       <w:r>
         <w:rPr>
           <w:rFonts w:ascii="Times New Roman" w:hAnsi="Times New Roman" w:cs="Times New Roman"/>
@@ -5195,7 +5250,7 @@
           <w:rFonts w:ascii="Times New Roman" w:hAnsi="Times New Roman" w:cs="Times New Roman"/>
         </w:rPr>
       </w:pPr>
-      <w:bookmarkStart w:id="6" w:name="_Toc218343990"/>
+      <w:bookmarkStart w:id="6" w:name="_Toc218682247"/>
       <w:r>
         <w:rPr>
           <w:rFonts w:ascii="Times New Roman" w:hAnsi="Times New Roman" w:cs="Times New Roman"/>
@@ -5343,7 +5398,7 @@
           <w:rFonts w:ascii="Times New Roman" w:hAnsi="Times New Roman" w:cs="Times New Roman"/>
         </w:rPr>
       </w:pPr>
-      <w:bookmarkStart w:id="7" w:name="_Toc218343991"/>
+      <w:bookmarkStart w:id="7" w:name="_Toc218682248"/>
       <w:r>
         <w:rPr>
           <w:rFonts w:ascii="Times New Roman" w:hAnsi="Times New Roman" w:cs="Times New Roman"/>
@@ -5518,7 +5573,7 @@
           <w:rFonts w:ascii="Times New Roman" w:hAnsi="Times New Roman" w:cs="Times New Roman"/>
         </w:rPr>
       </w:pPr>
-      <w:bookmarkStart w:id="8" w:name="_Toc218343992"/>
+      <w:bookmarkStart w:id="8" w:name="_Toc218682249"/>
       <w:r>
         <w:rPr>
           <w:rFonts w:ascii="Times New Roman" w:hAnsi="Times New Roman" w:cs="Times New Roman"/>
@@ -5608,7 +5663,7 @@
           <w:rFonts w:ascii="Times New Roman" w:hAnsi="Times New Roman" w:cs="Times New Roman"/>
         </w:rPr>
       </w:pPr>
-      <w:bookmarkStart w:id="9" w:name="_Toc218343993"/>
+      <w:bookmarkStart w:id="9" w:name="_Toc218682250"/>
       <w:r>
         <w:rPr>
           <w:rFonts w:ascii="Times New Roman" w:hAnsi="Times New Roman" w:cs="Times New Roman"/>
@@ -5630,7 +5685,7 @@
           <w:rFonts w:ascii="Times New Roman" w:hAnsi="Times New Roman" w:cs="Times New Roman"/>
         </w:rPr>
       </w:pPr>
-      <w:bookmarkStart w:id="10" w:name="_Toc218343994"/>
+      <w:bookmarkStart w:id="10" w:name="_Toc218682251"/>
       <w:r>
         <w:rPr>
           <w:rFonts w:ascii="Times New Roman" w:hAnsi="Times New Roman" w:cs="Times New Roman"/>
@@ -5951,7 +6006,7 @@
           <w:rFonts w:ascii="Times New Roman" w:hAnsi="Times New Roman" w:cs="Times New Roman"/>
         </w:rPr>
       </w:pPr>
-      <w:bookmarkStart w:id="11" w:name="_Toc218343995"/>
+      <w:bookmarkStart w:id="11" w:name="_Toc218682252"/>
       <w:r>
         <w:rPr>
           <w:rFonts w:ascii="Times New Roman" w:hAnsi="Times New Roman" w:cs="Times New Roman"/>
@@ -6274,7 +6329,7 @@
           <w:rFonts w:ascii="Times New Roman" w:hAnsi="Times New Roman" w:cs="Times New Roman"/>
         </w:rPr>
       </w:pPr>
-      <w:bookmarkStart w:id="12" w:name="_Toc218343996"/>
+      <w:bookmarkStart w:id="12" w:name="_Toc218682253"/>
       <w:r>
         <w:rPr>
           <w:rFonts w:ascii="Times New Roman" w:hAnsi="Times New Roman" w:cs="Times New Roman"/>
@@ -6296,7 +6351,7 @@
           <w:rFonts w:ascii="Times New Roman" w:hAnsi="Times New Roman" w:cs="Times New Roman"/>
         </w:rPr>
       </w:pPr>
-      <w:bookmarkStart w:id="13" w:name="_Toc218343997"/>
+      <w:bookmarkStart w:id="13" w:name="_Toc218682254"/>
       <w:r>
         <w:rPr>
           <w:rFonts w:ascii="Times New Roman" w:hAnsi="Times New Roman" w:cs="Times New Roman"/>
@@ -7515,7 +7570,7 @@
           <w:rFonts w:ascii="Times New Roman" w:hAnsi="Times New Roman" w:cs="Times New Roman"/>
         </w:rPr>
       </w:pPr>
-      <w:bookmarkStart w:id="14" w:name="_Toc218343998"/>
+      <w:bookmarkStart w:id="14" w:name="_Toc218682255"/>
       <w:r>
         <w:rPr>
           <w:rFonts w:ascii="Times New Roman" w:hAnsi="Times New Roman" w:cs="Times New Roman"/>
@@ -7677,7 +7732,7 @@
           <w:rFonts w:ascii="Times New Roman" w:hAnsi="Times New Roman" w:cs="Times New Roman"/>
         </w:rPr>
       </w:pPr>
-      <w:bookmarkStart w:id="15" w:name="_Toc218343999"/>
+      <w:bookmarkStart w:id="15" w:name="_Toc218682256"/>
       <w:r>
         <w:rPr>
           <w:rFonts w:ascii="Times New Roman" w:hAnsi="Times New Roman" w:cs="Times New Roman"/>
@@ -7831,7 +7886,7 @@
           <w:rFonts w:ascii="Times New Roman" w:hAnsi="Times New Roman" w:cs="Times New Roman"/>
         </w:rPr>
       </w:pPr>
-      <w:bookmarkStart w:id="16" w:name="_Toc218344000"/>
+      <w:bookmarkStart w:id="16" w:name="_Toc218682257"/>
       <w:r>
         <w:rPr>
           <w:rFonts w:ascii="Times New Roman" w:hAnsi="Times New Roman" w:cs="Times New Roman"/>
@@ -7984,7 +8039,7 @@
           <w:rFonts w:ascii="Times New Roman" w:hAnsi="Times New Roman" w:cs="Times New Roman"/>
         </w:rPr>
       </w:pPr>
-      <w:bookmarkStart w:id="17" w:name="_Toc218344001"/>
+      <w:bookmarkStart w:id="17" w:name="_Toc218682258"/>
       <w:r>
         <w:rPr>
           <w:rFonts w:ascii="Times New Roman" w:hAnsi="Times New Roman" w:cs="Times New Roman"/>
@@ -8091,7 +8146,7 @@
           <w:rFonts w:ascii="Times New Roman" w:hAnsi="Times New Roman" w:cs="Times New Roman"/>
         </w:rPr>
       </w:pPr>
-      <w:bookmarkStart w:id="18" w:name="_Toc218344002"/>
+      <w:bookmarkStart w:id="18" w:name="_Toc218682259"/>
       <w:r>
         <w:rPr>
           <w:rFonts w:ascii="Times New Roman" w:hAnsi="Times New Roman" w:cs="Times New Roman"/>
@@ -8257,7 +8312,7 @@
           <w:rFonts w:ascii="Times New Roman" w:hAnsi="Times New Roman" w:cs="Times New Roman"/>
         </w:rPr>
       </w:pPr>
-      <w:bookmarkStart w:id="19" w:name="_Toc218344003"/>
+      <w:bookmarkStart w:id="19" w:name="_Toc218682260"/>
       <w:r>
         <w:rPr>
           <w:rFonts w:ascii="Times New Roman" w:hAnsi="Times New Roman" w:cs="Times New Roman"/>
@@ -8418,7 +8473,7 @@
           <w:rFonts w:ascii="Times New Roman" w:hAnsi="Times New Roman" w:cs="Times New Roman"/>
         </w:rPr>
       </w:pPr>
-      <w:bookmarkStart w:id="20" w:name="_Toc218344004"/>
+      <w:bookmarkStart w:id="20" w:name="_Toc218682261"/>
       <w:r>
         <w:rPr>
           <w:rFonts w:ascii="Times New Roman" w:hAnsi="Times New Roman" w:cs="Times New Roman"/>
@@ -8586,7 +8641,7 @@
           <w:rFonts w:ascii="Times New Roman" w:hAnsi="Times New Roman" w:cs="Times New Roman"/>
         </w:rPr>
       </w:pPr>
-      <w:bookmarkStart w:id="21" w:name="_Toc218344005"/>
+      <w:bookmarkStart w:id="21" w:name="_Toc218682262"/>
       <w:r>
         <w:rPr>
           <w:rFonts w:ascii="Times New Roman" w:hAnsi="Times New Roman" w:cs="Times New Roman"/>
@@ -8708,7 +8763,7 @@
           <w:rFonts w:ascii="Times New Roman" w:hAnsi="Times New Roman" w:cs="Times New Roman"/>
         </w:rPr>
       </w:pPr>
-      <w:bookmarkStart w:id="22" w:name="_Toc218344006"/>
+      <w:bookmarkStart w:id="22" w:name="_Toc218682263"/>
       <w:r>
         <w:rPr>
           <w:rFonts w:ascii="Times New Roman" w:hAnsi="Times New Roman" w:cs="Times New Roman"/>
@@ -8815,7 +8870,7 @@
           <w:rFonts w:ascii="Times New Roman" w:hAnsi="Times New Roman" w:cs="Times New Roman"/>
         </w:rPr>
       </w:pPr>
-      <w:bookmarkStart w:id="23" w:name="_Toc218344007"/>
+      <w:bookmarkStart w:id="23" w:name="_Toc218682264"/>
       <w:r>
         <w:rPr>
           <w:rFonts w:ascii="Times New Roman" w:hAnsi="Times New Roman" w:cs="Times New Roman"/>
@@ -8923,12 +8978,18 @@
           <w:rFonts w:ascii="Times New Roman" w:hAnsi="Times New Roman" w:cs="Times New Roman"/>
         </w:rPr>
       </w:pPr>
-      <w:bookmarkStart w:id="24" w:name="_Toc218344008"/>
-      <w:r>
-        <w:rPr>
-          <w:rFonts w:ascii="Times New Roman" w:hAnsi="Times New Roman" w:cs="Times New Roman"/>
-        </w:rPr>
-        <w:t>6.2 Non-Functional Requirements (Detailed)</w:t>
+      <w:bookmarkStart w:id="24" w:name="_Toc218682265"/>
+      <w:r>
+        <w:rPr>
+          <w:rFonts w:ascii="Times New Roman" w:hAnsi="Times New Roman" w:cs="Times New Roman"/>
+        </w:rPr>
+        <w:t>7</w:t>
+      </w:r>
+      <w:r>
+        <w:rPr>
+          <w:rFonts w:ascii="Times New Roman" w:hAnsi="Times New Roman" w:cs="Times New Roman"/>
+        </w:rPr>
+        <w:t>.2 Non-Functional Requirements (Detailed)</w:t>
       </w:r>
       <w:bookmarkEnd w:id="24"/>
     </w:p>
@@ -9700,7 +9761,7 @@
           <w:rFonts w:ascii="Times New Roman" w:hAnsi="Times New Roman" w:cs="Times New Roman"/>
         </w:rPr>
       </w:pPr>
-      <w:bookmarkStart w:id="25" w:name="_Toc218344009"/>
+      <w:bookmarkStart w:id="25" w:name="_Toc218682266"/>
       <w:r>
         <w:rPr>
           <w:rFonts w:ascii="Times New Roman" w:hAnsi="Times New Roman" w:cs="Times New Roman"/>
@@ -9860,7 +9921,7 @@
           <w:rFonts w:ascii="Times New Roman" w:hAnsi="Times New Roman" w:cs="Times New Roman"/>
         </w:rPr>
       </w:pPr>
-      <w:bookmarkStart w:id="26" w:name="_Toc218344010"/>
+      <w:bookmarkStart w:id="26" w:name="_Toc218682267"/>
       <w:r>
         <w:rPr>
           <w:rFonts w:ascii="Times New Roman" w:hAnsi="Times New Roman" w:cs="Times New Roman"/>
@@ -10027,7 +10088,7 @@
           <w:rFonts w:ascii="Times New Roman" w:hAnsi="Times New Roman" w:cs="Times New Roman"/>
         </w:rPr>
       </w:pPr>
-      <w:bookmarkStart w:id="27" w:name="_Toc218344011"/>
+      <w:bookmarkStart w:id="27" w:name="_Toc218682268"/>
       <w:r>
         <w:rPr>
           <w:rFonts w:ascii="Times New Roman" w:hAnsi="Times New Roman" w:cs="Times New Roman"/>
@@ -10164,7 +10225,7 @@
           <w:rFonts w:ascii="Times New Roman" w:hAnsi="Times New Roman" w:cs="Times New Roman"/>
         </w:rPr>
       </w:pPr>
-      <w:bookmarkStart w:id="28" w:name="_Toc218344012"/>
+      <w:bookmarkStart w:id="28" w:name="_Toc218682269"/>
       <w:r>
         <w:rPr>
           <w:rFonts w:ascii="Times New Roman" w:hAnsi="Times New Roman" w:cs="Times New Roman"/>
@@ -10305,7 +10366,7 @@
           <w:rFonts w:ascii="Times New Roman" w:hAnsi="Times New Roman" w:cs="Times New Roman"/>
         </w:rPr>
       </w:pPr>
-      <w:bookmarkStart w:id="29" w:name="_Toc218344013"/>
+      <w:bookmarkStart w:id="29" w:name="_Toc218682270"/>
       <w:r>
         <w:rPr>
           <w:rFonts w:ascii="Times New Roman" w:hAnsi="Times New Roman" w:cs="Times New Roman"/>
@@ -10465,7 +10526,7 @@
           <w:rFonts w:ascii="Times New Roman" w:hAnsi="Times New Roman" w:cs="Times New Roman"/>
         </w:rPr>
       </w:pPr>
-      <w:bookmarkStart w:id="30" w:name="_Toc218344014"/>
+      <w:bookmarkStart w:id="30" w:name="_Toc218682271"/>
       <w:r>
         <w:rPr>
           <w:rFonts w:ascii="Times New Roman" w:hAnsi="Times New Roman" w:cs="Times New Roman"/>
@@ -10606,7 +10667,7 @@
           <w:rFonts w:ascii="Times New Roman" w:hAnsi="Times New Roman" w:cs="Times New Roman"/>
         </w:rPr>
       </w:pPr>
-      <w:bookmarkStart w:id="31" w:name="_Toc218344015"/>
+      <w:bookmarkStart w:id="31" w:name="_Toc218682272"/>
       <w:r>
         <w:rPr>
           <w:rFonts w:ascii="Times New Roman" w:hAnsi="Times New Roman" w:cs="Times New Roman"/>
@@ -10689,7 +10750,7 @@
           <w:rFonts w:ascii="Times New Roman" w:hAnsi="Times New Roman" w:cs="Times New Roman"/>
         </w:rPr>
       </w:pPr>
-      <w:bookmarkStart w:id="32" w:name="_Toc218344016"/>
+      <w:bookmarkStart w:id="32" w:name="_Toc218682273"/>
       <w:r>
         <w:rPr>
           <w:rFonts w:ascii="Times New Roman" w:hAnsi="Times New Roman" w:cs="Times New Roman"/>
@@ -10712,7 +10773,7 @@
           <w:rFonts w:ascii="Times New Roman" w:hAnsi="Times New Roman" w:cs="Times New Roman"/>
         </w:rPr>
       </w:pPr>
-      <w:bookmarkStart w:id="33" w:name="_Toc218344017"/>
+      <w:bookmarkStart w:id="33" w:name="_Toc218682274"/>
       <w:r>
         <w:rPr>
           <w:rFonts w:ascii="Times New Roman" w:hAnsi="Times New Roman" w:cs="Times New Roman"/>
@@ -10794,7 +10855,7 @@
           <w:rFonts w:ascii="Times New Roman" w:hAnsi="Times New Roman" w:cs="Times New Roman"/>
         </w:rPr>
       </w:pPr>
-      <w:bookmarkStart w:id="34" w:name="_Toc218344018"/>
+      <w:bookmarkStart w:id="34" w:name="_Toc218682275"/>
       <w:r>
         <w:rPr>
           <w:rFonts w:ascii="Times New Roman" w:hAnsi="Times New Roman" w:cs="Times New Roman"/>
@@ -10877,7 +10938,7 @@
           <w:rFonts w:ascii="Times New Roman" w:hAnsi="Times New Roman" w:cs="Times New Roman"/>
         </w:rPr>
       </w:pPr>
-      <w:bookmarkStart w:id="35" w:name="_Toc218344019"/>
+      <w:bookmarkStart w:id="35" w:name="_Toc218682276"/>
       <w:r>
         <w:rPr>
           <w:rFonts w:ascii="Times New Roman" w:hAnsi="Times New Roman" w:cs="Times New Roman"/>
@@ -10967,7 +11028,7 @@
           <w:rFonts w:ascii="Times New Roman" w:hAnsi="Times New Roman" w:cs="Times New Roman"/>
         </w:rPr>
       </w:pPr>
-      <w:bookmarkStart w:id="36" w:name="_Toc218344020"/>
+      <w:bookmarkStart w:id="36" w:name="_Toc218682277"/>
       <w:r>
         <w:rPr>
           <w:rFonts w:ascii="Times New Roman" w:hAnsi="Times New Roman" w:cs="Times New Roman"/>
@@ -11056,7 +11117,7 @@
           <w:rFonts w:ascii="Times New Roman" w:hAnsi="Times New Roman" w:cs="Times New Roman"/>
         </w:rPr>
       </w:pPr>
-      <w:bookmarkStart w:id="37" w:name="_Toc218344021"/>
+      <w:bookmarkStart w:id="37" w:name="_Toc218682278"/>
       <w:r>
         <w:rPr>
           <w:rFonts w:ascii="Times New Roman" w:hAnsi="Times New Roman" w:cs="Times New Roman"/>
@@ -11132,7 +11193,7 @@
           <w:rFonts w:ascii="Times New Roman" w:hAnsi="Times New Roman" w:cs="Times New Roman"/>
         </w:rPr>
       </w:pPr>
-      <w:bookmarkStart w:id="38" w:name="_Toc218344022"/>
+      <w:bookmarkStart w:id="38" w:name="_Toc218682279"/>
       <w:r>
         <w:rPr>
           <w:rFonts w:ascii="Times New Roman" w:hAnsi="Times New Roman" w:cs="Times New Roman"/>
@@ -11161,7 +11222,7 @@
           <w:rFonts w:ascii="Times New Roman" w:hAnsi="Times New Roman" w:cs="Times New Roman"/>
         </w:rPr>
       </w:pPr>
-      <w:bookmarkStart w:id="39" w:name="_Toc218344023"/>
+      <w:bookmarkStart w:id="39" w:name="_Toc218682280"/>
       <w:r>
         <w:rPr>
           <w:rFonts w:ascii="Times New Roman" w:hAnsi="Times New Roman" w:cs="Times New Roman"/>
@@ -11325,7 +11386,7 @@
           <w:rFonts w:ascii="Times New Roman" w:hAnsi="Times New Roman" w:cs="Times New Roman"/>
         </w:rPr>
       </w:pPr>
-      <w:bookmarkStart w:id="40" w:name="_Toc218344024"/>
+      <w:bookmarkStart w:id="40" w:name="_Toc218682281"/>
       <w:r>
         <w:rPr>
           <w:rFonts w:ascii="Times New Roman" w:hAnsi="Times New Roman" w:cs="Times New Roman"/>
@@ -12125,7 +12186,7 @@
           <w:rFonts w:ascii="Times New Roman" w:hAnsi="Times New Roman" w:cs="Times New Roman"/>
         </w:rPr>
       </w:pPr>
-      <w:bookmarkStart w:id="41" w:name="_Toc218344025"/>
+      <w:bookmarkStart w:id="41" w:name="_Toc218682282"/>
       <w:r>
         <w:rPr>
           <w:rFonts w:ascii="Times New Roman" w:hAnsi="Times New Roman" w:cs="Times New Roman"/>
@@ -13310,7 +13371,7 @@
           <w:rFonts w:ascii="Times New Roman" w:hAnsi="Times New Roman" w:cs="Times New Roman"/>
         </w:rPr>
       </w:pPr>
-      <w:bookmarkStart w:id="42" w:name="_Toc218344026"/>
+      <w:bookmarkStart w:id="42" w:name="_Toc218682283"/>
       <w:r>
         <w:rPr>
           <w:rFonts w:ascii="Times New Roman" w:hAnsi="Times New Roman" w:cs="Times New Roman"/>
@@ -13412,7 +13473,7 @@
           <w:rFonts w:ascii="Times New Roman" w:hAnsi="Times New Roman" w:cs="Times New Roman"/>
         </w:rPr>
       </w:pPr>
-      <w:bookmarkStart w:id="43" w:name="_Toc218344027"/>
+      <w:bookmarkStart w:id="43" w:name="_Toc218682284"/>
       <w:r>
         <w:rPr>
           <w:rFonts w:ascii="Times New Roman" w:hAnsi="Times New Roman" w:cs="Times New Roman"/>
@@ -15328,7 +15389,7 @@
           <w:rFonts w:ascii="Times New Roman" w:hAnsi="Times New Roman" w:cs="Times New Roman"/>
         </w:rPr>
       </w:pPr>
-      <w:bookmarkStart w:id="44" w:name="_Toc218344028"/>
+      <w:bookmarkStart w:id="44" w:name="_Toc218682285"/>
       <w:r>
         <w:rPr>
           <w:rFonts w:ascii="Times New Roman" w:hAnsi="Times New Roman" w:cs="Times New Roman"/>
@@ -15441,7 +15502,7 @@
           <w:rFonts w:ascii="Times New Roman" w:hAnsi="Times New Roman" w:cs="Times New Roman"/>
         </w:rPr>
       </w:pPr>
-      <w:bookmarkStart w:id="45" w:name="_Toc218344029"/>
+      <w:bookmarkStart w:id="45" w:name="_Toc218682286"/>
       <w:r>
         <w:rPr>
           <w:rFonts w:ascii="Times New Roman" w:hAnsi="Times New Roman" w:cs="Times New Roman"/>
@@ -15483,7 +15544,7 @@
           <w:rFonts w:ascii="Times New Roman" w:hAnsi="Times New Roman" w:cs="Times New Roman"/>
         </w:rPr>
       </w:pPr>
-      <w:bookmarkStart w:id="46" w:name="_Toc218344030"/>
+      <w:bookmarkStart w:id="46" w:name="_Toc218682287"/>
       <w:r>
         <w:rPr>
           <w:rFonts w:ascii="Times New Roman" w:hAnsi="Times New Roman" w:cs="Times New Roman"/>
@@ -16076,7 +16137,7 @@
           <w:rFonts w:ascii="Times New Roman" w:hAnsi="Times New Roman" w:cs="Times New Roman"/>
         </w:rPr>
       </w:pPr>
-      <w:bookmarkStart w:id="47" w:name="_Toc218344031"/>
+      <w:bookmarkStart w:id="47" w:name="_Toc218682288"/>
       <w:r>
         <w:rPr>
           <w:rFonts w:ascii="Times New Roman" w:hAnsi="Times New Roman" w:cs="Times New Roman"/>
@@ -16367,7 +16428,7 @@
           <w:szCs w:val="32"/>
         </w:rPr>
       </w:pPr>
-      <w:bookmarkStart w:id="48" w:name="_Toc218344032"/>
+      <w:bookmarkStart w:id="48" w:name="_Toc218682289"/>
       <w:r>
         <w:rPr>
           <w:rFonts w:ascii="Times New Roman" w:hAnsi="Times New Roman" w:cs="Times New Roman"/>
@@ -16388,7 +16449,7 @@
           <w:rFonts w:ascii="Times New Roman" w:hAnsi="Times New Roman" w:cs="Times New Roman"/>
         </w:rPr>
       </w:pPr>
-      <w:bookmarkStart w:id="49" w:name="_Toc218344033"/>
+      <w:bookmarkStart w:id="49" w:name="_Toc218682290"/>
       <w:r>
         <w:rPr>
           <w:rFonts w:ascii="Times New Roman" w:hAnsi="Times New Roman" w:cs="Times New Roman"/>
@@ -16418,7 +16479,7 @@
           <w:rFonts w:ascii="Times New Roman" w:hAnsi="Times New Roman" w:cs="Times New Roman"/>
         </w:rPr>
       </w:pPr>
-      <w:bookmarkStart w:id="50" w:name="_Toc218344034"/>
+      <w:bookmarkStart w:id="50" w:name="_Toc218682291"/>
       <w:r>
         <w:rPr>
           <w:rFonts w:ascii="Times New Roman" w:hAnsi="Times New Roman" w:cs="Times New Roman"/>
@@ -16469,7 +16530,7 @@
           <w:rFonts w:ascii="Times New Roman" w:hAnsi="Times New Roman" w:cs="Times New Roman"/>
         </w:rPr>
       </w:pPr>
-      <w:bookmarkStart w:id="51" w:name="_Toc218344035"/>
+      <w:bookmarkStart w:id="51" w:name="_Toc218682292"/>
       <w:r>
         <w:rPr>
           <w:rFonts w:ascii="Times New Roman" w:hAnsi="Times New Roman" w:cs="Times New Roman"/>
@@ -16527,7 +16588,7 @@
           <w:rFonts w:ascii="Times New Roman" w:hAnsi="Times New Roman" w:cs="Times New Roman"/>
         </w:rPr>
       </w:pPr>
-      <w:bookmarkStart w:id="52" w:name="_Toc218344036"/>
+      <w:bookmarkStart w:id="52" w:name="_Toc218682293"/>
       <w:r>
         <w:rPr>
           <w:rFonts w:ascii="Times New Roman" w:hAnsi="Times New Roman" w:cs="Times New Roman"/>
@@ -16557,7 +16618,7 @@
           <w:rFonts w:ascii="Times New Roman" w:hAnsi="Times New Roman" w:cs="Times New Roman"/>
         </w:rPr>
       </w:pPr>
-      <w:bookmarkStart w:id="53" w:name="_Toc218344037"/>
+      <w:bookmarkStart w:id="53" w:name="_Toc218682294"/>
       <w:r>
         <w:rPr>
           <w:rFonts w:ascii="Times New Roman" w:hAnsi="Times New Roman" w:cs="Times New Roman"/>
@@ -16608,7 +16669,7 @@
           <w:rFonts w:ascii="Times New Roman" w:hAnsi="Times New Roman" w:cs="Times New Roman"/>
         </w:rPr>
       </w:pPr>
-      <w:bookmarkStart w:id="54" w:name="_Toc218344038"/>
+      <w:bookmarkStart w:id="54" w:name="_Toc218682295"/>
       <w:r>
         <w:rPr>
           <w:rFonts w:ascii="Times New Roman" w:hAnsi="Times New Roman" w:cs="Times New Roman"/>

--- a/E-Dentist_SRS.docx
+++ b/E-Dentist_SRS.docx
@@ -20,7 +20,6 @@
           <w:sz w:val="56"/>
           <w:szCs w:val="56"/>
         </w:rPr>
-        <w:br/>
         <w:t>E-DENTIST</w:t>
       </w:r>
       <w:r>
@@ -70,8 +69,8 @@
       <w:pPr>
         <w:rPr>
           <w:rFonts w:ascii="Times New Roman" w:hAnsi="Times New Roman" w:cs="Times New Roman"/>
-          <w:sz w:val="36"/>
-          <w:szCs w:val="36"/>
+          <w:sz w:val="32"/>
+          <w:szCs w:val="32"/>
         </w:rPr>
       </w:pPr>
       <w:r>
@@ -116,8 +115,8 @@
       <w:pPr>
         <w:rPr>
           <w:rFonts w:ascii="Times New Roman" w:hAnsi="Times New Roman" w:cs="Times New Roman"/>
-          <w:sz w:val="36"/>
-          <w:szCs w:val="36"/>
+          <w:sz w:val="32"/>
+          <w:szCs w:val="32"/>
         </w:rPr>
       </w:pPr>
     </w:p>
@@ -141,6 +140,90 @@
           <w:szCs w:val="36"/>
           <w:u w:val="single"/>
         </w:rPr>
+        <w:t>Submitted to:</w:t>
+      </w:r>
+    </w:p>
+    <w:p>
+      <w:pPr>
+        <w:rPr>
+          <w:rFonts w:ascii="Times New Roman" w:hAnsi="Times New Roman" w:cs="Times New Roman"/>
+          <w:sz w:val="36"/>
+          <w:szCs w:val="36"/>
+        </w:rPr>
+      </w:pPr>
+      <w:r>
+        <w:rPr>
+          <w:rFonts w:ascii="Times New Roman" w:hAnsi="Times New Roman" w:cs="Times New Roman"/>
+          <w:sz w:val="36"/>
+          <w:szCs w:val="36"/>
+        </w:rPr>
+        <w:t xml:space="preserve">Dr. Suman </w:t>
+      </w:r>
+      <w:proofErr w:type="spellStart"/>
+      <w:r>
+        <w:rPr>
+          <w:rFonts w:ascii="Times New Roman" w:hAnsi="Times New Roman" w:cs="Times New Roman"/>
+          <w:sz w:val="36"/>
+          <w:szCs w:val="36"/>
+        </w:rPr>
+        <w:t>Ahmmed</w:t>
+      </w:r>
+      <w:proofErr w:type="spellEnd"/>
+    </w:p>
+    <w:p>
+      <w:pPr>
+        <w:rPr>
+          <w:rFonts w:ascii="Times New Roman" w:hAnsi="Times New Roman" w:cs="Times New Roman"/>
+          <w:sz w:val="36"/>
+          <w:szCs w:val="36"/>
+        </w:rPr>
+      </w:pPr>
+      <w:r>
+        <w:rPr>
+          <w:rFonts w:ascii="Times New Roman" w:hAnsi="Times New Roman" w:cs="Times New Roman"/>
+          <w:sz w:val="36"/>
+          <w:szCs w:val="36"/>
+        </w:rPr>
+        <w:t>Head and Associate Professor, Dept. of CSE</w:t>
+      </w:r>
+      <w:r>
+        <w:rPr>
+          <w:rFonts w:ascii="Times New Roman" w:hAnsi="Times New Roman" w:cs="Times New Roman"/>
+          <w:sz w:val="36"/>
+          <w:szCs w:val="36"/>
+        </w:rPr>
+        <w:t>, UIU</w:t>
+      </w:r>
+    </w:p>
+    <w:p>
+      <w:pPr>
+        <w:rPr>
+          <w:rFonts w:ascii="Times New Roman" w:hAnsi="Times New Roman" w:cs="Times New Roman"/>
+          <w:sz w:val="36"/>
+          <w:szCs w:val="36"/>
+        </w:rPr>
+      </w:pPr>
+    </w:p>
+    <w:p>
+      <w:pPr>
+        <w:rPr>
+          <w:rFonts w:ascii="Times New Roman" w:hAnsi="Times New Roman" w:cs="Times New Roman"/>
+          <w:b/>
+          <w:bCs/>
+          <w:sz w:val="36"/>
+          <w:szCs w:val="36"/>
+          <w:u w:val="single"/>
+        </w:rPr>
+      </w:pPr>
+      <w:r>
+        <w:rPr>
+          <w:rFonts w:ascii="Times New Roman" w:hAnsi="Times New Roman" w:cs="Times New Roman"/>
+          <w:b/>
+          <w:bCs/>
+          <w:sz w:val="36"/>
+          <w:szCs w:val="36"/>
+          <w:u w:val="single"/>
+        </w:rPr>
         <w:t>Prepared By:</w:t>
       </w:r>
     </w:p>
@@ -204,15 +287,6 @@
         </w:rPr>
         <w:t>Abu Ekhtiar Tawhid (0122230018)</w:t>
       </w:r>
-    </w:p>
-    <w:p>
-      <w:pPr>
-        <w:rPr>
-          <w:rFonts w:ascii="Times New Roman" w:hAnsi="Times New Roman" w:cs="Times New Roman"/>
-          <w:b/>
-          <w:bCs/>
-        </w:rPr>
-      </w:pPr>
     </w:p>
     <w:p>
       <w:pPr>
@@ -291,24 +365,6 @@
     </w:p>
     <w:p>
       <w:pPr>
-        <w:rPr>
-          <w:rFonts w:ascii="Times New Roman" w:hAnsi="Times New Roman" w:cs="Times New Roman"/>
-          <w:b/>
-          <w:bCs/>
-        </w:rPr>
-      </w:pPr>
-    </w:p>
-    <w:p>
-      <w:pPr>
-        <w:rPr>
-          <w:rFonts w:ascii="Times New Roman" w:hAnsi="Times New Roman" w:cs="Times New Roman"/>
-          <w:b/>
-          <w:bCs/>
-        </w:rPr>
-      </w:pPr>
-    </w:p>
-    <w:p>
-      <w:pPr>
         <w:autoSpaceDE w:val="0"/>
         <w:autoSpaceDN w:val="0"/>
         <w:adjustRightInd w:val="0"/>
@@ -346,15 +402,6 @@
         </w:rPr>
         <w:t>Dhaka, Bangladesh</w:t>
       </w:r>
-    </w:p>
-    <w:p>
-      <w:pPr>
-        <w:rPr>
-          <w:rFonts w:ascii="Times New Roman" w:hAnsi="Times New Roman" w:cs="Times New Roman"/>
-          <w:b/>
-          <w:bCs/>
-        </w:rPr>
-      </w:pPr>
     </w:p>
     <w:sdt>
       <w:sdtPr>
@@ -432,7 +479,7 @@
             </w:rPr>
             <w:fldChar w:fldCharType="separate"/>
           </w:r>
-          <w:hyperlink w:anchor="_Toc218682241" w:history="1">
+          <w:hyperlink w:anchor="_Toc220081555" w:history="1">
             <w:r>
               <w:rPr>
                 <w:rStyle w:val="Hyperlink"/>
@@ -460,7 +507,7 @@
                 <w:noProof/>
                 <w:webHidden/>
               </w:rPr>
-              <w:instrText xml:space="preserve"> PAGEREF _Toc218682241 \h </w:instrText>
+              <w:instrText xml:space="preserve"> PAGEREF _Toc220081555 \h </w:instrText>
             </w:r>
             <w:r>
               <w:rPr>
@@ -507,7 +554,7 @@
               <w14:ligatures w14:val="standardContextual"/>
             </w:rPr>
           </w:pPr>
-          <w:hyperlink w:anchor="_Toc218682242" w:history="1">
+          <w:hyperlink w:anchor="_Toc220081556" w:history="1">
             <w:r>
               <w:rPr>
                 <w:rStyle w:val="Hyperlink"/>
@@ -535,7 +582,7 @@
                 <w:noProof/>
                 <w:webHidden/>
               </w:rPr>
-              <w:instrText xml:space="preserve"> PAGEREF _Toc218682242 \h </w:instrText>
+              <w:instrText xml:space="preserve"> PAGEREF _Toc220081556 \h </w:instrText>
             </w:r>
             <w:r>
               <w:rPr>
@@ -555,7 +602,7 @@
                 <w:noProof/>
                 <w:webHidden/>
               </w:rPr>
-              <w:t>4</w:t>
+              <w:t>5</w:t>
             </w:r>
             <w:r>
               <w:rPr>
@@ -582,7 +629,7 @@
               <w14:ligatures w14:val="standardContextual"/>
             </w:rPr>
           </w:pPr>
-          <w:hyperlink w:anchor="_Toc218682243" w:history="1">
+          <w:hyperlink w:anchor="_Toc220081557" w:history="1">
             <w:r>
               <w:rPr>
                 <w:rStyle w:val="Hyperlink"/>
@@ -610,7 +657,7 @@
                 <w:noProof/>
                 <w:webHidden/>
               </w:rPr>
-              <w:instrText xml:space="preserve"> PAGEREF _Toc218682243 \h </w:instrText>
+              <w:instrText xml:space="preserve"> PAGEREF _Toc220081557 \h </w:instrText>
             </w:r>
             <w:r>
               <w:rPr>
@@ -657,7 +704,7 @@
               <w14:ligatures w14:val="standardContextual"/>
             </w:rPr>
           </w:pPr>
-          <w:hyperlink w:anchor="_Toc218682244" w:history="1">
+          <w:hyperlink w:anchor="_Toc220081558" w:history="1">
             <w:r>
               <w:rPr>
                 <w:rStyle w:val="Hyperlink"/>
@@ -685,7 +732,7 @@
                 <w:noProof/>
                 <w:webHidden/>
               </w:rPr>
-              <w:instrText xml:space="preserve"> PAGEREF _Toc218682244 \h </w:instrText>
+              <w:instrText xml:space="preserve"> PAGEREF _Toc220081558 \h </w:instrText>
             </w:r>
             <w:r>
               <w:rPr>
@@ -705,7 +752,7 @@
                 <w:noProof/>
                 <w:webHidden/>
               </w:rPr>
-              <w:t>5</w:t>
+              <w:t>6</w:t>
             </w:r>
             <w:r>
               <w:rPr>
@@ -732,7 +779,7 @@
               <w14:ligatures w14:val="standardContextual"/>
             </w:rPr>
           </w:pPr>
-          <w:hyperlink w:anchor="_Toc218682245" w:history="1">
+          <w:hyperlink w:anchor="_Toc220081559" w:history="1">
             <w:r>
               <w:rPr>
                 <w:rStyle w:val="Hyperlink"/>
@@ -760,7 +807,7 @@
                 <w:noProof/>
                 <w:webHidden/>
               </w:rPr>
-              <w:instrText xml:space="preserve"> PAGEREF _Toc218682245 \h </w:instrText>
+              <w:instrText xml:space="preserve"> PAGEREF _Toc220081559 \h </w:instrText>
             </w:r>
             <w:r>
               <w:rPr>
@@ -780,7 +827,7 @@
                 <w:noProof/>
                 <w:webHidden/>
               </w:rPr>
-              <w:t>5</w:t>
+              <w:t>7</w:t>
             </w:r>
             <w:r>
               <w:rPr>
@@ -807,7 +854,7 @@
               <w14:ligatures w14:val="standardContextual"/>
             </w:rPr>
           </w:pPr>
-          <w:hyperlink w:anchor="_Toc218682246" w:history="1">
+          <w:hyperlink w:anchor="_Toc220081560" w:history="1">
             <w:r>
               <w:rPr>
                 <w:rStyle w:val="Hyperlink"/>
@@ -835,7 +882,7 @@
                 <w:noProof/>
                 <w:webHidden/>
               </w:rPr>
-              <w:instrText xml:space="preserve"> PAGEREF _Toc218682246 \h </w:instrText>
+              <w:instrText xml:space="preserve"> PAGEREF _Toc220081560 \h </w:instrText>
             </w:r>
             <w:r>
               <w:rPr>
@@ -855,7 +902,7 @@
                 <w:noProof/>
                 <w:webHidden/>
               </w:rPr>
-              <w:t>5</w:t>
+              <w:t>7</w:t>
             </w:r>
             <w:r>
               <w:rPr>
@@ -882,7 +929,7 @@
               <w14:ligatures w14:val="standardContextual"/>
             </w:rPr>
           </w:pPr>
-          <w:hyperlink w:anchor="_Toc218682247" w:history="1">
+          <w:hyperlink w:anchor="_Toc220081561" w:history="1">
             <w:r>
               <w:rPr>
                 <w:rStyle w:val="Hyperlink"/>
@@ -910,7 +957,7 @@
                 <w:noProof/>
                 <w:webHidden/>
               </w:rPr>
-              <w:instrText xml:space="preserve"> PAGEREF _Toc218682247 \h </w:instrText>
+              <w:instrText xml:space="preserve"> PAGEREF _Toc220081561 \h </w:instrText>
             </w:r>
             <w:r>
               <w:rPr>
@@ -930,7 +977,7 @@
                 <w:noProof/>
                 <w:webHidden/>
               </w:rPr>
-              <w:t>6</w:t>
+              <w:t>7</w:t>
             </w:r>
             <w:r>
               <w:rPr>
@@ -957,7 +1004,7 @@
               <w14:ligatures w14:val="standardContextual"/>
             </w:rPr>
           </w:pPr>
-          <w:hyperlink w:anchor="_Toc218682248" w:history="1">
+          <w:hyperlink w:anchor="_Toc220081562" w:history="1">
             <w:r>
               <w:rPr>
                 <w:rStyle w:val="Hyperlink"/>
@@ -985,7 +1032,7 @@
                 <w:noProof/>
                 <w:webHidden/>
               </w:rPr>
-              <w:instrText xml:space="preserve"> PAGEREF _Toc218682248 \h </w:instrText>
+              <w:instrText xml:space="preserve"> PAGEREF _Toc220081562 \h </w:instrText>
             </w:r>
             <w:r>
               <w:rPr>
@@ -1005,7 +1052,7 @@
                 <w:noProof/>
                 <w:webHidden/>
               </w:rPr>
-              <w:t>6</w:t>
+              <w:t>8</w:t>
             </w:r>
             <w:r>
               <w:rPr>
@@ -1032,7 +1079,7 @@
               <w14:ligatures w14:val="standardContextual"/>
             </w:rPr>
           </w:pPr>
-          <w:hyperlink w:anchor="_Toc218682249" w:history="1">
+          <w:hyperlink w:anchor="_Toc220081563" w:history="1">
             <w:r>
               <w:rPr>
                 <w:rStyle w:val="Hyperlink"/>
@@ -1060,7 +1107,7 @@
                 <w:noProof/>
                 <w:webHidden/>
               </w:rPr>
-              <w:instrText xml:space="preserve"> PAGEREF _Toc218682249 \h </w:instrText>
+              <w:instrText xml:space="preserve"> PAGEREF _Toc220081563 \h </w:instrText>
             </w:r>
             <w:r>
               <w:rPr>
@@ -1080,7 +1127,7 @@
                 <w:noProof/>
                 <w:webHidden/>
               </w:rPr>
-              <w:t>6</w:t>
+              <w:t>9</w:t>
             </w:r>
             <w:r>
               <w:rPr>
@@ -1107,7 +1154,7 @@
               <w14:ligatures w14:val="standardContextual"/>
             </w:rPr>
           </w:pPr>
-          <w:hyperlink w:anchor="_Toc218682250" w:history="1">
+          <w:hyperlink w:anchor="_Toc220081564" w:history="1">
             <w:r>
               <w:rPr>
                 <w:rStyle w:val="Hyperlink"/>
@@ -1135,7 +1182,7 @@
                 <w:noProof/>
                 <w:webHidden/>
               </w:rPr>
-              <w:instrText xml:space="preserve"> PAGEREF _Toc218682250 \h </w:instrText>
+              <w:instrText xml:space="preserve"> PAGEREF _Toc220081564 \h </w:instrText>
             </w:r>
             <w:r>
               <w:rPr>
@@ -1155,7 +1202,7 @@
                 <w:noProof/>
                 <w:webHidden/>
               </w:rPr>
-              <w:t>6</w:t>
+              <w:t>9</w:t>
             </w:r>
             <w:r>
               <w:rPr>
@@ -1182,7 +1229,7 @@
               <w14:ligatures w14:val="standardContextual"/>
             </w:rPr>
           </w:pPr>
-          <w:hyperlink w:anchor="_Toc218682251" w:history="1">
+          <w:hyperlink w:anchor="_Toc220081565" w:history="1">
             <w:r>
               <w:rPr>
                 <w:rStyle w:val="Hyperlink"/>
@@ -1210,7 +1257,7 @@
                 <w:noProof/>
                 <w:webHidden/>
               </w:rPr>
-              <w:instrText xml:space="preserve"> PAGEREF _Toc218682251 \h </w:instrText>
+              <w:instrText xml:space="preserve"> PAGEREF _Toc220081565 \h </w:instrText>
             </w:r>
             <w:r>
               <w:rPr>
@@ -1230,7 +1277,7 @@
                 <w:noProof/>
                 <w:webHidden/>
               </w:rPr>
-              <w:t>6</w:t>
+              <w:t>9</w:t>
             </w:r>
             <w:r>
               <w:rPr>
@@ -1257,7 +1304,7 @@
               <w14:ligatures w14:val="standardContextual"/>
             </w:rPr>
           </w:pPr>
-          <w:hyperlink w:anchor="_Toc218682252" w:history="1">
+          <w:hyperlink w:anchor="_Toc220081566" w:history="1">
             <w:r>
               <w:rPr>
                 <w:rStyle w:val="Hyperlink"/>
@@ -1285,7 +1332,7 @@
                 <w:noProof/>
                 <w:webHidden/>
               </w:rPr>
-              <w:instrText xml:space="preserve"> PAGEREF _Toc218682252 \h </w:instrText>
+              <w:instrText xml:space="preserve"> PAGEREF _Toc220081566 \h </w:instrText>
             </w:r>
             <w:r>
               <w:rPr>
@@ -1305,7 +1352,7 @@
                 <w:noProof/>
                 <w:webHidden/>
               </w:rPr>
-              <w:t>7</w:t>
+              <w:t>10</w:t>
             </w:r>
             <w:r>
               <w:rPr>
@@ -1332,7 +1379,7 @@
               <w14:ligatures w14:val="standardContextual"/>
             </w:rPr>
           </w:pPr>
-          <w:hyperlink w:anchor="_Toc218682253" w:history="1">
+          <w:hyperlink w:anchor="_Toc220081567" w:history="1">
             <w:r>
               <w:rPr>
                 <w:rStyle w:val="Hyperlink"/>
@@ -1360,7 +1407,7 @@
                 <w:noProof/>
                 <w:webHidden/>
               </w:rPr>
-              <w:instrText xml:space="preserve"> PAGEREF _Toc218682253 \h </w:instrText>
+              <w:instrText xml:space="preserve"> PAGEREF _Toc220081567 \h </w:instrText>
             </w:r>
             <w:r>
               <w:rPr>
@@ -1380,7 +1427,7 @@
                 <w:noProof/>
                 <w:webHidden/>
               </w:rPr>
-              <w:t>7</w:t>
+              <w:t>10</w:t>
             </w:r>
             <w:r>
               <w:rPr>
@@ -1407,7 +1454,7 @@
               <w14:ligatures w14:val="standardContextual"/>
             </w:rPr>
           </w:pPr>
-          <w:hyperlink w:anchor="_Toc218682254" w:history="1">
+          <w:hyperlink w:anchor="_Toc220081568" w:history="1">
             <w:r>
               <w:rPr>
                 <w:rStyle w:val="Hyperlink"/>
@@ -1435,7 +1482,7 @@
                 <w:noProof/>
                 <w:webHidden/>
               </w:rPr>
-              <w:instrText xml:space="preserve"> PAGEREF _Toc218682254 \h </w:instrText>
+              <w:instrText xml:space="preserve"> PAGEREF _Toc220081568 \h </w:instrText>
             </w:r>
             <w:r>
               <w:rPr>
@@ -1455,7 +1502,7 @@
                 <w:noProof/>
                 <w:webHidden/>
               </w:rPr>
-              <w:t>7</w:t>
+              <w:t>10</w:t>
             </w:r>
             <w:r>
               <w:rPr>
@@ -1482,7 +1529,7 @@
               <w14:ligatures w14:val="standardContextual"/>
             </w:rPr>
           </w:pPr>
-          <w:hyperlink w:anchor="_Toc218682255" w:history="1">
+          <w:hyperlink w:anchor="_Toc220081569" w:history="1">
             <w:r>
               <w:rPr>
                 <w:rStyle w:val="Hyperlink"/>
@@ -1510,7 +1557,7 @@
                 <w:noProof/>
                 <w:webHidden/>
               </w:rPr>
-              <w:instrText xml:space="preserve"> PAGEREF _Toc218682255 \h </w:instrText>
+              <w:instrText xml:space="preserve"> PAGEREF _Toc220081569 \h </w:instrText>
             </w:r>
             <w:r>
               <w:rPr>
@@ -1530,7 +1577,7 @@
                 <w:noProof/>
                 <w:webHidden/>
               </w:rPr>
-              <w:t>8</w:t>
+              <w:t>11</w:t>
             </w:r>
             <w:r>
               <w:rPr>
@@ -1557,7 +1604,7 @@
               <w14:ligatures w14:val="standardContextual"/>
             </w:rPr>
           </w:pPr>
-          <w:hyperlink w:anchor="_Toc218682256" w:history="1">
+          <w:hyperlink w:anchor="_Toc220081570" w:history="1">
             <w:r>
               <w:rPr>
                 <w:rStyle w:val="Hyperlink"/>
@@ -1585,7 +1632,7 @@
                 <w:noProof/>
                 <w:webHidden/>
               </w:rPr>
-              <w:instrText xml:space="preserve"> PAGEREF _Toc218682256 \h </w:instrText>
+              <w:instrText xml:space="preserve"> PAGEREF _Toc220081570 \h </w:instrText>
             </w:r>
             <w:r>
               <w:rPr>
@@ -1605,7 +1652,7 @@
                 <w:noProof/>
                 <w:webHidden/>
               </w:rPr>
-              <w:t>9</w:t>
+              <w:t>11</w:t>
             </w:r>
             <w:r>
               <w:rPr>
@@ -1632,7 +1679,7 @@
               <w14:ligatures w14:val="standardContextual"/>
             </w:rPr>
           </w:pPr>
-          <w:hyperlink w:anchor="_Toc218682257" w:history="1">
+          <w:hyperlink w:anchor="_Toc220081571" w:history="1">
             <w:r>
               <w:rPr>
                 <w:rStyle w:val="Hyperlink"/>
@@ -1660,7 +1707,7 @@
                 <w:noProof/>
                 <w:webHidden/>
               </w:rPr>
-              <w:instrText xml:space="preserve"> PAGEREF _Toc218682257 \h </w:instrText>
+              <w:instrText xml:space="preserve"> PAGEREF _Toc220081571 \h </w:instrText>
             </w:r>
             <w:r>
               <w:rPr>
@@ -1680,7 +1727,7 @@
                 <w:noProof/>
                 <w:webHidden/>
               </w:rPr>
-              <w:t>9</w:t>
+              <w:t>12</w:t>
             </w:r>
             <w:r>
               <w:rPr>
@@ -1707,7 +1754,7 @@
               <w14:ligatures w14:val="standardContextual"/>
             </w:rPr>
           </w:pPr>
-          <w:hyperlink w:anchor="_Toc218682258" w:history="1">
+          <w:hyperlink w:anchor="_Toc220081572" w:history="1">
             <w:r>
               <w:rPr>
                 <w:rStyle w:val="Hyperlink"/>
@@ -1735,7 +1782,7 @@
                 <w:noProof/>
                 <w:webHidden/>
               </w:rPr>
-              <w:instrText xml:space="preserve"> PAGEREF _Toc218682258 \h </w:instrText>
+              <w:instrText xml:space="preserve"> PAGEREF _Toc220081572 \h </w:instrText>
             </w:r>
             <w:r>
               <w:rPr>
@@ -1755,7 +1802,7 @@
                 <w:noProof/>
                 <w:webHidden/>
               </w:rPr>
-              <w:t>10</w:t>
+              <w:t>12</w:t>
             </w:r>
             <w:r>
               <w:rPr>
@@ -1782,7 +1829,7 @@
               <w14:ligatures w14:val="standardContextual"/>
             </w:rPr>
           </w:pPr>
-          <w:hyperlink w:anchor="_Toc218682259" w:history="1">
+          <w:hyperlink w:anchor="_Toc220081573" w:history="1">
             <w:r>
               <w:rPr>
                 <w:rStyle w:val="Hyperlink"/>
@@ -1810,7 +1857,7 @@
                 <w:noProof/>
                 <w:webHidden/>
               </w:rPr>
-              <w:instrText xml:space="preserve"> PAGEREF _Toc218682259 \h </w:instrText>
+              <w:instrText xml:space="preserve"> PAGEREF _Toc220081573 \h </w:instrText>
             </w:r>
             <w:r>
               <w:rPr>
@@ -1830,7 +1877,7 @@
                 <w:noProof/>
                 <w:webHidden/>
               </w:rPr>
-              <w:t>10</w:t>
+              <w:t>13</w:t>
             </w:r>
             <w:r>
               <w:rPr>
@@ -1857,7 +1904,7 @@
               <w14:ligatures w14:val="standardContextual"/>
             </w:rPr>
           </w:pPr>
-          <w:hyperlink w:anchor="_Toc218682260" w:history="1">
+          <w:hyperlink w:anchor="_Toc220081574" w:history="1">
             <w:r>
               <w:rPr>
                 <w:rStyle w:val="Hyperlink"/>
@@ -1885,7 +1932,7 @@
                 <w:noProof/>
                 <w:webHidden/>
               </w:rPr>
-              <w:instrText xml:space="preserve"> PAGEREF _Toc218682260 \h </w:instrText>
+              <w:instrText xml:space="preserve"> PAGEREF _Toc220081574 \h </w:instrText>
             </w:r>
             <w:r>
               <w:rPr>
@@ -1905,7 +1952,7 @@
                 <w:noProof/>
                 <w:webHidden/>
               </w:rPr>
-              <w:t>10</w:t>
+              <w:t>13</w:t>
             </w:r>
             <w:r>
               <w:rPr>
@@ -1932,7 +1979,7 @@
               <w14:ligatures w14:val="standardContextual"/>
             </w:rPr>
           </w:pPr>
-          <w:hyperlink w:anchor="_Toc218682261" w:history="1">
+          <w:hyperlink w:anchor="_Toc220081575" w:history="1">
             <w:r>
               <w:rPr>
                 <w:rStyle w:val="Hyperlink"/>
@@ -1960,7 +2007,7 @@
                 <w:noProof/>
                 <w:webHidden/>
               </w:rPr>
-              <w:instrText xml:space="preserve"> PAGEREF _Toc218682261 \h </w:instrText>
+              <w:instrText xml:space="preserve"> PAGEREF _Toc220081575 \h </w:instrText>
             </w:r>
             <w:r>
               <w:rPr>
@@ -1980,7 +2027,7 @@
                 <w:noProof/>
                 <w:webHidden/>
               </w:rPr>
-              <w:t>11</w:t>
+              <w:t>14</w:t>
             </w:r>
             <w:r>
               <w:rPr>
@@ -2007,7 +2054,7 @@
               <w14:ligatures w14:val="standardContextual"/>
             </w:rPr>
           </w:pPr>
-          <w:hyperlink w:anchor="_Toc218682262" w:history="1">
+          <w:hyperlink w:anchor="_Toc220081576" w:history="1">
             <w:r>
               <w:rPr>
                 <w:rStyle w:val="Hyperlink"/>
@@ -2035,7 +2082,7 @@
                 <w:noProof/>
                 <w:webHidden/>
               </w:rPr>
-              <w:instrText xml:space="preserve"> PAGEREF _Toc218682262 \h </w:instrText>
+              <w:instrText xml:space="preserve"> PAGEREF _Toc220081576 \h </w:instrText>
             </w:r>
             <w:r>
               <w:rPr>
@@ -2055,7 +2102,7 @@
                 <w:noProof/>
                 <w:webHidden/>
               </w:rPr>
-              <w:t>11</w:t>
+              <w:t>14</w:t>
             </w:r>
             <w:r>
               <w:rPr>
@@ -2082,7 +2129,7 @@
               <w14:ligatures w14:val="standardContextual"/>
             </w:rPr>
           </w:pPr>
-          <w:hyperlink w:anchor="_Toc218682263" w:history="1">
+          <w:hyperlink w:anchor="_Toc220081577" w:history="1">
             <w:r>
               <w:rPr>
                 <w:rStyle w:val="Hyperlink"/>
@@ -2110,7 +2157,7 @@
                 <w:noProof/>
                 <w:webHidden/>
               </w:rPr>
-              <w:instrText xml:space="preserve"> PAGEREF _Toc218682263 \h </w:instrText>
+              <w:instrText xml:space="preserve"> PAGEREF _Toc220081577 \h </w:instrText>
             </w:r>
             <w:r>
               <w:rPr>
@@ -2130,7 +2177,7 @@
                 <w:noProof/>
                 <w:webHidden/>
               </w:rPr>
-              <w:t>12</w:t>
+              <w:t>15</w:t>
             </w:r>
             <w:r>
               <w:rPr>
@@ -2157,7 +2204,7 @@
               <w14:ligatures w14:val="standardContextual"/>
             </w:rPr>
           </w:pPr>
-          <w:hyperlink w:anchor="_Toc218682264" w:history="1">
+          <w:hyperlink w:anchor="_Toc220081578" w:history="1">
             <w:r>
               <w:rPr>
                 <w:rStyle w:val="Hyperlink"/>
@@ -2185,7 +2232,7 @@
                 <w:noProof/>
                 <w:webHidden/>
               </w:rPr>
-              <w:instrText xml:space="preserve"> PAGEREF _Toc218682264 \h </w:instrText>
+              <w:instrText xml:space="preserve"> PAGEREF _Toc220081578 \h </w:instrText>
             </w:r>
             <w:r>
               <w:rPr>
@@ -2205,7 +2252,7 @@
                 <w:noProof/>
                 <w:webHidden/>
               </w:rPr>
-              <w:t>12</w:t>
+              <w:t>15</w:t>
             </w:r>
             <w:r>
               <w:rPr>
@@ -2232,7 +2279,7 @@
               <w14:ligatures w14:val="standardContextual"/>
             </w:rPr>
           </w:pPr>
-          <w:hyperlink w:anchor="_Toc218682265" w:history="1">
+          <w:hyperlink w:anchor="_Toc220081579" w:history="1">
             <w:r>
               <w:rPr>
                 <w:rStyle w:val="Hyperlink"/>
@@ -2260,7 +2307,7 @@
                 <w:noProof/>
                 <w:webHidden/>
               </w:rPr>
-              <w:instrText xml:space="preserve"> PAGEREF _Toc218682265 \h </w:instrText>
+              <w:instrText xml:space="preserve"> PAGEREF _Toc220081579 \h </w:instrText>
             </w:r>
             <w:r>
               <w:rPr>
@@ -2280,7 +2327,7 @@
                 <w:noProof/>
                 <w:webHidden/>
               </w:rPr>
-              <w:t>12</w:t>
+              <w:t>15</w:t>
             </w:r>
             <w:r>
               <w:rPr>
@@ -2307,7 +2354,7 @@
               <w14:ligatures w14:val="standardContextual"/>
             </w:rPr>
           </w:pPr>
-          <w:hyperlink w:anchor="_Toc218682266" w:history="1">
+          <w:hyperlink w:anchor="_Toc220081580" w:history="1">
             <w:r>
               <w:rPr>
                 <w:rStyle w:val="Hyperlink"/>
@@ -2335,7 +2382,7 @@
                 <w:noProof/>
                 <w:webHidden/>
               </w:rPr>
-              <w:instrText xml:space="preserve"> PAGEREF _Toc218682266 \h </w:instrText>
+              <w:instrText xml:space="preserve"> PAGEREF _Toc220081580 \h </w:instrText>
             </w:r>
             <w:r>
               <w:rPr>
@@ -2355,7 +2402,7 @@
                 <w:noProof/>
                 <w:webHidden/>
               </w:rPr>
-              <w:t>13</w:t>
+              <w:t>16</w:t>
             </w:r>
             <w:r>
               <w:rPr>
@@ -2382,7 +2429,7 @@
               <w14:ligatures w14:val="standardContextual"/>
             </w:rPr>
           </w:pPr>
-          <w:hyperlink w:anchor="_Toc218682267" w:history="1">
+          <w:hyperlink w:anchor="_Toc220081581" w:history="1">
             <w:r>
               <w:rPr>
                 <w:rStyle w:val="Hyperlink"/>
@@ -2410,7 +2457,7 @@
                 <w:noProof/>
                 <w:webHidden/>
               </w:rPr>
-              <w:instrText xml:space="preserve"> PAGEREF _Toc218682267 \h </w:instrText>
+              <w:instrText xml:space="preserve"> PAGEREF _Toc220081581 \h </w:instrText>
             </w:r>
             <w:r>
               <w:rPr>
@@ -2430,7 +2477,7 @@
                 <w:noProof/>
                 <w:webHidden/>
               </w:rPr>
-              <w:t>13</w:t>
+              <w:t>16</w:t>
             </w:r>
             <w:r>
               <w:rPr>
@@ -2457,7 +2504,7 @@
               <w14:ligatures w14:val="standardContextual"/>
             </w:rPr>
           </w:pPr>
-          <w:hyperlink w:anchor="_Toc218682268" w:history="1">
+          <w:hyperlink w:anchor="_Toc220081582" w:history="1">
             <w:r>
               <w:rPr>
                 <w:rStyle w:val="Hyperlink"/>
@@ -2485,7 +2532,7 @@
                 <w:noProof/>
                 <w:webHidden/>
               </w:rPr>
-              <w:instrText xml:space="preserve"> PAGEREF _Toc218682268 \h </w:instrText>
+              <w:instrText xml:space="preserve"> PAGEREF _Toc220081582 \h </w:instrText>
             </w:r>
             <w:r>
               <w:rPr>
@@ -2505,7 +2552,7 @@
                 <w:noProof/>
                 <w:webHidden/>
               </w:rPr>
-              <w:t>13</w:t>
+              <w:t>17</w:t>
             </w:r>
             <w:r>
               <w:rPr>
@@ -2532,7 +2579,7 @@
               <w14:ligatures w14:val="standardContextual"/>
             </w:rPr>
           </w:pPr>
-          <w:hyperlink w:anchor="_Toc218682269" w:history="1">
+          <w:hyperlink w:anchor="_Toc220081583" w:history="1">
             <w:r>
               <w:rPr>
                 <w:rStyle w:val="Hyperlink"/>
@@ -2560,7 +2607,7 @@
                 <w:noProof/>
                 <w:webHidden/>
               </w:rPr>
-              <w:instrText xml:space="preserve"> PAGEREF _Toc218682269 \h </w:instrText>
+              <w:instrText xml:space="preserve"> PAGEREF _Toc220081583 \h </w:instrText>
             </w:r>
             <w:r>
               <w:rPr>
@@ -2580,7 +2627,7 @@
                 <w:noProof/>
                 <w:webHidden/>
               </w:rPr>
-              <w:t>14</w:t>
+              <w:t>17</w:t>
             </w:r>
             <w:r>
               <w:rPr>
@@ -2607,7 +2654,7 @@
               <w14:ligatures w14:val="standardContextual"/>
             </w:rPr>
           </w:pPr>
-          <w:hyperlink w:anchor="_Toc218682270" w:history="1">
+          <w:hyperlink w:anchor="_Toc220081584" w:history="1">
             <w:r>
               <w:rPr>
                 <w:rStyle w:val="Hyperlink"/>
@@ -2635,7 +2682,7 @@
                 <w:noProof/>
                 <w:webHidden/>
               </w:rPr>
-              <w:instrText xml:space="preserve"> PAGEREF _Toc218682270 \h </w:instrText>
+              <w:instrText xml:space="preserve"> PAGEREF _Toc220081584 \h </w:instrText>
             </w:r>
             <w:r>
               <w:rPr>
@@ -2655,7 +2702,7 @@
                 <w:noProof/>
                 <w:webHidden/>
               </w:rPr>
-              <w:t>14</w:t>
+              <w:t>17</w:t>
             </w:r>
             <w:r>
               <w:rPr>
@@ -2682,7 +2729,7 @@
               <w14:ligatures w14:val="standardContextual"/>
             </w:rPr>
           </w:pPr>
-          <w:hyperlink w:anchor="_Toc218682271" w:history="1">
+          <w:hyperlink w:anchor="_Toc220081585" w:history="1">
             <w:r>
               <w:rPr>
                 <w:rStyle w:val="Hyperlink"/>
@@ -2710,7 +2757,7 @@
                 <w:noProof/>
                 <w:webHidden/>
               </w:rPr>
-              <w:instrText xml:space="preserve"> PAGEREF _Toc218682271 \h </w:instrText>
+              <w:instrText xml:space="preserve"> PAGEREF _Toc220081585 \h </w:instrText>
             </w:r>
             <w:r>
               <w:rPr>
@@ -2730,7 +2777,7 @@
                 <w:noProof/>
                 <w:webHidden/>
               </w:rPr>
-              <w:t>14</w:t>
+              <w:t>18</w:t>
             </w:r>
             <w:r>
               <w:rPr>
@@ -2757,7 +2804,7 @@
               <w14:ligatures w14:val="standardContextual"/>
             </w:rPr>
           </w:pPr>
-          <w:hyperlink w:anchor="_Toc218682272" w:history="1">
+          <w:hyperlink w:anchor="_Toc220081586" w:history="1">
             <w:r>
               <w:rPr>
                 <w:rStyle w:val="Hyperlink"/>
@@ -2785,7 +2832,7 @@
                 <w:noProof/>
                 <w:webHidden/>
               </w:rPr>
-              <w:instrText xml:space="preserve"> PAGEREF _Toc218682272 \h </w:instrText>
+              <w:instrText xml:space="preserve"> PAGEREF _Toc220081586 \h </w:instrText>
             </w:r>
             <w:r>
               <w:rPr>
@@ -2805,7 +2852,7 @@
                 <w:noProof/>
                 <w:webHidden/>
               </w:rPr>
-              <w:t>15</w:t>
+              <w:t>18</w:t>
             </w:r>
             <w:r>
               <w:rPr>
@@ -2832,7 +2879,7 @@
               <w14:ligatures w14:val="standardContextual"/>
             </w:rPr>
           </w:pPr>
-          <w:hyperlink w:anchor="_Toc218682273" w:history="1">
+          <w:hyperlink w:anchor="_Toc220081587" w:history="1">
             <w:r>
               <w:rPr>
                 <w:rStyle w:val="Hyperlink"/>
@@ -2860,7 +2907,7 @@
                 <w:noProof/>
                 <w:webHidden/>
               </w:rPr>
-              <w:instrText xml:space="preserve"> PAGEREF _Toc218682273 \h </w:instrText>
+              <w:instrText xml:space="preserve"> PAGEREF _Toc220081587 \h </w:instrText>
             </w:r>
             <w:r>
               <w:rPr>
@@ -2880,7 +2927,7 @@
                 <w:noProof/>
                 <w:webHidden/>
               </w:rPr>
-              <w:t>16</w:t>
+              <w:t>21</w:t>
             </w:r>
             <w:r>
               <w:rPr>
@@ -2907,7 +2954,7 @@
               <w14:ligatures w14:val="standardContextual"/>
             </w:rPr>
           </w:pPr>
-          <w:hyperlink w:anchor="_Toc218682274" w:history="1">
+          <w:hyperlink w:anchor="_Toc220081588" w:history="1">
             <w:r>
               <w:rPr>
                 <w:rStyle w:val="Hyperlink"/>
@@ -2935,7 +2982,7 @@
                 <w:noProof/>
                 <w:webHidden/>
               </w:rPr>
-              <w:instrText xml:space="preserve"> PAGEREF _Toc218682274 \h </w:instrText>
+              <w:instrText xml:space="preserve"> PAGEREF _Toc220081588 \h </w:instrText>
             </w:r>
             <w:r>
               <w:rPr>
@@ -2955,7 +3002,7 @@
                 <w:noProof/>
                 <w:webHidden/>
               </w:rPr>
-              <w:t>16</w:t>
+              <w:t>21</w:t>
             </w:r>
             <w:r>
               <w:rPr>
@@ -2982,7 +3029,7 @@
               <w14:ligatures w14:val="standardContextual"/>
             </w:rPr>
           </w:pPr>
-          <w:hyperlink w:anchor="_Toc218682275" w:history="1">
+          <w:hyperlink w:anchor="_Toc220081589" w:history="1">
             <w:r>
               <w:rPr>
                 <w:rStyle w:val="Hyperlink"/>
@@ -3010,7 +3057,7 @@
                 <w:noProof/>
                 <w:webHidden/>
               </w:rPr>
-              <w:instrText xml:space="preserve"> PAGEREF _Toc218682275 \h </w:instrText>
+              <w:instrText xml:space="preserve"> PAGEREF _Toc220081589 \h </w:instrText>
             </w:r>
             <w:r>
               <w:rPr>
@@ -3030,7 +3077,7 @@
                 <w:noProof/>
                 <w:webHidden/>
               </w:rPr>
-              <w:t>17</w:t>
+              <w:t>22</w:t>
             </w:r>
             <w:r>
               <w:rPr>
@@ -3057,14 +3104,14 @@
               <w14:ligatures w14:val="standardContextual"/>
             </w:rPr>
           </w:pPr>
-          <w:hyperlink w:anchor="_Toc218682276" w:history="1">
+          <w:hyperlink w:anchor="_Toc220081590" w:history="1">
             <w:r>
               <w:rPr>
                 <w:rStyle w:val="Hyperlink"/>
                 <w:rFonts w:ascii="Times New Roman" w:hAnsi="Times New Roman"/>
                 <w:noProof/>
               </w:rPr>
-              <w:t>10. Sequence Diagram – Appointment Booking</w:t>
+              <w:t>10. Sequence Diagram</w:t>
             </w:r>
             <w:r>
               <w:rPr>
@@ -3085,7 +3132,7 @@
                 <w:noProof/>
                 <w:webHidden/>
               </w:rPr>
-              <w:instrText xml:space="preserve"> PAGEREF _Toc218682276 \h </w:instrText>
+              <w:instrText xml:space="preserve"> PAGEREF _Toc220081590 \h </w:instrText>
             </w:r>
             <w:r>
               <w:rPr>
@@ -3105,7 +3152,7 @@
                 <w:noProof/>
                 <w:webHidden/>
               </w:rPr>
-              <w:t>18</w:t>
+              <w:t>23</w:t>
             </w:r>
             <w:r>
               <w:rPr>
@@ -3132,7 +3179,7 @@
               <w14:ligatures w14:val="standardContextual"/>
             </w:rPr>
           </w:pPr>
-          <w:hyperlink w:anchor="_Toc218682277" w:history="1">
+          <w:hyperlink w:anchor="_Toc220081591" w:history="1">
             <w:r>
               <w:rPr>
                 <w:rStyle w:val="Hyperlink"/>
@@ -3160,7 +3207,7 @@
                 <w:noProof/>
                 <w:webHidden/>
               </w:rPr>
-              <w:instrText xml:space="preserve"> PAGEREF _Toc218682277 \h </w:instrText>
+              <w:instrText xml:space="preserve"> PAGEREF _Toc220081591 \h </w:instrText>
             </w:r>
             <w:r>
               <w:rPr>
@@ -3180,7 +3227,7 @@
                 <w:noProof/>
                 <w:webHidden/>
               </w:rPr>
-              <w:t>19</w:t>
+              <w:t>26</w:t>
             </w:r>
             <w:r>
               <w:rPr>
@@ -3207,7 +3254,7 @@
               <w14:ligatures w14:val="standardContextual"/>
             </w:rPr>
           </w:pPr>
-          <w:hyperlink w:anchor="_Toc218682278" w:history="1">
+          <w:hyperlink w:anchor="_Toc220081592" w:history="1">
             <w:r>
               <w:rPr>
                 <w:rStyle w:val="Hyperlink"/>
@@ -3235,7 +3282,7 @@
                 <w:noProof/>
                 <w:webHidden/>
               </w:rPr>
-              <w:instrText xml:space="preserve"> PAGEREF _Toc218682278 \h </w:instrText>
+              <w:instrText xml:space="preserve"> PAGEREF _Toc220081592 \h </w:instrText>
             </w:r>
             <w:r>
               <w:rPr>
@@ -3255,7 +3302,7 @@
                 <w:noProof/>
                 <w:webHidden/>
               </w:rPr>
-              <w:t>20</w:t>
+              <w:t>27</w:t>
             </w:r>
             <w:r>
               <w:rPr>
@@ -3282,7 +3329,7 @@
               <w14:ligatures w14:val="standardContextual"/>
             </w:rPr>
           </w:pPr>
-          <w:hyperlink w:anchor="_Toc218682279" w:history="1">
+          <w:hyperlink w:anchor="_Toc220081593" w:history="1">
             <w:r>
               <w:rPr>
                 <w:rStyle w:val="Hyperlink"/>
@@ -3310,7 +3357,7 @@
                 <w:noProof/>
                 <w:webHidden/>
               </w:rPr>
-              <w:instrText xml:space="preserve"> PAGEREF _Toc218682279 \h </w:instrText>
+              <w:instrText xml:space="preserve"> PAGEREF _Toc220081593 \h </w:instrText>
             </w:r>
             <w:r>
               <w:rPr>
@@ -3330,7 +3377,7 @@
                 <w:noProof/>
                 <w:webHidden/>
               </w:rPr>
-              <w:t>21</w:t>
+              <w:t>27</w:t>
             </w:r>
             <w:r>
               <w:rPr>
@@ -3357,7 +3404,7 @@
               <w14:ligatures w14:val="standardContextual"/>
             </w:rPr>
           </w:pPr>
-          <w:hyperlink w:anchor="_Toc218682280" w:history="1">
+          <w:hyperlink w:anchor="_Toc220081594" w:history="1">
             <w:r>
               <w:rPr>
                 <w:rStyle w:val="Hyperlink"/>
@@ -3385,7 +3432,7 @@
                 <w:noProof/>
                 <w:webHidden/>
               </w:rPr>
-              <w:instrText xml:space="preserve"> PAGEREF _Toc218682280 \h </w:instrText>
+              <w:instrText xml:space="preserve"> PAGEREF _Toc220081594 \h </w:instrText>
             </w:r>
             <w:r>
               <w:rPr>
@@ -3405,7 +3452,7 @@
                 <w:noProof/>
                 <w:webHidden/>
               </w:rPr>
-              <w:t>21</w:t>
+              <w:t>27</w:t>
             </w:r>
             <w:r>
               <w:rPr>
@@ -3432,7 +3479,7 @@
               <w14:ligatures w14:val="standardContextual"/>
             </w:rPr>
           </w:pPr>
-          <w:hyperlink w:anchor="_Toc218682281" w:history="1">
+          <w:hyperlink w:anchor="_Toc220081595" w:history="1">
             <w:r>
               <w:rPr>
                 <w:rStyle w:val="Hyperlink"/>
@@ -3460,7 +3507,7 @@
                 <w:noProof/>
                 <w:webHidden/>
               </w:rPr>
-              <w:instrText xml:space="preserve"> PAGEREF _Toc218682281 \h </w:instrText>
+              <w:instrText xml:space="preserve"> PAGEREF _Toc220081595 \h </w:instrText>
             </w:r>
             <w:r>
               <w:rPr>
@@ -3480,7 +3527,7 @@
                 <w:noProof/>
                 <w:webHidden/>
               </w:rPr>
-              <w:t>21</w:t>
+              <w:t>28</w:t>
             </w:r>
             <w:r>
               <w:rPr>
@@ -3507,7 +3554,7 @@
               <w14:ligatures w14:val="standardContextual"/>
             </w:rPr>
           </w:pPr>
-          <w:hyperlink w:anchor="_Toc218682282" w:history="1">
+          <w:hyperlink w:anchor="_Toc220081596" w:history="1">
             <w:r>
               <w:rPr>
                 <w:rStyle w:val="Hyperlink"/>
@@ -3535,7 +3582,7 @@
                 <w:noProof/>
                 <w:webHidden/>
               </w:rPr>
-              <w:instrText xml:space="preserve"> PAGEREF _Toc218682282 \h </w:instrText>
+              <w:instrText xml:space="preserve"> PAGEREF _Toc220081596 \h </w:instrText>
             </w:r>
             <w:r>
               <w:rPr>
@@ -3555,7 +3602,7 @@
                 <w:noProof/>
                 <w:webHidden/>
               </w:rPr>
-              <w:t>22</w:t>
+              <w:t>28</w:t>
             </w:r>
             <w:r>
               <w:rPr>
@@ -3582,7 +3629,7 @@
               <w14:ligatures w14:val="standardContextual"/>
             </w:rPr>
           </w:pPr>
-          <w:hyperlink w:anchor="_Toc218682283" w:history="1">
+          <w:hyperlink w:anchor="_Toc220081597" w:history="1">
             <w:r>
               <w:rPr>
                 <w:rStyle w:val="Hyperlink"/>
@@ -3610,7 +3657,7 @@
                 <w:noProof/>
                 <w:webHidden/>
               </w:rPr>
-              <w:instrText xml:space="preserve"> PAGEREF _Toc218682283 \h </w:instrText>
+              <w:instrText xml:space="preserve"> PAGEREF _Toc220081597 \h </w:instrText>
             </w:r>
             <w:r>
               <w:rPr>
@@ -3630,7 +3677,7 @@
                 <w:noProof/>
                 <w:webHidden/>
               </w:rPr>
-              <w:t>23</w:t>
+              <w:t>30</w:t>
             </w:r>
             <w:r>
               <w:rPr>
@@ -3657,7 +3704,7 @@
               <w14:ligatures w14:val="standardContextual"/>
             </w:rPr>
           </w:pPr>
-          <w:hyperlink w:anchor="_Toc218682284" w:history="1">
+          <w:hyperlink w:anchor="_Toc220081598" w:history="1">
             <w:r>
               <w:rPr>
                 <w:rStyle w:val="Hyperlink"/>
@@ -3685,7 +3732,7 @@
                 <w:noProof/>
                 <w:webHidden/>
               </w:rPr>
-              <w:instrText xml:space="preserve"> PAGEREF _Toc218682284 \h </w:instrText>
+              <w:instrText xml:space="preserve"> PAGEREF _Toc220081598 \h </w:instrText>
             </w:r>
             <w:r>
               <w:rPr>
@@ -3705,7 +3752,7 @@
                 <w:noProof/>
                 <w:webHidden/>
               </w:rPr>
-              <w:t>23</w:t>
+              <w:t>30</w:t>
             </w:r>
             <w:r>
               <w:rPr>
@@ -3732,7 +3779,7 @@
               <w14:ligatures w14:val="standardContextual"/>
             </w:rPr>
           </w:pPr>
-          <w:hyperlink w:anchor="_Toc218682285" w:history="1">
+          <w:hyperlink w:anchor="_Toc220081599" w:history="1">
             <w:r>
               <w:rPr>
                 <w:rStyle w:val="Hyperlink"/>
@@ -3760,7 +3807,7 @@
                 <w:noProof/>
                 <w:webHidden/>
               </w:rPr>
-              <w:instrText xml:space="preserve"> PAGEREF _Toc218682285 \h </w:instrText>
+              <w:instrText xml:space="preserve"> PAGEREF _Toc220081599 \h </w:instrText>
             </w:r>
             <w:r>
               <w:rPr>
@@ -3780,7 +3827,7 @@
                 <w:noProof/>
                 <w:webHidden/>
               </w:rPr>
-              <w:t>24</w:t>
+              <w:t>31</w:t>
             </w:r>
             <w:r>
               <w:rPr>
@@ -3807,7 +3854,7 @@
               <w14:ligatures w14:val="standardContextual"/>
             </w:rPr>
           </w:pPr>
-          <w:hyperlink w:anchor="_Toc218682286" w:history="1">
+          <w:hyperlink w:anchor="_Toc220081600" w:history="1">
             <w:r>
               <w:rPr>
                 <w:rStyle w:val="Hyperlink"/>
@@ -3835,7 +3882,7 @@
                 <w:noProof/>
                 <w:webHidden/>
               </w:rPr>
-              <w:instrText xml:space="preserve"> PAGEREF _Toc218682286 \h </w:instrText>
+              <w:instrText xml:space="preserve"> PAGEREF _Toc220081600 \h </w:instrText>
             </w:r>
             <w:r>
               <w:rPr>
@@ -3855,7 +3902,7 @@
                 <w:noProof/>
                 <w:webHidden/>
               </w:rPr>
-              <w:t>25</w:t>
+              <w:t>32</w:t>
             </w:r>
             <w:r>
               <w:rPr>
@@ -3882,7 +3929,7 @@
               <w14:ligatures w14:val="standardContextual"/>
             </w:rPr>
           </w:pPr>
-          <w:hyperlink w:anchor="_Toc218682287" w:history="1">
+          <w:hyperlink w:anchor="_Toc220081601" w:history="1">
             <w:r>
               <w:rPr>
                 <w:rStyle w:val="Hyperlink"/>
@@ -3910,7 +3957,7 @@
                 <w:noProof/>
                 <w:webHidden/>
               </w:rPr>
-              <w:instrText xml:space="preserve"> PAGEREF _Toc218682287 \h </w:instrText>
+              <w:instrText xml:space="preserve"> PAGEREF _Toc220081601 \h </w:instrText>
             </w:r>
             <w:r>
               <w:rPr>
@@ -3930,7 +3977,7 @@
                 <w:noProof/>
                 <w:webHidden/>
               </w:rPr>
-              <w:t>25</w:t>
+              <w:t>32</w:t>
             </w:r>
             <w:r>
               <w:rPr>
@@ -3957,14 +4004,14 @@
               <w14:ligatures w14:val="standardContextual"/>
             </w:rPr>
           </w:pPr>
-          <w:hyperlink w:anchor="_Toc218682288" w:history="1">
+          <w:hyperlink w:anchor="_Toc220081602" w:history="1">
             <w:r>
               <w:rPr>
                 <w:rStyle w:val="Hyperlink"/>
                 <w:rFonts w:ascii="Times New Roman" w:hAnsi="Times New Roman"/>
                 <w:noProof/>
               </w:rPr>
-              <w:t>18. References</w:t>
+              <w:t>18. UX/UI Design Guidelines and Standards</w:t>
             </w:r>
             <w:r>
               <w:rPr>
@@ -3985,7 +4032,7 @@
                 <w:noProof/>
                 <w:webHidden/>
               </w:rPr>
-              <w:instrText xml:space="preserve"> PAGEREF _Toc218682288 \h </w:instrText>
+              <w:instrText xml:space="preserve"> PAGEREF _Toc220081602 \h </w:instrText>
             </w:r>
             <w:r>
               <w:rPr>
@@ -4005,7 +4052,7 @@
                 <w:noProof/>
                 <w:webHidden/>
               </w:rPr>
-              <w:t>26</w:t>
+              <w:t>33</w:t>
             </w:r>
             <w:r>
               <w:rPr>
@@ -4018,7 +4065,7 @@
         </w:p>
         <w:p>
           <w:pPr>
-            <w:pStyle w:val="TOC1"/>
+            <w:pStyle w:val="TOC3"/>
             <w:tabs>
               <w:tab w:val="right" w:leader="dot" w:pos="9016"/>
             </w:tabs>
@@ -4032,14 +4079,14 @@
               <w14:ligatures w14:val="standardContextual"/>
             </w:rPr>
           </w:pPr>
-          <w:hyperlink w:anchor="_Toc218682289" w:history="1">
+          <w:hyperlink w:anchor="_Toc220081603" w:history="1">
             <w:r>
               <w:rPr>
                 <w:rStyle w:val="Hyperlink"/>
                 <w:rFonts w:ascii="Times New Roman" w:hAnsi="Times New Roman"/>
                 <w:noProof/>
               </w:rPr>
-              <w:t>Appendix A: Scope, Assumptions, and Clarifications</w:t>
+              <w:t>Guideline 1: The UX Standard (Behavioral Logic)</w:t>
             </w:r>
             <w:r>
               <w:rPr>
@@ -4060,7 +4107,7 @@
                 <w:noProof/>
                 <w:webHidden/>
               </w:rPr>
-              <w:instrText xml:space="preserve"> PAGEREF _Toc218682289 \h </w:instrText>
+              <w:instrText xml:space="preserve"> PAGEREF _Toc220081603 \h </w:instrText>
             </w:r>
             <w:r>
               <w:rPr>
@@ -4080,7 +4127,7 @@
                 <w:noProof/>
                 <w:webHidden/>
               </w:rPr>
-              <w:t>27</w:t>
+              <w:t>33</w:t>
             </w:r>
             <w:r>
               <w:rPr>
@@ -4093,7 +4140,7 @@
         </w:p>
         <w:p>
           <w:pPr>
-            <w:pStyle w:val="TOC2"/>
+            <w:pStyle w:val="TOC3"/>
             <w:tabs>
               <w:tab w:val="right" w:leader="dot" w:pos="9016"/>
             </w:tabs>
@@ -4107,14 +4154,14 @@
               <w14:ligatures w14:val="standardContextual"/>
             </w:rPr>
           </w:pPr>
-          <w:hyperlink w:anchor="_Toc218682290" w:history="1">
+          <w:hyperlink w:anchor="_Toc220081604" w:history="1">
             <w:r>
               <w:rPr>
                 <w:rStyle w:val="Hyperlink"/>
                 <w:rFonts w:ascii="Times New Roman" w:hAnsi="Times New Roman"/>
                 <w:noProof/>
               </w:rPr>
-              <w:t>A.1 System Scope</w:t>
+              <w:t>Guideline 2: The UI Standard (Visual System)</w:t>
             </w:r>
             <w:r>
               <w:rPr>
@@ -4135,7 +4182,7 @@
                 <w:noProof/>
                 <w:webHidden/>
               </w:rPr>
-              <w:instrText xml:space="preserve"> PAGEREF _Toc218682290 \h </w:instrText>
+              <w:instrText xml:space="preserve"> PAGEREF _Toc220081604 \h </w:instrText>
             </w:r>
             <w:r>
               <w:rPr>
@@ -4155,7 +4202,7 @@
                 <w:noProof/>
                 <w:webHidden/>
               </w:rPr>
-              <w:t>27</w:t>
+              <w:t>34</w:t>
             </w:r>
             <w:r>
               <w:rPr>
@@ -4168,7 +4215,7 @@
         </w:p>
         <w:p>
           <w:pPr>
-            <w:pStyle w:val="TOC2"/>
+            <w:pStyle w:val="TOC3"/>
             <w:tabs>
               <w:tab w:val="right" w:leader="dot" w:pos="9016"/>
             </w:tabs>
@@ -4182,14 +4229,14 @@
               <w14:ligatures w14:val="standardContextual"/>
             </w:rPr>
           </w:pPr>
-          <w:hyperlink w:anchor="_Toc218682291" w:history="1">
+          <w:hyperlink w:anchor="_Toc220081605" w:history="1">
             <w:r>
               <w:rPr>
                 <w:rStyle w:val="Hyperlink"/>
                 <w:rFonts w:ascii="Times New Roman" w:hAnsi="Times New Roman"/>
                 <w:noProof/>
               </w:rPr>
-              <w:t>A.2 Out-of-Scope</w:t>
+              <w:t>Guideline 3: Interaction Science (Efficiency)</w:t>
             </w:r>
             <w:r>
               <w:rPr>
@@ -4210,7 +4257,7 @@
                 <w:noProof/>
                 <w:webHidden/>
               </w:rPr>
-              <w:instrText xml:space="preserve"> PAGEREF _Toc218682291 \h </w:instrText>
+              <w:instrText xml:space="preserve"> PAGEREF _Toc220081605 \h </w:instrText>
             </w:r>
             <w:r>
               <w:rPr>
@@ -4230,7 +4277,7 @@
                 <w:noProof/>
                 <w:webHidden/>
               </w:rPr>
-              <w:t>27</w:t>
+              <w:t>34</w:t>
             </w:r>
             <w:r>
               <w:rPr>
@@ -4243,7 +4290,7 @@
         </w:p>
         <w:p>
           <w:pPr>
-            <w:pStyle w:val="TOC2"/>
+            <w:pStyle w:val="TOC3"/>
             <w:tabs>
               <w:tab w:val="right" w:leader="dot" w:pos="9016"/>
             </w:tabs>
@@ -4257,14 +4304,14 @@
               <w14:ligatures w14:val="standardContextual"/>
             </w:rPr>
           </w:pPr>
-          <w:hyperlink w:anchor="_Toc218682292" w:history="1">
+          <w:hyperlink w:anchor="_Toc220081606" w:history="1">
             <w:r>
               <w:rPr>
                 <w:rStyle w:val="Hyperlink"/>
                 <w:rFonts w:ascii="Times New Roman" w:hAnsi="Times New Roman"/>
                 <w:noProof/>
               </w:rPr>
-              <w:t>A.3 Assumptions &amp; Dependencies</w:t>
+              <w:t>Guideline 4: Usability Standard (Definition and Measurement)</w:t>
             </w:r>
             <w:r>
               <w:rPr>
@@ -4285,7 +4332,7 @@
                 <w:noProof/>
                 <w:webHidden/>
               </w:rPr>
-              <w:instrText xml:space="preserve"> PAGEREF _Toc218682292 \h </w:instrText>
+              <w:instrText xml:space="preserve"> PAGEREF _Toc220081606 \h </w:instrText>
             </w:r>
             <w:r>
               <w:rPr>
@@ -4305,7 +4352,7 @@
                 <w:noProof/>
                 <w:webHidden/>
               </w:rPr>
-              <w:t>27</w:t>
+              <w:t>34</w:t>
             </w:r>
             <w:r>
               <w:rPr>
@@ -4318,7 +4365,7 @@
         </w:p>
         <w:p>
           <w:pPr>
-            <w:pStyle w:val="TOC2"/>
+            <w:pStyle w:val="TOC3"/>
             <w:tabs>
               <w:tab w:val="right" w:leader="dot" w:pos="9016"/>
             </w:tabs>
@@ -4332,14 +4379,14 @@
               <w14:ligatures w14:val="standardContextual"/>
             </w:rPr>
           </w:pPr>
-          <w:hyperlink w:anchor="_Toc218682293" w:history="1">
+          <w:hyperlink w:anchor="_Toc220081607" w:history="1">
             <w:r>
               <w:rPr>
                 <w:rStyle w:val="Hyperlink"/>
                 <w:rFonts w:ascii="Times New Roman" w:hAnsi="Times New Roman"/>
                 <w:noProof/>
               </w:rPr>
-              <w:t>A.4 Clarification on Intelligent Components</w:t>
+              <w:t>Guideline 5: Interaction Principles (Dialogue Quality)</w:t>
             </w:r>
             <w:r>
               <w:rPr>
@@ -4360,7 +4407,7 @@
                 <w:noProof/>
                 <w:webHidden/>
               </w:rPr>
-              <w:instrText xml:space="preserve"> PAGEREF _Toc218682293 \h </w:instrText>
+              <w:instrText xml:space="preserve"> PAGEREF _Toc220081607 \h </w:instrText>
             </w:r>
             <w:r>
               <w:rPr>
@@ -4380,7 +4427,7 @@
                 <w:noProof/>
                 <w:webHidden/>
               </w:rPr>
-              <w:t>27</w:t>
+              <w:t>35</w:t>
             </w:r>
             <w:r>
               <w:rPr>
@@ -4393,7 +4440,7 @@
         </w:p>
         <w:p>
           <w:pPr>
-            <w:pStyle w:val="TOC2"/>
+            <w:pStyle w:val="TOC3"/>
             <w:tabs>
               <w:tab w:val="right" w:leader="dot" w:pos="9016"/>
             </w:tabs>
@@ -4407,14 +4454,14 @@
               <w14:ligatures w14:val="standardContextual"/>
             </w:rPr>
           </w:pPr>
-          <w:hyperlink w:anchor="_Toc218682294" w:history="1">
+          <w:hyperlink w:anchor="_Toc220081608" w:history="1">
             <w:r>
               <w:rPr>
                 <w:rStyle w:val="Hyperlink"/>
                 <w:rFonts w:ascii="Times New Roman" w:hAnsi="Times New Roman"/>
                 <w:noProof/>
               </w:rPr>
-              <w:t>A.5 Verification Methods Summary</w:t>
+              <w:t>Guideline 6: Accessibility Baseline</w:t>
             </w:r>
             <w:r>
               <w:rPr>
@@ -4435,7 +4482,7 @@
                 <w:noProof/>
                 <w:webHidden/>
               </w:rPr>
-              <w:instrText xml:space="preserve"> PAGEREF _Toc218682294 \h </w:instrText>
+              <w:instrText xml:space="preserve"> PAGEREF _Toc220081608 \h </w:instrText>
             </w:r>
             <w:r>
               <w:rPr>
@@ -4455,7 +4502,7 @@
                 <w:noProof/>
                 <w:webHidden/>
               </w:rPr>
-              <w:t>27</w:t>
+              <w:t>35</w:t>
             </w:r>
             <w:r>
               <w:rPr>
@@ -4468,7 +4515,7 @@
         </w:p>
         <w:p>
           <w:pPr>
-            <w:pStyle w:val="TOC2"/>
+            <w:pStyle w:val="TOC3"/>
             <w:tabs>
               <w:tab w:val="right" w:leader="dot" w:pos="9016"/>
             </w:tabs>
@@ -4482,13 +4529,538 @@
               <w14:ligatures w14:val="standardContextual"/>
             </w:rPr>
           </w:pPr>
-          <w:hyperlink w:anchor="_Toc218682295" w:history="1">
+          <w:hyperlink w:anchor="_Toc220081609" w:history="1">
             <w:r>
               <w:rPr>
                 <w:rStyle w:val="Hyperlink"/>
                 <w:rFonts w:ascii="Times New Roman" w:hAnsi="Times New Roman"/>
                 <w:noProof/>
               </w:rPr>
+              <w:t>19. References</w:t>
+            </w:r>
+            <w:r>
+              <w:rPr>
+                <w:noProof/>
+                <w:webHidden/>
+              </w:rPr>
+              <w:tab/>
+            </w:r>
+            <w:r>
+              <w:rPr>
+                <w:noProof/>
+                <w:webHidden/>
+              </w:rPr>
+              <w:fldChar w:fldCharType="begin"/>
+            </w:r>
+            <w:r>
+              <w:rPr>
+                <w:noProof/>
+                <w:webHidden/>
+              </w:rPr>
+              <w:instrText xml:space="preserve"> PAGEREF _Toc220081609 \h </w:instrText>
+            </w:r>
+            <w:r>
+              <w:rPr>
+                <w:noProof/>
+                <w:webHidden/>
+              </w:rPr>
+            </w:r>
+            <w:r>
+              <w:rPr>
+                <w:noProof/>
+                <w:webHidden/>
+              </w:rPr>
+              <w:fldChar w:fldCharType="separate"/>
+            </w:r>
+            <w:r>
+              <w:rPr>
+                <w:noProof/>
+                <w:webHidden/>
+              </w:rPr>
+              <w:t>36</w:t>
+            </w:r>
+            <w:r>
+              <w:rPr>
+                <w:noProof/>
+                <w:webHidden/>
+              </w:rPr>
+              <w:fldChar w:fldCharType="end"/>
+            </w:r>
+          </w:hyperlink>
+        </w:p>
+        <w:p>
+          <w:pPr>
+            <w:pStyle w:val="TOC3"/>
+            <w:tabs>
+              <w:tab w:val="right" w:leader="dot" w:pos="9016"/>
+            </w:tabs>
+            <w:rPr>
+              <w:rFonts w:cstheme="minorBidi"/>
+              <w:noProof/>
+              <w:kern w:val="2"/>
+              <w:sz w:val="24"/>
+              <w:szCs w:val="24"/>
+              <w:lang w:val="en-GB" w:eastAsia="en-GB"/>
+              <w14:ligatures w14:val="standardContextual"/>
+            </w:rPr>
+          </w:pPr>
+          <w:hyperlink w:anchor="_Toc220081610" w:history="1">
+            <w:r>
+              <w:rPr>
+                <w:rStyle w:val="Hyperlink"/>
+                <w:rFonts w:ascii="Times New Roman" w:hAnsi="Times New Roman"/>
+                <w:noProof/>
+              </w:rPr>
+              <w:t>Appendix A: Scope, Assumptions, and Clarifications</w:t>
+            </w:r>
+            <w:r>
+              <w:rPr>
+                <w:noProof/>
+                <w:webHidden/>
+              </w:rPr>
+              <w:tab/>
+            </w:r>
+            <w:r>
+              <w:rPr>
+                <w:noProof/>
+                <w:webHidden/>
+              </w:rPr>
+              <w:fldChar w:fldCharType="begin"/>
+            </w:r>
+            <w:r>
+              <w:rPr>
+                <w:noProof/>
+                <w:webHidden/>
+              </w:rPr>
+              <w:instrText xml:space="preserve"> PAGEREF _Toc220081610 \h </w:instrText>
+            </w:r>
+            <w:r>
+              <w:rPr>
+                <w:noProof/>
+                <w:webHidden/>
+              </w:rPr>
+            </w:r>
+            <w:r>
+              <w:rPr>
+                <w:noProof/>
+                <w:webHidden/>
+              </w:rPr>
+              <w:fldChar w:fldCharType="separate"/>
+            </w:r>
+            <w:r>
+              <w:rPr>
+                <w:noProof/>
+                <w:webHidden/>
+              </w:rPr>
+              <w:t>37</w:t>
+            </w:r>
+            <w:r>
+              <w:rPr>
+                <w:noProof/>
+                <w:webHidden/>
+              </w:rPr>
+              <w:fldChar w:fldCharType="end"/>
+            </w:r>
+          </w:hyperlink>
+        </w:p>
+        <w:p>
+          <w:pPr>
+            <w:pStyle w:val="TOC3"/>
+            <w:tabs>
+              <w:tab w:val="right" w:leader="dot" w:pos="9016"/>
+            </w:tabs>
+            <w:rPr>
+              <w:rFonts w:cstheme="minorBidi"/>
+              <w:noProof/>
+              <w:kern w:val="2"/>
+              <w:sz w:val="24"/>
+              <w:szCs w:val="24"/>
+              <w:lang w:val="en-GB" w:eastAsia="en-GB"/>
+              <w14:ligatures w14:val="standardContextual"/>
+            </w:rPr>
+          </w:pPr>
+          <w:hyperlink w:anchor="_Toc220081611" w:history="1">
+            <w:r>
+              <w:rPr>
+                <w:rStyle w:val="Hyperlink"/>
+                <w:rFonts w:ascii="Times New Roman" w:hAnsi="Times New Roman"/>
+                <w:noProof/>
+              </w:rPr>
+              <w:t>A.1 System Scope</w:t>
+            </w:r>
+            <w:r>
+              <w:rPr>
+                <w:noProof/>
+                <w:webHidden/>
+              </w:rPr>
+              <w:tab/>
+            </w:r>
+            <w:r>
+              <w:rPr>
+                <w:noProof/>
+                <w:webHidden/>
+              </w:rPr>
+              <w:fldChar w:fldCharType="begin"/>
+            </w:r>
+            <w:r>
+              <w:rPr>
+                <w:noProof/>
+                <w:webHidden/>
+              </w:rPr>
+              <w:instrText xml:space="preserve"> PAGEREF _Toc220081611 \h </w:instrText>
+            </w:r>
+            <w:r>
+              <w:rPr>
+                <w:noProof/>
+                <w:webHidden/>
+              </w:rPr>
+            </w:r>
+            <w:r>
+              <w:rPr>
+                <w:noProof/>
+                <w:webHidden/>
+              </w:rPr>
+              <w:fldChar w:fldCharType="separate"/>
+            </w:r>
+            <w:r>
+              <w:rPr>
+                <w:noProof/>
+                <w:webHidden/>
+              </w:rPr>
+              <w:t>37</w:t>
+            </w:r>
+            <w:r>
+              <w:rPr>
+                <w:noProof/>
+                <w:webHidden/>
+              </w:rPr>
+              <w:fldChar w:fldCharType="end"/>
+            </w:r>
+          </w:hyperlink>
+        </w:p>
+        <w:p>
+          <w:pPr>
+            <w:pStyle w:val="TOC3"/>
+            <w:tabs>
+              <w:tab w:val="right" w:leader="dot" w:pos="9016"/>
+            </w:tabs>
+            <w:rPr>
+              <w:rFonts w:cstheme="minorBidi"/>
+              <w:noProof/>
+              <w:kern w:val="2"/>
+              <w:sz w:val="24"/>
+              <w:szCs w:val="24"/>
+              <w:lang w:val="en-GB" w:eastAsia="en-GB"/>
+              <w14:ligatures w14:val="standardContextual"/>
+            </w:rPr>
+          </w:pPr>
+          <w:hyperlink w:anchor="_Toc220081612" w:history="1">
+            <w:r>
+              <w:rPr>
+                <w:rStyle w:val="Hyperlink"/>
+                <w:rFonts w:ascii="Times New Roman" w:hAnsi="Times New Roman"/>
+                <w:noProof/>
+              </w:rPr>
+              <w:t>A.2 Out-of-Scope</w:t>
+            </w:r>
+            <w:r>
+              <w:rPr>
+                <w:noProof/>
+                <w:webHidden/>
+              </w:rPr>
+              <w:tab/>
+            </w:r>
+            <w:r>
+              <w:rPr>
+                <w:noProof/>
+                <w:webHidden/>
+              </w:rPr>
+              <w:fldChar w:fldCharType="begin"/>
+            </w:r>
+            <w:r>
+              <w:rPr>
+                <w:noProof/>
+                <w:webHidden/>
+              </w:rPr>
+              <w:instrText xml:space="preserve"> PAGEREF _Toc220081612 \h </w:instrText>
+            </w:r>
+            <w:r>
+              <w:rPr>
+                <w:noProof/>
+                <w:webHidden/>
+              </w:rPr>
+            </w:r>
+            <w:r>
+              <w:rPr>
+                <w:noProof/>
+                <w:webHidden/>
+              </w:rPr>
+              <w:fldChar w:fldCharType="separate"/>
+            </w:r>
+            <w:r>
+              <w:rPr>
+                <w:noProof/>
+                <w:webHidden/>
+              </w:rPr>
+              <w:t>37</w:t>
+            </w:r>
+            <w:r>
+              <w:rPr>
+                <w:noProof/>
+                <w:webHidden/>
+              </w:rPr>
+              <w:fldChar w:fldCharType="end"/>
+            </w:r>
+          </w:hyperlink>
+        </w:p>
+        <w:p>
+          <w:pPr>
+            <w:pStyle w:val="TOC3"/>
+            <w:tabs>
+              <w:tab w:val="right" w:leader="dot" w:pos="9016"/>
+            </w:tabs>
+            <w:rPr>
+              <w:rFonts w:cstheme="minorBidi"/>
+              <w:noProof/>
+              <w:kern w:val="2"/>
+              <w:sz w:val="24"/>
+              <w:szCs w:val="24"/>
+              <w:lang w:val="en-GB" w:eastAsia="en-GB"/>
+              <w14:ligatures w14:val="standardContextual"/>
+            </w:rPr>
+          </w:pPr>
+          <w:hyperlink w:anchor="_Toc220081613" w:history="1">
+            <w:r>
+              <w:rPr>
+                <w:rStyle w:val="Hyperlink"/>
+                <w:rFonts w:ascii="Times New Roman" w:hAnsi="Times New Roman"/>
+                <w:noProof/>
+              </w:rPr>
+              <w:t>A.3 Assumptions &amp; Dependencies</w:t>
+            </w:r>
+            <w:r>
+              <w:rPr>
+                <w:noProof/>
+                <w:webHidden/>
+              </w:rPr>
+              <w:tab/>
+            </w:r>
+            <w:r>
+              <w:rPr>
+                <w:noProof/>
+                <w:webHidden/>
+              </w:rPr>
+              <w:fldChar w:fldCharType="begin"/>
+            </w:r>
+            <w:r>
+              <w:rPr>
+                <w:noProof/>
+                <w:webHidden/>
+              </w:rPr>
+              <w:instrText xml:space="preserve"> PAGEREF _Toc220081613 \h </w:instrText>
+            </w:r>
+            <w:r>
+              <w:rPr>
+                <w:noProof/>
+                <w:webHidden/>
+              </w:rPr>
+            </w:r>
+            <w:r>
+              <w:rPr>
+                <w:noProof/>
+                <w:webHidden/>
+              </w:rPr>
+              <w:fldChar w:fldCharType="separate"/>
+            </w:r>
+            <w:r>
+              <w:rPr>
+                <w:noProof/>
+                <w:webHidden/>
+              </w:rPr>
+              <w:t>37</w:t>
+            </w:r>
+            <w:r>
+              <w:rPr>
+                <w:noProof/>
+                <w:webHidden/>
+              </w:rPr>
+              <w:fldChar w:fldCharType="end"/>
+            </w:r>
+          </w:hyperlink>
+        </w:p>
+        <w:p>
+          <w:pPr>
+            <w:pStyle w:val="TOC3"/>
+            <w:tabs>
+              <w:tab w:val="right" w:leader="dot" w:pos="9016"/>
+            </w:tabs>
+            <w:rPr>
+              <w:rFonts w:cstheme="minorBidi"/>
+              <w:noProof/>
+              <w:kern w:val="2"/>
+              <w:sz w:val="24"/>
+              <w:szCs w:val="24"/>
+              <w:lang w:val="en-GB" w:eastAsia="en-GB"/>
+              <w14:ligatures w14:val="standardContextual"/>
+            </w:rPr>
+          </w:pPr>
+          <w:hyperlink w:anchor="_Toc220081614" w:history="1">
+            <w:r>
+              <w:rPr>
+                <w:rStyle w:val="Hyperlink"/>
+                <w:rFonts w:ascii="Times New Roman" w:hAnsi="Times New Roman"/>
+                <w:noProof/>
+              </w:rPr>
+              <w:t>A.4 Clarification on Intelligent Components</w:t>
+            </w:r>
+            <w:r>
+              <w:rPr>
+                <w:noProof/>
+                <w:webHidden/>
+              </w:rPr>
+              <w:tab/>
+            </w:r>
+            <w:r>
+              <w:rPr>
+                <w:noProof/>
+                <w:webHidden/>
+              </w:rPr>
+              <w:fldChar w:fldCharType="begin"/>
+            </w:r>
+            <w:r>
+              <w:rPr>
+                <w:noProof/>
+                <w:webHidden/>
+              </w:rPr>
+              <w:instrText xml:space="preserve"> PAGEREF _Toc220081614 \h </w:instrText>
+            </w:r>
+            <w:r>
+              <w:rPr>
+                <w:noProof/>
+                <w:webHidden/>
+              </w:rPr>
+            </w:r>
+            <w:r>
+              <w:rPr>
+                <w:noProof/>
+                <w:webHidden/>
+              </w:rPr>
+              <w:fldChar w:fldCharType="separate"/>
+            </w:r>
+            <w:r>
+              <w:rPr>
+                <w:noProof/>
+                <w:webHidden/>
+              </w:rPr>
+              <w:t>37</w:t>
+            </w:r>
+            <w:r>
+              <w:rPr>
+                <w:noProof/>
+                <w:webHidden/>
+              </w:rPr>
+              <w:fldChar w:fldCharType="end"/>
+            </w:r>
+          </w:hyperlink>
+        </w:p>
+        <w:p>
+          <w:pPr>
+            <w:pStyle w:val="TOC3"/>
+            <w:tabs>
+              <w:tab w:val="right" w:leader="dot" w:pos="9016"/>
+            </w:tabs>
+            <w:rPr>
+              <w:rFonts w:cstheme="minorBidi"/>
+              <w:noProof/>
+              <w:kern w:val="2"/>
+              <w:sz w:val="24"/>
+              <w:szCs w:val="24"/>
+              <w:lang w:val="en-GB" w:eastAsia="en-GB"/>
+              <w14:ligatures w14:val="standardContextual"/>
+            </w:rPr>
+          </w:pPr>
+          <w:hyperlink w:anchor="_Toc220081615" w:history="1">
+            <w:r>
+              <w:rPr>
+                <w:rStyle w:val="Hyperlink"/>
+                <w:rFonts w:ascii="Times New Roman" w:hAnsi="Times New Roman"/>
+                <w:noProof/>
+              </w:rPr>
+              <w:t>A.5 Verification Methods Summary</w:t>
+            </w:r>
+            <w:r>
+              <w:rPr>
+                <w:noProof/>
+                <w:webHidden/>
+              </w:rPr>
+              <w:tab/>
+            </w:r>
+            <w:r>
+              <w:rPr>
+                <w:noProof/>
+                <w:webHidden/>
+              </w:rPr>
+              <w:fldChar w:fldCharType="begin"/>
+            </w:r>
+            <w:r>
+              <w:rPr>
+                <w:noProof/>
+                <w:webHidden/>
+              </w:rPr>
+              <w:instrText xml:space="preserve"> PAGEREF _Toc220081615 \h </w:instrText>
+            </w:r>
+            <w:r>
+              <w:rPr>
+                <w:noProof/>
+                <w:webHidden/>
+              </w:rPr>
+            </w:r>
+            <w:r>
+              <w:rPr>
+                <w:noProof/>
+                <w:webHidden/>
+              </w:rPr>
+              <w:fldChar w:fldCharType="separate"/>
+            </w:r>
+            <w:r>
+              <w:rPr>
+                <w:noProof/>
+                <w:webHidden/>
+              </w:rPr>
+              <w:t>37</w:t>
+            </w:r>
+            <w:r>
+              <w:rPr>
+                <w:noProof/>
+                <w:webHidden/>
+              </w:rPr>
+              <w:fldChar w:fldCharType="end"/>
+            </w:r>
+          </w:hyperlink>
+        </w:p>
+        <w:p>
+          <w:pPr>
+            <w:pStyle w:val="TOC3"/>
+            <w:tabs>
+              <w:tab w:val="right" w:leader="dot" w:pos="9016"/>
+            </w:tabs>
+            <w:rPr>
+              <w:rFonts w:cstheme="minorBidi"/>
+              <w:noProof/>
+              <w:kern w:val="2"/>
+              <w:sz w:val="24"/>
+              <w:szCs w:val="24"/>
+              <w:lang w:val="en-GB" w:eastAsia="en-GB"/>
+              <w14:ligatures w14:val="standardContextual"/>
+            </w:rPr>
+          </w:pPr>
+          <w:hyperlink w:anchor="_Toc220081616" w:history="1">
+            <w:r>
+              <w:rPr>
+                <w:rStyle w:val="Hyperlink"/>
+                <w:rFonts w:ascii="Times New Roman" w:hAnsi="Times New Roman"/>
+                <w:noProof/>
+              </w:rPr>
               <w:t>A.6 Algorithm Correctness Note</w:t>
             </w:r>
             <w:r>
@@ -4510,7 +5082,7 @@
                 <w:noProof/>
                 <w:webHidden/>
               </w:rPr>
-              <w:instrText xml:space="preserve"> PAGEREF _Toc218682295 \h </w:instrText>
+              <w:instrText xml:space="preserve"> PAGEREF _Toc220081616 \h </w:instrText>
             </w:r>
             <w:r>
               <w:rPr>
@@ -4530,7 +5102,7 @@
                 <w:noProof/>
                 <w:webHidden/>
               </w:rPr>
-              <w:t>27</w:t>
+              <w:t>37</w:t>
             </w:r>
             <w:r>
               <w:rPr>
@@ -4597,66 +5169,12 @@
     </w:p>
     <w:p>
       <w:pPr>
-        <w:rPr>
-          <w:rFonts w:ascii="Times New Roman" w:hAnsi="Times New Roman" w:cs="Times New Roman"/>
-          <w:b/>
-          <w:bCs/>
-        </w:rPr>
-      </w:pPr>
-    </w:p>
-    <w:p>
-      <w:pPr>
-        <w:rPr>
-          <w:rFonts w:ascii="Times New Roman" w:hAnsi="Times New Roman" w:cs="Times New Roman"/>
-          <w:b/>
-          <w:bCs/>
-        </w:rPr>
-      </w:pPr>
-    </w:p>
-    <w:p>
-      <w:pPr>
-        <w:rPr>
-          <w:rFonts w:ascii="Times New Roman" w:hAnsi="Times New Roman" w:cs="Times New Roman"/>
-          <w:b/>
-          <w:bCs/>
-        </w:rPr>
-      </w:pPr>
-    </w:p>
-    <w:p>
-      <w:pPr>
-        <w:rPr>
-          <w:rFonts w:ascii="Times New Roman" w:hAnsi="Times New Roman" w:cs="Times New Roman"/>
-          <w:b/>
-          <w:bCs/>
-        </w:rPr>
-      </w:pPr>
-    </w:p>
-    <w:p>
-      <w:pPr>
-        <w:rPr>
-          <w:rFonts w:ascii="Times New Roman" w:hAnsi="Times New Roman" w:cs="Times New Roman"/>
-          <w:b/>
-          <w:bCs/>
-        </w:rPr>
-      </w:pPr>
-    </w:p>
-    <w:p>
-      <w:pPr>
-        <w:rPr>
-          <w:rFonts w:ascii="Times New Roman" w:hAnsi="Times New Roman" w:cs="Times New Roman"/>
-          <w:b/>
-          <w:bCs/>
-        </w:rPr>
-      </w:pPr>
-    </w:p>
-    <w:p>
-      <w:pPr>
         <w:pStyle w:val="Heading3"/>
         <w:rPr>
           <w:rFonts w:ascii="Times New Roman" w:hAnsi="Times New Roman" w:cs="Times New Roman"/>
         </w:rPr>
       </w:pPr>
-      <w:bookmarkStart w:id="0" w:name="_Toc218682241"/>
+      <w:bookmarkStart w:id="0" w:name="_Toc220081555"/>
       <w:r>
         <w:rPr>
           <w:rFonts w:ascii="Times New Roman" w:hAnsi="Times New Roman" w:cs="Times New Roman"/>
@@ -4678,7 +5196,7 @@
         <w:rPr>
           <w:rFonts w:ascii="Times New Roman" w:hAnsi="Times New Roman" w:cs="Times New Roman"/>
         </w:rPr>
-        <w:t>E-Dentist is a specialized tele-dentistry platform designed to provide accessible, affordable, and high-quality oral healthcare services across Bangladesh. By integrating web and mobile technologies, the platform enables remote consultations, intelligent risk assessment, digital prescriptions, and clinic navigation—bridging the gap between patients and qualified dental professionals. This system addresses critical challenges in oral healthcare delivery, including limited access in rural areas, low dentist-to-patient ratios, and the need for preventive care amid socioeconomic constraints and pandemics like COVID-19.</w:t>
+        <w:t>E-Dentist is a specialized tele-dentistry platform designed to deliver accessible, affordable, and high-quality oral healthcare services across Bangladesh through the effective use of modern digital technologies. By integrating web-based and mobile applications, the platform enables patients to receive remote dental consultations, intelligent risk-based triage, digital prescriptions, automated reminders, and clinic navigation services. The system aims to bridge the persistent gap between patients and qualified dental professionals by overcoming geographical, economic, and infrastructural barriers that limit access to timely oral healthcare.</w:t>
       </w:r>
     </w:p>
     <w:p>
@@ -4689,12 +5207,6 @@
           <w:rFonts w:ascii="Times New Roman" w:hAnsi="Times New Roman" w:cs="Times New Roman"/>
         </w:rPr>
       </w:pPr>
-      <w:r>
-        <w:rPr>
-          <w:rFonts w:ascii="Times New Roman" w:hAnsi="Times New Roman" w:cs="Times New Roman"/>
-        </w:rPr>
-        <w:t>Oral health is integral to overall well-being, influencing systemic conditions such as cardiovascular diseases, diabetes, and respiratory infections. In Bangladesh, where approximately 80% of the population experiences at least one oral disease and the dentist-to-patient ratio stands at one per 200,000 individuals, disparities in access are pronounced, particularly in rural regions. Existing telemedicine solutions focus on general healthcare but lack dental-specific features, such as 3D dental models for symptom identification and risk-based triage. E-Dentist proposes a comprehensive ecosystem that combines synchronous (real-time video) and asynchronous (store-and-forward) consultations, leveraging cloud-based architecture for scalability and interoperability.</w:t>
-      </w:r>
     </w:p>
     <w:p>
       <w:pPr>
@@ -4702,15 +5214,90 @@
         <w:ind w:left="0"/>
         <w:rPr>
           <w:rFonts w:ascii="Times New Roman" w:hAnsi="Times New Roman" w:cs="Times New Roman"/>
-          <w:b/>
-          <w:bCs/>
-        </w:rPr>
-      </w:pPr>
-      <w:r>
-        <w:rPr>
-          <w:rFonts w:ascii="Times New Roman" w:hAnsi="Times New Roman" w:cs="Times New Roman"/>
-        </w:rPr>
-        <w:t>This document provides a complete Software Requirements Specification (SRS) covering functional requirements, non-functional requirements, architectural analysis, UML diagrams, and compliance with CMMI Level-3 standards (based on CMMI V3.0 as of 2025). This version ensures full alignment with CMMI Maturity Level 3 ("Defined") by mapping all relevant Practice Areas (PAs) in the Development (DEV) view, including a new traceability matrix and expanded compliance details.</w:t>
+        </w:rPr>
+      </w:pPr>
+      <w:r>
+        <w:rPr>
+          <w:rFonts w:ascii="Times New Roman" w:hAnsi="Times New Roman" w:cs="Times New Roman"/>
+        </w:rPr>
+        <w:t>Oral healthcare remains a significantly underserved component of the healthcare system in Bangladesh, particularly in rural and semi-urban regions. Factors such as limited availability of dental professionals, low public awareness of preventive dental care, high out-of-pocket treatment costs, and inadequate healthcare infrastructure contribute to delayed diagnosis and poor treatment outcomes. The situation is further exacerbated during public health emergencies such as the COVID-19 pandemic, where physical clinic visits become risky or impractical. E-Dentist addresses these challenges by enabling safe, remote interaction between patients and dentists, reducing unnecessary travel, and supporting continuity of care during crisis situations.</w:t>
+      </w:r>
+    </w:p>
+    <w:p>
+      <w:pPr>
+        <w:pStyle w:val="ListParagraph"/>
+        <w:ind w:left="0"/>
+        <w:rPr>
+          <w:rFonts w:ascii="Times New Roman" w:hAnsi="Times New Roman" w:cs="Times New Roman"/>
+        </w:rPr>
+      </w:pPr>
+    </w:p>
+    <w:p>
+      <w:pPr>
+        <w:pStyle w:val="ListParagraph"/>
+        <w:ind w:left="0"/>
+        <w:rPr>
+          <w:rFonts w:ascii="Times New Roman" w:hAnsi="Times New Roman" w:cs="Times New Roman"/>
+        </w:rPr>
+      </w:pPr>
+      <w:r>
+        <w:rPr>
+          <w:rFonts w:ascii="Times New Roman" w:hAnsi="Times New Roman" w:cs="Times New Roman"/>
+        </w:rPr>
+        <w:t>Oral health is closely linked to overall physical well-being and plays a critical role in the prevention and management of systemic conditions such as cardiovascular diseases, diabetes, and respiratory infections. In Bangladesh, it is estimated that nearly 80% of the population suffers from at least one form of oral disease, while the dentist-to-patient ratio remains alarmingly low at approximately one dentist per 200,000 individuals. These disparities are most pronounced in rural areas, where access to specialized dental services is minimal. Although several telemedicine platforms currently operate in Bangladesh, they primarily focus on generalized medical consultations and lack dentistry-specific capabilities, such as visual oral diagnostics, interactive dental models, oral risk scoring, and structured dental triage workflows.</w:t>
+      </w:r>
+    </w:p>
+    <w:p>
+      <w:pPr>
+        <w:pStyle w:val="ListParagraph"/>
+        <w:ind w:left="0"/>
+        <w:rPr>
+          <w:rFonts w:ascii="Times New Roman" w:hAnsi="Times New Roman" w:cs="Times New Roman"/>
+        </w:rPr>
+      </w:pPr>
+      <w:r>
+        <w:rPr>
+          <w:rFonts w:ascii="Times New Roman" w:hAnsi="Times New Roman" w:cs="Times New Roman"/>
+        </w:rPr>
+        <w:t>To address these limitations, E-Dentist proposes a comprehensive and dental-focused digital ecosystem that combines both synchronous (real-time video consultations) and asynchronous (store-and-forward exchange of clinical data such as images and records) modes of tele-dentistry. The platform leverages a cloud-based, scalable architecture to ensure interoperability, reliability, and nationwide accessibility. Key features such as intelligent symptom assessment, risk-based appointment prioritization, and offline-capable clinic navigation are designed to meet the unique healthcare realities of Bangladesh, particularly for underserved populations.</w:t>
+      </w:r>
+    </w:p>
+    <w:p>
+      <w:pPr>
+        <w:pStyle w:val="ListParagraph"/>
+        <w:ind w:left="0"/>
+        <w:rPr>
+          <w:rFonts w:ascii="Times New Roman" w:hAnsi="Times New Roman" w:cs="Times New Roman"/>
+        </w:rPr>
+      </w:pPr>
+    </w:p>
+    <w:p>
+      <w:pPr>
+        <w:pStyle w:val="ListParagraph"/>
+        <w:ind w:left="0"/>
+        <w:rPr>
+          <w:rFonts w:ascii="Times New Roman" w:hAnsi="Times New Roman" w:cs="Times New Roman"/>
+        </w:rPr>
+      </w:pPr>
+      <w:r>
+        <w:rPr>
+          <w:rFonts w:ascii="Times New Roman" w:hAnsi="Times New Roman" w:cs="Times New Roman"/>
+        </w:rPr>
+        <w:t xml:space="preserve">This document presents a complete Software Requirements Specification (SRS) for the E-Dentist system. It includes detailed functional and non-functional requirements, system architecture analysis, UML and </w:t>
+      </w:r>
+      <w:proofErr w:type="spellStart"/>
+      <w:r>
+        <w:rPr>
+          <w:rFonts w:ascii="Times New Roman" w:hAnsi="Times New Roman" w:cs="Times New Roman"/>
+        </w:rPr>
+        <w:t>behavioral</w:t>
+      </w:r>
+      <w:proofErr w:type="spellEnd"/>
+      <w:r>
+        <w:rPr>
+          <w:rFonts w:ascii="Times New Roman" w:hAnsi="Times New Roman" w:cs="Times New Roman"/>
+        </w:rPr>
+        <w:t xml:space="preserve"> diagrams, algorithmic specifications, and requirements traceability. Furthermore, the document is structured in full compliance with Capability Maturity Model Integration (CMMI) Development (DEV) Version 3.0 standards, aligned with CMMI Maturity Level 3 (“Defined”). All relevant Practice Areas (PAs) are systematically mapped, supported by acceptance criteria, verification mechanisms, and an expanded traceability matrix.</w:t>
       </w:r>
     </w:p>
     <w:p>
@@ -4720,7 +5307,15 @@
           <w:rFonts w:ascii="Times New Roman" w:hAnsi="Times New Roman" w:cs="Times New Roman"/>
         </w:rPr>
       </w:pPr>
-      <w:bookmarkStart w:id="1" w:name="_Toc218682242"/>
+    </w:p>
+    <w:p>
+      <w:pPr>
+        <w:pStyle w:val="Heading3"/>
+        <w:rPr>
+          <w:rFonts w:ascii="Times New Roman" w:hAnsi="Times New Roman" w:cs="Times New Roman"/>
+        </w:rPr>
+      </w:pPr>
+      <w:bookmarkStart w:id="1" w:name="_Toc220081556"/>
       <w:r>
         <w:rPr>
           <w:rFonts w:ascii="Times New Roman" w:hAnsi="Times New Roman" w:cs="Times New Roman"/>
@@ -4874,12 +5469,11 @@
           <w:rFonts w:ascii="Times New Roman" w:hAnsi="Times New Roman" w:cs="Times New Roman"/>
         </w:rPr>
       </w:pPr>
-      <w:bookmarkStart w:id="2" w:name="_Toc218682243"/>
-      <w:r>
-        <w:rPr>
-          <w:rFonts w:ascii="Times New Roman" w:hAnsi="Times New Roman" w:cs="Times New Roman"/>
-        </w:rPr>
-        <w:lastRenderedPageBreak/>
+      <w:bookmarkStart w:id="2" w:name="_Toc220081557"/>
+      <w:r>
+        <w:rPr>
+          <w:rFonts w:ascii="Times New Roman" w:hAnsi="Times New Roman" w:cs="Times New Roman"/>
+        </w:rPr>
         <w:t>3. Vision</w:t>
       </w:r>
       <w:bookmarkEnd w:id="2"/>
@@ -5004,16 +5598,24 @@
     </w:p>
     <w:p>
       <w:pPr>
+        <w:rPr>
+          <w:rFonts w:ascii="Times New Roman" w:hAnsi="Times New Roman" w:cs="Times New Roman"/>
+        </w:rPr>
+      </w:pPr>
+    </w:p>
+    <w:p>
+      <w:pPr>
         <w:pStyle w:val="Heading3"/>
         <w:rPr>
           <w:rFonts w:ascii="Times New Roman" w:hAnsi="Times New Roman" w:cs="Times New Roman"/>
         </w:rPr>
       </w:pPr>
-      <w:bookmarkStart w:id="3" w:name="_Toc218682244"/>
-      <w:r>
-        <w:rPr>
-          <w:rFonts w:ascii="Times New Roman" w:hAnsi="Times New Roman" w:cs="Times New Roman"/>
-        </w:rPr>
+      <w:bookmarkStart w:id="3" w:name="_Toc220081558"/>
+      <w:r>
+        <w:rPr>
+          <w:rFonts w:ascii="Times New Roman" w:hAnsi="Times New Roman" w:cs="Times New Roman"/>
+        </w:rPr>
+        <w:lastRenderedPageBreak/>
         <w:t>4. Literature Review</w:t>
       </w:r>
       <w:bookmarkEnd w:id="3"/>
@@ -5028,20 +5630,33 @@
         <w:rPr>
           <w:rFonts w:ascii="Times New Roman" w:hAnsi="Times New Roman" w:cs="Times New Roman"/>
         </w:rPr>
-        <w:t>Tele-dentistry, the integration of telecommunications and dentistry, has been studied globally and in Bangladesh, revealing gaps in specialized oral care. In Bangladesh, telemedicine platforms like those reviewed by Chowdhury et al. (2018) offer video consultations and mHealth but are generalized, failing to address dentistry's unique needs, such as visual diagnostics and patient education.</w:t>
-      </w:r>
-    </w:p>
-    <w:p>
-      <w:pPr>
-        <w:rPr>
-          <w:rFonts w:ascii="Times New Roman" w:hAnsi="Times New Roman" w:cs="Times New Roman"/>
-        </w:rPr>
-      </w:pPr>
-      <w:r>
-        <w:rPr>
-          <w:rFonts w:ascii="Times New Roman" w:hAnsi="Times New Roman" w:cs="Times New Roman"/>
-        </w:rPr>
-        <w:t xml:space="preserve">Global reviews, such as </w:t>
+        <w:t>Tele-dentistry, defined as the application of telecommunication technologies to deliver dental care, consultation, education, and public awareness, has been extensively studied in both global and local healthcare contexts. Existing research highlights its potential to improve access to oral healthcare services, particularly in regions facing shortages of dental professionals and infrastructural limitations. However, these studies also reveal persistent gaps in the provision of specialized, dentistry-focused digital solutions.</w:t>
+      </w:r>
+    </w:p>
+    <w:p>
+      <w:pPr>
+        <w:rPr>
+          <w:rFonts w:ascii="Times New Roman" w:hAnsi="Times New Roman" w:cs="Times New Roman"/>
+        </w:rPr>
+      </w:pPr>
+      <w:r>
+        <w:rPr>
+          <w:rFonts w:ascii="Times New Roman" w:hAnsi="Times New Roman" w:cs="Times New Roman"/>
+        </w:rPr>
+        <w:t>In the Bangladeshi context, telemedicine platforms reviewed by Chowdhury et al. (2018) primarily focus on generalized healthcare services, offering features such as video consultations, mobile health (mHealth) support, and remote physician access. While these platforms improve healthcare accessibility, they lack essential dental-specific functionalities, including visual oral diagnostics, structured dental symptom assessment, and patient education tools tailored to oral health. As a result, dentistry remains underserved within existing telemedicine ecosystems, limiting the effectiveness of remote dental care delivery.</w:t>
+      </w:r>
+    </w:p>
+    <w:p>
+      <w:pPr>
+        <w:rPr>
+          <w:rFonts w:ascii="Times New Roman" w:hAnsi="Times New Roman" w:cs="Times New Roman"/>
+        </w:rPr>
+      </w:pPr>
+      <w:r>
+        <w:rPr>
+          <w:rFonts w:ascii="Times New Roman" w:hAnsi="Times New Roman" w:cs="Times New Roman"/>
+        </w:rPr>
+        <w:t xml:space="preserve">Global systematic reviews, such as the work by </w:t>
       </w:r>
       <w:proofErr w:type="spellStart"/>
       <w:r>
@@ -5055,20 +5670,33 @@
         <w:rPr>
           <w:rFonts w:ascii="Times New Roman" w:hAnsi="Times New Roman" w:cs="Times New Roman"/>
         </w:rPr>
-        <w:t xml:space="preserve"> et al. (2016), demonstrate tele-dentistry's benefits in remote consultations, cost reduction, and early intervention. Synchronous modes enable real-time interaction, while asynchronous approaches support store-and-forward data exchange for treatment planning. In Bangladesh, studies like Rahman and Karim (2016) on medication reminders and Deb et al. (2016) on offline navigation highlight fragmented solutions, motivating an integrated platform.</w:t>
-      </w:r>
-    </w:p>
-    <w:p>
-      <w:pPr>
-        <w:rPr>
-          <w:rFonts w:ascii="Times New Roman" w:hAnsi="Times New Roman" w:cs="Times New Roman"/>
-        </w:rPr>
-      </w:pPr>
-      <w:r>
-        <w:rPr>
-          <w:rFonts w:ascii="Times New Roman" w:hAnsi="Times New Roman" w:cs="Times New Roman"/>
-        </w:rPr>
-        <w:t>Appointment systems (Sherly et al., 2017) and video calling over Wi-Fi (</w:t>
+        <w:t xml:space="preserve"> et al. (2016), demonstrate that tele-dentistry significantly contributes to early diagnosis, cost reduction, and continuity of care, particularly for rural and underserved populations. These studies identify two primary operational modes: synchronous tele-dentistry, which enables real-time interaction between patients and dental professionals through video consultations, and asynchronous tele-dentistry, which supports store-and-forward transmission of clinical data such as images and records for diagnosis and treatment planning. Together, these modes form the foundation of effective remote dental care.</w:t>
+      </w:r>
+    </w:p>
+    <w:p>
+      <w:pPr>
+        <w:rPr>
+          <w:rFonts w:ascii="Times New Roman" w:hAnsi="Times New Roman" w:cs="Times New Roman"/>
+        </w:rPr>
+      </w:pPr>
+      <w:r>
+        <w:rPr>
+          <w:rFonts w:ascii="Times New Roman" w:hAnsi="Times New Roman" w:cs="Times New Roman"/>
+        </w:rPr>
+        <w:t>Several Bangladesh-focused studies address individual components relevant to tele-dentistry but remain fragmented in scope. Rahman and Karim (2016) explore mobile-based medication reminder systems aimed at improving patient adherence, while Deb et al. (2016) investigate offline navigation systems for accessing healthcare facilities in low-connectivity environments. Although these solutions address critical challenges, they operate as isolated systems rather than an integrated dental care platform.</w:t>
+      </w:r>
+    </w:p>
+    <w:p>
+      <w:pPr>
+        <w:rPr>
+          <w:rFonts w:ascii="Times New Roman" w:hAnsi="Times New Roman" w:cs="Times New Roman"/>
+        </w:rPr>
+      </w:pPr>
+      <w:r>
+        <w:rPr>
+          <w:rFonts w:ascii="Times New Roman" w:hAnsi="Times New Roman" w:cs="Times New Roman"/>
+        </w:rPr>
+        <w:t>Similarly, research on online appointment scheduling systems (Sherly et al., 2017) and Wi-Fi-based video calling platforms (</w:t>
       </w:r>
       <w:proofErr w:type="spellStart"/>
       <w:r>
@@ -5082,29 +5710,34 @@
         <w:rPr>
           <w:rFonts w:ascii="Times New Roman" w:hAnsi="Times New Roman" w:cs="Times New Roman"/>
         </w:rPr>
-        <w:t xml:space="preserve"> et al., 2014) provide foundations, but dental-specific features like 3D models and risk </w:t>
-      </w:r>
-      <w:proofErr w:type="spellStart"/>
-      <w:r>
-        <w:rPr>
-          <w:rFonts w:ascii="Times New Roman" w:hAnsi="Times New Roman" w:cs="Times New Roman"/>
-        </w:rPr>
-        <w:t>analyzers</w:t>
-      </w:r>
-      <w:proofErr w:type="spellEnd"/>
-      <w:r>
-        <w:rPr>
-          <w:rFonts w:ascii="Times New Roman" w:hAnsi="Times New Roman" w:cs="Times New Roman"/>
-        </w:rPr>
-        <w:t xml:space="preserve"> are absent. Perceptions are positive, with specialists viewing tele-dentistry as innovative for pandemics (Deshpande et al., 2020) and patients appreciating accessibility (Rahman et al., 2020). This review informs E-Dentist's design, emphasizing hybrid consultations, reminders, and navigation for equitable care.</w:t>
-      </w:r>
-    </w:p>
-    <w:p>
-      <w:pPr>
-        <w:rPr>
-          <w:rFonts w:ascii="Times New Roman" w:hAnsi="Times New Roman" w:cs="Times New Roman"/>
-        </w:rPr>
-      </w:pPr>
+        <w:t xml:space="preserve"> et al., 2014) provides technological building blocks for telehealth applications. However, these studies do not incorporate dental-specific innovations such as interactive 3D tooth models, oral risk scoring algorithms, or intelligent triage mechanisms that are essential for accurate dental assessment and prioritization.</w:t>
+      </w:r>
+    </w:p>
+    <w:p>
+      <w:pPr>
+        <w:rPr>
+          <w:rFonts w:ascii="Times New Roman" w:hAnsi="Times New Roman" w:cs="Times New Roman"/>
+        </w:rPr>
+      </w:pPr>
+      <w:r>
+        <w:rPr>
+          <w:rFonts w:ascii="Times New Roman" w:hAnsi="Times New Roman" w:cs="Times New Roman"/>
+        </w:rPr>
+        <w:t>Despite these limitations, perception-based studies report positive attitudes toward tele-dentistry. Dental professionals regard it as an innovative and safe approach, particularly during public health emergencies such as the COVID-19 pandemic (Deshpande et al., 2020). Patients also express satisfaction with improved accessibility, reduced travel requirements, and faster consultations (Rahman et al., 2020). These findings underscore both the feasibility and acceptance of tele-dentistry solutions.</w:t>
+      </w:r>
+    </w:p>
+    <w:p>
+      <w:pPr>
+        <w:rPr>
+          <w:rFonts w:ascii="Times New Roman" w:hAnsi="Times New Roman" w:cs="Times New Roman"/>
+        </w:rPr>
+      </w:pPr>
+      <w:r>
+        <w:rPr>
+          <w:rFonts w:ascii="Times New Roman" w:hAnsi="Times New Roman" w:cs="Times New Roman"/>
+        </w:rPr>
+        <w:t>This literature review directly informs the design of the E-Dentist system by identifying the need for an integrated, dental-specific telehealth platform. E-Dentist addresses these gaps by combining synchronous and asynchronous consultation models, intelligent risk-based triage, digital prescriptions, automated reminders, and offline clinic navigation. By unifying these features within a single ecosystem, the proposed system aims to deliver equitable, efficient, and scalable oral healthcare services aligned with the healthcare realities of Bangladesh.</w:t>
+      </w:r>
     </w:p>
     <w:p>
       <w:pPr>
@@ -5113,11 +5746,12 @@
           <w:rFonts w:ascii="Times New Roman" w:hAnsi="Times New Roman" w:cs="Times New Roman"/>
         </w:rPr>
       </w:pPr>
-      <w:bookmarkStart w:id="4" w:name="_Toc218682245"/>
-      <w:r>
-        <w:rPr>
-          <w:rFonts w:ascii="Times New Roman" w:hAnsi="Times New Roman" w:cs="Times New Roman"/>
-        </w:rPr>
+      <w:bookmarkStart w:id="4" w:name="_Toc220081559"/>
+      <w:r>
+        <w:rPr>
+          <w:rFonts w:ascii="Times New Roman" w:hAnsi="Times New Roman" w:cs="Times New Roman"/>
+        </w:rPr>
+        <w:lastRenderedPageBreak/>
         <w:t>5</w:t>
       </w:r>
       <w:r>
@@ -5138,19 +5772,59 @@
         <w:rPr>
           <w:rFonts w:ascii="Times New Roman" w:hAnsi="Times New Roman" w:cs="Times New Roman"/>
         </w:rPr>
-        <w:t xml:space="preserve">Inputs were gathered from academic studies, </w:t>
-      </w:r>
-      <w:r>
-        <w:rPr>
-          <w:rFonts w:ascii="Times New Roman" w:hAnsi="Times New Roman" w:cs="Times New Roman"/>
-        </w:rPr>
-        <w:t xml:space="preserve">and </w:t>
-      </w:r>
-      <w:r>
-        <w:rPr>
-          <w:rFonts w:ascii="Times New Roman" w:hAnsi="Times New Roman" w:cs="Times New Roman"/>
-        </w:rPr>
-        <w:t>existing telemedicine systems. Methodologies include adaptive and quantitative approaches, focusing on real-time and store-and-forward models.</w:t>
+        <w:t>Inputs for the E-Dentist system were systematically gathered through an extensive review of academic literature, empirical research studies, and an analysis of existing telemedicine and mHealth platforms currently used in Bangladesh and comparable developing regions. Peer-reviewed journals, conference papers, and case studies were examined to identify best practices, technological limitations, and emerging trends in tele-dentistry and digital healthcare delivery.</w:t>
+      </w:r>
+    </w:p>
+    <w:p>
+      <w:pPr>
+        <w:rPr>
+          <w:rFonts w:ascii="Times New Roman" w:hAnsi="Times New Roman" w:cs="Times New Roman"/>
+        </w:rPr>
+      </w:pPr>
+      <w:r>
+        <w:rPr>
+          <w:rFonts w:ascii="Times New Roman" w:hAnsi="Times New Roman" w:cs="Times New Roman"/>
+        </w:rPr>
+        <w:t>In addition to literature analysis, functional and non-functional insights were derived from studying existing telemedicine systems to understand real-world workflows, user interaction patterns, and service gaps—particularly in relation to dental care. This comparative analysis helped identify missing dental-specific features such as structured oral triage, risk assessment mechanisms, and visual diagnostic support.</w:t>
+      </w:r>
+    </w:p>
+    <w:p>
+      <w:pPr>
+        <w:rPr>
+          <w:rFonts w:ascii="Times New Roman" w:hAnsi="Times New Roman" w:cs="Times New Roman"/>
+        </w:rPr>
+      </w:pPr>
+      <w:r>
+        <w:rPr>
+          <w:rFonts w:ascii="Times New Roman" w:hAnsi="Times New Roman" w:cs="Times New Roman"/>
+        </w:rPr>
+        <w:t>The methodology employed both adaptive and quantitative approaches. The adaptive approach allowed system requirements to evolve based on observed limitations, stakeholder needs, and contextual constraints such as connectivity and digital literacy. Quantitative considerations, including response time expectations, user load capacity, and scheduling efficiency, informed performance, scalability, and reliability requirements.</w:t>
+      </w:r>
+    </w:p>
+    <w:p>
+      <w:pPr>
+        <w:rPr>
+          <w:rFonts w:ascii="Times New Roman" w:hAnsi="Times New Roman" w:cs="Times New Roman"/>
+        </w:rPr>
+      </w:pPr>
+      <w:r>
+        <w:rPr>
+          <w:rFonts w:ascii="Times New Roman" w:hAnsi="Times New Roman" w:cs="Times New Roman"/>
+        </w:rPr>
+        <w:t>Furthermore, the information gathering process focused on both synchronous (real-time) and asynchronous (store-and-forward) tele-dentistry models. Real-time interactions support immediate consultation and emergency triage, while asynchronous data exchange enables symptom reporting, image sharing, and treatment planning in low-bandwidth or intermittent connectivity environments. This dual-model focus ensures that the proposed system remains flexible, inclusive, and effective across diverse usage scenarios.</w:t>
+      </w:r>
+    </w:p>
+    <w:p>
+      <w:pPr>
+        <w:rPr>
+          <w:rFonts w:ascii="Times New Roman" w:hAnsi="Times New Roman" w:cs="Times New Roman"/>
+        </w:rPr>
+      </w:pPr>
+      <w:r>
+        <w:rPr>
+          <w:rFonts w:ascii="Times New Roman" w:hAnsi="Times New Roman" w:cs="Times New Roman"/>
+        </w:rPr>
+        <w:t>Overall, this structured information-gathering methodology ensures that the E-Dentist system requirements are evidence-based, context-aware, and aligned with established software engineering and healthcare informatics standards.</w:t>
       </w:r>
     </w:p>
     <w:p>
@@ -5160,7 +5834,7 @@
           <w:rFonts w:ascii="Times New Roman" w:hAnsi="Times New Roman" w:cs="Times New Roman"/>
         </w:rPr>
       </w:pPr>
-      <w:bookmarkStart w:id="5" w:name="_Toc218682246"/>
+      <w:bookmarkStart w:id="5" w:name="_Toc220081560"/>
       <w:r>
         <w:rPr>
           <w:rFonts w:ascii="Times New Roman" w:hAnsi="Times New Roman" w:cs="Times New Roman"/>
@@ -5250,12 +5924,11 @@
           <w:rFonts w:ascii="Times New Roman" w:hAnsi="Times New Roman" w:cs="Times New Roman"/>
         </w:rPr>
       </w:pPr>
-      <w:bookmarkStart w:id="6" w:name="_Toc218682247"/>
-      <w:r>
-        <w:rPr>
-          <w:rFonts w:ascii="Times New Roman" w:hAnsi="Times New Roman" w:cs="Times New Roman"/>
-        </w:rPr>
-        <w:lastRenderedPageBreak/>
+      <w:bookmarkStart w:id="6" w:name="_Toc220081561"/>
+      <w:r>
+        <w:rPr>
+          <w:rFonts w:ascii="Times New Roman" w:hAnsi="Times New Roman" w:cs="Times New Roman"/>
+        </w:rPr>
         <w:t>5</w:t>
       </w:r>
       <w:r>
@@ -5393,12 +6066,1245 @@
     </w:p>
     <w:p>
       <w:pPr>
+        <w:rPr>
+          <w:rFonts w:ascii="Times New Roman" w:hAnsi="Times New Roman" w:cs="Times New Roman"/>
+          <w:b/>
+          <w:bCs/>
+          <w:sz w:val="28"/>
+          <w:szCs w:val="28"/>
+          <w:u w:val="single"/>
+        </w:rPr>
+      </w:pPr>
+      <w:r>
+        <w:rPr>
+          <w:rFonts w:ascii="Times New Roman" w:hAnsi="Times New Roman" w:cs="Times New Roman"/>
+          <w:b/>
+          <w:bCs/>
+          <w:sz w:val="28"/>
+          <w:szCs w:val="28"/>
+          <w:u w:val="single"/>
+        </w:rPr>
+        <w:lastRenderedPageBreak/>
+        <w:t>Comparison Table:</w:t>
+      </w:r>
+    </w:p>
+    <w:tbl>
+      <w:tblPr>
+        <w:tblStyle w:val="TableGridLight"/>
+        <w:tblW w:w="9535" w:type="dxa"/>
+        <w:tblBorders>
+          <w:top w:val="single" w:sz="4" w:space="0" w:color="auto"/>
+          <w:left w:val="single" w:sz="4" w:space="0" w:color="auto"/>
+          <w:bottom w:val="single" w:sz="4" w:space="0" w:color="auto"/>
+          <w:right w:val="single" w:sz="4" w:space="0" w:color="auto"/>
+          <w:insideH w:val="single" w:sz="4" w:space="0" w:color="auto"/>
+          <w:insideV w:val="single" w:sz="4" w:space="0" w:color="auto"/>
+        </w:tblBorders>
+        <w:tblLook w:val="04A0" w:firstRow="1" w:lastRow="0" w:firstColumn="1" w:lastColumn="0" w:noHBand="0" w:noVBand="1"/>
+      </w:tblPr>
+      <w:tblGrid>
+        <w:gridCol w:w="1866"/>
+        <w:gridCol w:w="2494"/>
+        <w:gridCol w:w="1808"/>
+        <w:gridCol w:w="1162"/>
+        <w:gridCol w:w="2205"/>
+      </w:tblGrid>
+      <w:tr>
+        <w:tc>
+          <w:tcPr>
+            <w:tcW w:w="0" w:type="auto"/>
+            <w:hideMark/>
+          </w:tcPr>
+          <w:p>
+            <w:pPr>
+              <w:spacing w:after="160" w:line="300" w:lineRule="auto"/>
+              <w:rPr>
+                <w:rFonts w:ascii="Times New Roman" w:hAnsi="Times New Roman" w:cs="Times New Roman"/>
+                <w:b/>
+                <w:bCs/>
+              </w:rPr>
+            </w:pPr>
+            <w:r>
+              <w:rPr>
+                <w:rFonts w:ascii="Times New Roman" w:hAnsi="Times New Roman" w:cs="Times New Roman"/>
+                <w:b/>
+                <w:bCs/>
+              </w:rPr>
+              <w:t>Feature</w:t>
+            </w:r>
+          </w:p>
+        </w:tc>
+        <w:tc>
+          <w:tcPr>
+            <w:tcW w:w="0" w:type="auto"/>
+            <w:hideMark/>
+          </w:tcPr>
+          <w:p>
+            <w:pPr>
+              <w:spacing w:after="160" w:line="300" w:lineRule="auto"/>
+              <w:rPr>
+                <w:rFonts w:ascii="Times New Roman" w:hAnsi="Times New Roman" w:cs="Times New Roman"/>
+                <w:b/>
+                <w:bCs/>
+              </w:rPr>
+            </w:pPr>
+            <w:r>
+              <w:rPr>
+                <w:rFonts w:ascii="Times New Roman" w:hAnsi="Times New Roman" w:cs="Times New Roman"/>
+                <w:b/>
+                <w:bCs/>
+              </w:rPr>
+              <w:t>General Telemedicine (</w:t>
+            </w:r>
+            <w:proofErr w:type="spellStart"/>
+            <w:r>
+              <w:rPr>
+                <w:rFonts w:ascii="Times New Roman" w:hAnsi="Times New Roman" w:cs="Times New Roman"/>
+                <w:b/>
+                <w:bCs/>
+              </w:rPr>
+              <w:t>DocTime</w:t>
+            </w:r>
+            <w:proofErr w:type="spellEnd"/>
+            <w:r>
+              <w:rPr>
+                <w:rFonts w:ascii="Times New Roman" w:hAnsi="Times New Roman" w:cs="Times New Roman"/>
+                <w:b/>
+                <w:bCs/>
+              </w:rPr>
+              <w:t>, Digital Hospital, Seba Ghar)</w:t>
+            </w:r>
+          </w:p>
+        </w:tc>
+        <w:tc>
+          <w:tcPr>
+            <w:tcW w:w="0" w:type="auto"/>
+            <w:hideMark/>
+          </w:tcPr>
+          <w:p>
+            <w:pPr>
+              <w:spacing w:after="160" w:line="300" w:lineRule="auto"/>
+              <w:rPr>
+                <w:rFonts w:ascii="Times New Roman" w:hAnsi="Times New Roman" w:cs="Times New Roman"/>
+                <w:b/>
+                <w:bCs/>
+              </w:rPr>
+            </w:pPr>
+            <w:r>
+              <w:rPr>
+                <w:rFonts w:ascii="Times New Roman" w:hAnsi="Times New Roman" w:cs="Times New Roman"/>
+                <w:b/>
+                <w:bCs/>
+              </w:rPr>
+              <w:t>Research-Based Systems</w:t>
+            </w:r>
+          </w:p>
+        </w:tc>
+        <w:tc>
+          <w:tcPr>
+            <w:tcW w:w="1162" w:type="dxa"/>
+            <w:hideMark/>
+          </w:tcPr>
+          <w:p>
+            <w:pPr>
+              <w:spacing w:after="160" w:line="300" w:lineRule="auto"/>
+              <w:rPr>
+                <w:rFonts w:ascii="Times New Roman" w:hAnsi="Times New Roman" w:cs="Times New Roman"/>
+                <w:b/>
+                <w:bCs/>
+              </w:rPr>
+            </w:pPr>
+            <w:r>
+              <w:rPr>
+                <w:rFonts w:ascii="Times New Roman" w:hAnsi="Times New Roman" w:cs="Times New Roman"/>
+                <w:b/>
+                <w:bCs/>
+              </w:rPr>
+              <w:t>E-Dentist</w:t>
+            </w:r>
+          </w:p>
+        </w:tc>
+        <w:tc>
+          <w:tcPr>
+            <w:tcW w:w="2205" w:type="dxa"/>
+            <w:hideMark/>
+          </w:tcPr>
+          <w:p>
+            <w:pPr>
+              <w:spacing w:after="160" w:line="300" w:lineRule="auto"/>
+              <w:rPr>
+                <w:rFonts w:ascii="Times New Roman" w:hAnsi="Times New Roman" w:cs="Times New Roman"/>
+                <w:b/>
+                <w:bCs/>
+              </w:rPr>
+            </w:pPr>
+            <w:r>
+              <w:rPr>
+                <w:rFonts w:ascii="Times New Roman" w:hAnsi="Times New Roman" w:cs="Times New Roman"/>
+                <w:b/>
+                <w:bCs/>
+              </w:rPr>
+              <w:t>Gap Addressed</w:t>
+            </w:r>
+          </w:p>
+        </w:tc>
+      </w:tr>
+      <w:tr>
+        <w:tc>
+          <w:tcPr>
+            <w:tcW w:w="0" w:type="auto"/>
+            <w:hideMark/>
+          </w:tcPr>
+          <w:p>
+            <w:pPr>
+              <w:spacing w:after="160" w:line="300" w:lineRule="auto"/>
+              <w:rPr>
+                <w:rFonts w:ascii="Times New Roman" w:hAnsi="Times New Roman" w:cs="Times New Roman"/>
+              </w:rPr>
+            </w:pPr>
+            <w:r>
+              <w:rPr>
+                <w:rFonts w:ascii="Times New Roman" w:hAnsi="Times New Roman" w:cs="Times New Roman"/>
+                <w:b/>
+                <w:bCs/>
+              </w:rPr>
+              <w:t>Video Consultation</w:t>
+            </w:r>
+          </w:p>
+        </w:tc>
+        <w:tc>
+          <w:tcPr>
+            <w:tcW w:w="0" w:type="auto"/>
+            <w:hideMark/>
+          </w:tcPr>
+          <w:p>
+            <w:pPr>
+              <w:spacing w:after="160" w:line="300" w:lineRule="auto"/>
+              <w:rPr>
+                <w:rFonts w:ascii="Times New Roman" w:hAnsi="Times New Roman" w:cs="Times New Roman"/>
+              </w:rPr>
+            </w:pPr>
+            <w:r>
+              <w:rPr>
+                <w:rFonts w:ascii="Times New Roman" w:hAnsi="Times New Roman" w:cs="Times New Roman"/>
+              </w:rPr>
+              <w:t>Yes (general medical focus)</w:t>
+            </w:r>
+          </w:p>
+        </w:tc>
+        <w:tc>
+          <w:tcPr>
+            <w:tcW w:w="0" w:type="auto"/>
+            <w:hideMark/>
+          </w:tcPr>
+          <w:p>
+            <w:pPr>
+              <w:spacing w:after="160" w:line="300" w:lineRule="auto"/>
+              <w:rPr>
+                <w:rFonts w:ascii="Times New Roman" w:hAnsi="Times New Roman" w:cs="Times New Roman"/>
+              </w:rPr>
+            </w:pPr>
+            <w:r>
+              <w:rPr>
+                <w:rFonts w:ascii="Times New Roman" w:hAnsi="Times New Roman" w:cs="Times New Roman"/>
+              </w:rPr>
+              <w:t>Yes (Wi-Fi / prototype level)</w:t>
+            </w:r>
+          </w:p>
+        </w:tc>
+        <w:tc>
+          <w:tcPr>
+            <w:tcW w:w="1162" w:type="dxa"/>
+            <w:hideMark/>
+          </w:tcPr>
+          <w:p>
+            <w:pPr>
+              <w:spacing w:after="160" w:line="300" w:lineRule="auto"/>
+              <w:rPr>
+                <w:rFonts w:ascii="Times New Roman" w:hAnsi="Times New Roman" w:cs="Times New Roman"/>
+              </w:rPr>
+            </w:pPr>
+            <w:r>
+              <w:rPr>
+                <w:rFonts w:ascii="Times New Roman" w:hAnsi="Times New Roman" w:cs="Times New Roman"/>
+              </w:rPr>
+              <w:t>Yes (dental-specific)</w:t>
+            </w:r>
+          </w:p>
+        </w:tc>
+        <w:tc>
+          <w:tcPr>
+            <w:tcW w:w="2205" w:type="dxa"/>
+            <w:hideMark/>
+          </w:tcPr>
+          <w:p>
+            <w:pPr>
+              <w:spacing w:after="160" w:line="300" w:lineRule="auto"/>
+              <w:rPr>
+                <w:rFonts w:ascii="Times New Roman" w:hAnsi="Times New Roman" w:cs="Times New Roman"/>
+              </w:rPr>
+            </w:pPr>
+            <w:r>
+              <w:rPr>
+                <w:rFonts w:ascii="Times New Roman" w:hAnsi="Times New Roman" w:cs="Times New Roman"/>
+              </w:rPr>
+              <w:t>Dental-oriented consultation workflow</w:t>
+            </w:r>
+          </w:p>
+        </w:tc>
+      </w:tr>
+      <w:tr>
+        <w:tc>
+          <w:tcPr>
+            <w:tcW w:w="0" w:type="auto"/>
+            <w:hideMark/>
+          </w:tcPr>
+          <w:p>
+            <w:pPr>
+              <w:spacing w:after="160" w:line="300" w:lineRule="auto"/>
+              <w:rPr>
+                <w:rFonts w:ascii="Times New Roman" w:hAnsi="Times New Roman" w:cs="Times New Roman"/>
+              </w:rPr>
+            </w:pPr>
+            <w:r>
+              <w:rPr>
+                <w:rFonts w:ascii="Times New Roman" w:hAnsi="Times New Roman" w:cs="Times New Roman"/>
+                <w:b/>
+                <w:bCs/>
+              </w:rPr>
+              <w:t>Dental-Specific Triage</w:t>
+            </w:r>
+          </w:p>
+        </w:tc>
+        <w:tc>
+          <w:tcPr>
+            <w:tcW w:w="0" w:type="auto"/>
+            <w:hideMark/>
+          </w:tcPr>
+          <w:p>
+            <w:pPr>
+              <w:spacing w:after="160" w:line="300" w:lineRule="auto"/>
+              <w:rPr>
+                <w:rFonts w:ascii="Times New Roman" w:hAnsi="Times New Roman" w:cs="Times New Roman"/>
+              </w:rPr>
+            </w:pPr>
+            <w:r>
+              <w:rPr>
+                <w:rFonts w:ascii="Times New Roman" w:hAnsi="Times New Roman" w:cs="Times New Roman"/>
+              </w:rPr>
+              <w:t>No</w:t>
+            </w:r>
+          </w:p>
+        </w:tc>
+        <w:tc>
+          <w:tcPr>
+            <w:tcW w:w="0" w:type="auto"/>
+            <w:hideMark/>
+          </w:tcPr>
+          <w:p>
+            <w:pPr>
+              <w:spacing w:after="160" w:line="300" w:lineRule="auto"/>
+              <w:rPr>
+                <w:rFonts w:ascii="Times New Roman" w:hAnsi="Times New Roman" w:cs="Times New Roman"/>
+              </w:rPr>
+            </w:pPr>
+            <w:r>
+              <w:rPr>
+                <w:rFonts w:ascii="Times New Roman" w:hAnsi="Times New Roman" w:cs="Times New Roman"/>
+              </w:rPr>
+              <w:t>Partial (rule-based / experimental)</w:t>
+            </w:r>
+          </w:p>
+        </w:tc>
+        <w:tc>
+          <w:tcPr>
+            <w:tcW w:w="1162" w:type="dxa"/>
+            <w:hideMark/>
+          </w:tcPr>
+          <w:p>
+            <w:pPr>
+              <w:spacing w:after="160" w:line="300" w:lineRule="auto"/>
+              <w:rPr>
+                <w:rFonts w:ascii="Times New Roman" w:hAnsi="Times New Roman" w:cs="Times New Roman"/>
+              </w:rPr>
+            </w:pPr>
+            <w:r>
+              <w:rPr>
+                <w:rFonts w:ascii="Times New Roman" w:hAnsi="Times New Roman" w:cs="Times New Roman"/>
+              </w:rPr>
+              <w:t>Yes</w:t>
+            </w:r>
+          </w:p>
+        </w:tc>
+        <w:tc>
+          <w:tcPr>
+            <w:tcW w:w="2205" w:type="dxa"/>
+            <w:hideMark/>
+          </w:tcPr>
+          <w:p>
+            <w:pPr>
+              <w:spacing w:after="160" w:line="300" w:lineRule="auto"/>
+              <w:rPr>
+                <w:rFonts w:ascii="Times New Roman" w:hAnsi="Times New Roman" w:cs="Times New Roman"/>
+              </w:rPr>
+            </w:pPr>
+            <w:r>
+              <w:rPr>
+                <w:rFonts w:ascii="Times New Roman" w:hAnsi="Times New Roman" w:cs="Times New Roman"/>
+              </w:rPr>
+              <w:t>Proper prioritization of dental cases</w:t>
+            </w:r>
+          </w:p>
+        </w:tc>
+      </w:tr>
+      <w:tr>
+        <w:tc>
+          <w:tcPr>
+            <w:tcW w:w="0" w:type="auto"/>
+            <w:hideMark/>
+          </w:tcPr>
+          <w:p>
+            <w:pPr>
+              <w:spacing w:after="160" w:line="300" w:lineRule="auto"/>
+              <w:rPr>
+                <w:rFonts w:ascii="Times New Roman" w:hAnsi="Times New Roman" w:cs="Times New Roman"/>
+              </w:rPr>
+            </w:pPr>
+            <w:r>
+              <w:rPr>
+                <w:rFonts w:ascii="Times New Roman" w:hAnsi="Times New Roman" w:cs="Times New Roman"/>
+                <w:b/>
+                <w:bCs/>
+              </w:rPr>
+              <w:t>Oral Risk Scoring</w:t>
+            </w:r>
+          </w:p>
+        </w:tc>
+        <w:tc>
+          <w:tcPr>
+            <w:tcW w:w="0" w:type="auto"/>
+            <w:hideMark/>
+          </w:tcPr>
+          <w:p>
+            <w:pPr>
+              <w:spacing w:after="160" w:line="300" w:lineRule="auto"/>
+              <w:rPr>
+                <w:rFonts w:ascii="Times New Roman" w:hAnsi="Times New Roman" w:cs="Times New Roman"/>
+              </w:rPr>
+            </w:pPr>
+            <w:r>
+              <w:rPr>
+                <w:rFonts w:ascii="Times New Roman" w:hAnsi="Times New Roman" w:cs="Times New Roman"/>
+              </w:rPr>
+              <w:t>No</w:t>
+            </w:r>
+          </w:p>
+        </w:tc>
+        <w:tc>
+          <w:tcPr>
+            <w:tcW w:w="0" w:type="auto"/>
+            <w:hideMark/>
+          </w:tcPr>
+          <w:p>
+            <w:pPr>
+              <w:spacing w:after="160" w:line="300" w:lineRule="auto"/>
+              <w:rPr>
+                <w:rFonts w:ascii="Times New Roman" w:hAnsi="Times New Roman" w:cs="Times New Roman"/>
+              </w:rPr>
+            </w:pPr>
+            <w:r>
+              <w:rPr>
+                <w:rFonts w:ascii="Times New Roman" w:hAnsi="Times New Roman" w:cs="Times New Roman"/>
+              </w:rPr>
+              <w:t>Partial</w:t>
+            </w:r>
+          </w:p>
+        </w:tc>
+        <w:tc>
+          <w:tcPr>
+            <w:tcW w:w="1162" w:type="dxa"/>
+            <w:hideMark/>
+          </w:tcPr>
+          <w:p>
+            <w:pPr>
+              <w:spacing w:after="160" w:line="300" w:lineRule="auto"/>
+              <w:rPr>
+                <w:rFonts w:ascii="Times New Roman" w:hAnsi="Times New Roman" w:cs="Times New Roman"/>
+              </w:rPr>
+            </w:pPr>
+            <w:r>
+              <w:rPr>
+                <w:rFonts w:ascii="Times New Roman" w:hAnsi="Times New Roman" w:cs="Times New Roman"/>
+              </w:rPr>
+              <w:t>Yes</w:t>
+            </w:r>
+          </w:p>
+        </w:tc>
+        <w:tc>
+          <w:tcPr>
+            <w:tcW w:w="2205" w:type="dxa"/>
+            <w:hideMark/>
+          </w:tcPr>
+          <w:p>
+            <w:pPr>
+              <w:spacing w:after="160" w:line="300" w:lineRule="auto"/>
+              <w:rPr>
+                <w:rFonts w:ascii="Times New Roman" w:hAnsi="Times New Roman" w:cs="Times New Roman"/>
+              </w:rPr>
+            </w:pPr>
+            <w:r>
+              <w:rPr>
+                <w:rFonts w:ascii="Times New Roman" w:hAnsi="Times New Roman" w:cs="Times New Roman"/>
+              </w:rPr>
+              <w:t>Objective urgency assessment</w:t>
+            </w:r>
+          </w:p>
+        </w:tc>
+      </w:tr>
+      <w:tr>
+        <w:tc>
+          <w:tcPr>
+            <w:tcW w:w="0" w:type="auto"/>
+            <w:hideMark/>
+          </w:tcPr>
+          <w:p>
+            <w:pPr>
+              <w:spacing w:after="160" w:line="300" w:lineRule="auto"/>
+              <w:rPr>
+                <w:rFonts w:ascii="Times New Roman" w:hAnsi="Times New Roman" w:cs="Times New Roman"/>
+              </w:rPr>
+            </w:pPr>
+            <w:r>
+              <w:rPr>
+                <w:rFonts w:ascii="Times New Roman" w:hAnsi="Times New Roman" w:cs="Times New Roman"/>
+                <w:b/>
+                <w:bCs/>
+              </w:rPr>
+              <w:t>3D Tooth Visualization</w:t>
+            </w:r>
+          </w:p>
+        </w:tc>
+        <w:tc>
+          <w:tcPr>
+            <w:tcW w:w="0" w:type="auto"/>
+            <w:hideMark/>
+          </w:tcPr>
+          <w:p>
+            <w:pPr>
+              <w:spacing w:after="160" w:line="300" w:lineRule="auto"/>
+              <w:rPr>
+                <w:rFonts w:ascii="Times New Roman" w:hAnsi="Times New Roman" w:cs="Times New Roman"/>
+              </w:rPr>
+            </w:pPr>
+            <w:r>
+              <w:rPr>
+                <w:rFonts w:ascii="Times New Roman" w:hAnsi="Times New Roman" w:cs="Times New Roman"/>
+              </w:rPr>
+              <w:t>No</w:t>
+            </w:r>
+          </w:p>
+        </w:tc>
+        <w:tc>
+          <w:tcPr>
+            <w:tcW w:w="0" w:type="auto"/>
+            <w:hideMark/>
+          </w:tcPr>
+          <w:p>
+            <w:pPr>
+              <w:spacing w:after="160" w:line="300" w:lineRule="auto"/>
+              <w:rPr>
+                <w:rFonts w:ascii="Times New Roman" w:hAnsi="Times New Roman" w:cs="Times New Roman"/>
+              </w:rPr>
+            </w:pPr>
+            <w:r>
+              <w:rPr>
+                <w:rFonts w:ascii="Times New Roman" w:hAnsi="Times New Roman" w:cs="Times New Roman"/>
+              </w:rPr>
+              <w:t>No</w:t>
+            </w:r>
+          </w:p>
+        </w:tc>
+        <w:tc>
+          <w:tcPr>
+            <w:tcW w:w="1162" w:type="dxa"/>
+            <w:hideMark/>
+          </w:tcPr>
+          <w:p>
+            <w:pPr>
+              <w:spacing w:after="160" w:line="300" w:lineRule="auto"/>
+              <w:rPr>
+                <w:rFonts w:ascii="Times New Roman" w:hAnsi="Times New Roman" w:cs="Times New Roman"/>
+              </w:rPr>
+            </w:pPr>
+            <w:r>
+              <w:rPr>
+                <w:rFonts w:ascii="Times New Roman" w:hAnsi="Times New Roman" w:cs="Times New Roman"/>
+              </w:rPr>
+              <w:t>Yes</w:t>
+            </w:r>
+          </w:p>
+        </w:tc>
+        <w:tc>
+          <w:tcPr>
+            <w:tcW w:w="2205" w:type="dxa"/>
+            <w:hideMark/>
+          </w:tcPr>
+          <w:p>
+            <w:pPr>
+              <w:spacing w:after="160" w:line="300" w:lineRule="auto"/>
+              <w:rPr>
+                <w:rFonts w:ascii="Times New Roman" w:hAnsi="Times New Roman" w:cs="Times New Roman"/>
+              </w:rPr>
+            </w:pPr>
+            <w:r>
+              <w:rPr>
+                <w:rFonts w:ascii="Times New Roman" w:hAnsi="Times New Roman" w:cs="Times New Roman"/>
+              </w:rPr>
+              <w:t>Accurate symptom localization</w:t>
+            </w:r>
+          </w:p>
+        </w:tc>
+      </w:tr>
+      <w:tr>
+        <w:tc>
+          <w:tcPr>
+            <w:tcW w:w="0" w:type="auto"/>
+            <w:hideMark/>
+          </w:tcPr>
+          <w:p>
+            <w:pPr>
+              <w:spacing w:after="160" w:line="300" w:lineRule="auto"/>
+              <w:rPr>
+                <w:rFonts w:ascii="Times New Roman" w:hAnsi="Times New Roman" w:cs="Times New Roman"/>
+              </w:rPr>
+            </w:pPr>
+            <w:r>
+              <w:rPr>
+                <w:rFonts w:ascii="Times New Roman" w:hAnsi="Times New Roman" w:cs="Times New Roman"/>
+                <w:b/>
+                <w:bCs/>
+              </w:rPr>
+              <w:t>Dentist–Specialization Mapping</w:t>
+            </w:r>
+          </w:p>
+        </w:tc>
+        <w:tc>
+          <w:tcPr>
+            <w:tcW w:w="0" w:type="auto"/>
+            <w:hideMark/>
+          </w:tcPr>
+          <w:p>
+            <w:pPr>
+              <w:spacing w:after="160" w:line="300" w:lineRule="auto"/>
+              <w:rPr>
+                <w:rFonts w:ascii="Times New Roman" w:hAnsi="Times New Roman" w:cs="Times New Roman"/>
+              </w:rPr>
+            </w:pPr>
+            <w:r>
+              <w:rPr>
+                <w:rFonts w:ascii="Times New Roman" w:hAnsi="Times New Roman" w:cs="Times New Roman"/>
+              </w:rPr>
+              <w:t>No</w:t>
+            </w:r>
+          </w:p>
+        </w:tc>
+        <w:tc>
+          <w:tcPr>
+            <w:tcW w:w="0" w:type="auto"/>
+            <w:hideMark/>
+          </w:tcPr>
+          <w:p>
+            <w:pPr>
+              <w:spacing w:after="160" w:line="300" w:lineRule="auto"/>
+              <w:rPr>
+                <w:rFonts w:ascii="Times New Roman" w:hAnsi="Times New Roman" w:cs="Times New Roman"/>
+              </w:rPr>
+            </w:pPr>
+            <w:r>
+              <w:rPr>
+                <w:rFonts w:ascii="Times New Roman" w:hAnsi="Times New Roman" w:cs="Times New Roman"/>
+              </w:rPr>
+              <w:t>Partial</w:t>
+            </w:r>
+          </w:p>
+        </w:tc>
+        <w:tc>
+          <w:tcPr>
+            <w:tcW w:w="1162" w:type="dxa"/>
+            <w:hideMark/>
+          </w:tcPr>
+          <w:p>
+            <w:pPr>
+              <w:spacing w:after="160" w:line="300" w:lineRule="auto"/>
+              <w:rPr>
+                <w:rFonts w:ascii="Times New Roman" w:hAnsi="Times New Roman" w:cs="Times New Roman"/>
+              </w:rPr>
+            </w:pPr>
+            <w:r>
+              <w:rPr>
+                <w:rFonts w:ascii="Times New Roman" w:hAnsi="Times New Roman" w:cs="Times New Roman"/>
+              </w:rPr>
+              <w:t>Yes</w:t>
+            </w:r>
+          </w:p>
+        </w:tc>
+        <w:tc>
+          <w:tcPr>
+            <w:tcW w:w="2205" w:type="dxa"/>
+            <w:hideMark/>
+          </w:tcPr>
+          <w:p>
+            <w:pPr>
+              <w:spacing w:after="160" w:line="300" w:lineRule="auto"/>
+              <w:rPr>
+                <w:rFonts w:ascii="Times New Roman" w:hAnsi="Times New Roman" w:cs="Times New Roman"/>
+              </w:rPr>
+            </w:pPr>
+            <w:r>
+              <w:rPr>
+                <w:rFonts w:ascii="Times New Roman" w:hAnsi="Times New Roman" w:cs="Times New Roman"/>
+              </w:rPr>
+              <w:t>Correct specialist assignment</w:t>
+            </w:r>
+          </w:p>
+        </w:tc>
+      </w:tr>
+      <w:tr>
+        <w:tc>
+          <w:tcPr>
+            <w:tcW w:w="0" w:type="auto"/>
+            <w:hideMark/>
+          </w:tcPr>
+          <w:p>
+            <w:pPr>
+              <w:spacing w:after="160" w:line="300" w:lineRule="auto"/>
+              <w:rPr>
+                <w:rFonts w:ascii="Times New Roman" w:hAnsi="Times New Roman" w:cs="Times New Roman"/>
+              </w:rPr>
+            </w:pPr>
+            <w:r>
+              <w:rPr>
+                <w:rFonts w:ascii="Times New Roman" w:hAnsi="Times New Roman" w:cs="Times New Roman"/>
+                <w:b/>
+                <w:bCs/>
+              </w:rPr>
+              <w:t>Dental Emergency Routing</w:t>
+            </w:r>
+          </w:p>
+        </w:tc>
+        <w:tc>
+          <w:tcPr>
+            <w:tcW w:w="0" w:type="auto"/>
+            <w:hideMark/>
+          </w:tcPr>
+          <w:p>
+            <w:pPr>
+              <w:spacing w:after="160" w:line="300" w:lineRule="auto"/>
+              <w:rPr>
+                <w:rFonts w:ascii="Times New Roman" w:hAnsi="Times New Roman" w:cs="Times New Roman"/>
+              </w:rPr>
+            </w:pPr>
+            <w:r>
+              <w:rPr>
+                <w:rFonts w:ascii="Times New Roman" w:hAnsi="Times New Roman" w:cs="Times New Roman"/>
+              </w:rPr>
+              <w:t>No</w:t>
+            </w:r>
+          </w:p>
+        </w:tc>
+        <w:tc>
+          <w:tcPr>
+            <w:tcW w:w="0" w:type="auto"/>
+            <w:hideMark/>
+          </w:tcPr>
+          <w:p>
+            <w:pPr>
+              <w:spacing w:after="160" w:line="300" w:lineRule="auto"/>
+              <w:rPr>
+                <w:rFonts w:ascii="Times New Roman" w:hAnsi="Times New Roman" w:cs="Times New Roman"/>
+              </w:rPr>
+            </w:pPr>
+            <w:r>
+              <w:rPr>
+                <w:rFonts w:ascii="Times New Roman" w:hAnsi="Times New Roman" w:cs="Times New Roman"/>
+              </w:rPr>
+              <w:t>No</w:t>
+            </w:r>
+          </w:p>
+        </w:tc>
+        <w:tc>
+          <w:tcPr>
+            <w:tcW w:w="1162" w:type="dxa"/>
+            <w:hideMark/>
+          </w:tcPr>
+          <w:p>
+            <w:pPr>
+              <w:spacing w:after="160" w:line="300" w:lineRule="auto"/>
+              <w:rPr>
+                <w:rFonts w:ascii="Times New Roman" w:hAnsi="Times New Roman" w:cs="Times New Roman"/>
+              </w:rPr>
+            </w:pPr>
+            <w:r>
+              <w:rPr>
+                <w:rFonts w:ascii="Times New Roman" w:hAnsi="Times New Roman" w:cs="Times New Roman"/>
+              </w:rPr>
+              <w:t>Yes</w:t>
+            </w:r>
+          </w:p>
+        </w:tc>
+        <w:tc>
+          <w:tcPr>
+            <w:tcW w:w="2205" w:type="dxa"/>
+            <w:hideMark/>
+          </w:tcPr>
+          <w:p>
+            <w:pPr>
+              <w:spacing w:after="160" w:line="300" w:lineRule="auto"/>
+              <w:rPr>
+                <w:rFonts w:ascii="Times New Roman" w:hAnsi="Times New Roman" w:cs="Times New Roman"/>
+              </w:rPr>
+            </w:pPr>
+            <w:r>
+              <w:rPr>
+                <w:rFonts w:ascii="Times New Roman" w:hAnsi="Times New Roman" w:cs="Times New Roman"/>
+              </w:rPr>
+              <w:t>Immediate response to urgent cases</w:t>
+            </w:r>
+          </w:p>
+        </w:tc>
+      </w:tr>
+      <w:tr>
+        <w:tc>
+          <w:tcPr>
+            <w:tcW w:w="0" w:type="auto"/>
+            <w:hideMark/>
+          </w:tcPr>
+          <w:p>
+            <w:pPr>
+              <w:spacing w:after="160" w:line="300" w:lineRule="auto"/>
+              <w:rPr>
+                <w:rFonts w:ascii="Times New Roman" w:hAnsi="Times New Roman" w:cs="Times New Roman"/>
+              </w:rPr>
+            </w:pPr>
+            <w:r>
+              <w:rPr>
+                <w:rFonts w:ascii="Times New Roman" w:hAnsi="Times New Roman" w:cs="Times New Roman"/>
+                <w:b/>
+                <w:bCs/>
+              </w:rPr>
+              <w:t>Advanced Scheduling Logic</w:t>
+            </w:r>
+          </w:p>
+        </w:tc>
+        <w:tc>
+          <w:tcPr>
+            <w:tcW w:w="0" w:type="auto"/>
+            <w:hideMark/>
+          </w:tcPr>
+          <w:p>
+            <w:pPr>
+              <w:spacing w:after="160" w:line="300" w:lineRule="auto"/>
+              <w:rPr>
+                <w:rFonts w:ascii="Times New Roman" w:hAnsi="Times New Roman" w:cs="Times New Roman"/>
+              </w:rPr>
+            </w:pPr>
+            <w:r>
+              <w:rPr>
+                <w:rFonts w:ascii="Times New Roman" w:hAnsi="Times New Roman" w:cs="Times New Roman"/>
+              </w:rPr>
+              <w:t>Basic (first-come)</w:t>
+            </w:r>
+          </w:p>
+        </w:tc>
+        <w:tc>
+          <w:tcPr>
+            <w:tcW w:w="0" w:type="auto"/>
+            <w:hideMark/>
+          </w:tcPr>
+          <w:p>
+            <w:pPr>
+              <w:spacing w:after="160" w:line="300" w:lineRule="auto"/>
+              <w:rPr>
+                <w:rFonts w:ascii="Times New Roman" w:hAnsi="Times New Roman" w:cs="Times New Roman"/>
+              </w:rPr>
+            </w:pPr>
+            <w:r>
+              <w:rPr>
+                <w:rFonts w:ascii="Times New Roman" w:hAnsi="Times New Roman" w:cs="Times New Roman"/>
+              </w:rPr>
+              <w:t>Yes</w:t>
+            </w:r>
+          </w:p>
+        </w:tc>
+        <w:tc>
+          <w:tcPr>
+            <w:tcW w:w="1162" w:type="dxa"/>
+            <w:hideMark/>
+          </w:tcPr>
+          <w:p>
+            <w:pPr>
+              <w:spacing w:after="160" w:line="300" w:lineRule="auto"/>
+              <w:rPr>
+                <w:rFonts w:ascii="Times New Roman" w:hAnsi="Times New Roman" w:cs="Times New Roman"/>
+              </w:rPr>
+            </w:pPr>
+            <w:r>
+              <w:rPr>
+                <w:rFonts w:ascii="Times New Roman" w:hAnsi="Times New Roman" w:cs="Times New Roman"/>
+              </w:rPr>
+              <w:t>Yes</w:t>
+            </w:r>
+          </w:p>
+        </w:tc>
+        <w:tc>
+          <w:tcPr>
+            <w:tcW w:w="2205" w:type="dxa"/>
+            <w:hideMark/>
+          </w:tcPr>
+          <w:p>
+            <w:pPr>
+              <w:spacing w:after="160" w:line="300" w:lineRule="auto"/>
+              <w:rPr>
+                <w:rFonts w:ascii="Times New Roman" w:hAnsi="Times New Roman" w:cs="Times New Roman"/>
+              </w:rPr>
+            </w:pPr>
+            <w:r>
+              <w:rPr>
+                <w:rFonts w:ascii="Times New Roman" w:hAnsi="Times New Roman" w:cs="Times New Roman"/>
+              </w:rPr>
+              <w:t>Priority-based scheduling</w:t>
+            </w:r>
+          </w:p>
+        </w:tc>
+      </w:tr>
+      <w:tr>
+        <w:tc>
+          <w:tcPr>
+            <w:tcW w:w="0" w:type="auto"/>
+            <w:hideMark/>
+          </w:tcPr>
+          <w:p>
+            <w:pPr>
+              <w:spacing w:after="160" w:line="300" w:lineRule="auto"/>
+              <w:rPr>
+                <w:rFonts w:ascii="Times New Roman" w:hAnsi="Times New Roman" w:cs="Times New Roman"/>
+              </w:rPr>
+            </w:pPr>
+            <w:r>
+              <w:rPr>
+                <w:rFonts w:ascii="Times New Roman" w:hAnsi="Times New Roman" w:cs="Times New Roman"/>
+                <w:b/>
+                <w:bCs/>
+              </w:rPr>
+              <w:t>Medication / OCR Reminders</w:t>
+            </w:r>
+          </w:p>
+        </w:tc>
+        <w:tc>
+          <w:tcPr>
+            <w:tcW w:w="0" w:type="auto"/>
+            <w:hideMark/>
+          </w:tcPr>
+          <w:p>
+            <w:pPr>
+              <w:spacing w:after="160" w:line="300" w:lineRule="auto"/>
+              <w:rPr>
+                <w:rFonts w:ascii="Times New Roman" w:hAnsi="Times New Roman" w:cs="Times New Roman"/>
+              </w:rPr>
+            </w:pPr>
+            <w:r>
+              <w:rPr>
+                <w:rFonts w:ascii="Times New Roman" w:hAnsi="Times New Roman" w:cs="Times New Roman"/>
+              </w:rPr>
+              <w:t>Limited</w:t>
+            </w:r>
+          </w:p>
+        </w:tc>
+        <w:tc>
+          <w:tcPr>
+            <w:tcW w:w="0" w:type="auto"/>
+            <w:hideMark/>
+          </w:tcPr>
+          <w:p>
+            <w:pPr>
+              <w:spacing w:after="160" w:line="300" w:lineRule="auto"/>
+              <w:rPr>
+                <w:rFonts w:ascii="Times New Roman" w:hAnsi="Times New Roman" w:cs="Times New Roman"/>
+              </w:rPr>
+            </w:pPr>
+            <w:r>
+              <w:rPr>
+                <w:rFonts w:ascii="Times New Roman" w:hAnsi="Times New Roman" w:cs="Times New Roman"/>
+              </w:rPr>
+              <w:t>Yes</w:t>
+            </w:r>
+          </w:p>
+        </w:tc>
+        <w:tc>
+          <w:tcPr>
+            <w:tcW w:w="1162" w:type="dxa"/>
+            <w:hideMark/>
+          </w:tcPr>
+          <w:p>
+            <w:pPr>
+              <w:spacing w:after="160" w:line="300" w:lineRule="auto"/>
+              <w:rPr>
+                <w:rFonts w:ascii="Times New Roman" w:hAnsi="Times New Roman" w:cs="Times New Roman"/>
+              </w:rPr>
+            </w:pPr>
+            <w:r>
+              <w:rPr>
+                <w:rFonts w:ascii="Times New Roman" w:hAnsi="Times New Roman" w:cs="Times New Roman"/>
+              </w:rPr>
+              <w:t>Yes</w:t>
+            </w:r>
+          </w:p>
+        </w:tc>
+        <w:tc>
+          <w:tcPr>
+            <w:tcW w:w="2205" w:type="dxa"/>
+            <w:hideMark/>
+          </w:tcPr>
+          <w:p>
+            <w:pPr>
+              <w:spacing w:after="160" w:line="300" w:lineRule="auto"/>
+              <w:rPr>
+                <w:rFonts w:ascii="Times New Roman" w:hAnsi="Times New Roman" w:cs="Times New Roman"/>
+              </w:rPr>
+            </w:pPr>
+            <w:r>
+              <w:rPr>
+                <w:rFonts w:ascii="Times New Roman" w:hAnsi="Times New Roman" w:cs="Times New Roman"/>
+              </w:rPr>
+              <w:t>Improved treatment adherence</w:t>
+            </w:r>
+          </w:p>
+        </w:tc>
+      </w:tr>
+      <w:tr>
+        <w:tc>
+          <w:tcPr>
+            <w:tcW w:w="0" w:type="auto"/>
+            <w:hideMark/>
+          </w:tcPr>
+          <w:p>
+            <w:pPr>
+              <w:spacing w:after="160" w:line="300" w:lineRule="auto"/>
+              <w:rPr>
+                <w:rFonts w:ascii="Times New Roman" w:hAnsi="Times New Roman" w:cs="Times New Roman"/>
+              </w:rPr>
+            </w:pPr>
+            <w:r>
+              <w:rPr>
+                <w:rFonts w:ascii="Times New Roman" w:hAnsi="Times New Roman" w:cs="Times New Roman"/>
+                <w:b/>
+                <w:bCs/>
+              </w:rPr>
+              <w:t>Offline Clinic Navigation</w:t>
+            </w:r>
+          </w:p>
+        </w:tc>
+        <w:tc>
+          <w:tcPr>
+            <w:tcW w:w="0" w:type="auto"/>
+            <w:hideMark/>
+          </w:tcPr>
+          <w:p>
+            <w:pPr>
+              <w:spacing w:after="160" w:line="300" w:lineRule="auto"/>
+              <w:rPr>
+                <w:rFonts w:ascii="Times New Roman" w:hAnsi="Times New Roman" w:cs="Times New Roman"/>
+              </w:rPr>
+            </w:pPr>
+            <w:r>
+              <w:rPr>
+                <w:rFonts w:ascii="Times New Roman" w:hAnsi="Times New Roman" w:cs="Times New Roman"/>
+              </w:rPr>
+              <w:t>Limited</w:t>
+            </w:r>
+          </w:p>
+        </w:tc>
+        <w:tc>
+          <w:tcPr>
+            <w:tcW w:w="0" w:type="auto"/>
+            <w:hideMark/>
+          </w:tcPr>
+          <w:p>
+            <w:pPr>
+              <w:spacing w:after="160" w:line="300" w:lineRule="auto"/>
+              <w:rPr>
+                <w:rFonts w:ascii="Times New Roman" w:hAnsi="Times New Roman" w:cs="Times New Roman"/>
+              </w:rPr>
+            </w:pPr>
+            <w:r>
+              <w:rPr>
+                <w:rFonts w:ascii="Times New Roman" w:hAnsi="Times New Roman" w:cs="Times New Roman"/>
+              </w:rPr>
+              <w:t>Yes</w:t>
+            </w:r>
+          </w:p>
+        </w:tc>
+        <w:tc>
+          <w:tcPr>
+            <w:tcW w:w="1162" w:type="dxa"/>
+            <w:hideMark/>
+          </w:tcPr>
+          <w:p>
+            <w:pPr>
+              <w:spacing w:after="160" w:line="300" w:lineRule="auto"/>
+              <w:rPr>
+                <w:rFonts w:ascii="Times New Roman" w:hAnsi="Times New Roman" w:cs="Times New Roman"/>
+              </w:rPr>
+            </w:pPr>
+            <w:r>
+              <w:rPr>
+                <w:rFonts w:ascii="Times New Roman" w:hAnsi="Times New Roman" w:cs="Times New Roman"/>
+              </w:rPr>
+              <w:t>Yes</w:t>
+            </w:r>
+          </w:p>
+        </w:tc>
+        <w:tc>
+          <w:tcPr>
+            <w:tcW w:w="2205" w:type="dxa"/>
+            <w:hideMark/>
+          </w:tcPr>
+          <w:p>
+            <w:pPr>
+              <w:spacing w:after="160" w:line="300" w:lineRule="auto"/>
+              <w:rPr>
+                <w:rFonts w:ascii="Times New Roman" w:hAnsi="Times New Roman" w:cs="Times New Roman"/>
+              </w:rPr>
+            </w:pPr>
+            <w:r>
+              <w:rPr>
+                <w:rFonts w:ascii="Times New Roman" w:hAnsi="Times New Roman" w:cs="Times New Roman"/>
+              </w:rPr>
+              <w:t>Accessibility in rural areas</w:t>
+            </w:r>
+          </w:p>
+        </w:tc>
+      </w:tr>
+      <w:tr>
+        <w:tc>
+          <w:tcPr>
+            <w:tcW w:w="0" w:type="auto"/>
+            <w:hideMark/>
+          </w:tcPr>
+          <w:p>
+            <w:pPr>
+              <w:spacing w:after="160" w:line="300" w:lineRule="auto"/>
+              <w:rPr>
+                <w:rFonts w:ascii="Times New Roman" w:hAnsi="Times New Roman" w:cs="Times New Roman"/>
+              </w:rPr>
+            </w:pPr>
+            <w:r>
+              <w:rPr>
+                <w:rFonts w:ascii="Times New Roman" w:hAnsi="Times New Roman" w:cs="Times New Roman"/>
+                <w:b/>
+                <w:bCs/>
+              </w:rPr>
+              <w:t>End-to-End Dental Integration</w:t>
+            </w:r>
+          </w:p>
+        </w:tc>
+        <w:tc>
+          <w:tcPr>
+            <w:tcW w:w="0" w:type="auto"/>
+            <w:hideMark/>
+          </w:tcPr>
+          <w:p>
+            <w:pPr>
+              <w:spacing w:after="160" w:line="300" w:lineRule="auto"/>
+              <w:rPr>
+                <w:rFonts w:ascii="Times New Roman" w:hAnsi="Times New Roman" w:cs="Times New Roman"/>
+              </w:rPr>
+            </w:pPr>
+            <w:r>
+              <w:rPr>
+                <w:rFonts w:ascii="Times New Roman" w:hAnsi="Times New Roman" w:cs="Times New Roman"/>
+              </w:rPr>
+              <w:t>No</w:t>
+            </w:r>
+          </w:p>
+        </w:tc>
+        <w:tc>
+          <w:tcPr>
+            <w:tcW w:w="0" w:type="auto"/>
+            <w:hideMark/>
+          </w:tcPr>
+          <w:p>
+            <w:pPr>
+              <w:spacing w:after="160" w:line="300" w:lineRule="auto"/>
+              <w:rPr>
+                <w:rFonts w:ascii="Times New Roman" w:hAnsi="Times New Roman" w:cs="Times New Roman"/>
+              </w:rPr>
+            </w:pPr>
+            <w:r>
+              <w:rPr>
+                <w:rFonts w:ascii="Times New Roman" w:hAnsi="Times New Roman" w:cs="Times New Roman"/>
+              </w:rPr>
+              <w:t>No</w:t>
+            </w:r>
+          </w:p>
+        </w:tc>
+        <w:tc>
+          <w:tcPr>
+            <w:tcW w:w="1162" w:type="dxa"/>
+            <w:hideMark/>
+          </w:tcPr>
+          <w:p>
+            <w:pPr>
+              <w:spacing w:after="160" w:line="300" w:lineRule="auto"/>
+              <w:rPr>
+                <w:rFonts w:ascii="Times New Roman" w:hAnsi="Times New Roman" w:cs="Times New Roman"/>
+              </w:rPr>
+            </w:pPr>
+            <w:r>
+              <w:rPr>
+                <w:rFonts w:ascii="Times New Roman" w:hAnsi="Times New Roman" w:cs="Times New Roman"/>
+              </w:rPr>
+              <w:t>Yes</w:t>
+            </w:r>
+          </w:p>
+        </w:tc>
+        <w:tc>
+          <w:tcPr>
+            <w:tcW w:w="2205" w:type="dxa"/>
+            <w:hideMark/>
+          </w:tcPr>
+          <w:p>
+            <w:pPr>
+              <w:spacing w:after="160" w:line="300" w:lineRule="auto"/>
+              <w:rPr>
+                <w:rFonts w:ascii="Times New Roman" w:hAnsi="Times New Roman" w:cs="Times New Roman"/>
+              </w:rPr>
+            </w:pPr>
+            <w:r>
+              <w:rPr>
+                <w:rFonts w:ascii="Times New Roman" w:hAnsi="Times New Roman" w:cs="Times New Roman"/>
+              </w:rPr>
+              <w:t>Unified tele-dentistry ecosystem</w:t>
+            </w:r>
+          </w:p>
+        </w:tc>
+      </w:tr>
+    </w:tbl>
+    <w:p>
+      <w:pPr>
+        <w:rPr>
+          <w:rFonts w:ascii="Times New Roman" w:hAnsi="Times New Roman" w:cs="Times New Roman"/>
+        </w:rPr>
+      </w:pPr>
+    </w:p>
+    <w:p>
+      <w:pPr>
         <w:pStyle w:val="Heading3"/>
         <w:rPr>
           <w:rFonts w:ascii="Times New Roman" w:hAnsi="Times New Roman" w:cs="Times New Roman"/>
         </w:rPr>
       </w:pPr>
-      <w:bookmarkStart w:id="7" w:name="_Toc218682248"/>
+      <w:bookmarkStart w:id="7" w:name="_Toc220081562"/>
       <w:r>
         <w:rPr>
           <w:rFonts w:ascii="Times New Roman" w:hAnsi="Times New Roman" w:cs="Times New Roman"/>
@@ -5512,6 +7418,7 @@
         <w:rPr>
           <w:rFonts w:ascii="Times New Roman" w:hAnsi="Times New Roman" w:cs="Times New Roman"/>
         </w:rPr>
+        <w:lastRenderedPageBreak/>
         <w:t>Digital prescription generation.</w:t>
       </w:r>
     </w:p>
@@ -5573,7 +7480,7 @@
           <w:rFonts w:ascii="Times New Roman" w:hAnsi="Times New Roman" w:cs="Times New Roman"/>
         </w:rPr>
       </w:pPr>
-      <w:bookmarkStart w:id="8" w:name="_Toc218682249"/>
+      <w:bookmarkStart w:id="8" w:name="_Toc220081563"/>
       <w:r>
         <w:rPr>
           <w:rFonts w:ascii="Times New Roman" w:hAnsi="Times New Roman" w:cs="Times New Roman"/>
@@ -5663,7 +7570,7 @@
           <w:rFonts w:ascii="Times New Roman" w:hAnsi="Times New Roman" w:cs="Times New Roman"/>
         </w:rPr>
       </w:pPr>
-      <w:bookmarkStart w:id="9" w:name="_Toc218682250"/>
+      <w:bookmarkStart w:id="9" w:name="_Toc220081564"/>
       <w:r>
         <w:rPr>
           <w:rFonts w:ascii="Times New Roman" w:hAnsi="Times New Roman" w:cs="Times New Roman"/>
@@ -5685,7 +7592,7 @@
           <w:rFonts w:ascii="Times New Roman" w:hAnsi="Times New Roman" w:cs="Times New Roman"/>
         </w:rPr>
       </w:pPr>
-      <w:bookmarkStart w:id="10" w:name="_Toc218682251"/>
+      <w:bookmarkStart w:id="10" w:name="_Toc220081565"/>
       <w:r>
         <w:rPr>
           <w:rFonts w:ascii="Times New Roman" w:hAnsi="Times New Roman" w:cs="Times New Roman"/>
@@ -5795,7 +7702,6 @@
         <w:rPr>
           <w:rFonts w:ascii="Times New Roman" w:hAnsi="Times New Roman" w:cs="Times New Roman"/>
         </w:rPr>
-        <w:lastRenderedPageBreak/>
         <w:t>Video/Asynchronous Consultation</w:t>
       </w:r>
     </w:p>
@@ -6006,11 +7912,12 @@
           <w:rFonts w:ascii="Times New Roman" w:hAnsi="Times New Roman" w:cs="Times New Roman"/>
         </w:rPr>
       </w:pPr>
-      <w:bookmarkStart w:id="11" w:name="_Toc218682252"/>
-      <w:r>
-        <w:rPr>
-          <w:rFonts w:ascii="Times New Roman" w:hAnsi="Times New Roman" w:cs="Times New Roman"/>
-        </w:rPr>
+      <w:bookmarkStart w:id="11" w:name="_Toc220081566"/>
+      <w:r>
+        <w:rPr>
+          <w:rFonts w:ascii="Times New Roman" w:hAnsi="Times New Roman" w:cs="Times New Roman"/>
+        </w:rPr>
+        <w:lastRenderedPageBreak/>
         <w:t>6</w:t>
       </w:r>
       <w:r>
@@ -6329,7 +8236,7 @@
           <w:rFonts w:ascii="Times New Roman" w:hAnsi="Times New Roman" w:cs="Times New Roman"/>
         </w:rPr>
       </w:pPr>
-      <w:bookmarkStart w:id="12" w:name="_Toc218682253"/>
+      <w:bookmarkStart w:id="12" w:name="_Toc220081567"/>
       <w:r>
         <w:rPr>
           <w:rFonts w:ascii="Times New Roman" w:hAnsi="Times New Roman" w:cs="Times New Roman"/>
@@ -6351,7 +8258,7 @@
           <w:rFonts w:ascii="Times New Roman" w:hAnsi="Times New Roman" w:cs="Times New Roman"/>
         </w:rPr>
       </w:pPr>
-      <w:bookmarkStart w:id="13" w:name="_Toc218682254"/>
+      <w:bookmarkStart w:id="13" w:name="_Toc220081568"/>
       <w:r>
         <w:rPr>
           <w:rFonts w:ascii="Times New Roman" w:hAnsi="Times New Roman" w:cs="Times New Roman"/>
@@ -6438,7 +8345,6 @@
                 <w:b/>
                 <w:bCs/>
               </w:rPr>
-              <w:lastRenderedPageBreak/>
               <w:t>FR ID</w:t>
             </w:r>
           </w:p>
@@ -7255,6 +9161,7 @@
               <w:rPr>
                 <w:rFonts w:ascii="Times New Roman" w:hAnsi="Times New Roman" w:cs="Times New Roman"/>
               </w:rPr>
+              <w:lastRenderedPageBreak/>
               <w:t>FR08</w:t>
             </w:r>
           </w:p>
@@ -7538,79 +9445,96 @@
     </w:p>
     <w:p>
       <w:pPr>
+        <w:pStyle w:val="Heading3"/>
+        <w:rPr>
+          <w:rFonts w:ascii="Times New Roman" w:hAnsi="Times New Roman" w:cs="Times New Roman"/>
+        </w:rPr>
+      </w:pPr>
+      <w:bookmarkStart w:id="14" w:name="_Toc220081569"/>
+      <w:r>
+        <w:rPr>
+          <w:rFonts w:ascii="Times New Roman" w:hAnsi="Times New Roman" w:cs="Times New Roman"/>
+        </w:rPr>
+        <w:t>FR01: User Registration &amp; Profile Management</w:t>
+      </w:r>
+      <w:bookmarkEnd w:id="14"/>
+      <w:r>
+        <w:rPr>
+          <w:rFonts w:ascii="Times New Roman" w:hAnsi="Times New Roman" w:cs="Times New Roman"/>
+        </w:rPr>
+        <w:t xml:space="preserve"> </w:t>
+      </w:r>
+    </w:p>
+    <w:p>
+      <w:pPr>
+        <w:rPr>
+          <w:rFonts w:ascii="Times New Roman" w:hAnsi="Times New Roman" w:cs="Times New Roman"/>
+        </w:rPr>
+      </w:pPr>
+      <w:r>
         <w:rPr>
           <w:rFonts w:ascii="Times New Roman" w:hAnsi="Times New Roman" w:cs="Times New Roman"/>
           <w:b/>
           <w:bCs/>
         </w:rPr>
-      </w:pPr>
-    </w:p>
-    <w:p>
-      <w:pPr>
+        <w:t>Description:</w:t>
+      </w:r>
+      <w:r>
+        <w:rPr>
+          <w:rFonts w:ascii="Times New Roman" w:hAnsi="Times New Roman" w:cs="Times New Roman"/>
+        </w:rPr>
+        <w:t xml:space="preserve"> The system shall provide a comprehensive registration interface allowing patients and dental practitioners to create accounts with role-based access. Users must provide essential identification details, contact information, and relevant medical history. The registration process includes email verification and password strength validation to ensure account security. Patient registration via phone/email with comprehensive profiles; Dentist registration with license verification and specialization details. </w:t>
+      </w:r>
+    </w:p>
+    <w:p>
+      <w:pPr>
+        <w:rPr>
+          <w:rFonts w:ascii="Times New Roman" w:hAnsi="Times New Roman" w:cs="Times New Roman"/>
+        </w:rPr>
+      </w:pPr>
+      <w:r>
         <w:rPr>
           <w:rFonts w:ascii="Times New Roman" w:hAnsi="Times New Roman" w:cs="Times New Roman"/>
           <w:b/>
           <w:bCs/>
         </w:rPr>
-      </w:pPr>
-    </w:p>
-    <w:p>
-      <w:pPr>
+        <w:t>Rationale:</w:t>
+      </w:r>
+      <w:r>
+        <w:rPr>
+          <w:rFonts w:ascii="Times New Roman" w:hAnsi="Times New Roman" w:cs="Times New Roman"/>
+        </w:rPr>
+        <w:t xml:space="preserve"> Accurate user profiles are fundamental to delivering personalised healthcare services. Patient medical history informs risk assessment, whilst dentist credentials ensure qualified practitioners provide care. Secure registration prevents unauthorised access and maintains data integrity across the platform. </w:t>
+      </w:r>
+    </w:p>
+    <w:p>
+      <w:pPr>
+        <w:rPr>
+          <w:rFonts w:ascii="Times New Roman" w:hAnsi="Times New Roman" w:cs="Times New Roman"/>
+        </w:rPr>
+      </w:pPr>
+      <w:r>
         <w:rPr>
           <w:rFonts w:ascii="Times New Roman" w:hAnsi="Times New Roman" w:cs="Times New Roman"/>
           <w:b/>
           <w:bCs/>
         </w:rPr>
-      </w:pPr>
-    </w:p>
-    <w:p>
-      <w:pPr>
-        <w:pStyle w:val="Heading3"/>
-        <w:rPr>
-          <w:rFonts w:ascii="Times New Roman" w:hAnsi="Times New Roman" w:cs="Times New Roman"/>
-        </w:rPr>
-      </w:pPr>
-      <w:bookmarkStart w:id="14" w:name="_Toc218682255"/>
-      <w:r>
-        <w:rPr>
-          <w:rFonts w:ascii="Times New Roman" w:hAnsi="Times New Roman" w:cs="Times New Roman"/>
-        </w:rPr>
-        <w:t>FR01: User Registration &amp; Profile Management</w:t>
-      </w:r>
-      <w:bookmarkEnd w:id="14"/>
-      <w:r>
-        <w:rPr>
-          <w:rFonts w:ascii="Times New Roman" w:hAnsi="Times New Roman" w:cs="Times New Roman"/>
-        </w:rPr>
-        <w:t xml:space="preserve"> </w:t>
-      </w:r>
-    </w:p>
-    <w:p>
-      <w:pPr>
-        <w:rPr>
-          <w:rFonts w:ascii="Times New Roman" w:hAnsi="Times New Roman" w:cs="Times New Roman"/>
-        </w:rPr>
-      </w:pPr>
-      <w:r>
+        <w:t>Dependencies:</w:t>
+      </w:r>
+      <w:r>
+        <w:rPr>
+          <w:rFonts w:ascii="Times New Roman" w:hAnsi="Times New Roman" w:cs="Times New Roman"/>
+        </w:rPr>
+        <w:t xml:space="preserve"> Email verification service integration, Database schema for user entities, Authentication framework (FR02), GDPR-compliant data storage. </w:t>
+      </w:r>
+    </w:p>
+    <w:p>
+      <w:pPr>
         <w:rPr>
           <w:rFonts w:ascii="Times New Roman" w:hAnsi="Times New Roman" w:cs="Times New Roman"/>
           <w:b/>
           <w:bCs/>
         </w:rPr>
-        <w:t>Description:</w:t>
-      </w:r>
-      <w:r>
-        <w:rPr>
-          <w:rFonts w:ascii="Times New Roman" w:hAnsi="Times New Roman" w:cs="Times New Roman"/>
-        </w:rPr>
-        <w:t xml:space="preserve"> The system shall provide a comprehensive registration interface allowing patients and dental practitioners to create accounts with role-based access. Users must provide essential identification details, contact information, and relevant medical history. The registration process includes email verification and password strength validation to ensure account security. Patient registration via phone/email with comprehensive profiles; Dentist registration with license verification and specialization details. </w:t>
-      </w:r>
-    </w:p>
-    <w:p>
-      <w:pPr>
-        <w:rPr>
-          <w:rFonts w:ascii="Times New Roman" w:hAnsi="Times New Roman" w:cs="Times New Roman"/>
-        </w:rPr>
       </w:pPr>
       <w:r>
         <w:rPr>
@@ -7618,51 +9542,6 @@
           <w:b/>
           <w:bCs/>
         </w:rPr>
-        <w:t>Rationale:</w:t>
-      </w:r>
-      <w:r>
-        <w:rPr>
-          <w:rFonts w:ascii="Times New Roman" w:hAnsi="Times New Roman" w:cs="Times New Roman"/>
-        </w:rPr>
-        <w:t xml:space="preserve"> Accurate user profiles are fundamental to delivering personalised healthcare services. Patient medical history informs risk assessment, whilst dentist credentials ensure qualified practitioners provide care. Secure registration prevents unauthorised access and maintains data integrity across the platform. </w:t>
-      </w:r>
-    </w:p>
-    <w:p>
-      <w:pPr>
-        <w:rPr>
-          <w:rFonts w:ascii="Times New Roman" w:hAnsi="Times New Roman" w:cs="Times New Roman"/>
-        </w:rPr>
-      </w:pPr>
-      <w:r>
-        <w:rPr>
-          <w:rFonts w:ascii="Times New Roman" w:hAnsi="Times New Roman" w:cs="Times New Roman"/>
-          <w:b/>
-          <w:bCs/>
-        </w:rPr>
-        <w:t>Dependencies:</w:t>
-      </w:r>
-      <w:r>
-        <w:rPr>
-          <w:rFonts w:ascii="Times New Roman" w:hAnsi="Times New Roman" w:cs="Times New Roman"/>
-        </w:rPr>
-        <w:t xml:space="preserve"> Email verification service integration, Database schema for user entities, Authentication framework (FR02), GDPR-compliant data storage. </w:t>
-      </w:r>
-    </w:p>
-    <w:p>
-      <w:pPr>
-        <w:rPr>
-          <w:rFonts w:ascii="Times New Roman" w:hAnsi="Times New Roman" w:cs="Times New Roman"/>
-          <w:b/>
-          <w:bCs/>
-        </w:rPr>
-      </w:pPr>
-      <w:r>
-        <w:rPr>
-          <w:rFonts w:ascii="Times New Roman" w:hAnsi="Times New Roman" w:cs="Times New Roman"/>
-          <w:b/>
-          <w:bCs/>
-        </w:rPr>
-        <w:lastRenderedPageBreak/>
         <w:t>Acceptance Scenarios:</w:t>
       </w:r>
     </w:p>
@@ -7719,20 +9598,20 @@
     </w:p>
     <w:p>
       <w:pPr>
+        <w:ind w:left="720"/>
+        <w:rPr>
+          <w:rFonts w:ascii="Times New Roman" w:hAnsi="Times New Roman" w:cs="Times New Roman"/>
+        </w:rPr>
+      </w:pPr>
+    </w:p>
+    <w:p>
+      <w:pPr>
         <w:pStyle w:val="Heading3"/>
         <w:rPr>
           <w:rFonts w:ascii="Times New Roman" w:hAnsi="Times New Roman" w:cs="Times New Roman"/>
         </w:rPr>
       </w:pPr>
-    </w:p>
-    <w:p>
-      <w:pPr>
-        <w:pStyle w:val="Heading3"/>
-        <w:rPr>
-          <w:rFonts w:ascii="Times New Roman" w:hAnsi="Times New Roman" w:cs="Times New Roman"/>
-        </w:rPr>
-      </w:pPr>
-      <w:bookmarkStart w:id="15" w:name="_Toc218682256"/>
+      <w:bookmarkStart w:id="15" w:name="_Toc220081570"/>
       <w:r>
         <w:rPr>
           <w:rFonts w:ascii="Times New Roman" w:hAnsi="Times New Roman" w:cs="Times New Roman"/>
@@ -7795,6 +9674,7 @@
           <w:b/>
           <w:bCs/>
         </w:rPr>
+        <w:lastRenderedPageBreak/>
         <w:t>Dependencies:</w:t>
       </w:r>
       <w:r>
@@ -7886,7 +9766,7 @@
           <w:rFonts w:ascii="Times New Roman" w:hAnsi="Times New Roman" w:cs="Times New Roman"/>
         </w:rPr>
       </w:pPr>
-      <w:bookmarkStart w:id="16" w:name="_Toc218682257"/>
+      <w:bookmarkStart w:id="16" w:name="_Toc220081571"/>
       <w:r>
         <w:rPr>
           <w:rFonts w:ascii="Times New Roman" w:hAnsi="Times New Roman" w:cs="Times New Roman"/>
@@ -7970,7 +9850,6 @@
           <w:b/>
           <w:bCs/>
         </w:rPr>
-        <w:lastRenderedPageBreak/>
         <w:t>Acceptance Scenarios:</w:t>
       </w:r>
     </w:p>
@@ -8039,7 +9918,7 @@
           <w:rFonts w:ascii="Times New Roman" w:hAnsi="Times New Roman" w:cs="Times New Roman"/>
         </w:rPr>
       </w:pPr>
-      <w:bookmarkStart w:id="17" w:name="_Toc218682258"/>
+      <w:bookmarkStart w:id="17" w:name="_Toc220081572"/>
       <w:r>
         <w:rPr>
           <w:rFonts w:ascii="Times New Roman" w:hAnsi="Times New Roman" w:cs="Times New Roman"/>
@@ -8066,7 +9945,13 @@
         <w:rPr>
           <w:rFonts w:ascii="Times New Roman" w:hAnsi="Times New Roman" w:cs="Times New Roman"/>
         </w:rPr>
-        <w:t xml:space="preserve"> Based on risk score, provide personalized recommendations: monitor at home, schedule routine appointment, or seek urgent care.</w:t>
+        <w:t xml:space="preserve"> </w:t>
+      </w:r>
+      <w:r>
+        <w:rPr>
+          <w:rFonts w:ascii="Times New Roman" w:hAnsi="Times New Roman" w:cs="Times New Roman"/>
+        </w:rPr>
+        <w:t>The system shall generate intelligent, personalized triage recommendations based on the calculated oral risk score. Depending on the severity level, the system will advise patients to monitor symptoms at home, schedule a routine dental appointment, or seek immediate urgent or emergency care.</w:t>
       </w:r>
     </w:p>
     <w:p>
@@ -8087,7 +9972,13 @@
         <w:rPr>
           <w:rFonts w:ascii="Times New Roman" w:hAnsi="Times New Roman" w:cs="Times New Roman"/>
         </w:rPr>
-        <w:t xml:space="preserve"> Enables appropriate care pathways, optimizing resources.</w:t>
+        <w:t xml:space="preserve"> </w:t>
+      </w:r>
+      <w:r>
+        <w:rPr>
+          <w:rFonts w:ascii="Times New Roman" w:hAnsi="Times New Roman" w:cs="Times New Roman"/>
+        </w:rPr>
+        <w:t>This requirement ensures that patients follow appropriate care pathways, prevents unnecessary clinic visits, and enables efficient utilization of dental resources by prioritizing high-risk cases.</w:t>
       </w:r>
     </w:p>
     <w:p>
@@ -8108,7 +9999,19 @@
         <w:rPr>
           <w:rFonts w:ascii="Times New Roman" w:hAnsi="Times New Roman" w:cs="Times New Roman"/>
         </w:rPr>
-        <w:t xml:space="preserve"> FR03. </w:t>
+        <w:t xml:space="preserve"> </w:t>
+      </w:r>
+      <w:r>
+        <w:rPr>
+          <w:rFonts w:ascii="Times New Roman" w:hAnsi="Times New Roman" w:cs="Times New Roman"/>
+        </w:rPr>
+        <w:t>FR03 – Symptom Entry &amp; Risk Score Calculator.</w:t>
+      </w:r>
+      <w:r>
+        <w:rPr>
+          <w:rFonts w:ascii="Times New Roman" w:hAnsi="Times New Roman" w:cs="Times New Roman"/>
+        </w:rPr>
+        <w:t xml:space="preserve"> </w:t>
       </w:r>
     </w:p>
     <w:p>
@@ -8129,7 +10032,66 @@
         <w:rPr>
           <w:rFonts w:ascii="Times New Roman" w:hAnsi="Times New Roman" w:cs="Times New Roman"/>
         </w:rPr>
-        <w:t xml:space="preserve"> High risk leads to emergency routing; Low risk to monitoring.</w:t>
+        <w:t xml:space="preserve"> </w:t>
+      </w:r>
+    </w:p>
+    <w:p>
+      <w:pPr>
+        <w:numPr>
+          <w:ilvl w:val="0"/>
+          <w:numId w:val="11"/>
+        </w:numPr>
+        <w:rPr>
+          <w:rFonts w:ascii="Times New Roman" w:hAnsi="Times New Roman" w:cs="Times New Roman"/>
+        </w:rPr>
+      </w:pPr>
+      <w:r>
+        <w:rPr>
+          <w:rFonts w:ascii="Times New Roman" w:hAnsi="Times New Roman" w:cs="Times New Roman"/>
+        </w:rPr>
+        <w:lastRenderedPageBreak/>
+        <w:t xml:space="preserve">Scenario 1: </w:t>
+      </w:r>
+      <w:r>
+        <w:rPr>
+          <w:rFonts w:ascii="Times New Roman" w:hAnsi="Times New Roman" w:cs="Times New Roman"/>
+        </w:rPr>
+        <w:t>High-risk cases are automatically routed to emergency or priority consultation workflows.</w:t>
+      </w:r>
+    </w:p>
+    <w:p>
+      <w:pPr>
+        <w:numPr>
+          <w:ilvl w:val="0"/>
+          <w:numId w:val="11"/>
+        </w:numPr>
+        <w:rPr>
+          <w:rFonts w:ascii="Times New Roman" w:hAnsi="Times New Roman" w:cs="Times New Roman"/>
+        </w:rPr>
+      </w:pPr>
+      <w:r>
+        <w:rPr>
+          <w:rFonts w:ascii="Times New Roman" w:hAnsi="Times New Roman" w:cs="Times New Roman"/>
+        </w:rPr>
+        <w:t xml:space="preserve">Scenario </w:t>
+      </w:r>
+      <w:r>
+        <w:rPr>
+          <w:rFonts w:ascii="Times New Roman" w:hAnsi="Times New Roman" w:cs="Times New Roman"/>
+        </w:rPr>
+        <w:t>2</w:t>
+      </w:r>
+      <w:r>
+        <w:rPr>
+          <w:rFonts w:ascii="Times New Roman" w:hAnsi="Times New Roman" w:cs="Times New Roman"/>
+        </w:rPr>
+        <w:t xml:space="preserve">: </w:t>
+      </w:r>
+      <w:r>
+        <w:rPr>
+          <w:rFonts w:ascii="Times New Roman" w:hAnsi="Times New Roman" w:cs="Times New Roman"/>
+        </w:rPr>
+        <w:t>Low-risk cases receive self-care guidance and routine follow-up recommendations.</w:t>
       </w:r>
     </w:p>
     <w:p>
@@ -8146,7 +10108,7 @@
           <w:rFonts w:ascii="Times New Roman" w:hAnsi="Times New Roman" w:cs="Times New Roman"/>
         </w:rPr>
       </w:pPr>
-      <w:bookmarkStart w:id="18" w:name="_Toc218682259"/>
+      <w:bookmarkStart w:id="18" w:name="_Toc220081573"/>
       <w:r>
         <w:rPr>
           <w:rFonts w:ascii="Times New Roman" w:hAnsi="Times New Roman" w:cs="Times New Roman"/>
@@ -8312,7 +10274,7 @@
           <w:rFonts w:ascii="Times New Roman" w:hAnsi="Times New Roman" w:cs="Times New Roman"/>
         </w:rPr>
       </w:pPr>
-      <w:bookmarkStart w:id="19" w:name="_Toc218682260"/>
+      <w:bookmarkStart w:id="19" w:name="_Toc220081574"/>
       <w:r>
         <w:rPr>
           <w:rFonts w:ascii="Times New Roman" w:hAnsi="Times New Roman" w:cs="Times New Roman"/>
@@ -8339,14 +10301,7 @@
         <w:rPr>
           <w:rFonts w:ascii="Times New Roman" w:hAnsi="Times New Roman" w:cs="Times New Roman"/>
         </w:rPr>
-        <w:t xml:space="preserve"> The system shall provide an integrated video consultation platform supporting high-definition video, secure audio, screen sharing, and real-time chat. Dentists can visually assess conditions, </w:t>
-      </w:r>
-      <w:r>
-        <w:rPr>
-          <w:rFonts w:ascii="Times New Roman" w:hAnsi="Times New Roman" w:cs="Times New Roman"/>
-        </w:rPr>
-        <w:lastRenderedPageBreak/>
-        <w:t>provide preliminary advice, and determine if in-person visits are necessary. The platform includes recording capabilities (with consent) for documentation purposes and supports up to 4 participants for multi-disciplinary consultations. Synchronous video calls and asynchronous store-and-forward with photo/X-ray uploads; In-session chat and file exchange.</w:t>
+        <w:t xml:space="preserve"> The system shall provide an integrated video consultation platform supporting high-definition video, secure audio, screen sharing, and real-time chat. Dentists can visually assess conditions, provide preliminary advice, and determine if in-person visits are necessary. The platform includes recording capabilities (with consent) for documentation purposes and supports up to 4 participants for multi-disciplinary consultations. Synchronous video calls and asynchronous store-and-forward with photo/X-ray uploads; In-session chat and file exchange.</w:t>
       </w:r>
     </w:p>
     <w:p>
@@ -8422,6 +10377,7 @@
         <w:rPr>
           <w:rFonts w:ascii="Times New Roman" w:hAnsi="Times New Roman" w:cs="Times New Roman"/>
         </w:rPr>
+        <w:lastRenderedPageBreak/>
         <w:t>Scenario 1: Patient joins consultation 5 minutes early and enters virtual waiting room.</w:t>
       </w:r>
     </w:p>
@@ -8473,7 +10429,7 @@
           <w:rFonts w:ascii="Times New Roman" w:hAnsi="Times New Roman" w:cs="Times New Roman"/>
         </w:rPr>
       </w:pPr>
-      <w:bookmarkStart w:id="20" w:name="_Toc218682261"/>
+      <w:bookmarkStart w:id="20" w:name="_Toc220081575"/>
       <w:r>
         <w:rPr>
           <w:rFonts w:ascii="Times New Roman" w:hAnsi="Times New Roman" w:cs="Times New Roman"/>
@@ -8641,7 +10597,7 @@
           <w:rFonts w:ascii="Times New Roman" w:hAnsi="Times New Roman" w:cs="Times New Roman"/>
         </w:rPr>
       </w:pPr>
-      <w:bookmarkStart w:id="21" w:name="_Toc218682262"/>
+      <w:bookmarkStart w:id="21" w:name="_Toc220081576"/>
       <w:r>
         <w:rPr>
           <w:rFonts w:ascii="Times New Roman" w:hAnsi="Times New Roman" w:cs="Times New Roman"/>
@@ -8668,21 +10624,13 @@
         <w:rPr>
           <w:rFonts w:ascii="Times New Roman" w:hAnsi="Times New Roman" w:cs="Times New Roman"/>
         </w:rPr>
-        <w:t xml:space="preserve"> Intelligent parsing of prescriptions for schedules; </w:t>
-      </w:r>
-      <w:proofErr w:type="gramStart"/>
-      <w:r>
-        <w:rPr>
-          <w:rFonts w:ascii="Times New Roman" w:hAnsi="Times New Roman" w:cs="Times New Roman"/>
-        </w:rPr>
-        <w:t>Multi-channel</w:t>
-      </w:r>
-      <w:proofErr w:type="gramEnd"/>
-      <w:r>
-        <w:rPr>
-          <w:rFonts w:ascii="Times New Roman" w:hAnsi="Times New Roman" w:cs="Times New Roman"/>
-        </w:rPr>
-        <w:t xml:space="preserve"> notifications (push, SMS); Missed dose handling.</w:t>
+        <w:t xml:space="preserve"> </w:t>
+      </w:r>
+      <w:r>
+        <w:rPr>
+          <w:rFonts w:ascii="Times New Roman" w:hAnsi="Times New Roman" w:cs="Times New Roman"/>
+        </w:rPr>
+        <w:t>The system shall automatically generate medication and follow-up reminders by intelligently parsing digital prescriptions. Notifications shall be delivered through multiple channels, including push notifications and SMS, with escalation mechanisms for missed doses or appointments.</w:t>
       </w:r>
     </w:p>
     <w:p>
@@ -8697,14 +10645,19 @@
           <w:b/>
           <w:bCs/>
         </w:rPr>
-        <w:lastRenderedPageBreak/>
         <w:t>Rationale:</w:t>
       </w:r>
       <w:r>
         <w:rPr>
           <w:rFonts w:ascii="Times New Roman" w:hAnsi="Times New Roman" w:cs="Times New Roman"/>
         </w:rPr>
-        <w:t xml:space="preserve"> Improves medication adherence and follow-up compliance.</w:t>
+        <w:t xml:space="preserve"> </w:t>
+      </w:r>
+      <w:r>
+        <w:rPr>
+          <w:rFonts w:ascii="Times New Roman" w:hAnsi="Times New Roman" w:cs="Times New Roman"/>
+        </w:rPr>
+        <w:t>Automated reminders improve patient adherence to prescribed treatments and follow-up schedules, leading to better clinical outcomes and reduced treatment failures.</w:t>
       </w:r>
     </w:p>
     <w:p>
@@ -8725,7 +10678,13 @@
         <w:rPr>
           <w:rFonts w:ascii="Times New Roman" w:hAnsi="Times New Roman" w:cs="Times New Roman"/>
         </w:rPr>
-        <w:t xml:space="preserve"> FR07. </w:t>
+        <w:t xml:space="preserve"> </w:t>
+      </w:r>
+      <w:r>
+        <w:rPr>
+          <w:rFonts w:ascii="Times New Roman" w:hAnsi="Times New Roman" w:cs="Times New Roman"/>
+        </w:rPr>
+        <w:t>FR07 – Digital Prescription Generation.</w:t>
       </w:r>
     </w:p>
     <w:p>
@@ -8742,11 +10701,39 @@
         </w:rPr>
         <w:t>Acceptance Scenarios:</w:t>
       </w:r>
-      <w:r>
-        <w:rPr>
-          <w:rFonts w:ascii="Times New Roman" w:hAnsi="Times New Roman" w:cs="Times New Roman"/>
-        </w:rPr>
-        <w:t xml:space="preserve"> Daily reminders sent; Escalation for missed doses.</w:t>
+    </w:p>
+    <w:p>
+      <w:pPr>
+        <w:numPr>
+          <w:ilvl w:val="0"/>
+          <w:numId w:val="38"/>
+        </w:numPr>
+        <w:rPr>
+          <w:rFonts w:ascii="Times New Roman" w:hAnsi="Times New Roman" w:cs="Times New Roman"/>
+        </w:rPr>
+      </w:pPr>
+      <w:r>
+        <w:rPr>
+          <w:rFonts w:ascii="Times New Roman" w:hAnsi="Times New Roman" w:cs="Times New Roman"/>
+        </w:rPr>
+        <w:t>Patients receive daily medication reminders at scheduled times.</w:t>
+      </w:r>
+    </w:p>
+    <w:p>
+      <w:pPr>
+        <w:numPr>
+          <w:ilvl w:val="0"/>
+          <w:numId w:val="38"/>
+        </w:numPr>
+        <w:rPr>
+          <w:rFonts w:ascii="Times New Roman" w:hAnsi="Times New Roman" w:cs="Times New Roman"/>
+        </w:rPr>
+      </w:pPr>
+      <w:r>
+        <w:rPr>
+          <w:rFonts w:ascii="Times New Roman" w:hAnsi="Times New Roman" w:cs="Times New Roman"/>
+        </w:rPr>
+        <w:t>Missed doses trigger follow-up alerts or escalation notifications.</w:t>
       </w:r>
     </w:p>
     <w:p>
@@ -8763,11 +10750,12 @@
           <w:rFonts w:ascii="Times New Roman" w:hAnsi="Times New Roman" w:cs="Times New Roman"/>
         </w:rPr>
       </w:pPr>
-      <w:bookmarkStart w:id="22" w:name="_Toc218682263"/>
-      <w:r>
-        <w:rPr>
-          <w:rFonts w:ascii="Times New Roman" w:hAnsi="Times New Roman" w:cs="Times New Roman"/>
-        </w:rPr>
+      <w:bookmarkStart w:id="22" w:name="_Toc220081577"/>
+      <w:r>
+        <w:rPr>
+          <w:rFonts w:ascii="Times New Roman" w:hAnsi="Times New Roman" w:cs="Times New Roman"/>
+        </w:rPr>
+        <w:lastRenderedPageBreak/>
         <w:t>FR09: Emergency Access Override</w:t>
       </w:r>
       <w:bookmarkEnd w:id="22"/>
@@ -8790,7 +10778,13 @@
         <w:rPr>
           <w:rFonts w:ascii="Times New Roman" w:hAnsi="Times New Roman" w:cs="Times New Roman"/>
         </w:rPr>
-        <w:t xml:space="preserve"> 24/7 hotline and teleconsultation; Quick connect with patient context (ID, history, risk).</w:t>
+        <w:t xml:space="preserve"> </w:t>
+      </w:r>
+      <w:r>
+        <w:rPr>
+          <w:rFonts w:ascii="Times New Roman" w:hAnsi="Times New Roman" w:cs="Times New Roman"/>
+        </w:rPr>
+        <w:t>The system shall provide a 24/7 emergency access feature enabling patients to immediately connect with available dental professionals through hotline or teleconsultation. The system shall transmit essential patient context, including identification, medical history, and risk score, to ensure rapid and informed response.</w:t>
       </w:r>
     </w:p>
     <w:p>
@@ -8811,7 +10805,13 @@
         <w:rPr>
           <w:rFonts w:ascii="Times New Roman" w:hAnsi="Times New Roman" w:cs="Times New Roman"/>
         </w:rPr>
-        <w:t xml:space="preserve"> Handles urgent dental situations for rapid response.</w:t>
+        <w:t xml:space="preserve"> </w:t>
+      </w:r>
+      <w:r>
+        <w:rPr>
+          <w:rFonts w:ascii="Times New Roman" w:hAnsi="Times New Roman" w:cs="Times New Roman"/>
+        </w:rPr>
+        <w:t>This feature ensures timely intervention during urgent dental situations, minimizing complications and improving patient safety.</w:t>
       </w:r>
     </w:p>
     <w:p>
@@ -8832,7 +10832,25 @@
         <w:rPr>
           <w:rFonts w:ascii="Times New Roman" w:hAnsi="Times New Roman" w:cs="Times New Roman"/>
         </w:rPr>
-        <w:t xml:space="preserve"> FR05, FR03.</w:t>
+        <w:t xml:space="preserve"> </w:t>
+      </w:r>
+      <w:r>
+        <w:rPr>
+          <w:rFonts w:ascii="Times New Roman" w:hAnsi="Times New Roman" w:cs="Times New Roman"/>
+        </w:rPr>
+        <w:t>FR05 – Online Appointment Booking System,</w:t>
+      </w:r>
+      <w:r>
+        <w:rPr>
+          <w:rFonts w:ascii="Times New Roman" w:hAnsi="Times New Roman" w:cs="Times New Roman"/>
+        </w:rPr>
+        <w:t xml:space="preserve"> </w:t>
+      </w:r>
+      <w:r>
+        <w:rPr>
+          <w:rFonts w:ascii="Times New Roman" w:hAnsi="Times New Roman" w:cs="Times New Roman"/>
+        </w:rPr>
+        <w:t>FR03 – Symptom Entry &amp; Risk Score Calculator.</w:t>
       </w:r>
     </w:p>
     <w:p>
@@ -8849,11 +10867,39 @@
         </w:rPr>
         <w:t>Acceptance Scenarios:</w:t>
       </w:r>
-      <w:r>
-        <w:rPr>
-          <w:rFonts w:ascii="Times New Roman" w:hAnsi="Times New Roman" w:cs="Times New Roman"/>
-        </w:rPr>
-        <w:t xml:space="preserve"> Emergency button connects within 1 minute.</w:t>
+    </w:p>
+    <w:p>
+      <w:pPr>
+        <w:numPr>
+          <w:ilvl w:val="0"/>
+          <w:numId w:val="39"/>
+        </w:numPr>
+        <w:rPr>
+          <w:rFonts w:ascii="Times New Roman" w:hAnsi="Times New Roman" w:cs="Times New Roman"/>
+        </w:rPr>
+      </w:pPr>
+      <w:r>
+        <w:rPr>
+          <w:rFonts w:ascii="Times New Roman" w:hAnsi="Times New Roman" w:cs="Times New Roman"/>
+        </w:rPr>
+        <w:t>Activating the emergency button connects the patient to a dentist within one minute.</w:t>
+      </w:r>
+    </w:p>
+    <w:p>
+      <w:pPr>
+        <w:numPr>
+          <w:ilvl w:val="0"/>
+          <w:numId w:val="39"/>
+        </w:numPr>
+        <w:rPr>
+          <w:rFonts w:ascii="Times New Roman" w:hAnsi="Times New Roman" w:cs="Times New Roman"/>
+        </w:rPr>
+      </w:pPr>
+      <w:r>
+        <w:rPr>
+          <w:rFonts w:ascii="Times New Roman" w:hAnsi="Times New Roman" w:cs="Times New Roman"/>
+        </w:rPr>
+        <w:t>Dentists receive patient context before initiating the consultation.</w:t>
       </w:r>
     </w:p>
     <w:p>
@@ -8870,7 +10916,7 @@
           <w:rFonts w:ascii="Times New Roman" w:hAnsi="Times New Roman" w:cs="Times New Roman"/>
         </w:rPr>
       </w:pPr>
-      <w:bookmarkStart w:id="23" w:name="_Toc218682264"/>
+      <w:bookmarkStart w:id="23" w:name="_Toc220081578"/>
       <w:r>
         <w:rPr>
           <w:rFonts w:ascii="Times New Roman" w:hAnsi="Times New Roman" w:cs="Times New Roman"/>
@@ -8897,7 +10943,13 @@
         <w:rPr>
           <w:rFonts w:ascii="Times New Roman" w:hAnsi="Times New Roman" w:cs="Times New Roman"/>
         </w:rPr>
-        <w:t xml:space="preserve"> Manage users, reports, audit logs, settings, clinics.</w:t>
+        <w:t xml:space="preserve"> </w:t>
+      </w:r>
+      <w:r>
+        <w:rPr>
+          <w:rFonts w:ascii="Times New Roman" w:hAnsi="Times New Roman" w:cs="Times New Roman"/>
+        </w:rPr>
+        <w:t>The system shall provide an administrative dashboard for managing users, clinics, system settings, audit logs, and generating analytical reports related to system usage and performance.</w:t>
       </w:r>
     </w:p>
     <w:p>
@@ -8918,7 +10970,13 @@
         <w:rPr>
           <w:rFonts w:ascii="Times New Roman" w:hAnsi="Times New Roman" w:cs="Times New Roman"/>
         </w:rPr>
-        <w:t xml:space="preserve"> Ensures system maintenance and analytics.</w:t>
+        <w:t xml:space="preserve"> </w:t>
+      </w:r>
+      <w:r>
+        <w:rPr>
+          <w:rFonts w:ascii="Times New Roman" w:hAnsi="Times New Roman" w:cs="Times New Roman"/>
+        </w:rPr>
+        <w:t>Administrative oversight ensures system reliability, security monitoring, and data-driven decision-making for continuous improvement.</w:t>
       </w:r>
     </w:p>
     <w:p>
@@ -8939,16 +10997,14 @@
         <w:rPr>
           <w:rFonts w:ascii="Times New Roman" w:hAnsi="Times New Roman" w:cs="Times New Roman"/>
         </w:rPr>
-        <w:t xml:space="preserve"> All </w:t>
-      </w:r>
-      <w:proofErr w:type="spellStart"/>
-      <w:r>
-        <w:rPr>
-          <w:rFonts w:ascii="Times New Roman" w:hAnsi="Times New Roman" w:cs="Times New Roman"/>
-        </w:rPr>
-        <w:t>FRs.</w:t>
-      </w:r>
-      <w:proofErr w:type="spellEnd"/>
+        <w:t xml:space="preserve"> </w:t>
+      </w:r>
+      <w:r>
+        <w:rPr>
+          <w:rFonts w:ascii="Times New Roman" w:hAnsi="Times New Roman" w:cs="Times New Roman"/>
+        </w:rPr>
+        <w:t>All functional requirements (FR01–FR09).</w:t>
+      </w:r>
     </w:p>
     <w:p>
       <w:pPr>
@@ -8964,12 +11020,47 @@
         </w:rPr>
         <w:t>Acceptance Scenarios:</w:t>
       </w:r>
-      <w:r>
-        <w:rPr>
-          <w:rFonts w:ascii="Times New Roman" w:hAnsi="Times New Roman" w:cs="Times New Roman"/>
-        </w:rPr>
-        <w:t xml:space="preserve"> Generate usage reports in &lt;10 seconds.</w:t>
-      </w:r>
+    </w:p>
+    <w:p>
+      <w:pPr>
+        <w:numPr>
+          <w:ilvl w:val="0"/>
+          <w:numId w:val="40"/>
+        </w:numPr>
+        <w:rPr>
+          <w:rFonts w:ascii="Times New Roman" w:hAnsi="Times New Roman" w:cs="Times New Roman"/>
+        </w:rPr>
+      </w:pPr>
+      <w:r>
+        <w:rPr>
+          <w:rFonts w:ascii="Times New Roman" w:hAnsi="Times New Roman" w:cs="Times New Roman"/>
+        </w:rPr>
+        <w:t>Administrators can generate system usage and performance reports in under 10 seconds.</w:t>
+      </w:r>
+    </w:p>
+    <w:p>
+      <w:pPr>
+        <w:numPr>
+          <w:ilvl w:val="0"/>
+          <w:numId w:val="40"/>
+        </w:numPr>
+        <w:rPr>
+          <w:rFonts w:ascii="Times New Roman" w:hAnsi="Times New Roman" w:cs="Times New Roman"/>
+        </w:rPr>
+      </w:pPr>
+      <w:r>
+        <w:rPr>
+          <w:rFonts w:ascii="Times New Roman" w:hAnsi="Times New Roman" w:cs="Times New Roman"/>
+        </w:rPr>
+        <w:t>Audit logs accurately record all critical system activities.</w:t>
+      </w:r>
+    </w:p>
+    <w:p>
+      <w:pPr>
+        <w:rPr>
+          <w:rFonts w:ascii="Times New Roman" w:hAnsi="Times New Roman" w:cs="Times New Roman"/>
+        </w:rPr>
+      </w:pPr>
     </w:p>
     <w:p>
       <w:pPr>
@@ -8978,7 +11069,7 @@
           <w:rFonts w:ascii="Times New Roman" w:hAnsi="Times New Roman" w:cs="Times New Roman"/>
         </w:rPr>
       </w:pPr>
-      <w:bookmarkStart w:id="24" w:name="_Toc218682265"/>
+      <w:bookmarkStart w:id="24" w:name="_Toc220081579"/>
       <w:r>
         <w:rPr>
           <w:rFonts w:ascii="Times New Roman" w:hAnsi="Times New Roman" w:cs="Times New Roman"/>
@@ -9464,6 +11555,7 @@
               <w:rPr>
                 <w:rFonts w:ascii="Times New Roman" w:hAnsi="Times New Roman" w:cs="Times New Roman"/>
               </w:rPr>
+              <w:lastRenderedPageBreak/>
               <w:t>NFR04</w:t>
             </w:r>
           </w:p>
@@ -9747,21 +11839,12 @@
     </w:p>
     <w:p>
       <w:pPr>
-        <w:rPr>
-          <w:rFonts w:ascii="Times New Roman" w:hAnsi="Times New Roman" w:cs="Times New Roman"/>
-          <w:b/>
-          <w:bCs/>
-        </w:rPr>
-      </w:pPr>
-    </w:p>
-    <w:p>
-      <w:pPr>
         <w:pStyle w:val="Heading3"/>
         <w:rPr>
           <w:rFonts w:ascii="Times New Roman" w:hAnsi="Times New Roman" w:cs="Times New Roman"/>
         </w:rPr>
       </w:pPr>
-      <w:bookmarkStart w:id="25" w:name="_Toc218682266"/>
+      <w:bookmarkStart w:id="25" w:name="_Toc220081580"/>
       <w:r>
         <w:rPr>
           <w:rFonts w:ascii="Times New Roman" w:hAnsi="Times New Roman" w:cs="Times New Roman"/>
@@ -9916,12 +11999,20 @@
     </w:p>
     <w:p>
       <w:pPr>
+        <w:ind w:left="720"/>
+        <w:rPr>
+          <w:rFonts w:ascii="Times New Roman" w:hAnsi="Times New Roman" w:cs="Times New Roman"/>
+        </w:rPr>
+      </w:pPr>
+    </w:p>
+    <w:p>
+      <w:pPr>
         <w:pStyle w:val="Heading3"/>
         <w:rPr>
           <w:rFonts w:ascii="Times New Roman" w:hAnsi="Times New Roman" w:cs="Times New Roman"/>
         </w:rPr>
       </w:pPr>
-      <w:bookmarkStart w:id="26" w:name="_Toc218682267"/>
+      <w:bookmarkStart w:id="26" w:name="_Toc220081581"/>
       <w:r>
         <w:rPr>
           <w:rFonts w:ascii="Times New Roman" w:hAnsi="Times New Roman" w:cs="Times New Roman"/>
@@ -10003,6 +12094,7 @@
         <w:rPr>
           <w:rFonts w:ascii="Times New Roman" w:hAnsi="Times New Roman" w:cs="Times New Roman"/>
         </w:rPr>
+        <w:lastRenderedPageBreak/>
         <w:t>Scenario 1: Dashboard loads completely within 2 seconds on standard broadband connection.</w:t>
       </w:r>
     </w:p>
@@ -10088,7 +12180,7 @@
           <w:rFonts w:ascii="Times New Roman" w:hAnsi="Times New Roman" w:cs="Times New Roman"/>
         </w:rPr>
       </w:pPr>
-      <w:bookmarkStart w:id="27" w:name="_Toc218682268"/>
+      <w:bookmarkStart w:id="27" w:name="_Toc220081582"/>
       <w:r>
         <w:rPr>
           <w:rFonts w:ascii="Times New Roman" w:hAnsi="Times New Roman" w:cs="Times New Roman"/>
@@ -10130,7 +12222,6 @@
           <w:b/>
           <w:bCs/>
         </w:rPr>
-        <w:lastRenderedPageBreak/>
         <w:t>Rationale:</w:t>
       </w:r>
       <w:r>
@@ -10225,7 +12316,7 @@
           <w:rFonts w:ascii="Times New Roman" w:hAnsi="Times New Roman" w:cs="Times New Roman"/>
         </w:rPr>
       </w:pPr>
-      <w:bookmarkStart w:id="28" w:name="_Toc218682269"/>
+      <w:bookmarkStart w:id="28" w:name="_Toc220081583"/>
       <w:r>
         <w:rPr>
           <w:rFonts w:ascii="Times New Roman" w:hAnsi="Times New Roman" w:cs="Times New Roman"/>
@@ -10361,12 +12452,20 @@
     </w:p>
     <w:p>
       <w:pPr>
+        <w:pStyle w:val="ListParagraph"/>
+        <w:rPr>
+          <w:rFonts w:ascii="Times New Roman" w:hAnsi="Times New Roman" w:cs="Times New Roman"/>
+        </w:rPr>
+      </w:pPr>
+    </w:p>
+    <w:p>
+      <w:pPr>
         <w:pStyle w:val="Heading3"/>
         <w:rPr>
           <w:rFonts w:ascii="Times New Roman" w:hAnsi="Times New Roman" w:cs="Times New Roman"/>
         </w:rPr>
       </w:pPr>
-      <w:bookmarkStart w:id="29" w:name="_Toc218682270"/>
+      <w:bookmarkStart w:id="29" w:name="_Toc220081584"/>
       <w:r>
         <w:rPr>
           <w:rFonts w:ascii="Times New Roman" w:hAnsi="Times New Roman" w:cs="Times New Roman"/>
@@ -10526,11 +12625,12 @@
           <w:rFonts w:ascii="Times New Roman" w:hAnsi="Times New Roman" w:cs="Times New Roman"/>
         </w:rPr>
       </w:pPr>
-      <w:bookmarkStart w:id="30" w:name="_Toc218682271"/>
-      <w:r>
-        <w:rPr>
-          <w:rFonts w:ascii="Times New Roman" w:hAnsi="Times New Roman" w:cs="Times New Roman"/>
-        </w:rPr>
+      <w:bookmarkStart w:id="30" w:name="_Toc220081585"/>
+      <w:r>
+        <w:rPr>
+          <w:rFonts w:ascii="Times New Roman" w:hAnsi="Times New Roman" w:cs="Times New Roman"/>
+        </w:rPr>
+        <w:lastRenderedPageBreak/>
         <w:t>NFR06: Compatibility</w:t>
       </w:r>
       <w:bookmarkEnd w:id="30"/>
@@ -10667,12 +12767,11 @@
           <w:rFonts w:ascii="Times New Roman" w:hAnsi="Times New Roman" w:cs="Times New Roman"/>
         </w:rPr>
       </w:pPr>
-      <w:bookmarkStart w:id="31" w:name="_Toc218682272"/>
-      <w:r>
-        <w:rPr>
-          <w:rFonts w:ascii="Times New Roman" w:hAnsi="Times New Roman" w:cs="Times New Roman"/>
-        </w:rPr>
-        <w:lastRenderedPageBreak/>
+      <w:bookmarkStart w:id="31" w:name="_Toc220081586"/>
+      <w:r>
+        <w:rPr>
+          <w:rFonts w:ascii="Times New Roman" w:hAnsi="Times New Roman" w:cs="Times New Roman"/>
+        </w:rPr>
         <w:t>8</w:t>
       </w:r>
       <w:r>
@@ -10685,6 +12784,7 @@
     </w:p>
     <w:p>
       <w:pPr>
+        <w:jc w:val="center"/>
         <w:rPr>
           <w:rFonts w:ascii="Times New Roman" w:hAnsi="Times New Roman" w:cs="Times New Roman"/>
         </w:rPr>
@@ -10694,10 +12794,10 @@
           <w:noProof/>
         </w:rPr>
         <w:drawing>
-          <wp:inline distT="0" distB="0" distL="0" distR="0" wp14:anchorId="69CFE3C3" wp14:editId="67619AE9">
-            <wp:extent cx="3337560" cy="8357799"/>
-            <wp:effectExtent l="0" t="0" r="0" b="5715"/>
-            <wp:docPr id="411129823" name="Picture 2"/>
+          <wp:inline distT="0" distB="0" distL="0" distR="0" wp14:anchorId="494487AE" wp14:editId="1F198B66">
+            <wp:extent cx="2933700" cy="6233160"/>
+            <wp:effectExtent l="0" t="0" r="0" b="0"/>
+            <wp:docPr id="607129347" name="Picture 2"/>
             <wp:cNvGraphicFramePr>
               <a:graphicFrameLocks xmlns:a="http://schemas.openxmlformats.org/drawingml/2006/main" noChangeAspect="1"/>
             </wp:cNvGraphicFramePr>
@@ -10705,7 +12805,7 @@
               <a:graphicData uri="http://schemas.openxmlformats.org/drawingml/2006/picture">
                 <pic:pic xmlns:pic="http://schemas.openxmlformats.org/drawingml/2006/picture">
                   <pic:nvPicPr>
-                    <pic:cNvPr id="0" name="Picture 7"/>
+                    <pic:cNvPr id="0" name="Picture 3"/>
                     <pic:cNvPicPr>
                       <a:picLocks noChangeAspect="1" noChangeArrowheads="1"/>
                     </pic:cNvPicPr>
@@ -10726,7 +12826,7 @@
                   <pic:spPr bwMode="auto">
                     <a:xfrm>
                       <a:off x="0" y="0"/>
-                      <a:ext cx="3344305" cy="8374689"/>
+                      <a:ext cx="2933700" cy="6233160"/>
                     </a:xfrm>
                     <a:prstGeom prst="rect">
                       <a:avLst/>
@@ -10745,12 +12845,260 @@
     </w:p>
     <w:p>
       <w:pPr>
+        <w:jc w:val="center"/>
+        <w:rPr>
+          <w:rFonts w:ascii="Times New Roman" w:hAnsi="Times New Roman" w:cs="Times New Roman"/>
+        </w:rPr>
+      </w:pPr>
+      <w:r>
+        <w:rPr>
+          <w:rFonts w:ascii="Times New Roman" w:hAnsi="Times New Roman" w:cs="Times New Roman"/>
+        </w:rPr>
+        <w:t>Use case diagram 1: Patient</w:t>
+      </w:r>
+    </w:p>
+    <w:p>
+      <w:pPr>
+        <w:jc w:val="center"/>
+        <w:rPr>
+          <w:rFonts w:ascii="Times New Roman" w:hAnsi="Times New Roman" w:cs="Times New Roman"/>
+        </w:rPr>
+      </w:pPr>
+      <w:r>
+        <w:rPr>
+          <w:noProof/>
+        </w:rPr>
+        <w:lastRenderedPageBreak/>
+        <w:drawing>
+          <wp:inline distT="0" distB="0" distL="0" distR="0" wp14:anchorId="15F9BA7B" wp14:editId="083F9F02">
+            <wp:extent cx="3078480" cy="5791200"/>
+            <wp:effectExtent l="0" t="0" r="7620" b="0"/>
+            <wp:docPr id="1056087017" name="Picture 3"/>
+            <wp:cNvGraphicFramePr>
+              <a:graphicFrameLocks xmlns:a="http://schemas.openxmlformats.org/drawingml/2006/main" noChangeAspect="1"/>
+            </wp:cNvGraphicFramePr>
+            <a:graphic xmlns:a="http://schemas.openxmlformats.org/drawingml/2006/main">
+              <a:graphicData uri="http://schemas.openxmlformats.org/drawingml/2006/picture">
+                <pic:pic xmlns:pic="http://schemas.openxmlformats.org/drawingml/2006/picture">
+                  <pic:nvPicPr>
+                    <pic:cNvPr id="0" name="Picture 5"/>
+                    <pic:cNvPicPr>
+                      <a:picLocks noChangeAspect="1" noChangeArrowheads="1"/>
+                    </pic:cNvPicPr>
+                  </pic:nvPicPr>
+                  <pic:blipFill>
+                    <a:blip r:embed="rId10">
+                      <a:extLst>
+                        <a:ext uri="{28A0092B-C50C-407E-A947-70E740481C1C}">
+                          <a14:useLocalDpi xmlns:a14="http://schemas.microsoft.com/office/drawing/2010/main" val="0"/>
+                        </a:ext>
+                      </a:extLst>
+                    </a:blip>
+                    <a:srcRect/>
+                    <a:stretch>
+                      <a:fillRect/>
+                    </a:stretch>
+                  </pic:blipFill>
+                  <pic:spPr bwMode="auto">
+                    <a:xfrm>
+                      <a:off x="0" y="0"/>
+                      <a:ext cx="3078480" cy="5791200"/>
+                    </a:xfrm>
+                    <a:prstGeom prst="rect">
+                      <a:avLst/>
+                    </a:prstGeom>
+                    <a:noFill/>
+                    <a:ln>
+                      <a:noFill/>
+                    </a:ln>
+                  </pic:spPr>
+                </pic:pic>
+              </a:graphicData>
+            </a:graphic>
+          </wp:inline>
+        </w:drawing>
+      </w:r>
+    </w:p>
+    <w:p>
+      <w:pPr>
+        <w:jc w:val="center"/>
+        <w:rPr>
+          <w:rFonts w:ascii="Times New Roman" w:hAnsi="Times New Roman" w:cs="Times New Roman"/>
+        </w:rPr>
+      </w:pPr>
+      <w:r>
+        <w:rPr>
+          <w:rFonts w:ascii="Times New Roman" w:hAnsi="Times New Roman" w:cs="Times New Roman"/>
+        </w:rPr>
+        <w:t>Use case diagram 2: Dentist</w:t>
+      </w:r>
+    </w:p>
+    <w:p>
+      <w:pPr>
+        <w:rPr>
+          <w:rFonts w:ascii="Times New Roman" w:hAnsi="Times New Roman" w:cs="Times New Roman"/>
+        </w:rPr>
+      </w:pPr>
+    </w:p>
+    <w:p>
+      <w:pPr>
+        <w:jc w:val="center"/>
+        <w:rPr>
+          <w:rFonts w:ascii="Times New Roman" w:hAnsi="Times New Roman" w:cs="Times New Roman"/>
+        </w:rPr>
+      </w:pPr>
+      <w:r>
+        <w:rPr>
+          <w:noProof/>
+        </w:rPr>
+        <w:lastRenderedPageBreak/>
+        <w:drawing>
+          <wp:inline distT="0" distB="0" distL="0" distR="0" wp14:anchorId="6CB502A3" wp14:editId="0065BD8E">
+            <wp:extent cx="3421380" cy="5585460"/>
+            <wp:effectExtent l="0" t="0" r="7620" b="0"/>
+            <wp:docPr id="326119384" name="Picture 4"/>
+            <wp:cNvGraphicFramePr>
+              <a:graphicFrameLocks xmlns:a="http://schemas.openxmlformats.org/drawingml/2006/main" noChangeAspect="1"/>
+            </wp:cNvGraphicFramePr>
+            <a:graphic xmlns:a="http://schemas.openxmlformats.org/drawingml/2006/main">
+              <a:graphicData uri="http://schemas.openxmlformats.org/drawingml/2006/picture">
+                <pic:pic xmlns:pic="http://schemas.openxmlformats.org/drawingml/2006/picture">
+                  <pic:nvPicPr>
+                    <pic:cNvPr id="0" name="Picture 7"/>
+                    <pic:cNvPicPr>
+                      <a:picLocks noChangeAspect="1" noChangeArrowheads="1"/>
+                    </pic:cNvPicPr>
+                  </pic:nvPicPr>
+                  <pic:blipFill>
+                    <a:blip r:embed="rId11">
+                      <a:extLst>
+                        <a:ext uri="{28A0092B-C50C-407E-A947-70E740481C1C}">
+                          <a14:useLocalDpi xmlns:a14="http://schemas.microsoft.com/office/drawing/2010/main" val="0"/>
+                        </a:ext>
+                      </a:extLst>
+                    </a:blip>
+                    <a:srcRect/>
+                    <a:stretch>
+                      <a:fillRect/>
+                    </a:stretch>
+                  </pic:blipFill>
+                  <pic:spPr bwMode="auto">
+                    <a:xfrm>
+                      <a:off x="0" y="0"/>
+                      <a:ext cx="3421380" cy="5585460"/>
+                    </a:xfrm>
+                    <a:prstGeom prst="rect">
+                      <a:avLst/>
+                    </a:prstGeom>
+                    <a:noFill/>
+                    <a:ln>
+                      <a:noFill/>
+                    </a:ln>
+                  </pic:spPr>
+                </pic:pic>
+              </a:graphicData>
+            </a:graphic>
+          </wp:inline>
+        </w:drawing>
+      </w:r>
+    </w:p>
+    <w:p>
+      <w:pPr>
+        <w:jc w:val="center"/>
+        <w:rPr>
+          <w:rFonts w:ascii="Times New Roman" w:hAnsi="Times New Roman" w:cs="Times New Roman"/>
+        </w:rPr>
+      </w:pPr>
+      <w:r>
+        <w:rPr>
+          <w:rFonts w:ascii="Times New Roman" w:hAnsi="Times New Roman" w:cs="Times New Roman"/>
+        </w:rPr>
+        <w:t>Use case diagram 3: Administrator</w:t>
+      </w:r>
+    </w:p>
+    <w:p>
+      <w:pPr>
+        <w:jc w:val="center"/>
+        <w:rPr>
+          <w:rFonts w:ascii="Times New Roman" w:hAnsi="Times New Roman" w:cs="Times New Roman"/>
+        </w:rPr>
+      </w:pPr>
+      <w:r>
+        <w:rPr>
+          <w:noProof/>
+        </w:rPr>
+        <w:drawing>
+          <wp:inline distT="0" distB="0" distL="0" distR="0" wp14:anchorId="6B631359" wp14:editId="443C6B40">
+            <wp:extent cx="3848100" cy="998220"/>
+            <wp:effectExtent l="0" t="0" r="0" b="0"/>
+            <wp:docPr id="1516329422" name="Picture 5"/>
+            <wp:cNvGraphicFramePr>
+              <a:graphicFrameLocks xmlns:a="http://schemas.openxmlformats.org/drawingml/2006/main" noChangeAspect="1"/>
+            </wp:cNvGraphicFramePr>
+            <a:graphic xmlns:a="http://schemas.openxmlformats.org/drawingml/2006/main">
+              <a:graphicData uri="http://schemas.openxmlformats.org/drawingml/2006/picture">
+                <pic:pic xmlns:pic="http://schemas.openxmlformats.org/drawingml/2006/picture">
+                  <pic:nvPicPr>
+                    <pic:cNvPr id="0" name="Picture 9"/>
+                    <pic:cNvPicPr>
+                      <a:picLocks noChangeAspect="1" noChangeArrowheads="1"/>
+                    </pic:cNvPicPr>
+                  </pic:nvPicPr>
+                  <pic:blipFill>
+                    <a:blip r:embed="rId12">
+                      <a:extLst>
+                        <a:ext uri="{28A0092B-C50C-407E-A947-70E740481C1C}">
+                          <a14:useLocalDpi xmlns:a14="http://schemas.microsoft.com/office/drawing/2010/main" val="0"/>
+                        </a:ext>
+                      </a:extLst>
+                    </a:blip>
+                    <a:srcRect/>
+                    <a:stretch>
+                      <a:fillRect/>
+                    </a:stretch>
+                  </pic:blipFill>
+                  <pic:spPr bwMode="auto">
+                    <a:xfrm>
+                      <a:off x="0" y="0"/>
+                      <a:ext cx="3848100" cy="998220"/>
+                    </a:xfrm>
+                    <a:prstGeom prst="rect">
+                      <a:avLst/>
+                    </a:prstGeom>
+                    <a:noFill/>
+                    <a:ln>
+                      <a:noFill/>
+                    </a:ln>
+                  </pic:spPr>
+                </pic:pic>
+              </a:graphicData>
+            </a:graphic>
+          </wp:inline>
+        </w:drawing>
+      </w:r>
+    </w:p>
+    <w:p>
+      <w:pPr>
+        <w:jc w:val="center"/>
+        <w:rPr>
+          <w:rFonts w:ascii="Times New Roman" w:hAnsi="Times New Roman" w:cs="Times New Roman"/>
+        </w:rPr>
+      </w:pPr>
+      <w:r>
+        <w:rPr>
+          <w:rFonts w:ascii="Times New Roman" w:hAnsi="Times New Roman" w:cs="Times New Roman"/>
+        </w:rPr>
+        <w:t>Use case diagram 4: Pharmacy (future)</w:t>
+      </w:r>
+    </w:p>
+    <w:p>
+      <w:pPr>
         <w:pStyle w:val="Heading3"/>
         <w:rPr>
           <w:rFonts w:ascii="Times New Roman" w:hAnsi="Times New Roman" w:cs="Times New Roman"/>
         </w:rPr>
       </w:pPr>
-      <w:bookmarkStart w:id="32" w:name="_Toc218682273"/>
+      <w:bookmarkStart w:id="32" w:name="_Toc220081587"/>
       <w:r>
         <w:rPr>
           <w:rFonts w:ascii="Times New Roman" w:hAnsi="Times New Roman" w:cs="Times New Roman"/>
@@ -10773,7 +13121,7 @@
           <w:rFonts w:ascii="Times New Roman" w:hAnsi="Times New Roman" w:cs="Times New Roman"/>
         </w:rPr>
       </w:pPr>
-      <w:bookmarkStart w:id="33" w:name="_Toc218682274"/>
+      <w:bookmarkStart w:id="33" w:name="_Toc220081588"/>
       <w:r>
         <w:rPr>
           <w:rFonts w:ascii="Times New Roman" w:hAnsi="Times New Roman" w:cs="Times New Roman"/>
@@ -10816,7 +13164,7 @@
                     </pic:cNvPicPr>
                   </pic:nvPicPr>
                   <pic:blipFill>
-                    <a:blip r:embed="rId10">
+                    <a:blip r:embed="rId13">
                       <a:extLst>
                         <a:ext uri="{28A0092B-C50C-407E-A947-70E740481C1C}">
                           <a14:useLocalDpi xmlns:a14="http://schemas.microsoft.com/office/drawing/2010/main" val="0"/>
@@ -10855,7 +13203,7 @@
           <w:rFonts w:ascii="Times New Roman" w:hAnsi="Times New Roman" w:cs="Times New Roman"/>
         </w:rPr>
       </w:pPr>
-      <w:bookmarkStart w:id="34" w:name="_Toc218682275"/>
+      <w:bookmarkStart w:id="34" w:name="_Toc220081589"/>
       <w:r>
         <w:rPr>
           <w:rFonts w:ascii="Times New Roman" w:hAnsi="Times New Roman" w:cs="Times New Roman"/>
@@ -10899,7 +13247,7 @@
                     </pic:cNvPicPr>
                   </pic:nvPicPr>
                   <pic:blipFill>
-                    <a:blip r:embed="rId11">
+                    <a:blip r:embed="rId14">
                       <a:extLst>
                         <a:ext uri="{28A0092B-C50C-407E-A947-70E740481C1C}">
                           <a14:useLocalDpi xmlns:a14="http://schemas.microsoft.com/office/drawing/2010/main" val="0"/>
@@ -10938,7 +13286,7 @@
           <w:rFonts w:ascii="Times New Roman" w:hAnsi="Times New Roman" w:cs="Times New Roman"/>
         </w:rPr>
       </w:pPr>
-      <w:bookmarkStart w:id="35" w:name="_Toc218682276"/>
+      <w:bookmarkStart w:id="35" w:name="_Toc220081590"/>
       <w:r>
         <w:rPr>
           <w:rFonts w:ascii="Times New Roman" w:hAnsi="Times New Roman" w:cs="Times New Roman"/>
@@ -10950,7 +13298,7 @@
         <w:rPr>
           <w:rFonts w:ascii="Times New Roman" w:hAnsi="Times New Roman" w:cs="Times New Roman"/>
         </w:rPr>
-        <w:t>. Sequence Diagram – Appointment Booking</w:t>
+        <w:t>. Sequence Diagram</w:t>
       </w:r>
       <w:bookmarkEnd w:id="35"/>
     </w:p>
@@ -10963,6 +13311,7 @@
     </w:p>
     <w:p>
       <w:pPr>
+        <w:jc w:val="center"/>
         <w:rPr>
           <w:rFonts w:ascii="Times New Roman" w:hAnsi="Times New Roman" w:cs="Times New Roman"/>
         </w:rPr>
@@ -10972,10 +13321,10 @@
           <w:noProof/>
         </w:rPr>
         <w:drawing>
-          <wp:inline distT="0" distB="0" distL="0" distR="0" wp14:anchorId="01E84F93" wp14:editId="48417DC3">
-            <wp:extent cx="6348046" cy="4236720"/>
-            <wp:effectExtent l="0" t="0" r="0" b="0"/>
-            <wp:docPr id="1758461960" name="Picture 5"/>
+          <wp:inline distT="0" distB="0" distL="0" distR="0" wp14:anchorId="33A3CC16" wp14:editId="4CEEE42D">
+            <wp:extent cx="5731510" cy="3498850"/>
+            <wp:effectExtent l="0" t="0" r="2540" b="6350"/>
+            <wp:docPr id="2070163419" name="Picture 8"/>
             <wp:cNvGraphicFramePr>
               <a:graphicFrameLocks xmlns:a="http://schemas.openxmlformats.org/drawingml/2006/main" noChangeAspect="1"/>
             </wp:cNvGraphicFramePr>
@@ -10983,13 +13332,13 @@
               <a:graphicData uri="http://schemas.openxmlformats.org/drawingml/2006/picture">
                 <pic:pic xmlns:pic="http://schemas.openxmlformats.org/drawingml/2006/picture">
                   <pic:nvPicPr>
-                    <pic:cNvPr id="0" name="Picture 21"/>
+                    <pic:cNvPr id="0" name="Picture 15"/>
                     <pic:cNvPicPr>
                       <a:picLocks noChangeAspect="1" noChangeArrowheads="1"/>
                     </pic:cNvPicPr>
                   </pic:nvPicPr>
                   <pic:blipFill>
-                    <a:blip r:embed="rId12">
+                    <a:blip r:embed="rId15">
                       <a:extLst>
                         <a:ext uri="{28A0092B-C50C-407E-A947-70E740481C1C}">
                           <a14:useLocalDpi xmlns:a14="http://schemas.microsoft.com/office/drawing/2010/main" val="0"/>
@@ -11004,7 +13353,7 @@
                   <pic:spPr bwMode="auto">
                     <a:xfrm>
                       <a:off x="0" y="0"/>
-                      <a:ext cx="6362988" cy="4246693"/>
+                      <a:ext cx="5731510" cy="3498850"/>
                     </a:xfrm>
                     <a:prstGeom prst="rect">
                       <a:avLst/>
@@ -11023,12 +13372,184 @@
     </w:p>
     <w:p>
       <w:pPr>
+        <w:jc w:val="center"/>
+        <w:rPr>
+          <w:rFonts w:ascii="Times New Roman" w:hAnsi="Times New Roman" w:cs="Times New Roman"/>
+        </w:rPr>
+      </w:pPr>
+      <w:r>
+        <w:rPr>
+          <w:rFonts w:ascii="Times New Roman" w:hAnsi="Times New Roman" w:cs="Times New Roman"/>
+        </w:rPr>
+        <w:t xml:space="preserve">Sequence Diagram 1: </w:t>
+      </w:r>
+      <w:r>
+        <w:rPr>
+          <w:rFonts w:ascii="Times New Roman" w:hAnsi="Times New Roman" w:cs="Times New Roman"/>
+        </w:rPr>
+        <w:t>Appointment Booking</w:t>
+      </w:r>
+    </w:p>
+    <w:p>
+      <w:pPr>
+        <w:jc w:val="center"/>
+        <w:rPr>
+          <w:rFonts w:ascii="Times New Roman" w:hAnsi="Times New Roman" w:cs="Times New Roman"/>
+        </w:rPr>
+      </w:pPr>
+      <w:r>
+        <w:rPr>
+          <w:noProof/>
+        </w:rPr>
+        <w:lastRenderedPageBreak/>
+        <w:drawing>
+          <wp:inline distT="0" distB="0" distL="0" distR="0" wp14:anchorId="0B4CAAF9" wp14:editId="599A067C">
+            <wp:extent cx="5731510" cy="4946015"/>
+            <wp:effectExtent l="0" t="0" r="2540" b="6985"/>
+            <wp:docPr id="1205472302" name="Picture 7"/>
+            <wp:cNvGraphicFramePr>
+              <a:graphicFrameLocks xmlns:a="http://schemas.openxmlformats.org/drawingml/2006/main" noChangeAspect="1"/>
+            </wp:cNvGraphicFramePr>
+            <a:graphic xmlns:a="http://schemas.openxmlformats.org/drawingml/2006/main">
+              <a:graphicData uri="http://schemas.openxmlformats.org/drawingml/2006/picture">
+                <pic:pic xmlns:pic="http://schemas.openxmlformats.org/drawingml/2006/picture">
+                  <pic:nvPicPr>
+                    <pic:cNvPr id="0" name="Picture 13"/>
+                    <pic:cNvPicPr>
+                      <a:picLocks noChangeAspect="1" noChangeArrowheads="1"/>
+                    </pic:cNvPicPr>
+                  </pic:nvPicPr>
+                  <pic:blipFill>
+                    <a:blip r:embed="rId16">
+                      <a:extLst>
+                        <a:ext uri="{28A0092B-C50C-407E-A947-70E740481C1C}">
+                          <a14:useLocalDpi xmlns:a14="http://schemas.microsoft.com/office/drawing/2010/main" val="0"/>
+                        </a:ext>
+                      </a:extLst>
+                    </a:blip>
+                    <a:srcRect/>
+                    <a:stretch>
+                      <a:fillRect/>
+                    </a:stretch>
+                  </pic:blipFill>
+                  <pic:spPr bwMode="auto">
+                    <a:xfrm>
+                      <a:off x="0" y="0"/>
+                      <a:ext cx="5731510" cy="4946015"/>
+                    </a:xfrm>
+                    <a:prstGeom prst="rect">
+                      <a:avLst/>
+                    </a:prstGeom>
+                    <a:noFill/>
+                    <a:ln>
+                      <a:noFill/>
+                    </a:ln>
+                  </pic:spPr>
+                </pic:pic>
+              </a:graphicData>
+            </a:graphic>
+          </wp:inline>
+        </w:drawing>
+      </w:r>
+    </w:p>
+    <w:p>
+      <w:pPr>
+        <w:jc w:val="center"/>
+        <w:rPr>
+          <w:rFonts w:ascii="Times New Roman" w:hAnsi="Times New Roman" w:cs="Times New Roman"/>
+        </w:rPr>
+      </w:pPr>
+      <w:r>
+        <w:rPr>
+          <w:rFonts w:ascii="Times New Roman" w:hAnsi="Times New Roman" w:cs="Times New Roman"/>
+        </w:rPr>
+        <w:t>Sequence Diagram 2: Consultation Process</w:t>
+      </w:r>
+    </w:p>
+    <w:p>
+      <w:pPr>
+        <w:jc w:val="center"/>
+        <w:rPr>
+          <w:rFonts w:ascii="Times New Roman" w:hAnsi="Times New Roman" w:cs="Times New Roman"/>
+        </w:rPr>
+      </w:pPr>
+      <w:r>
+        <w:rPr>
+          <w:noProof/>
+        </w:rPr>
+        <w:lastRenderedPageBreak/>
+        <w:drawing>
+          <wp:inline distT="0" distB="0" distL="0" distR="0" wp14:anchorId="6342B3C2" wp14:editId="54320425">
+            <wp:extent cx="5731510" cy="5564505"/>
+            <wp:effectExtent l="0" t="0" r="2540" b="0"/>
+            <wp:docPr id="1418806569" name="Picture 9"/>
+            <wp:cNvGraphicFramePr>
+              <a:graphicFrameLocks xmlns:a="http://schemas.openxmlformats.org/drawingml/2006/main" noChangeAspect="1"/>
+            </wp:cNvGraphicFramePr>
+            <a:graphic xmlns:a="http://schemas.openxmlformats.org/drawingml/2006/main">
+              <a:graphicData uri="http://schemas.openxmlformats.org/drawingml/2006/picture">
+                <pic:pic xmlns:pic="http://schemas.openxmlformats.org/drawingml/2006/picture">
+                  <pic:nvPicPr>
+                    <pic:cNvPr id="0" name="Picture 17"/>
+                    <pic:cNvPicPr>
+                      <a:picLocks noChangeAspect="1" noChangeArrowheads="1"/>
+                    </pic:cNvPicPr>
+                  </pic:nvPicPr>
+                  <pic:blipFill>
+                    <a:blip r:embed="rId17">
+                      <a:extLst>
+                        <a:ext uri="{28A0092B-C50C-407E-A947-70E740481C1C}">
+                          <a14:useLocalDpi xmlns:a14="http://schemas.microsoft.com/office/drawing/2010/main" val="0"/>
+                        </a:ext>
+                      </a:extLst>
+                    </a:blip>
+                    <a:srcRect/>
+                    <a:stretch>
+                      <a:fillRect/>
+                    </a:stretch>
+                  </pic:blipFill>
+                  <pic:spPr bwMode="auto">
+                    <a:xfrm>
+                      <a:off x="0" y="0"/>
+                      <a:ext cx="5731510" cy="5564505"/>
+                    </a:xfrm>
+                    <a:prstGeom prst="rect">
+                      <a:avLst/>
+                    </a:prstGeom>
+                    <a:noFill/>
+                    <a:ln>
+                      <a:noFill/>
+                    </a:ln>
+                  </pic:spPr>
+                </pic:pic>
+              </a:graphicData>
+            </a:graphic>
+          </wp:inline>
+        </w:drawing>
+      </w:r>
+    </w:p>
+    <w:p>
+      <w:pPr>
+        <w:jc w:val="center"/>
+        <w:rPr>
+          <w:rFonts w:ascii="Times New Roman" w:hAnsi="Times New Roman" w:cs="Times New Roman"/>
+        </w:rPr>
+      </w:pPr>
+      <w:r>
+        <w:rPr>
+          <w:rFonts w:ascii="Times New Roman" w:hAnsi="Times New Roman" w:cs="Times New Roman"/>
+        </w:rPr>
+        <w:t>Sequence Diagram 3: Administrator Manage Accounts</w:t>
+      </w:r>
+    </w:p>
+    <w:p>
+      <w:pPr>
         <w:pStyle w:val="Heading3"/>
         <w:rPr>
           <w:rFonts w:ascii="Times New Roman" w:hAnsi="Times New Roman" w:cs="Times New Roman"/>
         </w:rPr>
       </w:pPr>
-      <w:bookmarkStart w:id="36" w:name="_Toc218682277"/>
+      <w:bookmarkStart w:id="36" w:name="_Toc220081591"/>
       <w:r>
         <w:rPr>
           <w:rFonts w:ascii="Times New Roman" w:hAnsi="Times New Roman" w:cs="Times New Roman"/>
@@ -11078,7 +13599,7 @@
                     </pic:cNvPicPr>
                   </pic:nvPicPr>
                   <pic:blipFill>
-                    <a:blip r:embed="rId13">
+                    <a:blip r:embed="rId18">
                       <a:extLst>
                         <a:ext uri="{28A0092B-C50C-407E-A947-70E740481C1C}">
                           <a14:useLocalDpi xmlns:a14="http://schemas.microsoft.com/office/drawing/2010/main" val="0"/>
@@ -11117,7 +13638,7 @@
           <w:rFonts w:ascii="Times New Roman" w:hAnsi="Times New Roman" w:cs="Times New Roman"/>
         </w:rPr>
       </w:pPr>
-      <w:bookmarkStart w:id="37" w:name="_Toc218682278"/>
+      <w:bookmarkStart w:id="37" w:name="_Toc220081592"/>
       <w:r>
         <w:rPr>
           <w:rFonts w:ascii="Times New Roman" w:hAnsi="Times New Roman" w:cs="Times New Roman"/>
@@ -11150,10 +13671,10 @@
           <w:noProof/>
         </w:rPr>
         <w:drawing>
-          <wp:inline distT="0" distB="0" distL="0" distR="0" wp14:anchorId="38640C47" wp14:editId="7137E10C">
-            <wp:extent cx="8595360" cy="2057400"/>
-            <wp:effectExtent l="0" t="7620" r="7620" b="7620"/>
-            <wp:docPr id="492326821" name="Picture 1"/>
+          <wp:inline distT="0" distB="0" distL="0" distR="0" wp14:anchorId="6A3D6BF2" wp14:editId="4FA88FA1">
+            <wp:extent cx="5731510" cy="4527550"/>
+            <wp:effectExtent l="0" t="0" r="2540" b="6350"/>
+            <wp:docPr id="1675931643" name="Picture 11"/>
             <wp:cNvGraphicFramePr>
               <a:graphicFrameLocks xmlns:a="http://schemas.openxmlformats.org/drawingml/2006/main" noChangeAspect="1"/>
             </wp:cNvGraphicFramePr>
@@ -11161,23 +13682,36 @@
               <a:graphicData uri="http://schemas.openxmlformats.org/drawingml/2006/picture">
                 <pic:pic xmlns:pic="http://schemas.openxmlformats.org/drawingml/2006/picture">
                   <pic:nvPicPr>
-                    <pic:cNvPr id="492326821" name=""/>
-                    <pic:cNvPicPr/>
+                    <pic:cNvPr id="0" name="Picture 21"/>
+                    <pic:cNvPicPr>
+                      <a:picLocks noChangeAspect="1" noChangeArrowheads="1"/>
+                    </pic:cNvPicPr>
                   </pic:nvPicPr>
                   <pic:blipFill>
-                    <a:blip r:embed="rId14"/>
+                    <a:blip r:embed="rId19">
+                      <a:extLst>
+                        <a:ext uri="{28A0092B-C50C-407E-A947-70E740481C1C}">
+                          <a14:useLocalDpi xmlns:a14="http://schemas.microsoft.com/office/drawing/2010/main" val="0"/>
+                        </a:ext>
+                      </a:extLst>
+                    </a:blip>
+                    <a:srcRect/>
                     <a:stretch>
                       <a:fillRect/>
                     </a:stretch>
                   </pic:blipFill>
-                  <pic:spPr>
-                    <a:xfrm rot="16200000">
+                  <pic:spPr bwMode="auto">
+                    <a:xfrm>
                       <a:off x="0" y="0"/>
-                      <a:ext cx="8595360" cy="2057400"/>
+                      <a:ext cx="5731510" cy="4527550"/>
                     </a:xfrm>
                     <a:prstGeom prst="rect">
                       <a:avLst/>
                     </a:prstGeom>
+                    <a:noFill/>
+                    <a:ln>
+                      <a:noFill/>
+                    </a:ln>
                   </pic:spPr>
                 </pic:pic>
               </a:graphicData>
@@ -11193,12 +13727,11 @@
           <w:rFonts w:ascii="Times New Roman" w:hAnsi="Times New Roman" w:cs="Times New Roman"/>
         </w:rPr>
       </w:pPr>
-      <w:bookmarkStart w:id="38" w:name="_Toc218682279"/>
-      <w:r>
-        <w:rPr>
-          <w:rFonts w:ascii="Times New Roman" w:hAnsi="Times New Roman" w:cs="Times New Roman"/>
-        </w:rPr>
-        <w:lastRenderedPageBreak/>
+      <w:bookmarkStart w:id="38" w:name="_Toc220081593"/>
+      <w:r>
+        <w:rPr>
+          <w:rFonts w:ascii="Times New Roman" w:hAnsi="Times New Roman" w:cs="Times New Roman"/>
+        </w:rPr>
         <w:t>1</w:t>
       </w:r>
       <w:r>
@@ -11222,7 +13755,7 @@
           <w:rFonts w:ascii="Times New Roman" w:hAnsi="Times New Roman" w:cs="Times New Roman"/>
         </w:rPr>
       </w:pPr>
-      <w:bookmarkStart w:id="39" w:name="_Toc218682280"/>
+      <w:bookmarkStart w:id="39" w:name="_Toc220081594"/>
       <w:r>
         <w:rPr>
           <w:rFonts w:ascii="Times New Roman" w:hAnsi="Times New Roman" w:cs="Times New Roman"/>
@@ -11386,11 +13919,12 @@
           <w:rFonts w:ascii="Times New Roman" w:hAnsi="Times New Roman" w:cs="Times New Roman"/>
         </w:rPr>
       </w:pPr>
-      <w:bookmarkStart w:id="40" w:name="_Toc218682281"/>
-      <w:r>
-        <w:rPr>
-          <w:rFonts w:ascii="Times New Roman" w:hAnsi="Times New Roman" w:cs="Times New Roman"/>
-        </w:rPr>
+      <w:bookmarkStart w:id="40" w:name="_Toc220081595"/>
+      <w:r>
+        <w:rPr>
+          <w:rFonts w:ascii="Times New Roman" w:hAnsi="Times New Roman" w:cs="Times New Roman"/>
+        </w:rPr>
+        <w:lastRenderedPageBreak/>
         <w:t>1</w:t>
       </w:r>
       <w:r>
@@ -12153,45 +14687,16 @@
     </w:p>
     <w:p>
       <w:pPr>
-        <w:rPr>
-          <w:rFonts w:ascii="Times New Roman" w:hAnsi="Times New Roman" w:cs="Times New Roman"/>
-        </w:rPr>
-      </w:pPr>
-    </w:p>
-    <w:p>
-      <w:pPr>
-        <w:rPr>
-          <w:rFonts w:ascii="Times New Roman" w:hAnsi="Times New Roman" w:cs="Times New Roman"/>
-        </w:rPr>
-      </w:pPr>
-    </w:p>
-    <w:p>
-      <w:pPr>
-        <w:rPr>
-          <w:rFonts w:ascii="Times New Roman" w:hAnsi="Times New Roman" w:cs="Times New Roman"/>
-        </w:rPr>
-      </w:pPr>
-    </w:p>
-    <w:p>
-      <w:pPr>
-        <w:rPr>
-          <w:rFonts w:ascii="Times New Roman" w:hAnsi="Times New Roman" w:cs="Times New Roman"/>
-        </w:rPr>
-      </w:pPr>
-    </w:p>
-    <w:p>
-      <w:pPr>
         <w:pStyle w:val="Heading3"/>
         <w:rPr>
           <w:rFonts w:ascii="Times New Roman" w:hAnsi="Times New Roman" w:cs="Times New Roman"/>
         </w:rPr>
       </w:pPr>
-      <w:bookmarkStart w:id="41" w:name="_Toc218682282"/>
-      <w:r>
-        <w:rPr>
-          <w:rFonts w:ascii="Times New Roman" w:hAnsi="Times New Roman" w:cs="Times New Roman"/>
-        </w:rPr>
-        <w:lastRenderedPageBreak/>
+      <w:bookmarkStart w:id="41" w:name="_Toc220081596"/>
+      <w:r>
+        <w:rPr>
+          <w:rFonts w:ascii="Times New Roman" w:hAnsi="Times New Roman" w:cs="Times New Roman"/>
+        </w:rPr>
         <w:t>1</w:t>
       </w:r>
       <w:r>
@@ -12880,6 +15385,7 @@
           <w:sz w:val="20"/>
           <w:szCs w:val="20"/>
         </w:rPr>
+        <w:lastRenderedPageBreak/>
         <w:t xml:space="preserve">    </w:t>
       </w:r>
     </w:p>
@@ -13371,7 +15877,7 @@
           <w:rFonts w:ascii="Times New Roman" w:hAnsi="Times New Roman" w:cs="Times New Roman"/>
         </w:rPr>
       </w:pPr>
-      <w:bookmarkStart w:id="42" w:name="_Toc218682283"/>
+      <w:bookmarkStart w:id="42" w:name="_Toc220081597"/>
       <w:r>
         <w:rPr>
           <w:rFonts w:ascii="Times New Roman" w:hAnsi="Times New Roman" w:cs="Times New Roman"/>
@@ -13427,7 +15933,7 @@
                     </pic:cNvPicPr>
                   </pic:nvPicPr>
                   <pic:blipFill>
-                    <a:blip r:embed="rId15">
+                    <a:blip r:embed="rId20">
                       <a:extLst>
                         <a:ext uri="{28A0092B-C50C-407E-A947-70E740481C1C}">
                           <a14:useLocalDpi xmlns:a14="http://schemas.microsoft.com/office/drawing/2010/main" val="0"/>
@@ -13473,7 +15979,7 @@
           <w:rFonts w:ascii="Times New Roman" w:hAnsi="Times New Roman" w:cs="Times New Roman"/>
         </w:rPr>
       </w:pPr>
-      <w:bookmarkStart w:id="43" w:name="_Toc218682284"/>
+      <w:bookmarkStart w:id="43" w:name="_Toc220081598"/>
       <w:r>
         <w:rPr>
           <w:rFonts w:ascii="Times New Roman" w:hAnsi="Times New Roman" w:cs="Times New Roman"/>
@@ -15389,7 +17895,7 @@
           <w:rFonts w:ascii="Times New Roman" w:hAnsi="Times New Roman" w:cs="Times New Roman"/>
         </w:rPr>
       </w:pPr>
-      <w:bookmarkStart w:id="44" w:name="_Toc218682285"/>
+      <w:bookmarkStart w:id="44" w:name="_Toc220081599"/>
       <w:r>
         <w:rPr>
           <w:rFonts w:ascii="Times New Roman" w:hAnsi="Times New Roman" w:cs="Times New Roman"/>
@@ -15502,7 +18008,7 @@
           <w:rFonts w:ascii="Times New Roman" w:hAnsi="Times New Roman" w:cs="Times New Roman"/>
         </w:rPr>
       </w:pPr>
-      <w:bookmarkStart w:id="45" w:name="_Toc218682286"/>
+      <w:bookmarkStart w:id="45" w:name="_Toc220081600"/>
       <w:r>
         <w:rPr>
           <w:rFonts w:ascii="Times New Roman" w:hAnsi="Times New Roman" w:cs="Times New Roman"/>
@@ -15544,7 +18050,7 @@
           <w:rFonts w:ascii="Times New Roman" w:hAnsi="Times New Roman" w:cs="Times New Roman"/>
         </w:rPr>
       </w:pPr>
-      <w:bookmarkStart w:id="46" w:name="_Toc218682287"/>
+      <w:bookmarkStart w:id="46" w:name="_Toc220081601"/>
       <w:r>
         <w:rPr>
           <w:rFonts w:ascii="Times New Roman" w:hAnsi="Times New Roman" w:cs="Times New Roman"/>
@@ -15613,7 +18119,43 @@
         <w:rPr>
           <w:rFonts w:ascii="Times New Roman" w:hAnsi="Times New Roman" w:cs="Times New Roman"/>
         </w:rPr>
-        <w:t>: Stakeholder needs elicited via interviews (Section 4); FR/NFR detailed with rationale, dependencies, scenarios (Section 6); Traceability matrix (Section 13); Validation via acceptance scenarios.</w:t>
+        <w:t>: Stakeholder needs elicited via interviews</w:t>
+      </w:r>
+      <w:r>
+        <w:rPr>
+          <w:rFonts w:ascii="Times New Roman" w:hAnsi="Times New Roman" w:cs="Times New Roman"/>
+        </w:rPr>
+        <w:t xml:space="preserve"> and literature review</w:t>
+      </w:r>
+      <w:r>
+        <w:rPr>
+          <w:rFonts w:ascii="Times New Roman" w:hAnsi="Times New Roman" w:cs="Times New Roman"/>
+        </w:rPr>
+        <w:t xml:space="preserve"> (Section 4); FR/NFR detailed with rationale, dependencies, scenarios (Section </w:t>
+      </w:r>
+      <w:r>
+        <w:rPr>
+          <w:rFonts w:ascii="Times New Roman" w:hAnsi="Times New Roman" w:cs="Times New Roman"/>
+        </w:rPr>
+        <w:t>7</w:t>
+      </w:r>
+      <w:r>
+        <w:rPr>
+          <w:rFonts w:ascii="Times New Roman" w:hAnsi="Times New Roman" w:cs="Times New Roman"/>
+        </w:rPr>
+        <w:t>); Traceability matrix (Section 1</w:t>
+      </w:r>
+      <w:r>
+        <w:rPr>
+          <w:rFonts w:ascii="Times New Roman" w:hAnsi="Times New Roman" w:cs="Times New Roman"/>
+        </w:rPr>
+        <w:t>4</w:t>
+      </w:r>
+      <w:r>
+        <w:rPr>
+          <w:rFonts w:ascii="Times New Roman" w:hAnsi="Times New Roman" w:cs="Times New Roman"/>
+        </w:rPr>
+        <w:t>); Validation via acceptance scenarios.</w:t>
       </w:r>
     </w:p>
     <w:p>
@@ -15638,7 +18180,55 @@
         <w:rPr>
           <w:rFonts w:ascii="Times New Roman" w:hAnsi="Times New Roman" w:cs="Times New Roman"/>
         </w:rPr>
-        <w:t>: Designs/solutions in UML diagrams (Sections 7-10), class/ER diagrams (Section 8), algorithm (Section 12); Alternatives considered (e.g., cloud vs. on-prem in vision).</w:t>
+        <w:t xml:space="preserve">: Designs/solutions in UML diagrams (Sections </w:t>
+      </w:r>
+      <w:r>
+        <w:rPr>
+          <w:rFonts w:ascii="Times New Roman" w:hAnsi="Times New Roman" w:cs="Times New Roman"/>
+        </w:rPr>
+        <w:t>8</w:t>
+      </w:r>
+      <w:r>
+        <w:rPr>
+          <w:rFonts w:ascii="Times New Roman" w:hAnsi="Times New Roman" w:cs="Times New Roman"/>
+        </w:rPr>
+        <w:t>-1</w:t>
+      </w:r>
+      <w:r>
+        <w:rPr>
+          <w:rFonts w:ascii="Times New Roman" w:hAnsi="Times New Roman" w:cs="Times New Roman"/>
+        </w:rPr>
+        <w:t>2</w:t>
+      </w:r>
+      <w:r>
+        <w:rPr>
+          <w:rFonts w:ascii="Times New Roman" w:hAnsi="Times New Roman" w:cs="Times New Roman"/>
+        </w:rPr>
+        <w:t xml:space="preserve">), class/ER diagrams (Section </w:t>
+      </w:r>
+      <w:r>
+        <w:rPr>
+          <w:rFonts w:ascii="Times New Roman" w:hAnsi="Times New Roman" w:cs="Times New Roman"/>
+        </w:rPr>
+        <w:t>9</w:t>
+      </w:r>
+      <w:r>
+        <w:rPr>
+          <w:rFonts w:ascii="Times New Roman" w:hAnsi="Times New Roman" w:cs="Times New Roman"/>
+        </w:rPr>
+        <w:t>), algorithm (Section 1</w:t>
+      </w:r>
+      <w:r>
+        <w:rPr>
+          <w:rFonts w:ascii="Times New Roman" w:hAnsi="Times New Roman" w:cs="Times New Roman"/>
+        </w:rPr>
+        <w:t>3</w:t>
+      </w:r>
+      <w:r>
+        <w:rPr>
+          <w:rFonts w:ascii="Times New Roman" w:hAnsi="Times New Roman" w:cs="Times New Roman"/>
+        </w:rPr>
+        <w:t>); Alternatives considered (e.g., cloud vs. on-prem in vision).</w:t>
       </w:r>
     </w:p>
     <w:p>
@@ -15663,7 +18253,19 @@
         <w:rPr>
           <w:rFonts w:ascii="Times New Roman" w:hAnsi="Times New Roman" w:cs="Times New Roman"/>
         </w:rPr>
-        <w:t>: Defined integration points (video API, pharmacy API, Azure backend); Sequence diagram shows integration flow (Section 9).</w:t>
+        <w:t xml:space="preserve">: Defined integration points (video API, pharmacy API, Azure backend); Sequence diagram shows integration flow (Section </w:t>
+      </w:r>
+      <w:r>
+        <w:rPr>
+          <w:rFonts w:ascii="Times New Roman" w:hAnsi="Times New Roman" w:cs="Times New Roman"/>
+        </w:rPr>
+        <w:t>10</w:t>
+      </w:r>
+      <w:r>
+        <w:rPr>
+          <w:rFonts w:ascii="Times New Roman" w:hAnsi="Times New Roman" w:cs="Times New Roman"/>
+        </w:rPr>
+        <w:t>).</w:t>
       </w:r>
     </w:p>
     <w:p>
@@ -15688,7 +18290,19 @@
         <w:rPr>
           <w:rFonts w:ascii="Times New Roman" w:hAnsi="Times New Roman" w:cs="Times New Roman"/>
         </w:rPr>
-        <w:t>: Acceptance scenarios/test criteria (Section 6); Peer review implied in document iterations; Ensures patient safety/clinical outcomes via risk-based features.</w:t>
+        <w:t xml:space="preserve">: Acceptance scenarios/test criteria (Section </w:t>
+      </w:r>
+      <w:r>
+        <w:rPr>
+          <w:rFonts w:ascii="Times New Roman" w:hAnsi="Times New Roman" w:cs="Times New Roman"/>
+        </w:rPr>
+        <w:t>7</w:t>
+      </w:r>
+      <w:r>
+        <w:rPr>
+          <w:rFonts w:ascii="Times New Roman" w:hAnsi="Times New Roman" w:cs="Times New Roman"/>
+        </w:rPr>
+        <w:t>); Peer review implied in document iterations; Ensures patient safety/clinical outcomes via risk-based features.</w:t>
       </w:r>
     </w:p>
     <w:p>
@@ -15713,7 +18327,19 @@
         <w:rPr>
           <w:rFonts w:ascii="Times New Roman" w:hAnsi="Times New Roman" w:cs="Times New Roman"/>
         </w:rPr>
-        <w:t>: SRS version control (this is v2.0 final); Baselines for requirements; Change control via dependencies/traceability.</w:t>
+        <w:t>: SRS version control (this is v</w:t>
+      </w:r>
+      <w:r>
+        <w:rPr>
+          <w:rFonts w:ascii="Times New Roman" w:hAnsi="Times New Roman" w:cs="Times New Roman"/>
+        </w:rPr>
+        <w:t>3</w:t>
+      </w:r>
+      <w:r>
+        <w:rPr>
+          <w:rFonts w:ascii="Times New Roman" w:hAnsi="Times New Roman" w:cs="Times New Roman"/>
+        </w:rPr>
+        <w:t>.0 final); Baselines for requirements; Change control via dependencies/traceability.</w:t>
       </w:r>
     </w:p>
     <w:p>
@@ -15763,7 +18389,19 @@
         <w:rPr>
           <w:rFonts w:ascii="Times New Roman" w:hAnsi="Times New Roman" w:cs="Times New Roman"/>
         </w:rPr>
-        <w:t>: Constraints/risks identified (Section 4.4); Mitigation via offline features, security NFRs; Opportunities in vision (e.g., insurance integration).</w:t>
+        <w:t xml:space="preserve">: Constraints/risks identified (Section </w:t>
+      </w:r>
+      <w:r>
+        <w:rPr>
+          <w:rFonts w:ascii="Times New Roman" w:hAnsi="Times New Roman" w:cs="Times New Roman"/>
+        </w:rPr>
+        <w:t>5</w:t>
+      </w:r>
+      <w:r>
+        <w:rPr>
+          <w:rFonts w:ascii="Times New Roman" w:hAnsi="Times New Roman" w:cs="Times New Roman"/>
+        </w:rPr>
+        <w:t>.4); Mitigation via offline features, security NFRs; Opportunities in vision (e.g., insurance integration).</w:t>
       </w:r>
     </w:p>
     <w:p>
@@ -15788,7 +18426,19 @@
         <w:rPr>
           <w:rFonts w:ascii="Times New Roman" w:hAnsi="Times New Roman" w:cs="Times New Roman"/>
         </w:rPr>
-        <w:t>: Structured decisions in algorithm (Section 12); Criteria for FR priorities; Alternatives in designs (e.g., sync/async consultations).</w:t>
+        <w:t>: Structured decisions in algorithm (Section 1</w:t>
+      </w:r>
+      <w:r>
+        <w:rPr>
+          <w:rFonts w:ascii="Times New Roman" w:hAnsi="Times New Roman" w:cs="Times New Roman"/>
+        </w:rPr>
+        <w:t>3</w:t>
+      </w:r>
+      <w:r>
+        <w:rPr>
+          <w:rFonts w:ascii="Times New Roman" w:hAnsi="Times New Roman" w:cs="Times New Roman"/>
+        </w:rPr>
+        <w:t>); Criteria for FR priorities; Alternatives in designs (e.g., sync/async consultations).</w:t>
       </w:r>
     </w:p>
     <w:p>
@@ -15989,7 +18639,19 @@
         <w:rPr>
           <w:rFonts w:ascii="Times New Roman" w:hAnsi="Times New Roman" w:cs="Times New Roman"/>
         </w:rPr>
-        <w:t>: Improvements via gap analysis (Section 4.2); Deployment of standards.</w:t>
+        <w:t xml:space="preserve">: Improvements via gap analysis (Section </w:t>
+      </w:r>
+      <w:r>
+        <w:rPr>
+          <w:rFonts w:ascii="Times New Roman" w:hAnsi="Times New Roman" w:cs="Times New Roman"/>
+        </w:rPr>
+        <w:t>5</w:t>
+      </w:r>
+      <w:r>
+        <w:rPr>
+          <w:rFonts w:ascii="Times New Roman" w:hAnsi="Times New Roman" w:cs="Times New Roman"/>
+        </w:rPr>
+        <w:t>.2); Deployment of standards.</w:t>
       </w:r>
     </w:p>
     <w:p>
@@ -16132,23 +18794,1227 @@
     </w:p>
     <w:p>
       <w:pPr>
+        <w:rPr>
+          <w:rFonts w:ascii="Times New Roman" w:hAnsi="Times New Roman" w:cs="Times New Roman"/>
+        </w:rPr>
+      </w:pPr>
+    </w:p>
+    <w:p>
+      <w:pPr>
         <w:pStyle w:val="Heading3"/>
         <w:rPr>
           <w:rFonts w:ascii="Times New Roman" w:hAnsi="Times New Roman" w:cs="Times New Roman"/>
         </w:rPr>
       </w:pPr>
-      <w:bookmarkStart w:id="47" w:name="_Toc218682288"/>
-      <w:r>
-        <w:rPr>
-          <w:rFonts w:ascii="Times New Roman" w:hAnsi="Times New Roman" w:cs="Times New Roman"/>
-        </w:rPr>
+      <w:bookmarkStart w:id="47" w:name="_Toc220081602"/>
+      <w:r>
+        <w:rPr>
+          <w:rFonts w:ascii="Times New Roman" w:hAnsi="Times New Roman" w:cs="Times New Roman"/>
+        </w:rPr>
+        <w:t xml:space="preserve">18. </w:t>
+      </w:r>
+      <w:r>
+        <w:rPr>
+          <w:rFonts w:ascii="Times New Roman" w:hAnsi="Times New Roman" w:cs="Times New Roman"/>
+        </w:rPr>
+        <w:t>UX</w:t>
+      </w:r>
+      <w:r>
+        <w:rPr>
+          <w:rFonts w:ascii="Times New Roman" w:hAnsi="Times New Roman" w:cs="Times New Roman"/>
+        </w:rPr>
+        <w:t>/U</w:t>
+      </w:r>
+      <w:r>
+        <w:rPr>
+          <w:rFonts w:ascii="Times New Roman" w:hAnsi="Times New Roman" w:cs="Times New Roman"/>
+        </w:rPr>
+        <w:t>I Design Guidelines and Standards</w:t>
+      </w:r>
+      <w:bookmarkEnd w:id="47"/>
+    </w:p>
+    <w:p>
+      <w:pPr>
+        <w:rPr>
+          <w:rFonts w:ascii="Times New Roman" w:hAnsi="Times New Roman" w:cs="Times New Roman"/>
+        </w:rPr>
+      </w:pPr>
+      <w:r>
+        <w:rPr>
+          <w:rFonts w:ascii="Times New Roman" w:hAnsi="Times New Roman" w:cs="Times New Roman"/>
+        </w:rPr>
+        <w:t xml:space="preserve">This section defines the UX and UI standards, interaction principles, and usability metrics used to design the </w:t>
+      </w:r>
+      <w:r>
+        <w:rPr>
+          <w:rFonts w:ascii="Times New Roman" w:hAnsi="Times New Roman" w:cs="Times New Roman"/>
+        </w:rPr>
+        <w:t>E-</w:t>
+      </w:r>
+      <w:r>
+        <w:rPr>
+          <w:rFonts w:ascii="Times New Roman" w:hAnsi="Times New Roman" w:cs="Times New Roman"/>
+        </w:rPr>
+        <w:t>Dentist experience. The guidelines are applied consistently across all screens (mobile and web) to ensure safety, clarity, efficiency, and a predictable user experience.</w:t>
+      </w:r>
+    </w:p>
+    <w:p>
+      <w:pPr>
+        <w:pStyle w:val="Heading3"/>
+        <w:rPr>
+          <w:rFonts w:ascii="Times New Roman" w:hAnsi="Times New Roman" w:cs="Times New Roman"/>
+        </w:rPr>
+      </w:pPr>
+      <w:bookmarkStart w:id="48" w:name="_Toc220081603"/>
+      <w:r>
+        <w:rPr>
+          <w:rFonts w:ascii="Times New Roman" w:hAnsi="Times New Roman" w:cs="Times New Roman"/>
+        </w:rPr>
+        <w:t>Guideline 1: The UX Standard (</w:t>
+      </w:r>
+      <w:proofErr w:type="spellStart"/>
+      <w:r>
+        <w:rPr>
+          <w:rFonts w:ascii="Times New Roman" w:hAnsi="Times New Roman" w:cs="Times New Roman"/>
+        </w:rPr>
+        <w:t>Behavioral</w:t>
+      </w:r>
+      <w:proofErr w:type="spellEnd"/>
+      <w:r>
+        <w:rPr>
+          <w:rFonts w:ascii="Times New Roman" w:hAnsi="Times New Roman" w:cs="Times New Roman"/>
+        </w:rPr>
+        <w:t xml:space="preserve"> Logic)</w:t>
+      </w:r>
+      <w:bookmarkEnd w:id="48"/>
+    </w:p>
+    <w:p>
+      <w:pPr>
+        <w:pStyle w:val="IntenseQuote"/>
+        <w:ind w:left="720"/>
+        <w:jc w:val="left"/>
+        <w:rPr>
+          <w:rFonts w:ascii="Times New Roman" w:hAnsi="Times New Roman" w:cs="Times New Roman"/>
+          <w:color w:val="auto"/>
+        </w:rPr>
+      </w:pPr>
+      <w:r>
+        <w:rPr>
+          <w:rFonts w:ascii="Times New Roman" w:hAnsi="Times New Roman" w:cs="Times New Roman"/>
+          <w:color w:val="auto"/>
+        </w:rPr>
+        <w:t>Standard to Follow: Nielsen Norman Group (NN/g) — Jakob Nielsen’s 10 Usability Heuristics.</w:t>
+      </w:r>
+    </w:p>
+    <w:p>
+      <w:pPr>
+        <w:pStyle w:val="IntenseQuote"/>
+        <w:ind w:left="0"/>
+        <w:jc w:val="left"/>
+        <w:rPr>
+          <w:rFonts w:ascii="Times New Roman" w:hAnsi="Times New Roman" w:cs="Times New Roman"/>
+          <w:color w:val="auto"/>
+          <w:u w:val="single"/>
+        </w:rPr>
+      </w:pPr>
+      <w:r>
+        <w:rPr>
+          <w:rFonts w:ascii="Times New Roman" w:hAnsi="Times New Roman" w:cs="Times New Roman"/>
+          <w:caps w:val="0"/>
+          <w:color w:val="auto"/>
+          <w:u w:val="single"/>
+        </w:rPr>
+        <w:t>E-dentist application rules:</w:t>
+      </w:r>
+    </w:p>
+    <w:p>
+      <w:pPr>
+        <w:pStyle w:val="ListBullet"/>
+        <w:numPr>
+          <w:ilvl w:val="0"/>
+          <w:numId w:val="32"/>
+        </w:numPr>
+        <w:rPr>
+          <w:rFonts w:ascii="Times New Roman" w:hAnsi="Times New Roman" w:cs="Times New Roman"/>
+          <w:sz w:val="21"/>
+          <w:szCs w:val="21"/>
+        </w:rPr>
+      </w:pPr>
+      <w:r>
+        <w:rPr>
+          <w:rFonts w:ascii="Times New Roman" w:hAnsi="Times New Roman" w:cs="Times New Roman"/>
+          <w:sz w:val="21"/>
+          <w:szCs w:val="21"/>
+        </w:rPr>
+        <w:t>Visibility of system status: Always provide feedback for loading, saving, success, and failure states.</w:t>
+      </w:r>
+    </w:p>
+    <w:p>
+      <w:pPr>
+        <w:pStyle w:val="ListBullet"/>
+        <w:numPr>
+          <w:ilvl w:val="0"/>
+          <w:numId w:val="32"/>
+        </w:numPr>
+        <w:rPr>
+          <w:rFonts w:ascii="Times New Roman" w:hAnsi="Times New Roman" w:cs="Times New Roman"/>
+          <w:sz w:val="21"/>
+          <w:szCs w:val="21"/>
+        </w:rPr>
+      </w:pPr>
+      <w:r>
+        <w:rPr>
+          <w:rFonts w:ascii="Times New Roman" w:hAnsi="Times New Roman" w:cs="Times New Roman"/>
+          <w:sz w:val="21"/>
+          <w:szCs w:val="21"/>
+        </w:rPr>
+        <w:t>Match between system and real world: Use clinic-friendly terminology and workflows (Patient, Visit, Prescription, Invoice).</w:t>
+      </w:r>
+    </w:p>
+    <w:p>
+      <w:pPr>
+        <w:pStyle w:val="ListBullet"/>
+        <w:numPr>
+          <w:ilvl w:val="0"/>
+          <w:numId w:val="32"/>
+        </w:numPr>
+        <w:rPr>
+          <w:rFonts w:ascii="Times New Roman" w:hAnsi="Times New Roman" w:cs="Times New Roman"/>
+          <w:sz w:val="21"/>
+          <w:szCs w:val="21"/>
+        </w:rPr>
+      </w:pPr>
+      <w:r>
+        <w:rPr>
+          <w:rFonts w:ascii="Times New Roman" w:hAnsi="Times New Roman" w:cs="Times New Roman"/>
+          <w:sz w:val="21"/>
+          <w:szCs w:val="21"/>
+        </w:rPr>
+        <w:t>User control and freedom: Provide Back/Cancel/Close consistently; allow undo where feasible; confirm destructive actions.</w:t>
+      </w:r>
+    </w:p>
+    <w:p>
+      <w:pPr>
+        <w:pStyle w:val="ListBullet"/>
+        <w:numPr>
+          <w:ilvl w:val="0"/>
+          <w:numId w:val="32"/>
+        </w:numPr>
+        <w:rPr>
+          <w:rFonts w:ascii="Times New Roman" w:hAnsi="Times New Roman" w:cs="Times New Roman"/>
+          <w:sz w:val="21"/>
+          <w:szCs w:val="21"/>
+        </w:rPr>
+      </w:pPr>
+      <w:r>
+        <w:rPr>
+          <w:rFonts w:ascii="Times New Roman" w:hAnsi="Times New Roman" w:cs="Times New Roman"/>
+          <w:sz w:val="21"/>
+          <w:szCs w:val="21"/>
+        </w:rPr>
+        <w:t>Consistency and standards: Reuse the same layout patterns, component behaviors, and labels across the product.</w:t>
+      </w:r>
+    </w:p>
+    <w:p>
+      <w:pPr>
+        <w:pStyle w:val="ListBullet"/>
+        <w:numPr>
+          <w:ilvl w:val="0"/>
+          <w:numId w:val="32"/>
+        </w:numPr>
+        <w:rPr>
+          <w:rFonts w:ascii="Times New Roman" w:hAnsi="Times New Roman" w:cs="Times New Roman"/>
+          <w:sz w:val="21"/>
+          <w:szCs w:val="21"/>
+        </w:rPr>
+      </w:pPr>
+      <w:r>
+        <w:rPr>
+          <w:rFonts w:ascii="Times New Roman" w:hAnsi="Times New Roman" w:cs="Times New Roman"/>
+          <w:sz w:val="21"/>
+          <w:szCs w:val="21"/>
+        </w:rPr>
+        <w:t>Error prevention: Prefer constraints and inline validation; disable actions when inputs are incomplete or invalid.</w:t>
+      </w:r>
+    </w:p>
+    <w:p>
+      <w:pPr>
+        <w:pStyle w:val="ListBullet"/>
+        <w:numPr>
+          <w:ilvl w:val="0"/>
+          <w:numId w:val="32"/>
+        </w:numPr>
+        <w:rPr>
+          <w:rFonts w:ascii="Times New Roman" w:hAnsi="Times New Roman" w:cs="Times New Roman"/>
+          <w:sz w:val="21"/>
+          <w:szCs w:val="21"/>
+        </w:rPr>
+      </w:pPr>
+      <w:r>
+        <w:rPr>
+          <w:rFonts w:ascii="Times New Roman" w:hAnsi="Times New Roman" w:cs="Times New Roman"/>
+          <w:sz w:val="21"/>
+          <w:szCs w:val="21"/>
+        </w:rPr>
+        <w:t>Recognition rather than recall: Surface recent items, templates, and suggested defaults to reduce memory load.</w:t>
+      </w:r>
+    </w:p>
+    <w:p>
+      <w:pPr>
+        <w:pStyle w:val="ListBullet"/>
+        <w:numPr>
+          <w:ilvl w:val="0"/>
+          <w:numId w:val="32"/>
+        </w:numPr>
+        <w:rPr>
+          <w:rFonts w:ascii="Times New Roman" w:hAnsi="Times New Roman" w:cs="Times New Roman"/>
+          <w:sz w:val="21"/>
+          <w:szCs w:val="21"/>
+        </w:rPr>
+      </w:pPr>
+      <w:r>
+        <w:rPr>
+          <w:rFonts w:ascii="Times New Roman" w:hAnsi="Times New Roman" w:cs="Times New Roman"/>
+          <w:sz w:val="21"/>
+          <w:szCs w:val="21"/>
+        </w:rPr>
+        <w:t>Flexibility and efficiency: Support shortcuts for frequent tasks (search, recent patients, repeat actions).</w:t>
+      </w:r>
+    </w:p>
+    <w:p>
+      <w:pPr>
+        <w:pStyle w:val="ListBullet"/>
+        <w:numPr>
+          <w:ilvl w:val="0"/>
+          <w:numId w:val="32"/>
+        </w:numPr>
+        <w:rPr>
+          <w:rFonts w:ascii="Times New Roman" w:hAnsi="Times New Roman" w:cs="Times New Roman"/>
+          <w:sz w:val="21"/>
+          <w:szCs w:val="21"/>
+        </w:rPr>
+      </w:pPr>
+      <w:r>
+        <w:rPr>
+          <w:rFonts w:ascii="Times New Roman" w:hAnsi="Times New Roman" w:cs="Times New Roman"/>
+          <w:sz w:val="21"/>
+          <w:szCs w:val="21"/>
+        </w:rPr>
+        <w:lastRenderedPageBreak/>
+        <w:t>Aesthetic and minimalist design: Keep screens focused on the primary task and remove non-essential UI noise.</w:t>
+      </w:r>
+    </w:p>
+    <w:p>
+      <w:pPr>
+        <w:pStyle w:val="ListBullet"/>
+        <w:numPr>
+          <w:ilvl w:val="0"/>
+          <w:numId w:val="32"/>
+        </w:numPr>
+        <w:rPr>
+          <w:rFonts w:ascii="Times New Roman" w:hAnsi="Times New Roman" w:cs="Times New Roman"/>
+          <w:sz w:val="21"/>
+          <w:szCs w:val="21"/>
+        </w:rPr>
+      </w:pPr>
+      <w:r>
+        <w:rPr>
+          <w:rFonts w:ascii="Times New Roman" w:hAnsi="Times New Roman" w:cs="Times New Roman"/>
+          <w:sz w:val="21"/>
+          <w:szCs w:val="21"/>
+        </w:rPr>
+        <w:t>Help users recognize, diagnose, and recover from errors: Provide plain-language messages and clear next actions (Retry, Edit, Contact Support).</w:t>
+      </w:r>
+    </w:p>
+    <w:p>
+      <w:pPr>
+        <w:pStyle w:val="ListBullet"/>
+        <w:numPr>
+          <w:ilvl w:val="0"/>
+          <w:numId w:val="32"/>
+        </w:numPr>
+        <w:rPr>
+          <w:rFonts w:ascii="Times New Roman" w:hAnsi="Times New Roman" w:cs="Times New Roman"/>
+          <w:sz w:val="21"/>
+          <w:szCs w:val="21"/>
+        </w:rPr>
+      </w:pPr>
+      <w:r>
+        <w:rPr>
+          <w:rFonts w:ascii="Times New Roman" w:hAnsi="Times New Roman" w:cs="Times New Roman"/>
+          <w:sz w:val="21"/>
+          <w:szCs w:val="21"/>
+        </w:rPr>
+        <w:t>Help and documentation: Provide micro-help in context (empty states, tooltips, quick tips) when users need guidance.</w:t>
+      </w:r>
+    </w:p>
+    <w:p>
+      <w:pPr>
+        <w:pStyle w:val="Heading3"/>
+        <w:rPr>
+          <w:rFonts w:ascii="Times New Roman" w:hAnsi="Times New Roman" w:cs="Times New Roman"/>
+        </w:rPr>
+      </w:pPr>
+      <w:bookmarkStart w:id="49" w:name="_Toc220081604"/>
+      <w:r>
+        <w:rPr>
+          <w:rFonts w:ascii="Times New Roman" w:hAnsi="Times New Roman" w:cs="Times New Roman"/>
+        </w:rPr>
+        <w:t>Guideline 2: The UI Standard (Visual System)</w:t>
+      </w:r>
+      <w:bookmarkEnd w:id="49"/>
+    </w:p>
+    <w:p>
+      <w:pPr>
+        <w:pStyle w:val="IntenseQuote"/>
+        <w:ind w:left="720"/>
+        <w:jc w:val="left"/>
+        <w:rPr>
+          <w:rFonts w:ascii="Times New Roman" w:hAnsi="Times New Roman" w:cs="Times New Roman"/>
+          <w:color w:val="auto"/>
+        </w:rPr>
+      </w:pPr>
+      <w:r>
+        <w:rPr>
+          <w:rFonts w:ascii="Times New Roman" w:hAnsi="Times New Roman" w:cs="Times New Roman"/>
+          <w:color w:val="auto"/>
+        </w:rPr>
+        <w:t>Standard to Follow: Material Design 3 (M3) by Google.</w:t>
+      </w:r>
+    </w:p>
+    <w:p>
+      <w:pPr>
+        <w:pStyle w:val="IntenseQuote"/>
+        <w:ind w:left="0"/>
+        <w:jc w:val="left"/>
+        <w:rPr>
+          <w:rFonts w:ascii="Times New Roman" w:hAnsi="Times New Roman" w:cs="Times New Roman"/>
+          <w:caps w:val="0"/>
+          <w:color w:val="auto"/>
+          <w:u w:val="single"/>
+        </w:rPr>
+      </w:pPr>
+      <w:r>
+        <w:rPr>
+          <w:rFonts w:ascii="Times New Roman" w:hAnsi="Times New Roman" w:cs="Times New Roman"/>
+          <w:caps w:val="0"/>
+          <w:color w:val="auto"/>
+          <w:u w:val="single"/>
+        </w:rPr>
+        <w:t>E-Dentist design system rules:</w:t>
+      </w:r>
+    </w:p>
+    <w:p>
+      <w:pPr>
+        <w:pStyle w:val="ListBullet"/>
+        <w:numPr>
+          <w:ilvl w:val="0"/>
+          <w:numId w:val="33"/>
+        </w:numPr>
+        <w:rPr>
+          <w:rFonts w:ascii="Times New Roman" w:hAnsi="Times New Roman" w:cs="Times New Roman"/>
+          <w:sz w:val="21"/>
+          <w:szCs w:val="21"/>
+        </w:rPr>
+      </w:pPr>
+      <w:r>
+        <w:rPr>
+          <w:rFonts w:ascii="Times New Roman" w:hAnsi="Times New Roman" w:cs="Times New Roman"/>
+          <w:sz w:val="21"/>
+          <w:szCs w:val="21"/>
+        </w:rPr>
+        <w:t>Define reusable foundations (design tokens): color, typography, spacing, radius, elevation, and motion.</w:t>
+      </w:r>
+    </w:p>
+    <w:p>
+      <w:pPr>
+        <w:pStyle w:val="ListBullet"/>
+        <w:numPr>
+          <w:ilvl w:val="0"/>
+          <w:numId w:val="33"/>
+        </w:numPr>
+        <w:rPr>
+          <w:rFonts w:ascii="Times New Roman" w:hAnsi="Times New Roman" w:cs="Times New Roman"/>
+          <w:sz w:val="21"/>
+          <w:szCs w:val="21"/>
+        </w:rPr>
+      </w:pPr>
+      <w:r>
+        <w:rPr>
+          <w:rFonts w:ascii="Times New Roman" w:hAnsi="Times New Roman" w:cs="Times New Roman"/>
+          <w:sz w:val="21"/>
+          <w:szCs w:val="21"/>
+        </w:rPr>
+        <w:t>Use M3 components as the baseline (buttons, cards, dialogs, text fields, chips, navigation) and keep custom components consistent with M3 patterns.</w:t>
+      </w:r>
+    </w:p>
+    <w:p>
+      <w:pPr>
+        <w:pStyle w:val="ListBullet"/>
+        <w:numPr>
+          <w:ilvl w:val="0"/>
+          <w:numId w:val="33"/>
+        </w:numPr>
+        <w:rPr>
+          <w:rFonts w:ascii="Times New Roman" w:hAnsi="Times New Roman" w:cs="Times New Roman"/>
+          <w:sz w:val="21"/>
+          <w:szCs w:val="21"/>
+        </w:rPr>
+      </w:pPr>
+      <w:r>
+        <w:rPr>
+          <w:rFonts w:ascii="Times New Roman" w:hAnsi="Times New Roman" w:cs="Times New Roman"/>
+          <w:sz w:val="21"/>
+          <w:szCs w:val="21"/>
+        </w:rPr>
+        <w:t>Design and document component states: default, pressed/active, disabled, loading, and error.</w:t>
+      </w:r>
+    </w:p>
+    <w:p>
+      <w:pPr>
+        <w:pStyle w:val="ListBullet"/>
+        <w:numPr>
+          <w:ilvl w:val="0"/>
+          <w:numId w:val="33"/>
+        </w:numPr>
+        <w:rPr>
+          <w:rFonts w:ascii="Times New Roman" w:hAnsi="Times New Roman" w:cs="Times New Roman"/>
+          <w:sz w:val="21"/>
+          <w:szCs w:val="21"/>
+        </w:rPr>
+      </w:pPr>
+      <w:r>
+        <w:rPr>
+          <w:rFonts w:ascii="Times New Roman" w:hAnsi="Times New Roman" w:cs="Times New Roman"/>
+          <w:sz w:val="21"/>
+          <w:szCs w:val="21"/>
+        </w:rPr>
+        <w:t>Maintain clear visual hierarchy: one primary action per screen/section and predictable placement of secondary actions.</w:t>
+      </w:r>
+    </w:p>
+    <w:p>
+      <w:pPr>
+        <w:pStyle w:val="ListBullet"/>
+        <w:numPr>
+          <w:ilvl w:val="0"/>
+          <w:numId w:val="33"/>
+        </w:numPr>
+        <w:rPr>
+          <w:rFonts w:ascii="Times New Roman" w:hAnsi="Times New Roman" w:cs="Times New Roman"/>
+          <w:sz w:val="21"/>
+          <w:szCs w:val="21"/>
+        </w:rPr>
+      </w:pPr>
+      <w:r>
+        <w:rPr>
+          <w:rFonts w:ascii="Times New Roman" w:hAnsi="Times New Roman" w:cs="Times New Roman"/>
+          <w:sz w:val="21"/>
+          <w:szCs w:val="21"/>
+        </w:rPr>
+        <w:t>Ensure touch/click targets are comfortably usable and consistent across devices.</w:t>
+      </w:r>
+    </w:p>
+    <w:p>
+      <w:pPr>
+        <w:pStyle w:val="Heading3"/>
+        <w:rPr>
+          <w:rFonts w:ascii="Times New Roman" w:hAnsi="Times New Roman" w:cs="Times New Roman"/>
+        </w:rPr>
+      </w:pPr>
+      <w:bookmarkStart w:id="50" w:name="_Toc220081605"/>
+      <w:r>
+        <w:rPr>
+          <w:rFonts w:ascii="Times New Roman" w:hAnsi="Times New Roman" w:cs="Times New Roman"/>
+        </w:rPr>
+        <w:t>Guideline 3: Interaction Science (Efficiency)</w:t>
+      </w:r>
+      <w:bookmarkEnd w:id="50"/>
+    </w:p>
+    <w:p>
+      <w:pPr>
+        <w:pStyle w:val="IntenseQuote"/>
+        <w:ind w:left="720"/>
+        <w:jc w:val="left"/>
+        <w:rPr>
+          <w:rFonts w:ascii="Times New Roman" w:hAnsi="Times New Roman" w:cs="Times New Roman"/>
+          <w:color w:val="auto"/>
+        </w:rPr>
+      </w:pPr>
+      <w:r>
+        <w:rPr>
+          <w:rFonts w:ascii="Times New Roman" w:hAnsi="Times New Roman" w:cs="Times New Roman"/>
+          <w:color w:val="auto"/>
+        </w:rPr>
+        <w:t>Standards to Follow: Fitts’s Law, Hick’s Law, and Miller’s Law.</w:t>
+      </w:r>
+    </w:p>
+    <w:p>
+      <w:pPr>
+        <w:pStyle w:val="IntenseQuote"/>
+        <w:ind w:left="0"/>
+        <w:jc w:val="left"/>
+        <w:rPr>
+          <w:rFonts w:ascii="Times New Roman" w:hAnsi="Times New Roman" w:cs="Times New Roman"/>
+          <w:caps w:val="0"/>
+          <w:color w:val="auto"/>
+          <w:u w:val="single"/>
+        </w:rPr>
+      </w:pPr>
+      <w:r>
+        <w:rPr>
+          <w:rFonts w:ascii="Times New Roman" w:hAnsi="Times New Roman" w:cs="Times New Roman"/>
+          <w:caps w:val="0"/>
+          <w:color w:val="auto"/>
+          <w:u w:val="single"/>
+        </w:rPr>
+        <w:t>E-Dentist application rules:</w:t>
+      </w:r>
+    </w:p>
+    <w:p>
+      <w:pPr>
+        <w:pStyle w:val="ListBullet"/>
+        <w:numPr>
+          <w:ilvl w:val="0"/>
+          <w:numId w:val="34"/>
+        </w:numPr>
+        <w:rPr>
+          <w:rFonts w:ascii="Times New Roman" w:hAnsi="Times New Roman" w:cs="Times New Roman"/>
+          <w:sz w:val="21"/>
+          <w:szCs w:val="21"/>
+        </w:rPr>
+      </w:pPr>
+      <w:r>
+        <w:rPr>
+          <w:rFonts w:ascii="Times New Roman" w:hAnsi="Times New Roman" w:cs="Times New Roman"/>
+          <w:sz w:val="21"/>
+          <w:szCs w:val="21"/>
+        </w:rPr>
+        <w:t>Fitts’s Law: Place primary actions in easy-to-reach areas and size targets to reduce mis-taps and speed up interaction.</w:t>
+      </w:r>
+    </w:p>
+    <w:p>
+      <w:pPr>
+        <w:pStyle w:val="ListBullet"/>
+        <w:numPr>
+          <w:ilvl w:val="0"/>
+          <w:numId w:val="34"/>
+        </w:numPr>
+        <w:rPr>
+          <w:rFonts w:ascii="Times New Roman" w:hAnsi="Times New Roman" w:cs="Times New Roman"/>
+          <w:sz w:val="21"/>
+          <w:szCs w:val="21"/>
+        </w:rPr>
+      </w:pPr>
+      <w:r>
+        <w:rPr>
+          <w:rFonts w:ascii="Times New Roman" w:hAnsi="Times New Roman" w:cs="Times New Roman"/>
+          <w:sz w:val="21"/>
+          <w:szCs w:val="21"/>
+        </w:rPr>
+        <w:t>Hick’s Law: Reduce decision time by grouping options, using progressive disclosure, and avoiding overloaded menus.</w:t>
+      </w:r>
+    </w:p>
+    <w:p>
+      <w:pPr>
+        <w:pStyle w:val="ListBullet"/>
+        <w:numPr>
+          <w:ilvl w:val="0"/>
+          <w:numId w:val="34"/>
+        </w:numPr>
+        <w:rPr>
+          <w:rFonts w:ascii="Times New Roman" w:hAnsi="Times New Roman" w:cs="Times New Roman"/>
+          <w:sz w:val="21"/>
+          <w:szCs w:val="21"/>
+        </w:rPr>
+      </w:pPr>
+      <w:r>
+        <w:rPr>
+          <w:rFonts w:ascii="Times New Roman" w:hAnsi="Times New Roman" w:cs="Times New Roman"/>
+          <w:sz w:val="21"/>
+          <w:szCs w:val="21"/>
+        </w:rPr>
+        <w:t>Miller’s Law: Reduce working-memory burden by chunking information, breaking long forms into sections/steps, and using templates and defaults.</w:t>
+      </w:r>
+    </w:p>
+    <w:p>
+      <w:pPr>
+        <w:pStyle w:val="Heading3"/>
+        <w:rPr>
+          <w:rFonts w:ascii="Times New Roman" w:hAnsi="Times New Roman" w:cs="Times New Roman"/>
+        </w:rPr>
+      </w:pPr>
+      <w:bookmarkStart w:id="51" w:name="_Toc220081606"/>
+      <w:r>
+        <w:rPr>
+          <w:rFonts w:ascii="Times New Roman" w:hAnsi="Times New Roman" w:cs="Times New Roman"/>
+        </w:rPr>
+        <w:t>Guideline 4: Usability Standard (Definition and Measurement)</w:t>
+      </w:r>
+      <w:bookmarkEnd w:id="51"/>
+    </w:p>
+    <w:p>
+      <w:pPr>
+        <w:pStyle w:val="IntenseQuote"/>
+        <w:ind w:left="720"/>
+        <w:jc w:val="left"/>
+        <w:rPr>
+          <w:rFonts w:ascii="Times New Roman" w:hAnsi="Times New Roman" w:cs="Times New Roman"/>
+          <w:color w:val="auto"/>
+        </w:rPr>
+      </w:pPr>
+      <w:r>
+        <w:rPr>
+          <w:rFonts w:ascii="Times New Roman" w:hAnsi="Times New Roman" w:cs="Times New Roman"/>
+          <w:color w:val="auto"/>
+        </w:rPr>
+        <w:t>Standard to Follow: ISO 9241-11 — Usability (effectiveness, efficiency, satisfaction) in a specified context of use.</w:t>
+      </w:r>
+    </w:p>
+    <w:p>
+      <w:pPr>
+        <w:pStyle w:val="IntenseQuote"/>
+        <w:ind w:left="0"/>
+        <w:jc w:val="left"/>
+        <w:rPr>
+          <w:rFonts w:ascii="Times New Roman" w:hAnsi="Times New Roman" w:cs="Times New Roman"/>
+          <w:caps w:val="0"/>
+          <w:color w:val="auto"/>
+          <w:u w:val="single"/>
+        </w:rPr>
+      </w:pPr>
+      <w:r>
+        <w:rPr>
+          <w:rFonts w:ascii="Times New Roman" w:hAnsi="Times New Roman" w:cs="Times New Roman"/>
+          <w:caps w:val="0"/>
+          <w:color w:val="auto"/>
+          <w:u w:val="single"/>
+        </w:rPr>
+        <w:t xml:space="preserve">Usability evaluation metrics for </w:t>
+      </w:r>
+      <w:r>
+        <w:rPr>
+          <w:rFonts w:ascii="Times New Roman" w:hAnsi="Times New Roman" w:cs="Times New Roman"/>
+          <w:caps w:val="0"/>
+          <w:color w:val="auto"/>
+          <w:u w:val="single"/>
+        </w:rPr>
+        <w:t>E-</w:t>
+      </w:r>
+      <w:r>
+        <w:rPr>
+          <w:rFonts w:ascii="Times New Roman" w:hAnsi="Times New Roman" w:cs="Times New Roman"/>
+          <w:caps w:val="0"/>
+          <w:color w:val="auto"/>
+          <w:u w:val="single"/>
+        </w:rPr>
+        <w:t>Dentist:</w:t>
+      </w:r>
+    </w:p>
+    <w:p>
+      <w:pPr>
+        <w:pStyle w:val="ListBullet"/>
+        <w:numPr>
+          <w:ilvl w:val="0"/>
+          <w:numId w:val="35"/>
+        </w:numPr>
+        <w:rPr>
+          <w:rFonts w:ascii="Times New Roman" w:hAnsi="Times New Roman" w:cs="Times New Roman"/>
+          <w:sz w:val="21"/>
+          <w:szCs w:val="21"/>
+        </w:rPr>
+      </w:pPr>
+      <w:r>
+        <w:rPr>
+          <w:rFonts w:ascii="Times New Roman" w:hAnsi="Times New Roman" w:cs="Times New Roman"/>
+          <w:sz w:val="21"/>
+          <w:szCs w:val="21"/>
+        </w:rPr>
+        <w:t>Effectiveness: task success rate, completion accuracy, and error rate.</w:t>
+      </w:r>
+    </w:p>
+    <w:p>
+      <w:pPr>
+        <w:pStyle w:val="ListBullet"/>
+        <w:numPr>
+          <w:ilvl w:val="0"/>
+          <w:numId w:val="35"/>
+        </w:numPr>
+        <w:rPr>
+          <w:rFonts w:ascii="Times New Roman" w:hAnsi="Times New Roman" w:cs="Times New Roman"/>
+          <w:sz w:val="21"/>
+          <w:szCs w:val="21"/>
+        </w:rPr>
+      </w:pPr>
+      <w:r>
+        <w:rPr>
+          <w:rFonts w:ascii="Times New Roman" w:hAnsi="Times New Roman" w:cs="Times New Roman"/>
+          <w:sz w:val="21"/>
+          <w:szCs w:val="21"/>
+        </w:rPr>
+        <w:t>Efficiency: time-on-task, number of taps/clicks, steps to complete, and backtracking frequency.</w:t>
+      </w:r>
+    </w:p>
+    <w:p>
+      <w:pPr>
+        <w:pStyle w:val="ListBullet"/>
+        <w:numPr>
+          <w:ilvl w:val="0"/>
+          <w:numId w:val="35"/>
+        </w:numPr>
+        <w:rPr>
+          <w:rFonts w:ascii="Times New Roman" w:hAnsi="Times New Roman" w:cs="Times New Roman"/>
+          <w:sz w:val="21"/>
+          <w:szCs w:val="21"/>
+        </w:rPr>
+      </w:pPr>
+      <w:r>
+        <w:rPr>
+          <w:rFonts w:ascii="Times New Roman" w:hAnsi="Times New Roman" w:cs="Times New Roman"/>
+          <w:sz w:val="21"/>
+          <w:szCs w:val="21"/>
+        </w:rPr>
+        <w:t>Satisfaction: SUS (System Usability Scale) or short ease-of-use ratings, plus qualitative feedback themes.</w:t>
+      </w:r>
+    </w:p>
+    <w:p>
+      <w:pPr>
+        <w:pStyle w:val="Heading3"/>
+        <w:rPr>
+          <w:rFonts w:ascii="Times New Roman" w:hAnsi="Times New Roman" w:cs="Times New Roman"/>
+        </w:rPr>
+      </w:pPr>
+      <w:bookmarkStart w:id="52" w:name="_Toc220081607"/>
+      <w:r>
+        <w:rPr>
+          <w:rFonts w:ascii="Times New Roman" w:hAnsi="Times New Roman" w:cs="Times New Roman"/>
+        </w:rPr>
+        <w:lastRenderedPageBreak/>
+        <w:t>Guideline 5: Interaction Principles (Dialogue Quality)</w:t>
+      </w:r>
+      <w:bookmarkEnd w:id="52"/>
+    </w:p>
+    <w:p>
+      <w:pPr>
+        <w:pStyle w:val="IntenseQuote"/>
+        <w:ind w:left="720"/>
+        <w:jc w:val="left"/>
+        <w:rPr>
+          <w:rFonts w:ascii="Times New Roman" w:hAnsi="Times New Roman" w:cs="Times New Roman"/>
+          <w:color w:val="auto"/>
+        </w:rPr>
+      </w:pPr>
+      <w:r>
+        <w:rPr>
+          <w:rFonts w:ascii="Times New Roman" w:hAnsi="Times New Roman" w:cs="Times New Roman"/>
+          <w:color w:val="auto"/>
+        </w:rPr>
+        <w:t>Standard to Follow: ISO 9241-110 — Dialogue principles for human-system interaction.</w:t>
+      </w:r>
+    </w:p>
+    <w:p>
+      <w:pPr>
+        <w:pStyle w:val="IntenseQuote"/>
+        <w:ind w:left="0"/>
+        <w:jc w:val="left"/>
+        <w:rPr>
+          <w:rFonts w:ascii="Times New Roman" w:hAnsi="Times New Roman" w:cs="Times New Roman"/>
+          <w:caps w:val="0"/>
+          <w:color w:val="auto"/>
+          <w:u w:val="single"/>
+        </w:rPr>
+      </w:pPr>
+      <w:r>
+        <w:rPr>
+          <w:rFonts w:ascii="Times New Roman" w:hAnsi="Times New Roman" w:cs="Times New Roman"/>
+          <w:caps w:val="0"/>
+          <w:color w:val="auto"/>
+          <w:u w:val="single"/>
+        </w:rPr>
+        <w:t>E-</w:t>
+      </w:r>
+      <w:r>
+        <w:rPr>
+          <w:rFonts w:ascii="Times New Roman" w:hAnsi="Times New Roman" w:cs="Times New Roman"/>
+          <w:caps w:val="0"/>
+          <w:color w:val="auto"/>
+          <w:u w:val="single"/>
+        </w:rPr>
+        <w:t>Dentist dialogue principles:</w:t>
+      </w:r>
+    </w:p>
+    <w:p>
+      <w:pPr>
+        <w:pStyle w:val="ListBullet"/>
+        <w:numPr>
+          <w:ilvl w:val="0"/>
+          <w:numId w:val="35"/>
+        </w:numPr>
+        <w:tabs>
+          <w:tab w:val="num" w:pos="360"/>
+        </w:tabs>
+        <w:rPr>
+          <w:rFonts w:ascii="Times New Roman" w:hAnsi="Times New Roman" w:cs="Times New Roman"/>
+          <w:sz w:val="21"/>
+          <w:szCs w:val="21"/>
+        </w:rPr>
+      </w:pPr>
+      <w:r>
+        <w:rPr>
+          <w:rFonts w:ascii="Times New Roman" w:hAnsi="Times New Roman" w:cs="Times New Roman"/>
+          <w:sz w:val="21"/>
+          <w:szCs w:val="21"/>
+        </w:rPr>
+        <w:t>Suitability for the task: workflows are optimized for real clinical tasks with minimal unnecessary steps.</w:t>
+      </w:r>
+    </w:p>
+    <w:p>
+      <w:pPr>
+        <w:pStyle w:val="ListBullet"/>
+        <w:numPr>
+          <w:ilvl w:val="0"/>
+          <w:numId w:val="35"/>
+        </w:numPr>
+        <w:tabs>
+          <w:tab w:val="num" w:pos="360"/>
+        </w:tabs>
+        <w:rPr>
+          <w:rFonts w:ascii="Times New Roman" w:hAnsi="Times New Roman" w:cs="Times New Roman"/>
+          <w:sz w:val="21"/>
+          <w:szCs w:val="21"/>
+        </w:rPr>
+      </w:pPr>
+      <w:r>
+        <w:rPr>
+          <w:rFonts w:ascii="Times New Roman" w:hAnsi="Times New Roman" w:cs="Times New Roman"/>
+          <w:sz w:val="21"/>
+          <w:szCs w:val="21"/>
+        </w:rPr>
+        <w:t>Self-descriptiveness: each screen clearly communicates where the user is and what to do next.</w:t>
+      </w:r>
+    </w:p>
+    <w:p>
+      <w:pPr>
+        <w:pStyle w:val="ListBullet"/>
+        <w:numPr>
+          <w:ilvl w:val="0"/>
+          <w:numId w:val="35"/>
+        </w:numPr>
+        <w:tabs>
+          <w:tab w:val="num" w:pos="360"/>
+        </w:tabs>
+        <w:rPr>
+          <w:rFonts w:ascii="Times New Roman" w:hAnsi="Times New Roman" w:cs="Times New Roman"/>
+          <w:sz w:val="21"/>
+          <w:szCs w:val="21"/>
+        </w:rPr>
+      </w:pPr>
+      <w:r>
+        <w:rPr>
+          <w:rFonts w:ascii="Times New Roman" w:hAnsi="Times New Roman" w:cs="Times New Roman"/>
+          <w:sz w:val="21"/>
+          <w:szCs w:val="21"/>
+        </w:rPr>
+        <w:t>Conformity with user expectations: common platform patterns are respected to keep behavior predictable.</w:t>
+      </w:r>
+    </w:p>
+    <w:p>
+      <w:pPr>
+        <w:pStyle w:val="ListBullet"/>
+        <w:numPr>
+          <w:ilvl w:val="0"/>
+          <w:numId w:val="35"/>
+        </w:numPr>
+        <w:tabs>
+          <w:tab w:val="num" w:pos="360"/>
+        </w:tabs>
+        <w:rPr>
+          <w:rFonts w:ascii="Times New Roman" w:hAnsi="Times New Roman" w:cs="Times New Roman"/>
+          <w:sz w:val="21"/>
+          <w:szCs w:val="21"/>
+        </w:rPr>
+      </w:pPr>
+      <w:r>
+        <w:rPr>
+          <w:rFonts w:ascii="Times New Roman" w:hAnsi="Times New Roman" w:cs="Times New Roman"/>
+          <w:sz w:val="21"/>
+          <w:szCs w:val="21"/>
+        </w:rPr>
+        <w:t>Learnability: consistent patterns are repeated so users learn once and reuse everywhere.</w:t>
+      </w:r>
+    </w:p>
+    <w:p>
+      <w:pPr>
+        <w:pStyle w:val="ListBullet"/>
+        <w:numPr>
+          <w:ilvl w:val="0"/>
+          <w:numId w:val="35"/>
+        </w:numPr>
+        <w:tabs>
+          <w:tab w:val="num" w:pos="360"/>
+        </w:tabs>
+        <w:rPr>
+          <w:rFonts w:ascii="Times New Roman" w:hAnsi="Times New Roman" w:cs="Times New Roman"/>
+          <w:sz w:val="21"/>
+          <w:szCs w:val="21"/>
+        </w:rPr>
+      </w:pPr>
+      <w:r>
+        <w:rPr>
+          <w:rFonts w:ascii="Times New Roman" w:hAnsi="Times New Roman" w:cs="Times New Roman"/>
+          <w:sz w:val="21"/>
+          <w:szCs w:val="21"/>
+        </w:rPr>
+        <w:t>Controllability: the user controls pace, can exit flows, and can correct mistakes easily.</w:t>
+      </w:r>
+    </w:p>
+    <w:p>
+      <w:pPr>
+        <w:pStyle w:val="ListBullet"/>
+        <w:numPr>
+          <w:ilvl w:val="0"/>
+          <w:numId w:val="35"/>
+        </w:numPr>
+        <w:tabs>
+          <w:tab w:val="num" w:pos="360"/>
+        </w:tabs>
+        <w:rPr>
+          <w:rFonts w:ascii="Times New Roman" w:hAnsi="Times New Roman" w:cs="Times New Roman"/>
+          <w:sz w:val="21"/>
+          <w:szCs w:val="21"/>
+        </w:rPr>
+      </w:pPr>
+      <w:r>
+        <w:rPr>
+          <w:rFonts w:ascii="Times New Roman" w:hAnsi="Times New Roman" w:cs="Times New Roman"/>
+          <w:sz w:val="21"/>
+          <w:szCs w:val="21"/>
+        </w:rPr>
+        <w:t>Error tolerance: errors are prevented where possible, detected early, and recoverable with clear actions.</w:t>
+      </w:r>
+    </w:p>
+    <w:p>
+      <w:pPr>
+        <w:pStyle w:val="ListBullet"/>
+        <w:numPr>
+          <w:ilvl w:val="0"/>
+          <w:numId w:val="35"/>
+        </w:numPr>
+        <w:tabs>
+          <w:tab w:val="num" w:pos="360"/>
+        </w:tabs>
+        <w:rPr>
+          <w:rFonts w:ascii="Times New Roman" w:hAnsi="Times New Roman" w:cs="Times New Roman"/>
+          <w:sz w:val="21"/>
+          <w:szCs w:val="21"/>
+        </w:rPr>
+      </w:pPr>
+      <w:r>
+        <w:rPr>
+          <w:rFonts w:ascii="Times New Roman" w:hAnsi="Times New Roman" w:cs="Times New Roman"/>
+          <w:sz w:val="21"/>
+          <w:szCs w:val="21"/>
+        </w:rPr>
+        <w:t>Engagement: calm, readable visual design that supports focus and trust in clinical contexts.</w:t>
+      </w:r>
+    </w:p>
+    <w:p>
+      <w:pPr>
+        <w:pStyle w:val="Heading3"/>
+        <w:rPr>
+          <w:rFonts w:ascii="Times New Roman" w:hAnsi="Times New Roman" w:cs="Times New Roman"/>
+        </w:rPr>
+      </w:pPr>
+      <w:bookmarkStart w:id="53" w:name="_Toc220081608"/>
+      <w:r>
+        <w:rPr>
+          <w:rFonts w:ascii="Times New Roman" w:hAnsi="Times New Roman" w:cs="Times New Roman"/>
+        </w:rPr>
+        <w:t>Guideline 6: Accessibility Baseline</w:t>
+      </w:r>
+      <w:bookmarkEnd w:id="53"/>
+    </w:p>
+    <w:p>
+      <w:pPr>
+        <w:pStyle w:val="IntenseQuote"/>
+        <w:ind w:left="720"/>
+        <w:jc w:val="left"/>
+        <w:rPr>
+          <w:rFonts w:ascii="Times New Roman" w:hAnsi="Times New Roman" w:cs="Times New Roman"/>
+          <w:color w:val="auto"/>
+        </w:rPr>
+      </w:pPr>
+      <w:r>
+        <w:rPr>
+          <w:rFonts w:ascii="Times New Roman" w:hAnsi="Times New Roman" w:cs="Times New Roman"/>
+          <w:color w:val="auto"/>
+        </w:rPr>
+        <w:t>Standard to Follow: WCAG 2.2 (recommended baseline for accessible interaction).</w:t>
+      </w:r>
+    </w:p>
+    <w:p>
+      <w:pPr>
+        <w:pStyle w:val="IntenseQuote"/>
+        <w:ind w:left="0"/>
+        <w:jc w:val="left"/>
+        <w:rPr>
+          <w:rFonts w:ascii="Times New Roman" w:hAnsi="Times New Roman" w:cs="Times New Roman"/>
+          <w:caps w:val="0"/>
+          <w:color w:val="auto"/>
+          <w:u w:val="single"/>
+        </w:rPr>
+      </w:pPr>
+      <w:r>
+        <w:rPr>
+          <w:rFonts w:ascii="Times New Roman" w:hAnsi="Times New Roman" w:cs="Times New Roman"/>
+          <w:caps w:val="0"/>
+          <w:color w:val="auto"/>
+          <w:u w:val="single"/>
+        </w:rPr>
+        <w:t>E-</w:t>
+      </w:r>
+      <w:r>
+        <w:rPr>
+          <w:rFonts w:ascii="Times New Roman" w:hAnsi="Times New Roman" w:cs="Times New Roman"/>
+          <w:caps w:val="0"/>
+          <w:color w:val="auto"/>
+          <w:u w:val="single"/>
+        </w:rPr>
+        <w:t>Dentist accessibility rules:</w:t>
+      </w:r>
+    </w:p>
+    <w:p>
+      <w:pPr>
+        <w:pStyle w:val="ListBullet"/>
+        <w:numPr>
+          <w:ilvl w:val="0"/>
+          <w:numId w:val="35"/>
+        </w:numPr>
+        <w:tabs>
+          <w:tab w:val="num" w:pos="360"/>
+        </w:tabs>
+        <w:rPr>
+          <w:rFonts w:ascii="Times New Roman" w:hAnsi="Times New Roman" w:cs="Times New Roman"/>
+          <w:sz w:val="21"/>
+          <w:szCs w:val="21"/>
+        </w:rPr>
+      </w:pPr>
+      <w:r>
+        <w:rPr>
+          <w:rFonts w:ascii="Times New Roman" w:hAnsi="Times New Roman" w:cs="Times New Roman"/>
+          <w:sz w:val="21"/>
+          <w:szCs w:val="21"/>
+        </w:rPr>
+        <w:t>Readable typography and sufficient contrast for text and key UI elements.</w:t>
+      </w:r>
+    </w:p>
+    <w:p>
+      <w:pPr>
+        <w:pStyle w:val="ListBullet"/>
+        <w:numPr>
+          <w:ilvl w:val="0"/>
+          <w:numId w:val="35"/>
+        </w:numPr>
+        <w:tabs>
+          <w:tab w:val="num" w:pos="360"/>
+        </w:tabs>
+        <w:rPr>
+          <w:rFonts w:ascii="Times New Roman" w:hAnsi="Times New Roman" w:cs="Times New Roman"/>
+          <w:sz w:val="21"/>
+          <w:szCs w:val="21"/>
+        </w:rPr>
+      </w:pPr>
+      <w:r>
+        <w:rPr>
+          <w:rFonts w:ascii="Times New Roman" w:hAnsi="Times New Roman" w:cs="Times New Roman"/>
+          <w:sz w:val="21"/>
+          <w:szCs w:val="21"/>
+        </w:rPr>
+        <w:t>Clear labels for inputs and error messages directly associated with the relevant fields.</w:t>
+      </w:r>
+    </w:p>
+    <w:p>
+      <w:pPr>
+        <w:pStyle w:val="ListBullet"/>
+        <w:numPr>
+          <w:ilvl w:val="0"/>
+          <w:numId w:val="35"/>
+        </w:numPr>
+        <w:tabs>
+          <w:tab w:val="num" w:pos="360"/>
+        </w:tabs>
+        <w:rPr>
+          <w:rFonts w:ascii="Times New Roman" w:hAnsi="Times New Roman" w:cs="Times New Roman"/>
+          <w:sz w:val="21"/>
+          <w:szCs w:val="21"/>
+        </w:rPr>
+      </w:pPr>
+      <w:r>
+        <w:rPr>
+          <w:rFonts w:ascii="Times New Roman" w:hAnsi="Times New Roman" w:cs="Times New Roman"/>
+          <w:sz w:val="21"/>
+          <w:szCs w:val="21"/>
+        </w:rPr>
+        <w:t>Logical focus order and visible focus indicators (web).</w:t>
+      </w:r>
+    </w:p>
+    <w:p>
+      <w:pPr>
+        <w:pStyle w:val="ListBullet"/>
+        <w:numPr>
+          <w:ilvl w:val="0"/>
+          <w:numId w:val="35"/>
+        </w:numPr>
+        <w:tabs>
+          <w:tab w:val="num" w:pos="360"/>
+        </w:tabs>
+        <w:rPr>
+          <w:rFonts w:ascii="Times New Roman" w:hAnsi="Times New Roman" w:cs="Times New Roman"/>
+          <w:sz w:val="21"/>
+          <w:szCs w:val="21"/>
+        </w:rPr>
+      </w:pPr>
+      <w:r>
+        <w:rPr>
+          <w:rFonts w:ascii="Times New Roman" w:hAnsi="Times New Roman" w:cs="Times New Roman"/>
+          <w:sz w:val="21"/>
+          <w:szCs w:val="21"/>
+        </w:rPr>
+        <w:t>Adequate target sizes and spacing to support accurate tapping/clicking.</w:t>
+      </w:r>
+    </w:p>
+    <w:p>
+      <w:pPr>
+        <w:rPr>
+          <w:rFonts w:ascii="Times New Roman" w:hAnsi="Times New Roman" w:cs="Times New Roman"/>
+        </w:rPr>
+      </w:pPr>
+      <w:r>
+        <w:rPr>
+          <w:rFonts w:ascii="Times New Roman" w:hAnsi="Times New Roman" w:cs="Times New Roman"/>
+        </w:rPr>
+        <w:br w:type="page"/>
+      </w:r>
+    </w:p>
+    <w:p>
+      <w:pPr>
+        <w:pStyle w:val="Heading3"/>
+        <w:rPr>
+          <w:rFonts w:ascii="Times New Roman" w:hAnsi="Times New Roman" w:cs="Times New Roman"/>
+        </w:rPr>
+      </w:pPr>
+      <w:bookmarkStart w:id="54" w:name="_Toc220081609"/>
+      <w:r>
+        <w:rPr>
+          <w:rFonts w:ascii="Times New Roman" w:hAnsi="Times New Roman" w:cs="Times New Roman"/>
+        </w:rPr>
+        <w:lastRenderedPageBreak/>
         <w:t>1</w:t>
       </w:r>
       <w:r>
         <w:rPr>
           <w:rFonts w:ascii="Times New Roman" w:hAnsi="Times New Roman" w:cs="Times New Roman"/>
         </w:rPr>
-        <w:t>8</w:t>
+        <w:t>9</w:t>
       </w:r>
       <w:r>
         <w:rPr>
@@ -16156,7 +20022,7 @@
         </w:rPr>
         <w:t>. References</w:t>
       </w:r>
-      <w:bookmarkEnd w:id="47"/>
+      <w:bookmarkEnd w:id="54"/>
     </w:p>
     <w:p>
       <w:pPr>
@@ -16419,44 +20285,247 @@
     </w:p>
     <w:p>
       <w:pPr>
-        <w:pStyle w:val="Heading1"/>
-        <w:jc w:val="left"/>
-        <w:rPr>
-          <w:rFonts w:ascii="Times New Roman" w:hAnsi="Times New Roman" w:cs="Times New Roman"/>
-          <w:color w:val="auto"/>
-          <w:sz w:val="32"/>
-          <w:szCs w:val="32"/>
-        </w:rPr>
-      </w:pPr>
-      <w:bookmarkStart w:id="48" w:name="_Toc218682289"/>
-      <w:r>
-        <w:rPr>
-          <w:rFonts w:ascii="Times New Roman" w:hAnsi="Times New Roman" w:cs="Times New Roman"/>
-          <w:color w:val="auto"/>
-          <w:sz w:val="32"/>
-          <w:szCs w:val="32"/>
+        <w:numPr>
+          <w:ilvl w:val="0"/>
+          <w:numId w:val="20"/>
+        </w:numPr>
+        <w:rPr>
+          <w:rFonts w:ascii="Times New Roman" w:hAnsi="Times New Roman" w:cs="Times New Roman"/>
+        </w:rPr>
+      </w:pPr>
+      <w:r>
+        <w:rPr>
+          <w:rFonts w:ascii="Times New Roman" w:hAnsi="Times New Roman" w:cs="Times New Roman"/>
+        </w:rPr>
+        <w:t>Nielsen Norman Group. “10 Usability Heuristics for User Interface Design.” https://www.nngroup.com/articles/ten-usability-heuristics/</w:t>
+      </w:r>
+    </w:p>
+    <w:p>
+      <w:pPr>
+        <w:numPr>
+          <w:ilvl w:val="0"/>
+          <w:numId w:val="20"/>
+        </w:numPr>
+        <w:rPr>
+          <w:rFonts w:ascii="Times New Roman" w:hAnsi="Times New Roman" w:cs="Times New Roman"/>
+        </w:rPr>
+      </w:pPr>
+      <w:r>
+        <w:rPr>
+          <w:rFonts w:ascii="Times New Roman" w:hAnsi="Times New Roman" w:cs="Times New Roman"/>
+        </w:rPr>
+        <w:t>Google. “Material Design 3.” https://m3.material.io/</w:t>
+      </w:r>
+    </w:p>
+    <w:p>
+      <w:pPr>
+        <w:numPr>
+          <w:ilvl w:val="0"/>
+          <w:numId w:val="20"/>
+        </w:numPr>
+        <w:rPr>
+          <w:rFonts w:ascii="Times New Roman" w:hAnsi="Times New Roman" w:cs="Times New Roman"/>
+        </w:rPr>
+      </w:pPr>
+      <w:r>
+        <w:rPr>
+          <w:rFonts w:ascii="Times New Roman" w:hAnsi="Times New Roman" w:cs="Times New Roman"/>
+        </w:rPr>
+        <w:t>Interaction Design Foundation. “Fitts’s Law.” https://www.interaction-design.org/literature/topics/fitts-law</w:t>
+      </w:r>
+    </w:p>
+    <w:p>
+      <w:pPr>
+        <w:numPr>
+          <w:ilvl w:val="0"/>
+          <w:numId w:val="20"/>
+        </w:numPr>
+        <w:rPr>
+          <w:rFonts w:ascii="Times New Roman" w:hAnsi="Times New Roman" w:cs="Times New Roman"/>
+        </w:rPr>
+      </w:pPr>
+      <w:r>
+        <w:rPr>
+          <w:rFonts w:ascii="Times New Roman" w:hAnsi="Times New Roman" w:cs="Times New Roman"/>
+        </w:rPr>
+        <w:t>Interaction Design Foundation. “Hick’s Law.” https://www.interaction-design.org/literature/topics/hick-s-law</w:t>
+      </w:r>
+    </w:p>
+    <w:p>
+      <w:pPr>
+        <w:numPr>
+          <w:ilvl w:val="0"/>
+          <w:numId w:val="20"/>
+        </w:numPr>
+        <w:rPr>
+          <w:rFonts w:ascii="Times New Roman" w:hAnsi="Times New Roman" w:cs="Times New Roman"/>
+        </w:rPr>
+      </w:pPr>
+      <w:r>
+        <w:rPr>
+          <w:rFonts w:ascii="Times New Roman" w:hAnsi="Times New Roman" w:cs="Times New Roman"/>
+        </w:rPr>
+        <w:t>Wikipedia. “The Magical Number Seven, Plus or Minus Two (Miller’s Law).” https://en.wikipedia.org/wiki/The_Magical_Number_Seven,_Plus_or_Minus_Two</w:t>
+      </w:r>
+    </w:p>
+    <w:p>
+      <w:pPr>
+        <w:numPr>
+          <w:ilvl w:val="0"/>
+          <w:numId w:val="20"/>
+        </w:numPr>
+        <w:rPr>
+          <w:rFonts w:ascii="Times New Roman" w:hAnsi="Times New Roman" w:cs="Times New Roman"/>
+        </w:rPr>
+      </w:pPr>
+      <w:r>
+        <w:rPr>
+          <w:rFonts w:ascii="Times New Roman" w:hAnsi="Times New Roman" w:cs="Times New Roman"/>
+        </w:rPr>
+        <w:t>ISO. “ISO 9241-11: Usability.” https://www.iso.org/standard/63500.html</w:t>
+      </w:r>
+    </w:p>
+    <w:p>
+      <w:pPr>
+        <w:numPr>
+          <w:ilvl w:val="0"/>
+          <w:numId w:val="20"/>
+        </w:numPr>
+        <w:rPr>
+          <w:rFonts w:ascii="Times New Roman" w:hAnsi="Times New Roman" w:cs="Times New Roman"/>
+        </w:rPr>
+      </w:pPr>
+      <w:r>
+        <w:rPr>
+          <w:rFonts w:ascii="Times New Roman" w:hAnsi="Times New Roman" w:cs="Times New Roman"/>
+        </w:rPr>
+        <w:t>ISO. “ISO 9241-110: Dialogue principles.” https://www.iso.org/standard/75258.html</w:t>
+      </w:r>
+    </w:p>
+    <w:p>
+      <w:pPr>
+        <w:numPr>
+          <w:ilvl w:val="0"/>
+          <w:numId w:val="20"/>
+        </w:numPr>
+        <w:rPr>
+          <w:rFonts w:ascii="Times New Roman" w:hAnsi="Times New Roman" w:cs="Times New Roman"/>
+        </w:rPr>
+      </w:pPr>
+      <w:r>
+        <w:rPr>
+          <w:rFonts w:ascii="Times New Roman" w:hAnsi="Times New Roman" w:cs="Times New Roman"/>
+        </w:rPr>
+        <w:t>W3C. “Web Content Accessibility Guidelines (WCAG) 2.2.” https://www.w3.org/TR/WCAG22/</w:t>
+      </w:r>
+    </w:p>
+    <w:p>
+      <w:pPr>
+        <w:pStyle w:val="ListNumber"/>
+        <w:numPr>
+          <w:ilvl w:val="0"/>
+          <w:numId w:val="0"/>
+        </w:numPr>
+        <w:rPr>
+          <w:rFonts w:ascii="Times New Roman" w:eastAsiaTheme="minorEastAsia" w:hAnsi="Times New Roman" w:cs="Times New Roman"/>
+          <w:sz w:val="21"/>
+          <w:szCs w:val="21"/>
+          <w:lang w:val="en-GB"/>
+        </w:rPr>
+      </w:pPr>
+    </w:p>
+    <w:p>
+      <w:pPr>
+        <w:pStyle w:val="ListNumber"/>
+        <w:numPr>
+          <w:ilvl w:val="0"/>
+          <w:numId w:val="0"/>
+        </w:numPr>
+        <w:rPr>
+          <w:rFonts w:ascii="Times New Roman" w:eastAsiaTheme="minorEastAsia" w:hAnsi="Times New Roman" w:cs="Times New Roman"/>
+          <w:sz w:val="21"/>
+          <w:szCs w:val="21"/>
+          <w:lang w:val="en-GB"/>
+        </w:rPr>
+      </w:pPr>
+    </w:p>
+    <w:p>
+      <w:pPr>
+        <w:pStyle w:val="ListNumber"/>
+        <w:numPr>
+          <w:ilvl w:val="0"/>
+          <w:numId w:val="0"/>
+        </w:numPr>
+        <w:rPr>
+          <w:rFonts w:ascii="Times New Roman" w:eastAsiaTheme="minorEastAsia" w:hAnsi="Times New Roman" w:cs="Times New Roman"/>
+          <w:sz w:val="21"/>
+          <w:szCs w:val="21"/>
+          <w:lang w:val="en-GB"/>
+        </w:rPr>
+      </w:pPr>
+    </w:p>
+    <w:p>
+      <w:pPr>
+        <w:pStyle w:val="ListNumber"/>
+        <w:numPr>
+          <w:ilvl w:val="0"/>
+          <w:numId w:val="0"/>
+        </w:numPr>
+        <w:rPr>
+          <w:rFonts w:ascii="Times New Roman" w:eastAsiaTheme="minorEastAsia" w:hAnsi="Times New Roman" w:cs="Times New Roman"/>
+          <w:sz w:val="21"/>
+          <w:szCs w:val="21"/>
+          <w:lang w:val="en-GB"/>
+        </w:rPr>
+      </w:pPr>
+    </w:p>
+    <w:p>
+      <w:pPr>
+        <w:pStyle w:val="ListNumber"/>
+        <w:numPr>
+          <w:ilvl w:val="0"/>
+          <w:numId w:val="0"/>
+        </w:numPr>
+        <w:rPr>
+          <w:rFonts w:ascii="Times New Roman" w:eastAsiaTheme="minorEastAsia" w:hAnsi="Times New Roman" w:cs="Times New Roman"/>
+          <w:sz w:val="21"/>
+          <w:szCs w:val="21"/>
+          <w:lang w:val="en-GB"/>
+        </w:rPr>
+      </w:pPr>
+    </w:p>
+    <w:p>
+      <w:pPr>
+        <w:pStyle w:val="Heading3"/>
+        <w:rPr>
+          <w:rFonts w:ascii="Times New Roman" w:hAnsi="Times New Roman" w:cs="Times New Roman"/>
+        </w:rPr>
+      </w:pPr>
+      <w:bookmarkStart w:id="55" w:name="_Toc220081610"/>
+      <w:r>
+        <w:rPr>
+          <w:rFonts w:ascii="Times New Roman" w:hAnsi="Times New Roman" w:cs="Times New Roman"/>
         </w:rPr>
         <w:lastRenderedPageBreak/>
         <w:t>Appendix A: Scope, Assumptions, and Clarifications</w:t>
       </w:r>
-      <w:bookmarkEnd w:id="48"/>
-    </w:p>
-    <w:p>
-      <w:pPr>
-        <w:pStyle w:val="Heading2"/>
-        <w:jc w:val="left"/>
-        <w:rPr>
-          <w:rFonts w:ascii="Times New Roman" w:hAnsi="Times New Roman" w:cs="Times New Roman"/>
-        </w:rPr>
-      </w:pPr>
-      <w:bookmarkStart w:id="49" w:name="_Toc218682290"/>
+      <w:bookmarkEnd w:id="55"/>
+    </w:p>
+    <w:p>
+      <w:pPr>
+        <w:pStyle w:val="Heading3"/>
+        <w:rPr>
+          <w:rFonts w:ascii="Times New Roman" w:hAnsi="Times New Roman" w:cs="Times New Roman"/>
+        </w:rPr>
+      </w:pPr>
+      <w:bookmarkStart w:id="56" w:name="_Toc220081611"/>
       <w:r>
         <w:rPr>
           <w:rFonts w:ascii="Times New Roman" w:hAnsi="Times New Roman" w:cs="Times New Roman"/>
         </w:rPr>
         <w:t>A.1 System Scope</w:t>
       </w:r>
-      <w:bookmarkEnd w:id="49"/>
+      <w:bookmarkEnd w:id="56"/>
     </w:p>
     <w:p>
       <w:pPr>
@@ -16473,20 +20542,19 @@
     </w:p>
     <w:p>
       <w:pPr>
-        <w:pStyle w:val="Heading2"/>
-        <w:jc w:val="left"/>
-        <w:rPr>
-          <w:rFonts w:ascii="Times New Roman" w:hAnsi="Times New Roman" w:cs="Times New Roman"/>
-        </w:rPr>
-      </w:pPr>
-      <w:bookmarkStart w:id="50" w:name="_Toc218682291"/>
+        <w:pStyle w:val="Heading3"/>
+        <w:rPr>
+          <w:rFonts w:ascii="Times New Roman" w:hAnsi="Times New Roman" w:cs="Times New Roman"/>
+        </w:rPr>
+      </w:pPr>
+      <w:bookmarkStart w:id="57" w:name="_Toc220081612"/>
       <w:r>
         <w:rPr>
           <w:rFonts w:ascii="Times New Roman" w:hAnsi="Times New Roman" w:cs="Times New Roman"/>
         </w:rPr>
         <w:t>A.2 Out-of-Scope</w:t>
       </w:r>
-      <w:bookmarkEnd w:id="50"/>
+      <w:bookmarkEnd w:id="57"/>
     </w:p>
     <w:p>
       <w:pPr>
@@ -16524,20 +20592,19 @@
     </w:p>
     <w:p>
       <w:pPr>
-        <w:pStyle w:val="Heading2"/>
-        <w:jc w:val="left"/>
-        <w:rPr>
-          <w:rFonts w:ascii="Times New Roman" w:hAnsi="Times New Roman" w:cs="Times New Roman"/>
-        </w:rPr>
-      </w:pPr>
-      <w:bookmarkStart w:id="51" w:name="_Toc218682292"/>
+        <w:pStyle w:val="Heading3"/>
+        <w:rPr>
+          <w:rFonts w:ascii="Times New Roman" w:hAnsi="Times New Roman" w:cs="Times New Roman"/>
+        </w:rPr>
+      </w:pPr>
+      <w:bookmarkStart w:id="58" w:name="_Toc220081613"/>
       <w:r>
         <w:rPr>
           <w:rFonts w:ascii="Times New Roman" w:hAnsi="Times New Roman" w:cs="Times New Roman"/>
         </w:rPr>
         <w:t>A.3 Assumptions &amp; Dependencies</w:t>
       </w:r>
-      <w:bookmarkEnd w:id="51"/>
+      <w:bookmarkEnd w:id="58"/>
     </w:p>
     <w:p>
       <w:pPr>
@@ -16582,20 +20649,19 @@
     </w:p>
     <w:p>
       <w:pPr>
-        <w:pStyle w:val="Heading2"/>
-        <w:jc w:val="left"/>
-        <w:rPr>
-          <w:rFonts w:ascii="Times New Roman" w:hAnsi="Times New Roman" w:cs="Times New Roman"/>
-        </w:rPr>
-      </w:pPr>
-      <w:bookmarkStart w:id="52" w:name="_Toc218682293"/>
+        <w:pStyle w:val="Heading3"/>
+        <w:rPr>
+          <w:rFonts w:ascii="Times New Roman" w:hAnsi="Times New Roman" w:cs="Times New Roman"/>
+        </w:rPr>
+      </w:pPr>
+      <w:bookmarkStart w:id="59" w:name="_Toc220081614"/>
       <w:r>
         <w:rPr>
           <w:rFonts w:ascii="Times New Roman" w:hAnsi="Times New Roman" w:cs="Times New Roman"/>
         </w:rPr>
         <w:t>A.4 Clarification on Intelligent Components</w:t>
       </w:r>
-      <w:bookmarkEnd w:id="52"/>
+      <w:bookmarkEnd w:id="59"/>
     </w:p>
     <w:p>
       <w:pPr>
@@ -16612,20 +20678,19 @@
     </w:p>
     <w:p>
       <w:pPr>
-        <w:pStyle w:val="Heading2"/>
-        <w:jc w:val="left"/>
-        <w:rPr>
-          <w:rFonts w:ascii="Times New Roman" w:hAnsi="Times New Roman" w:cs="Times New Roman"/>
-        </w:rPr>
-      </w:pPr>
-      <w:bookmarkStart w:id="53" w:name="_Toc218682294"/>
+        <w:pStyle w:val="Heading3"/>
+        <w:rPr>
+          <w:rFonts w:ascii="Times New Roman" w:hAnsi="Times New Roman" w:cs="Times New Roman"/>
+        </w:rPr>
+      </w:pPr>
+      <w:bookmarkStart w:id="60" w:name="_Toc220081615"/>
       <w:r>
         <w:rPr>
           <w:rFonts w:ascii="Times New Roman" w:hAnsi="Times New Roman" w:cs="Times New Roman"/>
         </w:rPr>
         <w:t>A.5 Verification Methods Summary</w:t>
       </w:r>
-      <w:bookmarkEnd w:id="53"/>
+      <w:bookmarkEnd w:id="60"/>
     </w:p>
     <w:p>
       <w:pPr>
@@ -16663,20 +20728,19 @@
     </w:p>
     <w:p>
       <w:pPr>
-        <w:pStyle w:val="Heading2"/>
-        <w:jc w:val="left"/>
-        <w:rPr>
-          <w:rFonts w:ascii="Times New Roman" w:hAnsi="Times New Roman" w:cs="Times New Roman"/>
-        </w:rPr>
-      </w:pPr>
-      <w:bookmarkStart w:id="54" w:name="_Toc218682295"/>
+        <w:pStyle w:val="Heading3"/>
+        <w:rPr>
+          <w:rFonts w:ascii="Times New Roman" w:hAnsi="Times New Roman" w:cs="Times New Roman"/>
+        </w:rPr>
+      </w:pPr>
+      <w:bookmarkStart w:id="61" w:name="_Toc220081616"/>
       <w:r>
         <w:rPr>
           <w:rFonts w:ascii="Times New Roman" w:hAnsi="Times New Roman" w:cs="Times New Roman"/>
         </w:rPr>
         <w:t>A.6 Algorithm Correctness Note</w:t>
       </w:r>
-      <w:bookmarkEnd w:id="54"/>
+      <w:bookmarkEnd w:id="61"/>
     </w:p>
     <w:p>
       <w:pPr>
@@ -16692,7 +20756,7 @@
       </w:r>
     </w:p>
     <w:sectPr>
-      <w:headerReference w:type="default" r:id="rId16"/>
+      <w:headerReference w:type="default" r:id="rId21"/>
       <w:pgSz w:w="11906" w:h="16838"/>
       <w:pgMar w:top="1440" w:right="1440" w:bottom="1440" w:left="1440" w:header="708" w:footer="708" w:gutter="0"/>
       <w:cols w:space="708"/>
@@ -16825,6 +20889,45 @@
 <file path=word/numbering.xml><?xml version="1.0" encoding="utf-8"?>
 <w:numbering xmlns:wpc="http://schemas.microsoft.com/office/word/2010/wordprocessingCanvas" xmlns:cx="http://schemas.microsoft.com/office/drawing/2014/chartex" xmlns:cx1="http://schemas.microsoft.com/office/drawing/2015/9/8/chartex" xmlns:cx2="http://schemas.microsoft.com/office/drawing/2015/10/21/chartex" xmlns:cx3="http://schemas.microsoft.com/office/drawing/2016/5/9/chartex" xmlns:cx4="http://schemas.microsoft.com/office/drawing/2016/5/10/chartex" xmlns:cx5="http://schemas.microsoft.com/office/drawing/2016/5/11/chartex" xmlns:cx6="http://schemas.microsoft.com/office/drawing/2016/5/12/chartex" xmlns:cx7="http://schemas.microsoft.com/office/drawing/2016/5/13/chartex" xmlns:cx8="http://schemas.microsoft.com/office/drawing/2016/5/14/chartex" xmlns:mc="http://schemas.openxmlformats.org/markup-compatibility/2006" xmlns:aink="http://schemas.microsoft.com/office/drawing/2016/ink" xmlns:am3d="http://schemas.microsoft.com/office/drawing/2017/model3d" xmlns:o="urn:schemas-microsoft-com:office:office" xmlns:oel="http://schemas.microsoft.com/office/2019/extlst" xmlns:r="http://schemas.openxmlformats.org/officeDocument/2006/relationships" xmlns:m="http://schemas.openxmlformats.org/officeDocument/2006/math" xmlns:v="urn:schemas-microsoft-com:vml" xmlns:wp14="http://schemas.microsoft.com/office/word/2010/wordprocessingDrawing" xmlns:wp="http://schemas.openxmlformats.org/drawingml/2006/wordprocessingDrawing" xmlns:w10="urn:schemas-microsoft-com:office:word" xmlns:w="http://schemas.openxmlformats.org/wordprocessingml/2006/main" xmlns:w14="http://schemas.microsoft.com/office/word/2010/wordml" xmlns:w15="http://schemas.microsoft.com/office/word/2012/wordml" xmlns:w16cex="http://schemas.microsoft.com/office/word/2018/wordml/cex" xmlns:w16cid="http://schemas.microsoft.com/office/word/2016/wordml/cid" xmlns:w16="http://schemas.microsoft.com/office/word/2018/wordml" xmlns:w16du="http://schemas.microsoft.com/office/word/2023/wordml/word16du" xmlns:w16sdtdh="http://schemas.microsoft.com/office/word/2020/wordml/sdtdatahash" xmlns:w16sdtfl="http://schemas.microsoft.com/office/word/2024/wordml/sdtformatlock" xmlns:w16se="http://schemas.microsoft.com/office/word/2015/wordml/symex" xmlns:wpg="http://schemas.microsoft.com/office/word/2010/wordprocessingGroup" xmlns:wpi="http://schemas.microsoft.com/office/word/2010/wordprocessingInk" xmlns:wne="http://schemas.microsoft.com/office/word/2006/wordml" xmlns:wps="http://schemas.microsoft.com/office/word/2010/wordprocessingShape" mc:Ignorable="w14 w15 w16se w16cid w16 w16cex w16sdtdh w16sdtfl w16du wp14">
   <w:abstractNum w:abstractNumId="0" w15:restartNumberingAfterBreak="0">
+    <w:nsid w:val="FFFFFF88"/>
+    <w:multiLevelType w:val="singleLevel"/>
+    <w:tmpl w:val="457AB8E2"/>
+    <w:lvl w:ilvl="0">
+      <w:start w:val="1"/>
+      <w:numFmt w:val="decimal"/>
+      <w:pStyle w:val="ListNumber"/>
+      <w:lvlText w:val="%1."/>
+      <w:lvlJc w:val="left"/>
+      <w:pPr>
+        <w:tabs>
+          <w:tab w:val="num" w:pos="360"/>
+        </w:tabs>
+        <w:ind w:left="360" w:hanging="360"/>
+      </w:pPr>
+    </w:lvl>
+  </w:abstractNum>
+  <w:abstractNum w:abstractNumId="1" w15:restartNumberingAfterBreak="0">
+    <w:nsid w:val="FFFFFF89"/>
+    <w:multiLevelType w:val="singleLevel"/>
+    <w:tmpl w:val="06EA8F90"/>
+    <w:lvl w:ilvl="0">
+      <w:start w:val="1"/>
+      <w:numFmt w:val="bullet"/>
+      <w:pStyle w:val="ListBullet"/>
+      <w:lvlText w:val=""/>
+      <w:lvlJc w:val="left"/>
+      <w:pPr>
+        <w:tabs>
+          <w:tab w:val="num" w:pos="360"/>
+        </w:tabs>
+        <w:ind w:left="360" w:hanging="360"/>
+      </w:pPr>
+      <w:rPr>
+        <w:rFonts w:ascii="Symbol" w:hAnsi="Symbol" w:hint="default"/>
+      </w:rPr>
+    </w:lvl>
+  </w:abstractNum>
+  <w:abstractNum w:abstractNumId="2" w15:restartNumberingAfterBreak="0">
     <w:nsid w:val="02400534"/>
     <w:multiLevelType w:val="multilevel"/>
     <w:tmpl w:val="8954D6AE"/>
@@ -16973,7 +21076,7 @@
       </w:rPr>
     </w:lvl>
   </w:abstractNum>
-  <w:abstractNum w:abstractNumId="1" w15:restartNumberingAfterBreak="0">
+  <w:abstractNum w:abstractNumId="3" w15:restartNumberingAfterBreak="0">
     <w:nsid w:val="053F773F"/>
     <w:multiLevelType w:val="multilevel"/>
     <w:tmpl w:val="F9F4C9E6"/>
@@ -17122,7 +21225,7 @@
       </w:rPr>
     </w:lvl>
   </w:abstractNum>
-  <w:abstractNum w:abstractNumId="2" w15:restartNumberingAfterBreak="0">
+  <w:abstractNum w:abstractNumId="4" w15:restartNumberingAfterBreak="0">
     <w:nsid w:val="0F073DA5"/>
     <w:multiLevelType w:val="hybridMultilevel"/>
     <w:tmpl w:val="3B92C58A"/>
@@ -17235,7 +21338,7 @@
       </w:rPr>
     </w:lvl>
   </w:abstractNum>
-  <w:abstractNum w:abstractNumId="3" w15:restartNumberingAfterBreak="0">
+  <w:abstractNum w:abstractNumId="5" w15:restartNumberingAfterBreak="0">
     <w:nsid w:val="0FA02472"/>
     <w:multiLevelType w:val="multilevel"/>
     <w:tmpl w:val="E20C9F40"/>
@@ -17384,7 +21487,7 @@
       </w:rPr>
     </w:lvl>
   </w:abstractNum>
-  <w:abstractNum w:abstractNumId="4" w15:restartNumberingAfterBreak="0">
+  <w:abstractNum w:abstractNumId="6" w15:restartNumberingAfterBreak="0">
     <w:nsid w:val="11EA0168"/>
     <w:multiLevelType w:val="multilevel"/>
     <w:tmpl w:val="31E21F24"/>
@@ -17533,7 +21636,7 @@
       </w:rPr>
     </w:lvl>
   </w:abstractNum>
-  <w:abstractNum w:abstractNumId="5" w15:restartNumberingAfterBreak="0">
+  <w:abstractNum w:abstractNumId="7" w15:restartNumberingAfterBreak="0">
     <w:nsid w:val="13F430F5"/>
     <w:multiLevelType w:val="multilevel"/>
     <w:tmpl w:val="A5A89EA8"/>
@@ -17682,7 +21785,7 @@
       </w:rPr>
     </w:lvl>
   </w:abstractNum>
-  <w:abstractNum w:abstractNumId="6" w15:restartNumberingAfterBreak="0">
+  <w:abstractNum w:abstractNumId="8" w15:restartNumberingAfterBreak="0">
     <w:nsid w:val="179C000B"/>
     <w:multiLevelType w:val="hybridMultilevel"/>
     <w:tmpl w:val="AAF04E74"/>
@@ -17768,7 +21871,7 @@
       </w:pPr>
     </w:lvl>
   </w:abstractNum>
-  <w:abstractNum w:abstractNumId="7" w15:restartNumberingAfterBreak="0">
+  <w:abstractNum w:abstractNumId="9" w15:restartNumberingAfterBreak="0">
     <w:nsid w:val="186341A4"/>
     <w:multiLevelType w:val="multilevel"/>
     <w:tmpl w:val="E62A689A"/>
@@ -17917,7 +22020,7 @@
       </w:rPr>
     </w:lvl>
   </w:abstractNum>
-  <w:abstractNum w:abstractNumId="8" w15:restartNumberingAfterBreak="0">
+  <w:abstractNum w:abstractNumId="10" w15:restartNumberingAfterBreak="0">
     <w:nsid w:val="1C4F3577"/>
     <w:multiLevelType w:val="multilevel"/>
     <w:tmpl w:val="908CBF28"/>
@@ -18066,7 +22169,93 @@
       </w:rPr>
     </w:lvl>
   </w:abstractNum>
-  <w:abstractNum w:abstractNumId="9" w15:restartNumberingAfterBreak="0">
+  <w:abstractNum w:abstractNumId="11" w15:restartNumberingAfterBreak="0">
+    <w:nsid w:val="1DA87170"/>
+    <w:multiLevelType w:val="hybridMultilevel"/>
+    <w:tmpl w:val="39026F6A"/>
+    <w:lvl w:ilvl="0" w:tplc="0809000F">
+      <w:start w:val="1"/>
+      <w:numFmt w:val="decimal"/>
+      <w:lvlText w:val="%1."/>
+      <w:lvlJc w:val="left"/>
+      <w:pPr>
+        <w:ind w:left="360" w:hanging="360"/>
+      </w:pPr>
+    </w:lvl>
+    <w:lvl w:ilvl="1" w:tplc="08090019" w:tentative="1">
+      <w:start w:val="1"/>
+      <w:numFmt w:val="lowerLetter"/>
+      <w:lvlText w:val="%2."/>
+      <w:lvlJc w:val="left"/>
+      <w:pPr>
+        <w:ind w:left="1080" w:hanging="360"/>
+      </w:pPr>
+    </w:lvl>
+    <w:lvl w:ilvl="2" w:tplc="0809001B" w:tentative="1">
+      <w:start w:val="1"/>
+      <w:numFmt w:val="lowerRoman"/>
+      <w:lvlText w:val="%3."/>
+      <w:lvlJc w:val="right"/>
+      <w:pPr>
+        <w:ind w:left="1800" w:hanging="180"/>
+      </w:pPr>
+    </w:lvl>
+    <w:lvl w:ilvl="3" w:tplc="0809000F" w:tentative="1">
+      <w:start w:val="1"/>
+      <w:numFmt w:val="decimal"/>
+      <w:lvlText w:val="%4."/>
+      <w:lvlJc w:val="left"/>
+      <w:pPr>
+        <w:ind w:left="2520" w:hanging="360"/>
+      </w:pPr>
+    </w:lvl>
+    <w:lvl w:ilvl="4" w:tplc="08090019" w:tentative="1">
+      <w:start w:val="1"/>
+      <w:numFmt w:val="lowerLetter"/>
+      <w:lvlText w:val="%5."/>
+      <w:lvlJc w:val="left"/>
+      <w:pPr>
+        <w:ind w:left="3240" w:hanging="360"/>
+      </w:pPr>
+    </w:lvl>
+    <w:lvl w:ilvl="5" w:tplc="0809001B" w:tentative="1">
+      <w:start w:val="1"/>
+      <w:numFmt w:val="lowerRoman"/>
+      <w:lvlText w:val="%6."/>
+      <w:lvlJc w:val="right"/>
+      <w:pPr>
+        <w:ind w:left="3960" w:hanging="180"/>
+      </w:pPr>
+    </w:lvl>
+    <w:lvl w:ilvl="6" w:tplc="0809000F" w:tentative="1">
+      <w:start w:val="1"/>
+      <w:numFmt w:val="decimal"/>
+      <w:lvlText w:val="%7."/>
+      <w:lvlJc w:val="left"/>
+      <w:pPr>
+        <w:ind w:left="4680" w:hanging="360"/>
+      </w:pPr>
+    </w:lvl>
+    <w:lvl w:ilvl="7" w:tplc="08090019" w:tentative="1">
+      <w:start w:val="1"/>
+      <w:numFmt w:val="lowerLetter"/>
+      <w:lvlText w:val="%8."/>
+      <w:lvlJc w:val="left"/>
+      <w:pPr>
+        <w:ind w:left="5400" w:hanging="360"/>
+      </w:pPr>
+    </w:lvl>
+    <w:lvl w:ilvl="8" w:tplc="0809001B" w:tentative="1">
+      <w:start w:val="1"/>
+      <w:numFmt w:val="lowerRoman"/>
+      <w:lvlText w:val="%9."/>
+      <w:lvlJc w:val="right"/>
+      <w:pPr>
+        <w:ind w:left="6120" w:hanging="180"/>
+      </w:pPr>
+    </w:lvl>
+  </w:abstractNum>
+  <w:abstractNum w:abstractNumId="12" w15:restartNumberingAfterBreak="0">
     <w:nsid w:val="1F7F0081"/>
     <w:multiLevelType w:val="multilevel"/>
     <w:tmpl w:val="11B48966"/>
@@ -18215,7 +22404,156 @@
       </w:rPr>
     </w:lvl>
   </w:abstractNum>
-  <w:abstractNum w:abstractNumId="10" w15:restartNumberingAfterBreak="0">
+  <w:abstractNum w:abstractNumId="13" w15:restartNumberingAfterBreak="0">
+    <w:nsid w:val="20800A14"/>
+    <w:multiLevelType w:val="multilevel"/>
+    <w:tmpl w:val="AC04BC3C"/>
+    <w:lvl w:ilvl="0">
+      <w:start w:val="1"/>
+      <w:numFmt w:val="bullet"/>
+      <w:lvlText w:val=""/>
+      <w:lvlJc w:val="left"/>
+      <w:pPr>
+        <w:tabs>
+          <w:tab w:val="num" w:pos="720"/>
+        </w:tabs>
+        <w:ind w:left="720" w:hanging="360"/>
+      </w:pPr>
+      <w:rPr>
+        <w:rFonts w:ascii="Symbol" w:hAnsi="Symbol" w:hint="default"/>
+        <w:sz w:val="20"/>
+      </w:rPr>
+    </w:lvl>
+    <w:lvl w:ilvl="1" w:tentative="1">
+      <w:start w:val="1"/>
+      <w:numFmt w:val="bullet"/>
+      <w:lvlText w:val="o"/>
+      <w:lvlJc w:val="left"/>
+      <w:pPr>
+        <w:tabs>
+          <w:tab w:val="num" w:pos="1440"/>
+        </w:tabs>
+        <w:ind w:left="1440" w:hanging="360"/>
+      </w:pPr>
+      <w:rPr>
+        <w:rFonts w:ascii="Courier New" w:hAnsi="Courier New" w:hint="default"/>
+        <w:sz w:val="20"/>
+      </w:rPr>
+    </w:lvl>
+    <w:lvl w:ilvl="2" w:tentative="1">
+      <w:start w:val="1"/>
+      <w:numFmt w:val="bullet"/>
+      <w:lvlText w:val=""/>
+      <w:lvlJc w:val="left"/>
+      <w:pPr>
+        <w:tabs>
+          <w:tab w:val="num" w:pos="2160"/>
+        </w:tabs>
+        <w:ind w:left="2160" w:hanging="360"/>
+      </w:pPr>
+      <w:rPr>
+        <w:rFonts w:ascii="Wingdings" w:hAnsi="Wingdings" w:hint="default"/>
+        <w:sz w:val="20"/>
+      </w:rPr>
+    </w:lvl>
+    <w:lvl w:ilvl="3" w:tentative="1">
+      <w:start w:val="1"/>
+      <w:numFmt w:val="bullet"/>
+      <w:lvlText w:val=""/>
+      <w:lvlJc w:val="left"/>
+      <w:pPr>
+        <w:tabs>
+          <w:tab w:val="num" w:pos="2880"/>
+        </w:tabs>
+        <w:ind w:left="2880" w:hanging="360"/>
+      </w:pPr>
+      <w:rPr>
+        <w:rFonts w:ascii="Wingdings" w:hAnsi="Wingdings" w:hint="default"/>
+        <w:sz w:val="20"/>
+      </w:rPr>
+    </w:lvl>
+    <w:lvl w:ilvl="4" w:tentative="1">
+      <w:start w:val="1"/>
+      <w:numFmt w:val="bullet"/>
+      <w:lvlText w:val=""/>
+      <w:lvlJc w:val="left"/>
+      <w:pPr>
+        <w:tabs>
+          <w:tab w:val="num" w:pos="3600"/>
+        </w:tabs>
+        <w:ind w:left="3600" w:hanging="360"/>
+      </w:pPr>
+      <w:rPr>
+        <w:rFonts w:ascii="Wingdings" w:hAnsi="Wingdings" w:hint="default"/>
+        <w:sz w:val="20"/>
+      </w:rPr>
+    </w:lvl>
+    <w:lvl w:ilvl="5" w:tentative="1">
+      <w:start w:val="1"/>
+      <w:numFmt w:val="bullet"/>
+      <w:lvlText w:val=""/>
+      <w:lvlJc w:val="left"/>
+      <w:pPr>
+        <w:tabs>
+          <w:tab w:val="num" w:pos="4320"/>
+        </w:tabs>
+        <w:ind w:left="4320" w:hanging="360"/>
+      </w:pPr>
+      <w:rPr>
+        <w:rFonts w:ascii="Wingdings" w:hAnsi="Wingdings" w:hint="default"/>
+        <w:sz w:val="20"/>
+      </w:rPr>
+    </w:lvl>
+    <w:lvl w:ilvl="6" w:tentative="1">
+      <w:start w:val="1"/>
+      <w:numFmt w:val="bullet"/>
+      <w:lvlText w:val=""/>
+      <w:lvlJc w:val="left"/>
+      <w:pPr>
+        <w:tabs>
+          <w:tab w:val="num" w:pos="5040"/>
+        </w:tabs>
+        <w:ind w:left="5040" w:hanging="360"/>
+      </w:pPr>
+      <w:rPr>
+        <w:rFonts w:ascii="Wingdings" w:hAnsi="Wingdings" w:hint="default"/>
+        <w:sz w:val="20"/>
+      </w:rPr>
+    </w:lvl>
+    <w:lvl w:ilvl="7" w:tentative="1">
+      <w:start w:val="1"/>
+      <w:numFmt w:val="bullet"/>
+      <w:lvlText w:val=""/>
+      <w:lvlJc w:val="left"/>
+      <w:pPr>
+        <w:tabs>
+          <w:tab w:val="num" w:pos="5760"/>
+        </w:tabs>
+        <w:ind w:left="5760" w:hanging="360"/>
+      </w:pPr>
+      <w:rPr>
+        <w:rFonts w:ascii="Wingdings" w:hAnsi="Wingdings" w:hint="default"/>
+        <w:sz w:val="20"/>
+      </w:rPr>
+    </w:lvl>
+    <w:lvl w:ilvl="8" w:tentative="1">
+      <w:start w:val="1"/>
+      <w:numFmt w:val="bullet"/>
+      <w:lvlText w:val=""/>
+      <w:lvlJc w:val="left"/>
+      <w:pPr>
+        <w:tabs>
+          <w:tab w:val="num" w:pos="6480"/>
+        </w:tabs>
+        <w:ind w:left="6480" w:hanging="360"/>
+      </w:pPr>
+      <w:rPr>
+        <w:rFonts w:ascii="Wingdings" w:hAnsi="Wingdings" w:hint="default"/>
+        <w:sz w:val="20"/>
+      </w:rPr>
+    </w:lvl>
+  </w:abstractNum>
+  <w:abstractNum w:abstractNumId="14" w15:restartNumberingAfterBreak="0">
     <w:nsid w:val="249C3B27"/>
     <w:multiLevelType w:val="multilevel"/>
     <w:tmpl w:val="0D942E40"/>
@@ -18364,7 +22702,7 @@
       </w:rPr>
     </w:lvl>
   </w:abstractNum>
-  <w:abstractNum w:abstractNumId="11" w15:restartNumberingAfterBreak="0">
+  <w:abstractNum w:abstractNumId="15" w15:restartNumberingAfterBreak="0">
     <w:nsid w:val="270408E4"/>
     <w:multiLevelType w:val="hybridMultilevel"/>
     <w:tmpl w:val="FCD621F0"/>
@@ -18453,7 +22791,242 @@
       </w:pPr>
     </w:lvl>
   </w:abstractNum>
-  <w:abstractNum w:abstractNumId="12" w15:restartNumberingAfterBreak="0">
+  <w:abstractNum w:abstractNumId="16" w15:restartNumberingAfterBreak="0">
+    <w:nsid w:val="2DBB197E"/>
+    <w:multiLevelType w:val="multilevel"/>
+    <w:tmpl w:val="5CE29DB4"/>
+    <w:lvl w:ilvl="0">
+      <w:start w:val="1"/>
+      <w:numFmt w:val="bullet"/>
+      <w:lvlText w:val=""/>
+      <w:lvlJc w:val="left"/>
+      <w:pPr>
+        <w:tabs>
+          <w:tab w:val="num" w:pos="720"/>
+        </w:tabs>
+        <w:ind w:left="720" w:hanging="360"/>
+      </w:pPr>
+      <w:rPr>
+        <w:rFonts w:ascii="Symbol" w:hAnsi="Symbol" w:hint="default"/>
+        <w:sz w:val="20"/>
+      </w:rPr>
+    </w:lvl>
+    <w:lvl w:ilvl="1" w:tentative="1">
+      <w:start w:val="1"/>
+      <w:numFmt w:val="bullet"/>
+      <w:lvlText w:val="o"/>
+      <w:lvlJc w:val="left"/>
+      <w:pPr>
+        <w:tabs>
+          <w:tab w:val="num" w:pos="1440"/>
+        </w:tabs>
+        <w:ind w:left="1440" w:hanging="360"/>
+      </w:pPr>
+      <w:rPr>
+        <w:rFonts w:ascii="Courier New" w:hAnsi="Courier New" w:hint="default"/>
+        <w:sz w:val="20"/>
+      </w:rPr>
+    </w:lvl>
+    <w:lvl w:ilvl="2" w:tentative="1">
+      <w:start w:val="1"/>
+      <w:numFmt w:val="bullet"/>
+      <w:lvlText w:val=""/>
+      <w:lvlJc w:val="left"/>
+      <w:pPr>
+        <w:tabs>
+          <w:tab w:val="num" w:pos="2160"/>
+        </w:tabs>
+        <w:ind w:left="2160" w:hanging="360"/>
+      </w:pPr>
+      <w:rPr>
+        <w:rFonts w:ascii="Wingdings" w:hAnsi="Wingdings" w:hint="default"/>
+        <w:sz w:val="20"/>
+      </w:rPr>
+    </w:lvl>
+    <w:lvl w:ilvl="3" w:tentative="1">
+      <w:start w:val="1"/>
+      <w:numFmt w:val="bullet"/>
+      <w:lvlText w:val=""/>
+      <w:lvlJc w:val="left"/>
+      <w:pPr>
+        <w:tabs>
+          <w:tab w:val="num" w:pos="2880"/>
+        </w:tabs>
+        <w:ind w:left="2880" w:hanging="360"/>
+      </w:pPr>
+      <w:rPr>
+        <w:rFonts w:ascii="Wingdings" w:hAnsi="Wingdings" w:hint="default"/>
+        <w:sz w:val="20"/>
+      </w:rPr>
+    </w:lvl>
+    <w:lvl w:ilvl="4" w:tentative="1">
+      <w:start w:val="1"/>
+      <w:numFmt w:val="bullet"/>
+      <w:lvlText w:val=""/>
+      <w:lvlJc w:val="left"/>
+      <w:pPr>
+        <w:tabs>
+          <w:tab w:val="num" w:pos="3600"/>
+        </w:tabs>
+        <w:ind w:left="3600" w:hanging="360"/>
+      </w:pPr>
+      <w:rPr>
+        <w:rFonts w:ascii="Wingdings" w:hAnsi="Wingdings" w:hint="default"/>
+        <w:sz w:val="20"/>
+      </w:rPr>
+    </w:lvl>
+    <w:lvl w:ilvl="5" w:tentative="1">
+      <w:start w:val="1"/>
+      <w:numFmt w:val="bullet"/>
+      <w:lvlText w:val=""/>
+      <w:lvlJc w:val="left"/>
+      <w:pPr>
+        <w:tabs>
+          <w:tab w:val="num" w:pos="4320"/>
+        </w:tabs>
+        <w:ind w:left="4320" w:hanging="360"/>
+      </w:pPr>
+      <w:rPr>
+        <w:rFonts w:ascii="Wingdings" w:hAnsi="Wingdings" w:hint="default"/>
+        <w:sz w:val="20"/>
+      </w:rPr>
+    </w:lvl>
+    <w:lvl w:ilvl="6" w:tentative="1">
+      <w:start w:val="1"/>
+      <w:numFmt w:val="bullet"/>
+      <w:lvlText w:val=""/>
+      <w:lvlJc w:val="left"/>
+      <w:pPr>
+        <w:tabs>
+          <w:tab w:val="num" w:pos="5040"/>
+        </w:tabs>
+        <w:ind w:left="5040" w:hanging="360"/>
+      </w:pPr>
+      <w:rPr>
+        <w:rFonts w:ascii="Wingdings" w:hAnsi="Wingdings" w:hint="default"/>
+        <w:sz w:val="20"/>
+      </w:rPr>
+    </w:lvl>
+    <w:lvl w:ilvl="7" w:tentative="1">
+      <w:start w:val="1"/>
+      <w:numFmt w:val="bullet"/>
+      <w:lvlText w:val=""/>
+      <w:lvlJc w:val="left"/>
+      <w:pPr>
+        <w:tabs>
+          <w:tab w:val="num" w:pos="5760"/>
+        </w:tabs>
+        <w:ind w:left="5760" w:hanging="360"/>
+      </w:pPr>
+      <w:rPr>
+        <w:rFonts w:ascii="Wingdings" w:hAnsi="Wingdings" w:hint="default"/>
+        <w:sz w:val="20"/>
+      </w:rPr>
+    </w:lvl>
+    <w:lvl w:ilvl="8" w:tentative="1">
+      <w:start w:val="1"/>
+      <w:numFmt w:val="bullet"/>
+      <w:lvlText w:val=""/>
+      <w:lvlJc w:val="left"/>
+      <w:pPr>
+        <w:tabs>
+          <w:tab w:val="num" w:pos="6480"/>
+        </w:tabs>
+        <w:ind w:left="6480" w:hanging="360"/>
+      </w:pPr>
+      <w:rPr>
+        <w:rFonts w:ascii="Wingdings" w:hAnsi="Wingdings" w:hint="default"/>
+        <w:sz w:val="20"/>
+      </w:rPr>
+    </w:lvl>
+  </w:abstractNum>
+  <w:abstractNum w:abstractNumId="17" w15:restartNumberingAfterBreak="0">
+    <w:nsid w:val="300457BD"/>
+    <w:multiLevelType w:val="hybridMultilevel"/>
+    <w:tmpl w:val="48C8AA36"/>
+    <w:lvl w:ilvl="0" w:tplc="0809000F">
+      <w:start w:val="1"/>
+      <w:numFmt w:val="decimal"/>
+      <w:lvlText w:val="%1."/>
+      <w:lvlJc w:val="left"/>
+      <w:pPr>
+        <w:ind w:left="360" w:hanging="360"/>
+      </w:pPr>
+    </w:lvl>
+    <w:lvl w:ilvl="1" w:tplc="08090019" w:tentative="1">
+      <w:start w:val="1"/>
+      <w:numFmt w:val="lowerLetter"/>
+      <w:lvlText w:val="%2."/>
+      <w:lvlJc w:val="left"/>
+      <w:pPr>
+        <w:ind w:left="1080" w:hanging="360"/>
+      </w:pPr>
+    </w:lvl>
+    <w:lvl w:ilvl="2" w:tplc="0809001B" w:tentative="1">
+      <w:start w:val="1"/>
+      <w:numFmt w:val="lowerRoman"/>
+      <w:lvlText w:val="%3."/>
+      <w:lvlJc w:val="right"/>
+      <w:pPr>
+        <w:ind w:left="1800" w:hanging="180"/>
+      </w:pPr>
+    </w:lvl>
+    <w:lvl w:ilvl="3" w:tplc="0809000F" w:tentative="1">
+      <w:start w:val="1"/>
+      <w:numFmt w:val="decimal"/>
+      <w:lvlText w:val="%4."/>
+      <w:lvlJc w:val="left"/>
+      <w:pPr>
+        <w:ind w:left="2520" w:hanging="360"/>
+      </w:pPr>
+    </w:lvl>
+    <w:lvl w:ilvl="4" w:tplc="08090019" w:tentative="1">
+      <w:start w:val="1"/>
+      <w:numFmt w:val="lowerLetter"/>
+      <w:lvlText w:val="%5."/>
+      <w:lvlJc w:val="left"/>
+      <w:pPr>
+        <w:ind w:left="3240" w:hanging="360"/>
+      </w:pPr>
+    </w:lvl>
+    <w:lvl w:ilvl="5" w:tplc="0809001B" w:tentative="1">
+      <w:start w:val="1"/>
+      <w:numFmt w:val="lowerRoman"/>
+      <w:lvlText w:val="%6."/>
+      <w:lvlJc w:val="right"/>
+      <w:pPr>
+        <w:ind w:left="3960" w:hanging="180"/>
+      </w:pPr>
+    </w:lvl>
+    <w:lvl w:ilvl="6" w:tplc="0809000F" w:tentative="1">
+      <w:start w:val="1"/>
+      <w:numFmt w:val="decimal"/>
+      <w:lvlText w:val="%7."/>
+      <w:lvlJc w:val="left"/>
+      <w:pPr>
+        <w:ind w:left="4680" w:hanging="360"/>
+      </w:pPr>
+    </w:lvl>
+    <w:lvl w:ilvl="7" w:tplc="08090019" w:tentative="1">
+      <w:start w:val="1"/>
+      <w:numFmt w:val="lowerLetter"/>
+      <w:lvlText w:val="%8."/>
+      <w:lvlJc w:val="left"/>
+      <w:pPr>
+        <w:ind w:left="5400" w:hanging="360"/>
+      </w:pPr>
+    </w:lvl>
+    <w:lvl w:ilvl="8" w:tplc="0809001B" w:tentative="1">
+      <w:start w:val="1"/>
+      <w:numFmt w:val="lowerRoman"/>
+      <w:lvlText w:val="%9."/>
+      <w:lvlJc w:val="right"/>
+      <w:pPr>
+        <w:ind w:left="6120" w:hanging="180"/>
+      </w:pPr>
+    </w:lvl>
+  </w:abstractNum>
+  <w:abstractNum w:abstractNumId="18" w15:restartNumberingAfterBreak="0">
     <w:nsid w:val="32465D3D"/>
     <w:multiLevelType w:val="multilevel"/>
     <w:tmpl w:val="76D66D14"/>
@@ -18566,7 +23139,242 @@
       </w:pPr>
     </w:lvl>
   </w:abstractNum>
-  <w:abstractNum w:abstractNumId="13" w15:restartNumberingAfterBreak="0">
+  <w:abstractNum w:abstractNumId="19" w15:restartNumberingAfterBreak="0">
+    <w:nsid w:val="380E1EE1"/>
+    <w:multiLevelType w:val="hybridMultilevel"/>
+    <w:tmpl w:val="841A5BEC"/>
+    <w:lvl w:ilvl="0" w:tplc="0809000F">
+      <w:start w:val="1"/>
+      <w:numFmt w:val="decimal"/>
+      <w:lvlText w:val="%1."/>
+      <w:lvlJc w:val="left"/>
+      <w:pPr>
+        <w:ind w:left="360" w:hanging="360"/>
+      </w:pPr>
+    </w:lvl>
+    <w:lvl w:ilvl="1" w:tplc="08090019" w:tentative="1">
+      <w:start w:val="1"/>
+      <w:numFmt w:val="lowerLetter"/>
+      <w:lvlText w:val="%2."/>
+      <w:lvlJc w:val="left"/>
+      <w:pPr>
+        <w:ind w:left="1080" w:hanging="360"/>
+      </w:pPr>
+    </w:lvl>
+    <w:lvl w:ilvl="2" w:tplc="0809001B" w:tentative="1">
+      <w:start w:val="1"/>
+      <w:numFmt w:val="lowerRoman"/>
+      <w:lvlText w:val="%3."/>
+      <w:lvlJc w:val="right"/>
+      <w:pPr>
+        <w:ind w:left="1800" w:hanging="180"/>
+      </w:pPr>
+    </w:lvl>
+    <w:lvl w:ilvl="3" w:tplc="0809000F" w:tentative="1">
+      <w:start w:val="1"/>
+      <w:numFmt w:val="decimal"/>
+      <w:lvlText w:val="%4."/>
+      <w:lvlJc w:val="left"/>
+      <w:pPr>
+        <w:ind w:left="2520" w:hanging="360"/>
+      </w:pPr>
+    </w:lvl>
+    <w:lvl w:ilvl="4" w:tplc="08090019" w:tentative="1">
+      <w:start w:val="1"/>
+      <w:numFmt w:val="lowerLetter"/>
+      <w:lvlText w:val="%5."/>
+      <w:lvlJc w:val="left"/>
+      <w:pPr>
+        <w:ind w:left="3240" w:hanging="360"/>
+      </w:pPr>
+    </w:lvl>
+    <w:lvl w:ilvl="5" w:tplc="0809001B" w:tentative="1">
+      <w:start w:val="1"/>
+      <w:numFmt w:val="lowerRoman"/>
+      <w:lvlText w:val="%6."/>
+      <w:lvlJc w:val="right"/>
+      <w:pPr>
+        <w:ind w:left="3960" w:hanging="180"/>
+      </w:pPr>
+    </w:lvl>
+    <w:lvl w:ilvl="6" w:tplc="0809000F" w:tentative="1">
+      <w:start w:val="1"/>
+      <w:numFmt w:val="decimal"/>
+      <w:lvlText w:val="%7."/>
+      <w:lvlJc w:val="left"/>
+      <w:pPr>
+        <w:ind w:left="4680" w:hanging="360"/>
+      </w:pPr>
+    </w:lvl>
+    <w:lvl w:ilvl="7" w:tplc="08090019" w:tentative="1">
+      <w:start w:val="1"/>
+      <w:numFmt w:val="lowerLetter"/>
+      <w:lvlText w:val="%8."/>
+      <w:lvlJc w:val="left"/>
+      <w:pPr>
+        <w:ind w:left="5400" w:hanging="360"/>
+      </w:pPr>
+    </w:lvl>
+    <w:lvl w:ilvl="8" w:tplc="0809001B" w:tentative="1">
+      <w:start w:val="1"/>
+      <w:numFmt w:val="lowerRoman"/>
+      <w:lvlText w:val="%9."/>
+      <w:lvlJc w:val="right"/>
+      <w:pPr>
+        <w:ind w:left="6120" w:hanging="180"/>
+      </w:pPr>
+    </w:lvl>
+  </w:abstractNum>
+  <w:abstractNum w:abstractNumId="20" w15:restartNumberingAfterBreak="0">
+    <w:nsid w:val="3A4F29D8"/>
+    <w:multiLevelType w:val="multilevel"/>
+    <w:tmpl w:val="F00ED06A"/>
+    <w:lvl w:ilvl="0">
+      <w:start w:val="1"/>
+      <w:numFmt w:val="bullet"/>
+      <w:lvlText w:val=""/>
+      <w:lvlJc w:val="left"/>
+      <w:pPr>
+        <w:tabs>
+          <w:tab w:val="num" w:pos="720"/>
+        </w:tabs>
+        <w:ind w:left="720" w:hanging="360"/>
+      </w:pPr>
+      <w:rPr>
+        <w:rFonts w:ascii="Symbol" w:hAnsi="Symbol" w:hint="default"/>
+        <w:sz w:val="20"/>
+      </w:rPr>
+    </w:lvl>
+    <w:lvl w:ilvl="1" w:tentative="1">
+      <w:start w:val="1"/>
+      <w:numFmt w:val="bullet"/>
+      <w:lvlText w:val="o"/>
+      <w:lvlJc w:val="left"/>
+      <w:pPr>
+        <w:tabs>
+          <w:tab w:val="num" w:pos="1440"/>
+        </w:tabs>
+        <w:ind w:left="1440" w:hanging="360"/>
+      </w:pPr>
+      <w:rPr>
+        <w:rFonts w:ascii="Courier New" w:hAnsi="Courier New" w:hint="default"/>
+        <w:sz w:val="20"/>
+      </w:rPr>
+    </w:lvl>
+    <w:lvl w:ilvl="2" w:tentative="1">
+      <w:start w:val="1"/>
+      <w:numFmt w:val="bullet"/>
+      <w:lvlText w:val=""/>
+      <w:lvlJc w:val="left"/>
+      <w:pPr>
+        <w:tabs>
+          <w:tab w:val="num" w:pos="2160"/>
+        </w:tabs>
+        <w:ind w:left="2160" w:hanging="360"/>
+      </w:pPr>
+      <w:rPr>
+        <w:rFonts w:ascii="Wingdings" w:hAnsi="Wingdings" w:hint="default"/>
+        <w:sz w:val="20"/>
+      </w:rPr>
+    </w:lvl>
+    <w:lvl w:ilvl="3" w:tentative="1">
+      <w:start w:val="1"/>
+      <w:numFmt w:val="bullet"/>
+      <w:lvlText w:val=""/>
+      <w:lvlJc w:val="left"/>
+      <w:pPr>
+        <w:tabs>
+          <w:tab w:val="num" w:pos="2880"/>
+        </w:tabs>
+        <w:ind w:left="2880" w:hanging="360"/>
+      </w:pPr>
+      <w:rPr>
+        <w:rFonts w:ascii="Wingdings" w:hAnsi="Wingdings" w:hint="default"/>
+        <w:sz w:val="20"/>
+      </w:rPr>
+    </w:lvl>
+    <w:lvl w:ilvl="4" w:tentative="1">
+      <w:start w:val="1"/>
+      <w:numFmt w:val="bullet"/>
+      <w:lvlText w:val=""/>
+      <w:lvlJc w:val="left"/>
+      <w:pPr>
+        <w:tabs>
+          <w:tab w:val="num" w:pos="3600"/>
+        </w:tabs>
+        <w:ind w:left="3600" w:hanging="360"/>
+      </w:pPr>
+      <w:rPr>
+        <w:rFonts w:ascii="Wingdings" w:hAnsi="Wingdings" w:hint="default"/>
+        <w:sz w:val="20"/>
+      </w:rPr>
+    </w:lvl>
+    <w:lvl w:ilvl="5" w:tentative="1">
+      <w:start w:val="1"/>
+      <w:numFmt w:val="bullet"/>
+      <w:lvlText w:val=""/>
+      <w:lvlJc w:val="left"/>
+      <w:pPr>
+        <w:tabs>
+          <w:tab w:val="num" w:pos="4320"/>
+        </w:tabs>
+        <w:ind w:left="4320" w:hanging="360"/>
+      </w:pPr>
+      <w:rPr>
+        <w:rFonts w:ascii="Wingdings" w:hAnsi="Wingdings" w:hint="default"/>
+        <w:sz w:val="20"/>
+      </w:rPr>
+    </w:lvl>
+    <w:lvl w:ilvl="6" w:tentative="1">
+      <w:start w:val="1"/>
+      <w:numFmt w:val="bullet"/>
+      <w:lvlText w:val=""/>
+      <w:lvlJc w:val="left"/>
+      <w:pPr>
+        <w:tabs>
+          <w:tab w:val="num" w:pos="5040"/>
+        </w:tabs>
+        <w:ind w:left="5040" w:hanging="360"/>
+      </w:pPr>
+      <w:rPr>
+        <w:rFonts w:ascii="Wingdings" w:hAnsi="Wingdings" w:hint="default"/>
+        <w:sz w:val="20"/>
+      </w:rPr>
+    </w:lvl>
+    <w:lvl w:ilvl="7" w:tentative="1">
+      <w:start w:val="1"/>
+      <w:numFmt w:val="bullet"/>
+      <w:lvlText w:val=""/>
+      <w:lvlJc w:val="left"/>
+      <w:pPr>
+        <w:tabs>
+          <w:tab w:val="num" w:pos="5760"/>
+        </w:tabs>
+        <w:ind w:left="5760" w:hanging="360"/>
+      </w:pPr>
+      <w:rPr>
+        <w:rFonts w:ascii="Wingdings" w:hAnsi="Wingdings" w:hint="default"/>
+        <w:sz w:val="20"/>
+      </w:rPr>
+    </w:lvl>
+    <w:lvl w:ilvl="8" w:tentative="1">
+      <w:start w:val="1"/>
+      <w:numFmt w:val="bullet"/>
+      <w:lvlText w:val=""/>
+      <w:lvlJc w:val="left"/>
+      <w:pPr>
+        <w:tabs>
+          <w:tab w:val="num" w:pos="6480"/>
+        </w:tabs>
+        <w:ind w:left="6480" w:hanging="360"/>
+      </w:pPr>
+      <w:rPr>
+        <w:rFonts w:ascii="Wingdings" w:hAnsi="Wingdings" w:hint="default"/>
+        <w:sz w:val="20"/>
+      </w:rPr>
+    </w:lvl>
+  </w:abstractNum>
+  <w:abstractNum w:abstractNumId="21" w15:restartNumberingAfterBreak="0">
     <w:nsid w:val="417737A1"/>
     <w:multiLevelType w:val="multilevel"/>
     <w:tmpl w:val="CDDE3A5A"/>
@@ -18715,7 +23523,7 @@
       </w:rPr>
     </w:lvl>
   </w:abstractNum>
-  <w:abstractNum w:abstractNumId="14" w15:restartNumberingAfterBreak="0">
+  <w:abstractNum w:abstractNumId="22" w15:restartNumberingAfterBreak="0">
     <w:nsid w:val="43997D2D"/>
     <w:multiLevelType w:val="hybridMultilevel"/>
     <w:tmpl w:val="09C4040A"/>
@@ -18828,7 +23636,7 @@
       </w:rPr>
     </w:lvl>
   </w:abstractNum>
-  <w:abstractNum w:abstractNumId="15" w15:restartNumberingAfterBreak="0">
+  <w:abstractNum w:abstractNumId="23" w15:restartNumberingAfterBreak="0">
     <w:nsid w:val="46852417"/>
     <w:multiLevelType w:val="multilevel"/>
     <w:tmpl w:val="9D38191A"/>
@@ -18977,7 +23785,7 @@
       </w:rPr>
     </w:lvl>
   </w:abstractNum>
-  <w:abstractNum w:abstractNumId="16" w15:restartNumberingAfterBreak="0">
+  <w:abstractNum w:abstractNumId="24" w15:restartNumberingAfterBreak="0">
     <w:nsid w:val="46A32773"/>
     <w:multiLevelType w:val="hybridMultilevel"/>
     <w:tmpl w:val="22743848"/>
@@ -19090,7 +23898,7 @@
       </w:rPr>
     </w:lvl>
   </w:abstractNum>
-  <w:abstractNum w:abstractNumId="17" w15:restartNumberingAfterBreak="0">
+  <w:abstractNum w:abstractNumId="25" w15:restartNumberingAfterBreak="0">
     <w:nsid w:val="47292E66"/>
     <w:multiLevelType w:val="multilevel"/>
     <w:tmpl w:val="743A514E"/>
@@ -19239,7 +24047,93 @@
       </w:rPr>
     </w:lvl>
   </w:abstractNum>
-  <w:abstractNum w:abstractNumId="18" w15:restartNumberingAfterBreak="0">
+  <w:abstractNum w:abstractNumId="26" w15:restartNumberingAfterBreak="0">
+    <w:nsid w:val="4AB25D20"/>
+    <w:multiLevelType w:val="hybridMultilevel"/>
+    <w:tmpl w:val="C39A79E6"/>
+    <w:lvl w:ilvl="0" w:tplc="0809000F">
+      <w:start w:val="1"/>
+      <w:numFmt w:val="decimal"/>
+      <w:lvlText w:val="%1."/>
+      <w:lvlJc w:val="left"/>
+      <w:pPr>
+        <w:ind w:left="360" w:hanging="360"/>
+      </w:pPr>
+    </w:lvl>
+    <w:lvl w:ilvl="1" w:tplc="08090019" w:tentative="1">
+      <w:start w:val="1"/>
+      <w:numFmt w:val="lowerLetter"/>
+      <w:lvlText w:val="%2."/>
+      <w:lvlJc w:val="left"/>
+      <w:pPr>
+        <w:ind w:left="1080" w:hanging="360"/>
+      </w:pPr>
+    </w:lvl>
+    <w:lvl w:ilvl="2" w:tplc="0809001B" w:tentative="1">
+      <w:start w:val="1"/>
+      <w:numFmt w:val="lowerRoman"/>
+      <w:lvlText w:val="%3."/>
+      <w:lvlJc w:val="right"/>
+      <w:pPr>
+        <w:ind w:left="1800" w:hanging="180"/>
+      </w:pPr>
+    </w:lvl>
+    <w:lvl w:ilvl="3" w:tplc="0809000F" w:tentative="1">
+      <w:start w:val="1"/>
+      <w:numFmt w:val="decimal"/>
+      <w:lvlText w:val="%4."/>
+      <w:lvlJc w:val="left"/>
+      <w:pPr>
+        <w:ind w:left="2520" w:hanging="360"/>
+      </w:pPr>
+    </w:lvl>
+    <w:lvl w:ilvl="4" w:tplc="08090019" w:tentative="1">
+      <w:start w:val="1"/>
+      <w:numFmt w:val="lowerLetter"/>
+      <w:lvlText w:val="%5."/>
+      <w:lvlJc w:val="left"/>
+      <w:pPr>
+        <w:ind w:left="3240" w:hanging="360"/>
+      </w:pPr>
+    </w:lvl>
+    <w:lvl w:ilvl="5" w:tplc="0809001B" w:tentative="1">
+      <w:start w:val="1"/>
+      <w:numFmt w:val="lowerRoman"/>
+      <w:lvlText w:val="%6."/>
+      <w:lvlJc w:val="right"/>
+      <w:pPr>
+        <w:ind w:left="3960" w:hanging="180"/>
+      </w:pPr>
+    </w:lvl>
+    <w:lvl w:ilvl="6" w:tplc="0809000F" w:tentative="1">
+      <w:start w:val="1"/>
+      <w:numFmt w:val="decimal"/>
+      <w:lvlText w:val="%7."/>
+      <w:lvlJc w:val="left"/>
+      <w:pPr>
+        <w:ind w:left="4680" w:hanging="360"/>
+      </w:pPr>
+    </w:lvl>
+    <w:lvl w:ilvl="7" w:tplc="08090019" w:tentative="1">
+      <w:start w:val="1"/>
+      <w:numFmt w:val="lowerLetter"/>
+      <w:lvlText w:val="%8."/>
+      <w:lvlJc w:val="left"/>
+      <w:pPr>
+        <w:ind w:left="5400" w:hanging="360"/>
+      </w:pPr>
+    </w:lvl>
+    <w:lvl w:ilvl="8" w:tplc="0809001B" w:tentative="1">
+      <w:start w:val="1"/>
+      <w:numFmt w:val="lowerRoman"/>
+      <w:lvlText w:val="%9."/>
+      <w:lvlJc w:val="right"/>
+      <w:pPr>
+        <w:ind w:left="6120" w:hanging="180"/>
+      </w:pPr>
+    </w:lvl>
+  </w:abstractNum>
+  <w:abstractNum w:abstractNumId="27" w15:restartNumberingAfterBreak="0">
     <w:nsid w:val="5202613A"/>
     <w:multiLevelType w:val="multilevel"/>
     <w:tmpl w:val="563EF1DE"/>
@@ -19388,7 +24282,7 @@
       </w:rPr>
     </w:lvl>
   </w:abstractNum>
-  <w:abstractNum w:abstractNumId="19" w15:restartNumberingAfterBreak="0">
+  <w:abstractNum w:abstractNumId="28" w15:restartNumberingAfterBreak="0">
     <w:nsid w:val="55A61328"/>
     <w:multiLevelType w:val="multilevel"/>
     <w:tmpl w:val="23D865FE"/>
@@ -19537,7 +24431,7 @@
       </w:rPr>
     </w:lvl>
   </w:abstractNum>
-  <w:abstractNum w:abstractNumId="20" w15:restartNumberingAfterBreak="0">
+  <w:abstractNum w:abstractNumId="29" w15:restartNumberingAfterBreak="0">
     <w:nsid w:val="5CEC18DC"/>
     <w:multiLevelType w:val="multilevel"/>
     <w:tmpl w:val="D756BC60"/>
@@ -19686,7 +24580,7 @@
       </w:rPr>
     </w:lvl>
   </w:abstractNum>
-  <w:abstractNum w:abstractNumId="21" w15:restartNumberingAfterBreak="0">
+  <w:abstractNum w:abstractNumId="30" w15:restartNumberingAfterBreak="0">
     <w:nsid w:val="5F6C7152"/>
     <w:multiLevelType w:val="hybridMultilevel"/>
     <w:tmpl w:val="4CACC43E"/>
@@ -19799,7 +24693,7 @@
       </w:rPr>
     </w:lvl>
   </w:abstractNum>
-  <w:abstractNum w:abstractNumId="22" w15:restartNumberingAfterBreak="0">
+  <w:abstractNum w:abstractNumId="31" w15:restartNumberingAfterBreak="0">
     <w:nsid w:val="5F6C775D"/>
     <w:multiLevelType w:val="multilevel"/>
     <w:tmpl w:val="F6C0D900"/>
@@ -19948,7 +24842,7 @@
       </w:rPr>
     </w:lvl>
   </w:abstractNum>
-  <w:abstractNum w:abstractNumId="23" w15:restartNumberingAfterBreak="0">
+  <w:abstractNum w:abstractNumId="32" w15:restartNumberingAfterBreak="0">
     <w:nsid w:val="624F3E2E"/>
     <w:multiLevelType w:val="multilevel"/>
     <w:tmpl w:val="5596BF68"/>
@@ -20097,7 +24991,7 @@
       </w:rPr>
     </w:lvl>
   </w:abstractNum>
-  <w:abstractNum w:abstractNumId="24" w15:restartNumberingAfterBreak="0">
+  <w:abstractNum w:abstractNumId="33" w15:restartNumberingAfterBreak="0">
     <w:nsid w:val="6C7B7C44"/>
     <w:multiLevelType w:val="multilevel"/>
     <w:tmpl w:val="FB54794A"/>
@@ -20246,7 +25140,7 @@
       </w:rPr>
     </w:lvl>
   </w:abstractNum>
-  <w:abstractNum w:abstractNumId="25" w15:restartNumberingAfterBreak="0">
+  <w:abstractNum w:abstractNumId="34" w15:restartNumberingAfterBreak="0">
     <w:nsid w:val="790D3B16"/>
     <w:multiLevelType w:val="multilevel"/>
     <w:tmpl w:val="E8FA7E9C"/>
@@ -20395,7 +25289,7 @@
       </w:rPr>
     </w:lvl>
   </w:abstractNum>
-  <w:abstractNum w:abstractNumId="26" w15:restartNumberingAfterBreak="0">
+  <w:abstractNum w:abstractNumId="35" w15:restartNumberingAfterBreak="0">
     <w:nsid w:val="7BC33C6E"/>
     <w:multiLevelType w:val="multilevel"/>
     <w:tmpl w:val="2AA423B8"/>
@@ -20544,7 +25438,7 @@
       </w:rPr>
     </w:lvl>
   </w:abstractNum>
-  <w:abstractNum w:abstractNumId="27" w15:restartNumberingAfterBreak="0">
+  <w:abstractNum w:abstractNumId="36" w15:restartNumberingAfterBreak="0">
     <w:nsid w:val="7E276DF7"/>
     <w:multiLevelType w:val="multilevel"/>
     <w:tmpl w:val="BE3A2EB0"/>
@@ -20657,7 +25551,7 @@
       </w:pPr>
     </w:lvl>
   </w:abstractNum>
-  <w:abstractNum w:abstractNumId="28" w15:restartNumberingAfterBreak="0">
+  <w:abstractNum w:abstractNumId="37" w15:restartNumberingAfterBreak="0">
     <w:nsid w:val="7EDE659B"/>
     <w:multiLevelType w:val="multilevel"/>
     <w:tmpl w:val="78548D9A"/>
@@ -20807,90 +25701,123 @@
     </w:lvl>
   </w:abstractNum>
   <w:num w:numId="1" w16cid:durableId="1050761487">
+    <w:abstractNumId w:val="32"/>
+  </w:num>
+  <w:num w:numId="2" w16cid:durableId="217402259">
+    <w:abstractNumId w:val="28"/>
+  </w:num>
+  <w:num w:numId="3" w16cid:durableId="12801801">
+    <w:abstractNumId w:val="10"/>
+  </w:num>
+  <w:num w:numId="4" w16cid:durableId="1491168160">
+    <w:abstractNumId w:val="25"/>
+  </w:num>
+  <w:num w:numId="5" w16cid:durableId="587428153">
+    <w:abstractNumId w:val="9"/>
+  </w:num>
+  <w:num w:numId="6" w16cid:durableId="1491215943">
+    <w:abstractNumId w:val="34"/>
+  </w:num>
+  <w:num w:numId="7" w16cid:durableId="1393771965">
+    <w:abstractNumId w:val="14"/>
+  </w:num>
+  <w:num w:numId="8" w16cid:durableId="1278676136">
+    <w:abstractNumId w:val="12"/>
+  </w:num>
+  <w:num w:numId="9" w16cid:durableId="2058972961">
+    <w:abstractNumId w:val="3"/>
+  </w:num>
+  <w:num w:numId="10" w16cid:durableId="111361102">
+    <w:abstractNumId w:val="6"/>
+  </w:num>
+  <w:num w:numId="11" w16cid:durableId="888801126">
     <w:abstractNumId w:val="23"/>
   </w:num>
-  <w:num w:numId="2" w16cid:durableId="217402259">
+  <w:num w:numId="12" w16cid:durableId="30426684">
+    <w:abstractNumId w:val="7"/>
+  </w:num>
+  <w:num w:numId="13" w16cid:durableId="1839804211">
+    <w:abstractNumId w:val="21"/>
+  </w:num>
+  <w:num w:numId="14" w16cid:durableId="1955987772">
+    <w:abstractNumId w:val="37"/>
+  </w:num>
+  <w:num w:numId="15" w16cid:durableId="1702826992">
+    <w:abstractNumId w:val="35"/>
+  </w:num>
+  <w:num w:numId="16" w16cid:durableId="23672105">
+    <w:abstractNumId w:val="5"/>
+  </w:num>
+  <w:num w:numId="17" w16cid:durableId="2053114221">
+    <w:abstractNumId w:val="18"/>
+  </w:num>
+  <w:num w:numId="18" w16cid:durableId="876242259">
+    <w:abstractNumId w:val="33"/>
+  </w:num>
+  <w:num w:numId="19" w16cid:durableId="904611766">
+    <w:abstractNumId w:val="31"/>
+  </w:num>
+  <w:num w:numId="20" w16cid:durableId="883517957">
+    <w:abstractNumId w:val="27"/>
+  </w:num>
+  <w:num w:numId="21" w16cid:durableId="1228372641">
+    <w:abstractNumId w:val="24"/>
+  </w:num>
+  <w:num w:numId="22" w16cid:durableId="305626570">
+    <w:abstractNumId w:val="4"/>
+  </w:num>
+  <w:num w:numId="23" w16cid:durableId="1902327289">
+    <w:abstractNumId w:val="30"/>
+  </w:num>
+  <w:num w:numId="24" w16cid:durableId="1232548034">
+    <w:abstractNumId w:val="22"/>
+  </w:num>
+  <w:num w:numId="25" w16cid:durableId="1975601774">
+    <w:abstractNumId w:val="8"/>
+  </w:num>
+  <w:num w:numId="26" w16cid:durableId="1460486895">
+    <w:abstractNumId w:val="15"/>
+  </w:num>
+  <w:num w:numId="27" w16cid:durableId="1340887891">
+    <w:abstractNumId w:val="36"/>
+  </w:num>
+  <w:num w:numId="28" w16cid:durableId="690381437">
+    <w:abstractNumId w:val="2"/>
+  </w:num>
+  <w:num w:numId="29" w16cid:durableId="398790649">
+    <w:abstractNumId w:val="29"/>
+  </w:num>
+  <w:num w:numId="30" w16cid:durableId="1415666595">
+    <w:abstractNumId w:val="1"/>
+  </w:num>
+  <w:num w:numId="31" w16cid:durableId="477645858">
+    <w:abstractNumId w:val="0"/>
+  </w:num>
+  <w:num w:numId="32" w16cid:durableId="2117406878">
     <w:abstractNumId w:val="19"/>
   </w:num>
-  <w:num w:numId="3" w16cid:durableId="12801801">
-    <w:abstractNumId w:val="8"/>
+  <w:num w:numId="33" w16cid:durableId="248974718">
+    <w:abstractNumId w:val="26"/>
   </w:num>
-  <w:num w:numId="4" w16cid:durableId="1491168160">
+  <w:num w:numId="34" w16cid:durableId="1149516978">
     <w:abstractNumId w:val="17"/>
   </w:num>
-  <w:num w:numId="5" w16cid:durableId="587428153">
-    <w:abstractNumId w:val="7"/>
+  <w:num w:numId="35" w16cid:durableId="1062293509">
+    <w:abstractNumId w:val="11"/>
   </w:num>
-  <w:num w:numId="6" w16cid:durableId="1491215943">
-    <w:abstractNumId w:val="25"/>
-  </w:num>
-  <w:num w:numId="7" w16cid:durableId="1393771965">
-    <w:abstractNumId w:val="10"/>
-  </w:num>
-  <w:num w:numId="8" w16cid:durableId="1278676136">
-    <w:abstractNumId w:val="9"/>
-  </w:num>
-  <w:num w:numId="9" w16cid:durableId="2058972961">
+  <w:num w:numId="36" w16cid:durableId="1561749617">
     <w:abstractNumId w:val="1"/>
   </w:num>
-  <w:num w:numId="10" w16cid:durableId="111361102">
-    <w:abstractNumId w:val="4"/>
+  <w:num w:numId="37" w16cid:durableId="821583382">
+    <w:abstractNumId w:val="1"/>
   </w:num>
-  <w:num w:numId="11" w16cid:durableId="888801126">
-    <w:abstractNumId w:val="15"/>
-  </w:num>
-  <w:num w:numId="12" w16cid:durableId="30426684">
-    <w:abstractNumId w:val="5"/>
-  </w:num>
-  <w:num w:numId="13" w16cid:durableId="1839804211">
+  <w:num w:numId="38" w16cid:durableId="23797285">
     <w:abstractNumId w:val="13"/>
   </w:num>
-  <w:num w:numId="14" w16cid:durableId="1955987772">
-    <w:abstractNumId w:val="28"/>
-  </w:num>
-  <w:num w:numId="15" w16cid:durableId="1702826992">
-    <w:abstractNumId w:val="26"/>
-  </w:num>
-  <w:num w:numId="16" w16cid:durableId="23672105">
-    <w:abstractNumId w:val="3"/>
-  </w:num>
-  <w:num w:numId="17" w16cid:durableId="2053114221">
-    <w:abstractNumId w:val="12"/>
-  </w:num>
-  <w:num w:numId="18" w16cid:durableId="876242259">
-    <w:abstractNumId w:val="24"/>
-  </w:num>
-  <w:num w:numId="19" w16cid:durableId="904611766">
-    <w:abstractNumId w:val="22"/>
-  </w:num>
-  <w:num w:numId="20" w16cid:durableId="883517957">
-    <w:abstractNumId w:val="18"/>
-  </w:num>
-  <w:num w:numId="21" w16cid:durableId="1228372641">
+  <w:num w:numId="39" w16cid:durableId="1194617557">
     <w:abstractNumId w:val="16"/>
   </w:num>
-  <w:num w:numId="22" w16cid:durableId="305626570">
-    <w:abstractNumId w:val="2"/>
-  </w:num>
-  <w:num w:numId="23" w16cid:durableId="1902327289">
-    <w:abstractNumId w:val="21"/>
-  </w:num>
-  <w:num w:numId="24" w16cid:durableId="1232548034">
-    <w:abstractNumId w:val="14"/>
-  </w:num>
-  <w:num w:numId="25" w16cid:durableId="1975601774">
-    <w:abstractNumId w:val="6"/>
-  </w:num>
-  <w:num w:numId="26" w16cid:durableId="1460486895">
-    <w:abstractNumId w:val="11"/>
-  </w:num>
-  <w:num w:numId="27" w16cid:durableId="1340887891">
-    <w:abstractNumId w:val="27"/>
-  </w:num>
-  <w:num w:numId="28" w16cid:durableId="690381437">
-    <w:abstractNumId w:val="0"/>
-  </w:num>
-  <w:num w:numId="29" w16cid:durableId="398790649">
+  <w:num w:numId="40" w16cid:durableId="14160853">
     <w:abstractNumId w:val="20"/>
   </w:num>
 </w:numbering>
@@ -22064,6 +26991,100 @@
       <w:spacing w:val="0"/>
     </w:rPr>
   </w:style>
+  <w:style w:type="table" w:styleId="TableGrid">
+    <w:name w:val="Table Grid"/>
+    <w:basedOn w:val="TableNormal"/>
+    <w:uiPriority w:val="39"/>
+    <w:rsid w:val="009F5AAE"/>
+    <w:pPr>
+      <w:spacing w:after="0" w:line="240" w:lineRule="auto"/>
+    </w:pPr>
+    <w:tblPr>
+      <w:tblBorders>
+        <w:top w:val="single" w:sz="4" w:space="0" w:color="auto"/>
+        <w:left w:val="single" w:sz="4" w:space="0" w:color="auto"/>
+        <w:bottom w:val="single" w:sz="4" w:space="0" w:color="auto"/>
+        <w:right w:val="single" w:sz="4" w:space="0" w:color="auto"/>
+        <w:insideH w:val="single" w:sz="4" w:space="0" w:color="auto"/>
+        <w:insideV w:val="single" w:sz="4" w:space="0" w:color="auto"/>
+      </w:tblBorders>
+    </w:tblPr>
+  </w:style>
+  <w:style w:type="table" w:styleId="TableGridLight">
+    <w:name w:val="Grid Table Light"/>
+    <w:basedOn w:val="TableNormal"/>
+    <w:uiPriority w:val="40"/>
+    <w:rsid w:val="009F5AAE"/>
+    <w:pPr>
+      <w:spacing w:after="0" w:line="240" w:lineRule="auto"/>
+    </w:pPr>
+    <w:tblPr>
+      <w:tblBorders>
+        <w:top w:val="single" w:sz="4" w:space="0" w:color="BFBFBF" w:themeColor="background1" w:themeShade="BF"/>
+        <w:left w:val="single" w:sz="4" w:space="0" w:color="BFBFBF" w:themeColor="background1" w:themeShade="BF"/>
+        <w:bottom w:val="single" w:sz="4" w:space="0" w:color="BFBFBF" w:themeColor="background1" w:themeShade="BF"/>
+        <w:right w:val="single" w:sz="4" w:space="0" w:color="BFBFBF" w:themeColor="background1" w:themeShade="BF"/>
+        <w:insideH w:val="single" w:sz="4" w:space="0" w:color="BFBFBF" w:themeColor="background1" w:themeShade="BF"/>
+        <w:insideV w:val="single" w:sz="4" w:space="0" w:color="BFBFBF" w:themeColor="background1" w:themeShade="BF"/>
+      </w:tblBorders>
+    </w:tblPr>
+  </w:style>
+  <w:style w:type="paragraph" w:styleId="ListBullet">
+    <w:name w:val="List Bullet"/>
+    <w:basedOn w:val="Normal"/>
+    <w:uiPriority w:val="99"/>
+    <w:unhideWhenUsed/>
+    <w:rsid w:val="00FF79C5"/>
+    <w:pPr>
+      <w:numPr>
+        <w:numId w:val="30"/>
+      </w:numPr>
+      <w:spacing w:after="200" w:line="276" w:lineRule="auto"/>
+      <w:contextualSpacing/>
+    </w:pPr>
+    <w:rPr>
+      <w:rFonts w:ascii="Calibri" w:eastAsia="Calibri" w:hAnsi="Calibri"/>
+      <w:sz w:val="22"/>
+      <w:szCs w:val="22"/>
+      <w:lang w:val="en-US"/>
+    </w:rPr>
+  </w:style>
+  <w:style w:type="paragraph" w:styleId="ListNumber">
+    <w:name w:val="List Number"/>
+    <w:basedOn w:val="Normal"/>
+    <w:uiPriority w:val="99"/>
+    <w:unhideWhenUsed/>
+    <w:rsid w:val="00FF79C5"/>
+    <w:pPr>
+      <w:numPr>
+        <w:numId w:val="31"/>
+      </w:numPr>
+      <w:tabs>
+        <w:tab w:val="clear" w:pos="360"/>
+      </w:tabs>
+      <w:spacing w:after="200" w:line="276" w:lineRule="auto"/>
+      <w:ind w:left="0" w:firstLine="0"/>
+      <w:contextualSpacing/>
+    </w:pPr>
+    <w:rPr>
+      <w:rFonts w:ascii="Calibri" w:eastAsia="Calibri" w:hAnsi="Calibri"/>
+      <w:sz w:val="22"/>
+      <w:szCs w:val="22"/>
+      <w:lang w:val="en-US"/>
+    </w:rPr>
+  </w:style>
+  <w:style w:type="character" w:styleId="UnresolvedMention">
+    <w:name w:val="Unresolved Mention"/>
+    <w:basedOn w:val="DefaultParagraphFont"/>
+    <w:uiPriority w:val="99"/>
+    <w:semiHidden/>
+    <w:unhideWhenUsed/>
+    <w:rsid w:val="008C00AA"/>
+    <w:rPr>
+      <w:color w:val="605E5C"/>
+      <w:shd w:val="clear" w:color="auto" w:fill="E1DFDD"/>
+    </w:rPr>
+  </w:style>
 </w:styles>
 </file>
 
